--- a/backend/apps/operaciones/templates/Proios_Cotizacion_Productos_TEMPLATE_ES.docx
+++ b/backend/apps/operaciones/templates/Proios_Cotizacion_Productos_TEMPLATE_ES.docx
@@ -1902,17 +1902,7 @@
             </w:tcMar>
             <w:vAlign w:val="center"/>
           </w:tcPr>
-          <w:p>
-            <w:r>
-              <w:rPr>
-                <w:b/>
-                <w:bCs/>
-                <w:sz w:val="19"/>
-                <w:szCs w:val="19"/>
-              </w:rPr>
-              <w:t>Impuestos</w:t>
-            </w:r>
-          </w:p>
+          <w:p/>
         </w:tc>
         <w:tc>
           <w:tcPr>
@@ -1925,15 +1915,7 @@
             </w:tcMar>
             <w:vAlign w:val="center"/>
           </w:tcPr>
-          <w:p>
-            <w:r>
-              <w:rPr>
-                <w:i/>
-                <w:iCs/>
-              </w:rPr>
-              <w:t>{{impuestos}}</w:t>
-            </w:r>
-          </w:p>
+          <w:p/>
         </w:tc>
       </w:tr>
     </w:tbl>
@@ -1987,51 +1969,7 @@
         </w:numPr>
       </w:pPr>
       <w:r>
-        <w:t xml:space="preserve">Este monto global cubre únicamente los trabajos designados en esta cotización. Cualquier acero, trabajo o daño adicional detectado tras el </w:t>
-      </w:r>
-      <w:proofErr w:type="spellStart"/>
-      <w:r>
-        <w:t>crop-out</w:t>
-      </w:r>
-      <w:proofErr w:type="spellEnd"/>
-      <w:r>
-        <w:t xml:space="preserve"> será </w:t>
-      </w:r>
-      <w:proofErr w:type="spellStart"/>
-      <w:r>
-        <w:t>re-cotizado</w:t>
-      </w:r>
-      <w:proofErr w:type="spellEnd"/>
-      <w:r>
-        <w:t xml:space="preserve"> y facturado por separado.</w:t>
-      </w:r>
-    </w:p>
-    <w:p>
-      <w:pPr>
-        <w:pStyle w:val="Prrafodelista"/>
-        <w:numPr>
-          <w:ilvl w:val="0"/>
-          <w:numId w:val="2"/>
-        </w:numPr>
-      </w:pPr>
-      <w:r>
-        <w:t>Las reparaciones están sujetas a la aprobación y asistencia de la Sociedad de Clasificación.</w:t>
-      </w:r>
-    </w:p>
-    <w:p>
-      <w:pPr>
-        <w:pStyle w:val="Prrafodelista"/>
-        <w:numPr>
-          <w:ilvl w:val="0"/>
-          <w:numId w:val="2"/>
-        </w:numPr>
-      </w:pPr>
-      <w:r>
-        <w:rPr>
-          <w:i/>
-          <w:iCs/>
-        </w:rPr>
-        <w:t>Andamios, movilización/desmovilización, pintura, END, dique y gastos portuarios NO están incluidos en este monto global y se cobrarán por separado.</w:t>
+        <w:t>{{notas}}</w:t>
       </w:r>
     </w:p>
     <w:p>

--- a/backend/apps/operaciones/templates/Proios_Cotizacion_Productos_TEMPLATE_ES.docx
+++ b/backend/apps/operaciones/templates/Proios_Cotizacion_Productos_TEMPLATE_ES.docx
@@ -5,9 +5,13 @@
     <w:p>
       <w:pPr>
         <w:spacing w:before="120"/>
+        <w:rPr>
+          <w:rFonts w:ascii="Tahoma" w:hAnsi="Tahoma" w:cs="Tahoma"/>
+        </w:rPr>
       </w:pPr>
       <w:r>
         <w:rPr>
+          <w:rFonts w:ascii="Tahoma" w:hAnsi="Tahoma" w:cs="Tahoma"/>
           <w:b/>
           <w:bCs/>
           <w:sz w:val="52"/>
@@ -19,6 +23,9 @@
     <w:p>
       <w:pPr>
         <w:spacing w:after="60"/>
+        <w:rPr>
+          <w:rFonts w:ascii="Tahoma" w:hAnsi="Tahoma" w:cs="Tahoma"/>
+        </w:rPr>
       </w:pPr>
     </w:p>
     <w:tbl>
@@ -52,13 +59,15 @@
                 <w:bottom w:val="single" w:sz="6" w:space="3" w:color="1394B1"/>
               </w:pBdr>
               <w:spacing w:after="70"/>
-            </w:pPr>
-            <w:r>
-              <w:rPr>
+              <w:rPr>
+                <w:rFonts w:ascii="Tahoma" w:hAnsi="Tahoma" w:cs="Tahoma"/>
+              </w:rPr>
+            </w:pPr>
+            <w:r>
+              <w:rPr>
+                <w:rFonts w:ascii="Tahoma" w:hAnsi="Tahoma" w:cs="Tahoma"/>
                 <w:b/>
                 <w:bCs/>
-                <w:sz w:val="16"/>
-                <w:szCs w:val="16"/>
               </w:rPr>
               <w:t>DE</w:t>
             </w:r>
@@ -66,10 +75,14 @@
           <w:p>
             <w:pPr>
               <w:spacing w:after="20"/>
+              <w:rPr>
+                <w:rFonts w:ascii="Tahoma" w:hAnsi="Tahoma" w:cs="Tahoma"/>
+              </w:rPr>
             </w:pPr>
             <w:proofErr w:type="spellStart"/>
             <w:r>
               <w:rPr>
+                <w:rFonts w:ascii="Tahoma" w:hAnsi="Tahoma" w:cs="Tahoma"/>
                 <w:b/>
                 <w:bCs/>
               </w:rPr>
@@ -78,6 +91,7 @@
             <w:proofErr w:type="spellEnd"/>
             <w:r>
               <w:rPr>
+                <w:rFonts w:ascii="Tahoma" w:hAnsi="Tahoma" w:cs="Tahoma"/>
                 <w:b/>
                 <w:bCs/>
               </w:rPr>
@@ -87,35 +101,41 @@
           <w:p>
             <w:pPr>
               <w:spacing w:after="20"/>
-            </w:pPr>
-            <w:r>
+              <w:rPr>
+                <w:rFonts w:ascii="Tahoma" w:hAnsi="Tahoma" w:cs="Tahoma"/>
+              </w:rPr>
+            </w:pPr>
+            <w:r>
+              <w:rPr>
+                <w:rFonts w:ascii="Tahoma" w:hAnsi="Tahoma" w:cs="Tahoma"/>
+              </w:rPr>
               <w:t>Buenos Aires, Argentina</w:t>
             </w:r>
           </w:p>
           <w:p>
             <w:pPr>
               <w:spacing w:after="20"/>
-            </w:pPr>
-            <w:r>
-              <w:rPr>
-                <w:i/>
-                <w:iCs/>
+              <w:rPr>
+                <w:rFonts w:ascii="Tahoma" w:hAnsi="Tahoma" w:cs="Tahoma"/>
+              </w:rPr>
+            </w:pPr>
+            <w:r>
+              <w:rPr>
+                <w:rFonts w:ascii="Tahoma" w:hAnsi="Tahoma" w:cs="Tahoma"/>
               </w:rPr>
               <w:t xml:space="preserve">Comodoro Pedro </w:t>
             </w:r>
             <w:proofErr w:type="spellStart"/>
             <w:r>
               <w:rPr>
-                <w:i/>
-                <w:iCs/>
+                <w:rFonts w:ascii="Tahoma" w:hAnsi="Tahoma" w:cs="Tahoma"/>
               </w:rPr>
               <w:t>Zanni</w:t>
             </w:r>
             <w:proofErr w:type="spellEnd"/>
             <w:r>
               <w:rPr>
-                <w:i/>
-                <w:iCs/>
+                <w:rFonts w:ascii="Tahoma" w:hAnsi="Tahoma" w:cs="Tahoma"/>
               </w:rPr>
               <w:t xml:space="preserve"> 351, 5.º Piso – 503 LN (C1104AAH)</w:t>
             </w:r>
@@ -123,9 +143,13 @@
           <w:p>
             <w:pPr>
               <w:spacing w:after="20"/>
-            </w:pPr>
-            <w:r>
-              <w:rPr>
+              <w:rPr>
+                <w:rFonts w:ascii="Tahoma" w:hAnsi="Tahoma" w:cs="Tahoma"/>
+              </w:rPr>
+            </w:pPr>
+            <w:r>
+              <w:rPr>
+                <w:rFonts w:ascii="Tahoma" w:hAnsi="Tahoma" w:cs="Tahoma"/>
                 <w:i/>
                 <w:iCs/>
               </w:rPr>
@@ -149,13 +173,15 @@
                 <w:bottom w:val="single" w:sz="6" w:space="3" w:color="1394B1"/>
               </w:pBdr>
               <w:spacing w:after="70"/>
-            </w:pPr>
-            <w:r>
-              <w:rPr>
+              <w:rPr>
+                <w:rFonts w:ascii="Tahoma" w:hAnsi="Tahoma" w:cs="Tahoma"/>
+              </w:rPr>
+            </w:pPr>
+            <w:r>
+              <w:rPr>
+                <w:rFonts w:ascii="Tahoma" w:hAnsi="Tahoma" w:cs="Tahoma"/>
                 <w:b/>
                 <w:bCs/>
-                <w:sz w:val="16"/>
-                <w:szCs w:val="16"/>
               </w:rPr>
               <w:t>PARA</w:t>
             </w:r>
@@ -163,12 +189,13 @@
           <w:p>
             <w:pPr>
               <w:spacing w:after="20"/>
-            </w:pPr>
-            <w:r>
-              <w:rPr>
-                <w:rFonts w:ascii="Consolas" w:eastAsia="Consolas" w:hAnsi="Consolas" w:cs="Consolas"/>
-                <w:b/>
-                <w:bCs/>
+              <w:rPr>
+                <w:rFonts w:ascii="Tahoma" w:hAnsi="Tahoma" w:cs="Tahoma"/>
+              </w:rPr>
+            </w:pPr>
+            <w:r>
+              <w:rPr>
+                <w:rFonts w:ascii="Tahoma" w:eastAsia="Consolas" w:hAnsi="Tahoma" w:cs="Tahoma"/>
               </w:rPr>
               <w:t>{{cliente}}</w:t>
             </w:r>
@@ -176,30 +203,27 @@
           <w:p>
             <w:pPr>
               <w:spacing w:after="20"/>
-            </w:pPr>
-            <w:r>
-              <w:t xml:space="preserve">At.: </w:t>
-            </w:r>
-            <w:r>
-              <w:rPr>
-                <w:i/>
-                <w:iCs/>
-              </w:rPr>
-              <w:t>{{</w:t>
+              <w:rPr>
+                <w:rFonts w:ascii="Tahoma" w:hAnsi="Tahoma" w:cs="Tahoma"/>
+              </w:rPr>
+            </w:pPr>
+            <w:r>
+              <w:rPr>
+                <w:rFonts w:ascii="Tahoma" w:hAnsi="Tahoma" w:cs="Tahoma"/>
+              </w:rPr>
+              <w:t>At.: {{</w:t>
             </w:r>
             <w:proofErr w:type="spellStart"/>
             <w:r>
               <w:rPr>
-                <w:i/>
-                <w:iCs/>
+                <w:rFonts w:ascii="Tahoma" w:hAnsi="Tahoma" w:cs="Tahoma"/>
               </w:rPr>
               <w:t>atencion</w:t>
             </w:r>
             <w:proofErr w:type="spellEnd"/>
             <w:r>
               <w:rPr>
-                <w:i/>
-                <w:iCs/>
+                <w:rFonts w:ascii="Tahoma" w:hAnsi="Tahoma" w:cs="Tahoma"/>
               </w:rPr>
               <w:t>}}</w:t>
             </w:r>
@@ -221,13 +245,15 @@
                 <w:bottom w:val="single" w:sz="6" w:space="3" w:color="1394B1"/>
               </w:pBdr>
               <w:spacing w:after="70"/>
-            </w:pPr>
-            <w:r>
-              <w:rPr>
+              <w:rPr>
+                <w:rFonts w:ascii="Tahoma" w:hAnsi="Tahoma" w:cs="Tahoma"/>
+              </w:rPr>
+            </w:pPr>
+            <w:r>
+              <w:rPr>
+                <w:rFonts w:ascii="Tahoma" w:hAnsi="Tahoma" w:cs="Tahoma"/>
                 <w:b/>
                 <w:bCs/>
-                <w:sz w:val="16"/>
-                <w:szCs w:val="16"/>
               </w:rPr>
               <w:t>COTIZACIÓN</w:t>
             </w:r>
@@ -235,13 +261,15 @@
           <w:p>
             <w:pPr>
               <w:spacing w:after="20"/>
+              <w:rPr>
+                <w:rFonts w:ascii="Tahoma" w:hAnsi="Tahoma" w:cs="Tahoma"/>
+              </w:rPr>
             </w:pPr>
             <w:proofErr w:type="spellStart"/>
             <w:proofErr w:type="gramStart"/>
             <w:r>
               <w:rPr>
-                <w:b/>
-                <w:bCs/>
+                <w:rFonts w:ascii="Tahoma" w:hAnsi="Tahoma" w:cs="Tahoma"/>
                 <w:sz w:val="18"/>
                 <w:szCs w:val="18"/>
               </w:rPr>
@@ -250,6 +278,7 @@
             <w:proofErr w:type="spellEnd"/>
             <w:r>
               <w:rPr>
+                <w:rFonts w:ascii="Tahoma" w:hAnsi="Tahoma" w:cs="Tahoma"/>
                 <w:sz w:val="18"/>
                 <w:szCs w:val="18"/>
               </w:rPr>
@@ -257,36 +286,28 @@
             </w:r>
             <w:r>
               <w:rPr>
-                <w:rFonts w:ascii="Consolas" w:eastAsia="Consolas" w:hAnsi="Consolas" w:cs="Consolas"/>
-                <w:b/>
-                <w:bCs/>
+                <w:rFonts w:ascii="Tahoma" w:eastAsia="Consolas" w:hAnsi="Tahoma" w:cs="Tahoma"/>
               </w:rPr>
               <w:t>{</w:t>
             </w:r>
             <w:proofErr w:type="gramEnd"/>
             <w:r>
               <w:rPr>
-                <w:rFonts w:ascii="Consolas" w:eastAsia="Consolas" w:hAnsi="Consolas" w:cs="Consolas"/>
-                <w:b/>
-                <w:bCs/>
+                <w:rFonts w:ascii="Tahoma" w:eastAsia="Consolas" w:hAnsi="Tahoma" w:cs="Tahoma"/>
               </w:rPr>
               <w:t>{</w:t>
             </w:r>
             <w:proofErr w:type="spellStart"/>
             <w:r>
               <w:rPr>
-                <w:rFonts w:ascii="Consolas" w:eastAsia="Consolas" w:hAnsi="Consolas" w:cs="Consolas"/>
-                <w:b/>
-                <w:bCs/>
+                <w:rFonts w:ascii="Tahoma" w:eastAsia="Consolas" w:hAnsi="Tahoma" w:cs="Tahoma"/>
               </w:rPr>
               <w:t>ref</w:t>
             </w:r>
             <w:proofErr w:type="spellEnd"/>
             <w:r>
               <w:rPr>
-                <w:rFonts w:ascii="Consolas" w:eastAsia="Consolas" w:hAnsi="Consolas" w:cs="Consolas"/>
-                <w:b/>
-                <w:bCs/>
+                <w:rFonts w:ascii="Tahoma" w:eastAsia="Consolas" w:hAnsi="Tahoma" w:cs="Tahoma"/>
               </w:rPr>
               <w:t>}}</w:t>
             </w:r>
@@ -294,208 +315,163 @@
           <w:p>
             <w:pPr>
               <w:spacing w:after="20"/>
+              <w:rPr>
+                <w:rFonts w:ascii="Tahoma" w:hAnsi="Tahoma" w:cs="Tahoma"/>
+              </w:rPr>
             </w:pPr>
             <w:proofErr w:type="gramStart"/>
             <w:r>
               <w:rPr>
-                <w:b/>
-                <w:bCs/>
+                <w:rFonts w:ascii="Tahoma" w:hAnsi="Tahoma" w:cs="Tahoma"/>
                 <w:sz w:val="18"/>
                 <w:szCs w:val="18"/>
               </w:rPr>
-              <w:t>Fecha</w:t>
-            </w:r>
-            <w:r>
-              <w:rPr>
+              <w:t xml:space="preserve">Fecha  </w:t>
+            </w:r>
+            <w:r>
+              <w:rPr>
+                <w:rFonts w:ascii="Tahoma" w:hAnsi="Tahoma" w:cs="Tahoma"/>
+              </w:rPr>
+              <w:t>{</w:t>
+            </w:r>
+            <w:proofErr w:type="gramEnd"/>
+            <w:r>
+              <w:rPr>
+                <w:rFonts w:ascii="Tahoma" w:hAnsi="Tahoma" w:cs="Tahoma"/>
+              </w:rPr>
+              <w:t>{fecha}}</w:t>
+            </w:r>
+          </w:p>
+          <w:p>
+            <w:pPr>
+              <w:spacing w:after="20"/>
+              <w:rPr>
+                <w:rFonts w:ascii="Tahoma" w:hAnsi="Tahoma" w:cs="Tahoma"/>
+              </w:rPr>
+            </w:pPr>
+            <w:proofErr w:type="gramStart"/>
+            <w:r>
+              <w:rPr>
+                <w:rFonts w:ascii="Tahoma" w:hAnsi="Tahoma" w:cs="Tahoma"/>
                 <w:sz w:val="18"/>
                 <w:szCs w:val="18"/>
               </w:rPr>
-              <w:t xml:space="preserve">  </w:t>
-            </w:r>
-            <w:r>
-              <w:rPr>
-                <w:i/>
-                <w:iCs/>
+              <w:t xml:space="preserve">Validez  </w:t>
+            </w:r>
+            <w:r>
+              <w:rPr>
+                <w:rFonts w:ascii="Tahoma" w:hAnsi="Tahoma" w:cs="Tahoma"/>
               </w:rPr>
               <w:t>{</w:t>
             </w:r>
             <w:proofErr w:type="gramEnd"/>
             <w:r>
               <w:rPr>
-                <w:i/>
-                <w:iCs/>
-              </w:rPr>
-              <w:t>{fecha}}</w:t>
+                <w:rFonts w:ascii="Tahoma" w:hAnsi="Tahoma" w:cs="Tahoma"/>
+              </w:rPr>
+              <w:t>{validez}}</w:t>
             </w:r>
           </w:p>
           <w:p>
             <w:pPr>
               <w:spacing w:after="20"/>
+              <w:rPr>
+                <w:rFonts w:ascii="Tahoma" w:hAnsi="Tahoma" w:cs="Tahoma"/>
+              </w:rPr>
             </w:pPr>
             <w:proofErr w:type="gramStart"/>
             <w:r>
               <w:rPr>
-                <w:b/>
-                <w:bCs/>
+                <w:rFonts w:ascii="Tahoma" w:hAnsi="Tahoma" w:cs="Tahoma"/>
                 <w:sz w:val="18"/>
                 <w:szCs w:val="18"/>
               </w:rPr>
-              <w:t>Validez</w:t>
-            </w:r>
-            <w:r>
-              <w:rPr>
+              <w:t xml:space="preserve">Buque  </w:t>
+            </w:r>
+            <w:r>
+              <w:rPr>
+                <w:rFonts w:ascii="Tahoma" w:eastAsia="Consolas" w:hAnsi="Tahoma" w:cs="Tahoma"/>
+              </w:rPr>
+              <w:t>{</w:t>
+            </w:r>
+            <w:proofErr w:type="gramEnd"/>
+            <w:r>
+              <w:rPr>
+                <w:rFonts w:ascii="Tahoma" w:eastAsia="Consolas" w:hAnsi="Tahoma" w:cs="Tahoma"/>
+              </w:rPr>
+              <w:t>{buque}}</w:t>
+            </w:r>
+          </w:p>
+          <w:p>
+            <w:pPr>
+              <w:spacing w:after="20"/>
+              <w:rPr>
+                <w:rFonts w:ascii="Tahoma" w:hAnsi="Tahoma" w:cs="Tahoma"/>
+              </w:rPr>
+            </w:pPr>
+            <w:proofErr w:type="gramStart"/>
+            <w:r>
+              <w:rPr>
+                <w:rFonts w:ascii="Tahoma" w:hAnsi="Tahoma" w:cs="Tahoma"/>
                 <w:sz w:val="18"/>
                 <w:szCs w:val="18"/>
               </w:rPr>
-              <w:t xml:space="preserve">  </w:t>
-            </w:r>
-            <w:r>
-              <w:rPr>
-                <w:i/>
-                <w:iCs/>
+              <w:t xml:space="preserve">Ubicación  </w:t>
+            </w:r>
+            <w:r>
+              <w:rPr>
+                <w:rFonts w:ascii="Tahoma" w:eastAsia="Consolas" w:hAnsi="Tahoma" w:cs="Tahoma"/>
               </w:rPr>
               <w:t>{</w:t>
             </w:r>
             <w:proofErr w:type="gramEnd"/>
             <w:r>
               <w:rPr>
-                <w:i/>
-                <w:iCs/>
-              </w:rPr>
-              <w:t>{validez}}</w:t>
+                <w:rFonts w:ascii="Tahoma" w:eastAsia="Consolas" w:hAnsi="Tahoma" w:cs="Tahoma"/>
+              </w:rPr>
+              <w:t>{</w:t>
+            </w:r>
+            <w:proofErr w:type="spellStart"/>
+            <w:r>
+              <w:rPr>
+                <w:rFonts w:ascii="Tahoma" w:eastAsia="Consolas" w:hAnsi="Tahoma" w:cs="Tahoma"/>
+              </w:rPr>
+              <w:t>ubicacion</w:t>
+            </w:r>
+            <w:proofErr w:type="spellEnd"/>
+            <w:r>
+              <w:rPr>
+                <w:rFonts w:ascii="Tahoma" w:eastAsia="Consolas" w:hAnsi="Tahoma" w:cs="Tahoma"/>
+              </w:rPr>
+              <w:t>}}</w:t>
             </w:r>
           </w:p>
           <w:p>
             <w:pPr>
               <w:spacing w:after="20"/>
+              <w:rPr>
+                <w:rFonts w:ascii="Tahoma" w:hAnsi="Tahoma" w:cs="Tahoma"/>
+              </w:rPr>
             </w:pPr>
             <w:proofErr w:type="gramStart"/>
             <w:r>
               <w:rPr>
-                <w:b/>
-                <w:bCs/>
+                <w:rFonts w:ascii="Tahoma" w:hAnsi="Tahoma" w:cs="Tahoma"/>
                 <w:sz w:val="18"/>
                 <w:szCs w:val="18"/>
               </w:rPr>
-              <w:t>Buque</w:t>
-            </w:r>
-            <w:r>
-              <w:rPr>
-                <w:sz w:val="18"/>
-                <w:szCs w:val="18"/>
-              </w:rPr>
-              <w:t xml:space="preserve">  </w:t>
-            </w:r>
-            <w:r>
-              <w:rPr>
-                <w:rFonts w:ascii="Consolas" w:eastAsia="Consolas" w:hAnsi="Consolas" w:cs="Consolas"/>
-                <w:b/>
-                <w:bCs/>
+              <w:t xml:space="preserve">ETA  </w:t>
+            </w:r>
+            <w:r>
+              <w:rPr>
+                <w:rFonts w:ascii="Tahoma" w:eastAsia="Consolas" w:hAnsi="Tahoma" w:cs="Tahoma"/>
               </w:rPr>
               <w:t>{</w:t>
             </w:r>
             <w:proofErr w:type="gramEnd"/>
             <w:r>
               <w:rPr>
-                <w:rFonts w:ascii="Consolas" w:eastAsia="Consolas" w:hAnsi="Consolas" w:cs="Consolas"/>
-                <w:b/>
-                <w:bCs/>
-              </w:rPr>
-              <w:t>{buque}}</w:t>
-            </w:r>
-          </w:p>
-          <w:p>
-            <w:pPr>
-              <w:spacing w:after="20"/>
-            </w:pPr>
-            <w:proofErr w:type="gramStart"/>
-            <w:r>
-              <w:rPr>
-                <w:b/>
-                <w:bCs/>
-                <w:sz w:val="18"/>
-                <w:szCs w:val="18"/>
-              </w:rPr>
-              <w:t>Ubicación</w:t>
-            </w:r>
-            <w:r>
-              <w:rPr>
-                <w:sz w:val="18"/>
-                <w:szCs w:val="18"/>
-              </w:rPr>
-              <w:t xml:space="preserve">  </w:t>
-            </w:r>
-            <w:r>
-              <w:rPr>
-                <w:rFonts w:ascii="Consolas" w:eastAsia="Consolas" w:hAnsi="Consolas" w:cs="Consolas"/>
-                <w:b/>
-                <w:bCs/>
-              </w:rPr>
-              <w:t>{</w:t>
-            </w:r>
-            <w:proofErr w:type="gramEnd"/>
-            <w:r>
-              <w:rPr>
-                <w:rFonts w:ascii="Consolas" w:eastAsia="Consolas" w:hAnsi="Consolas" w:cs="Consolas"/>
-                <w:b/>
-                <w:bCs/>
-              </w:rPr>
-              <w:t>{</w:t>
-            </w:r>
-            <w:proofErr w:type="spellStart"/>
-            <w:r>
-              <w:rPr>
-                <w:rFonts w:ascii="Consolas" w:eastAsia="Consolas" w:hAnsi="Consolas" w:cs="Consolas"/>
-                <w:b/>
-                <w:bCs/>
-              </w:rPr>
-              <w:t>ubicacion</w:t>
-            </w:r>
-            <w:proofErr w:type="spellEnd"/>
-            <w:r>
-              <w:rPr>
-                <w:rFonts w:ascii="Consolas" w:eastAsia="Consolas" w:hAnsi="Consolas" w:cs="Consolas"/>
-                <w:b/>
-                <w:bCs/>
-              </w:rPr>
-              <w:t>}}</w:t>
-            </w:r>
-          </w:p>
-          <w:p>
-            <w:pPr>
-              <w:spacing w:after="20"/>
-            </w:pPr>
-            <w:proofErr w:type="gramStart"/>
-            <w:r>
-              <w:rPr>
-                <w:b/>
-                <w:bCs/>
-                <w:sz w:val="18"/>
-                <w:szCs w:val="18"/>
-              </w:rPr>
-              <w:t>ETA</w:t>
-            </w:r>
-            <w:r>
-              <w:rPr>
-                <w:sz w:val="18"/>
-                <w:szCs w:val="18"/>
-              </w:rPr>
-              <w:t xml:space="preserve">  </w:t>
-            </w:r>
-            <w:r>
-              <w:rPr>
-                <w:rFonts w:ascii="Consolas" w:eastAsia="Consolas" w:hAnsi="Consolas" w:cs="Consolas"/>
-                <w:b/>
-                <w:bCs/>
-              </w:rPr>
-              <w:t>{</w:t>
-            </w:r>
-            <w:proofErr w:type="gramEnd"/>
-            <w:r>
-              <w:rPr>
-                <w:rFonts w:ascii="Consolas" w:eastAsia="Consolas" w:hAnsi="Consolas" w:cs="Consolas"/>
-                <w:b/>
-                <w:bCs/>
+                <w:rFonts w:ascii="Tahoma" w:eastAsia="Consolas" w:hAnsi="Tahoma" w:cs="Tahoma"/>
               </w:rPr>
               <w:t>{eta}}</w:t>
             </w:r>
@@ -506,23 +482,39 @@
     <w:p>
       <w:pPr>
         <w:spacing w:before="220"/>
+        <w:rPr>
+          <w:rFonts w:ascii="Tahoma" w:hAnsi="Tahoma" w:cs="Tahoma"/>
+        </w:rPr>
       </w:pPr>
       <w:r>
+        <w:rPr>
+          <w:rFonts w:ascii="Tahoma" w:hAnsi="Tahoma" w:cs="Tahoma"/>
+        </w:rPr>
         <w:t xml:space="preserve">Tenemos el agrado de presentar nuestra cotización por los siguientes </w:t>
       </w:r>
       <w:r>
+        <w:rPr>
+          <w:rFonts w:ascii="Tahoma" w:hAnsi="Tahoma" w:cs="Tahoma"/>
+        </w:rPr>
         <w:t>productos</w:t>
       </w:r>
       <w:r>
+        <w:rPr>
+          <w:rFonts w:ascii="Tahoma" w:hAnsi="Tahoma" w:cs="Tahoma"/>
+        </w:rPr>
         <w:t>, según el detalle a continuación:</w:t>
       </w:r>
     </w:p>
     <w:p>
       <w:pPr>
         <w:spacing w:before="240" w:after="90"/>
+        <w:rPr>
+          <w:rFonts w:ascii="Tahoma" w:hAnsi="Tahoma" w:cs="Tahoma"/>
+        </w:rPr>
       </w:pPr>
       <w:r>
         <w:rPr>
+          <w:rFonts w:ascii="Tahoma" w:hAnsi="Tahoma" w:cs="Tahoma"/>
           <w:b/>
           <w:bCs/>
           <w:sz w:val="16"/>
@@ -533,7 +525,8 @@
     </w:p>
     <w:tbl>
       <w:tblPr>
-        <w:tblW w:w="9360" w:type="dxa"/>
+        <w:tblW w:w="9356" w:type="dxa"/>
+        <w:tblLayout w:type="fixed"/>
         <w:tblCellMar>
           <w:left w:w="10" w:type="dxa"/>
           <w:right w:w="10" w:type="dxa"/>
@@ -541,17 +534,16 @@
         <w:tblLook w:val="04A0" w:firstRow="1" w:lastRow="0" w:firstColumn="1" w:lastColumn="0" w:noHBand="0" w:noVBand="1"/>
       </w:tblPr>
       <w:tblGrid>
-        <w:gridCol w:w="1834"/>
-        <w:gridCol w:w="1648"/>
-        <w:gridCol w:w="1582"/>
-        <w:gridCol w:w="1429"/>
-        <w:gridCol w:w="1373"/>
-        <w:gridCol w:w="1494"/>
+        <w:gridCol w:w="3402"/>
+        <w:gridCol w:w="1134"/>
+        <w:gridCol w:w="1276"/>
+        <w:gridCol w:w="1701"/>
+        <w:gridCol w:w="1843"/>
       </w:tblGrid>
       <w:tr>
         <w:tc>
           <w:tcPr>
-            <w:tcW w:w="1834" w:type="dxa"/>
+            <w:tcW w:w="3402" w:type="dxa"/>
             <w:tcBorders>
               <w:bottom w:val="single" w:sz="10" w:space="0" w:color="1394B1"/>
             </w:tcBorders>
@@ -563,8 +555,14 @@
             </w:tcMar>
           </w:tcPr>
           <w:p>
-            <w:r>
-              <w:rPr>
+            <w:pPr>
+              <w:rPr>
+                <w:rFonts w:ascii="Tahoma" w:hAnsi="Tahoma" w:cs="Tahoma"/>
+              </w:rPr>
+            </w:pPr>
+            <w:r>
+              <w:rPr>
+                <w:rFonts w:ascii="Tahoma" w:hAnsi="Tahoma" w:cs="Tahoma"/>
                 <w:b/>
                 <w:bCs/>
                 <w:sz w:val="17"/>
@@ -576,7 +574,7 @@
         </w:tc>
         <w:tc>
           <w:tcPr>
-            <w:tcW w:w="1648" w:type="dxa"/>
+            <w:tcW w:w="1134" w:type="dxa"/>
             <w:tcBorders>
               <w:bottom w:val="single" w:sz="10" w:space="0" w:color="1394B1"/>
             </w:tcBorders>
@@ -588,59 +586,71 @@
             </w:tcMar>
           </w:tcPr>
           <w:p>
-            <w:r>
-              <w:rPr>
+            <w:pPr>
+              <w:jc w:val="center"/>
+              <w:rPr>
+                <w:rFonts w:ascii="Tahoma" w:hAnsi="Tahoma" w:cs="Tahoma"/>
+              </w:rPr>
+            </w:pPr>
+            <w:proofErr w:type="spellStart"/>
+            <w:r>
+              <w:rPr>
+                <w:rFonts w:ascii="Tahoma" w:hAnsi="Tahoma" w:cs="Tahoma"/>
                 <w:b/>
                 <w:bCs/>
                 <w:sz w:val="17"/>
                 <w:szCs w:val="17"/>
               </w:rPr>
-              <w:t>Categoría</w:t>
-            </w:r>
-          </w:p>
-        </w:tc>
-        <w:tc>
-          <w:tcPr>
-            <w:tcW w:w="1582" w:type="dxa"/>
-            <w:tcBorders>
-              <w:bottom w:val="single" w:sz="10" w:space="0" w:color="1394B1"/>
-            </w:tcBorders>
-            <w:tcMar>
-              <w:top w:w="70" w:type="dxa"/>
-              <w:left w:w="0" w:type="dxa"/>
-              <w:bottom w:w="70" w:type="dxa"/>
-              <w:right w:w="140" w:type="dxa"/>
-            </w:tcMar>
-          </w:tcPr>
-          <w:p>
-            <w:pPr>
-              <w:jc w:val="center"/>
-            </w:pPr>
-            <w:proofErr w:type="spellStart"/>
-            <w:r>
-              <w:rPr>
+              <w:t>Cant</w:t>
+            </w:r>
+            <w:proofErr w:type="spellEnd"/>
+            <w:r>
+              <w:rPr>
+                <w:rFonts w:ascii="Tahoma" w:hAnsi="Tahoma" w:cs="Tahoma"/>
                 <w:b/>
                 <w:bCs/>
                 <w:sz w:val="17"/>
                 <w:szCs w:val="17"/>
               </w:rPr>
-              <w:t>Cant</w:t>
-            </w:r>
-            <w:proofErr w:type="spellEnd"/>
-            <w:r>
-              <w:rPr>
+              <w:t>.</w:t>
+            </w:r>
+          </w:p>
+        </w:tc>
+        <w:tc>
+          <w:tcPr>
+            <w:tcW w:w="1276" w:type="dxa"/>
+            <w:tcBorders>
+              <w:bottom w:val="single" w:sz="10" w:space="0" w:color="1394B1"/>
+            </w:tcBorders>
+            <w:tcMar>
+              <w:top w:w="70" w:type="dxa"/>
+              <w:left w:w="0" w:type="dxa"/>
+              <w:bottom w:w="70" w:type="dxa"/>
+              <w:right w:w="140" w:type="dxa"/>
+            </w:tcMar>
+          </w:tcPr>
+          <w:p>
+            <w:pPr>
+              <w:jc w:val="center"/>
+              <w:rPr>
+                <w:rFonts w:ascii="Tahoma" w:hAnsi="Tahoma" w:cs="Tahoma"/>
+              </w:rPr>
+            </w:pPr>
+            <w:r>
+              <w:rPr>
+                <w:rFonts w:ascii="Tahoma" w:hAnsi="Tahoma" w:cs="Tahoma"/>
                 <w:b/>
                 <w:bCs/>
                 <w:sz w:val="17"/>
                 <w:szCs w:val="17"/>
               </w:rPr>
-              <w:t>.</w:t>
-            </w:r>
-          </w:p>
-        </w:tc>
-        <w:tc>
-          <w:tcPr>
-            <w:tcW w:w="1429" w:type="dxa"/>
+              <w:t>Unidad</w:t>
+            </w:r>
+          </w:p>
+        </w:tc>
+        <w:tc>
+          <w:tcPr>
+            <w:tcW w:w="1701" w:type="dxa"/>
             <w:tcBorders>
               <w:bottom w:val="single" w:sz="10" w:space="0" w:color="1394B1"/>
             </w:tcBorders>
@@ -653,73 +663,82 @@
           </w:tcPr>
           <w:p>
             <w:pPr>
-              <w:jc w:val="center"/>
-            </w:pPr>
-            <w:r>
-              <w:rPr>
+              <w:jc w:val="right"/>
+              <w:rPr>
+                <w:rFonts w:ascii="Tahoma" w:hAnsi="Tahoma" w:cs="Tahoma"/>
+              </w:rPr>
+            </w:pPr>
+            <w:r>
+              <w:rPr>
+                <w:rFonts w:ascii="Tahoma" w:hAnsi="Tahoma" w:cs="Tahoma"/>
                 <w:b/>
                 <w:bCs/>
                 <w:sz w:val="17"/>
                 <w:szCs w:val="17"/>
               </w:rPr>
-              <w:t>Unidad</w:t>
-            </w:r>
-          </w:p>
-        </w:tc>
-        <w:tc>
-          <w:tcPr>
-            <w:tcW w:w="1445" w:type="dxa"/>
-            <w:tcBorders>
-              <w:bottom w:val="single" w:sz="10" w:space="0" w:color="1394B1"/>
-            </w:tcBorders>
-            <w:tcMar>
-              <w:top w:w="70" w:type="dxa"/>
-              <w:left w:w="0" w:type="dxa"/>
-              <w:bottom w:w="70" w:type="dxa"/>
-              <w:right w:w="140" w:type="dxa"/>
-            </w:tcMar>
-          </w:tcPr>
-          <w:p>
-            <w:pPr>
-              <w:jc w:val="right"/>
-            </w:pPr>
-            <w:r>
-              <w:rPr>
+              <w:t xml:space="preserve">Precio </w:t>
+            </w:r>
+            <w:proofErr w:type="spellStart"/>
+            <w:r>
+              <w:rPr>
+                <w:rFonts w:ascii="Tahoma" w:hAnsi="Tahoma" w:cs="Tahoma"/>
                 <w:b/>
                 <w:bCs/>
                 <w:sz w:val="17"/>
                 <w:szCs w:val="17"/>
               </w:rPr>
-              <w:t xml:space="preserve">Precio </w:t>
-            </w:r>
-            <w:proofErr w:type="spellStart"/>
-            <w:r>
-              <w:rPr>
+              <w:t>unit</w:t>
+            </w:r>
+            <w:proofErr w:type="spellEnd"/>
+            <w:r>
+              <w:rPr>
+                <w:rFonts w:ascii="Tahoma" w:hAnsi="Tahoma" w:cs="Tahoma"/>
                 <w:b/>
                 <w:bCs/>
                 <w:sz w:val="17"/>
                 <w:szCs w:val="17"/>
               </w:rPr>
-              <w:t>unit</w:t>
-            </w:r>
-            <w:proofErr w:type="spellEnd"/>
-            <w:r>
-              <w:rPr>
+              <w:t>.</w:t>
+            </w:r>
+          </w:p>
+        </w:tc>
+        <w:tc>
+          <w:tcPr>
+            <w:tcW w:w="1843" w:type="dxa"/>
+            <w:tcBorders>
+              <w:bottom w:val="single" w:sz="10" w:space="0" w:color="1394B1"/>
+            </w:tcBorders>
+            <w:tcMar>
+              <w:top w:w="70" w:type="dxa"/>
+              <w:left w:w="0" w:type="dxa"/>
+              <w:bottom w:w="70" w:type="dxa"/>
+              <w:right w:w="140" w:type="dxa"/>
+            </w:tcMar>
+          </w:tcPr>
+          <w:p>
+            <w:pPr>
+              <w:jc w:val="right"/>
+              <w:rPr>
+                <w:rFonts w:ascii="Tahoma" w:hAnsi="Tahoma" w:cs="Tahoma"/>
+              </w:rPr>
+            </w:pPr>
+            <w:r>
+              <w:rPr>
+                <w:rFonts w:ascii="Tahoma" w:hAnsi="Tahoma" w:cs="Tahoma"/>
                 <w:b/>
                 <w:bCs/>
                 <w:sz w:val="17"/>
                 <w:szCs w:val="17"/>
               </w:rPr>
-              <w:t>.</w:t>
-            </w:r>
-          </w:p>
-        </w:tc>
-        <w:tc>
-          <w:tcPr>
-            <w:tcW w:w="1422" w:type="dxa"/>
-            <w:tcBorders>
-              <w:bottom w:val="single" w:sz="10" w:space="0" w:color="1394B1"/>
-            </w:tcBorders>
+              <w:t>Importe</w:t>
+            </w:r>
+          </w:p>
+        </w:tc>
+      </w:tr>
+      <w:tr>
+        <w:tc>
+          <w:tcPr>
+            <w:tcW w:w="3402" w:type="dxa"/>
             <w:tcMar>
               <w:top w:w="70" w:type="dxa"/>
               <w:left w:w="0" w:type="dxa"/>
@@ -729,39 +748,14 @@
           </w:tcPr>
           <w:p>
             <w:pPr>
-              <w:jc w:val="right"/>
-            </w:pPr>
-            <w:r>
-              <w:rPr>
-                <w:b/>
-                <w:bCs/>
-                <w:sz w:val="17"/>
-                <w:szCs w:val="17"/>
-              </w:rPr>
-              <w:t>Importe</w:t>
-            </w:r>
-          </w:p>
-        </w:tc>
-      </w:tr>
-      <w:tr>
-        <w:tc>
-          <w:tcPr>
-            <w:tcW w:w="1834" w:type="dxa"/>
-            <w:tcMar>
-              <w:top w:w="70" w:type="dxa"/>
-              <w:left w:w="0" w:type="dxa"/>
-              <w:bottom w:w="70" w:type="dxa"/>
-              <w:right w:w="140" w:type="dxa"/>
-            </w:tcMar>
-          </w:tcPr>
-          <w:p>
-            <w:pPr>
-              <w:rPr>
+              <w:rPr>
+                <w:rFonts w:ascii="Tahoma" w:hAnsi="Tahoma" w:cs="Tahoma"/>
                 <w:lang w:val="en-GB"/>
               </w:rPr>
             </w:pPr>
             <w:r>
               <w:rPr>
+                <w:rFonts w:ascii="Tahoma" w:hAnsi="Tahoma" w:cs="Tahoma"/>
                 <w:i/>
                 <w:iCs/>
                 <w:lang w:val="en-GB"/>
@@ -772,7 +766,7 @@
         </w:tc>
         <w:tc>
           <w:tcPr>
-            <w:tcW w:w="1648" w:type="dxa"/>
+            <w:tcW w:w="1134" w:type="dxa"/>
             <w:tcMar>
               <w:top w:w="70" w:type="dxa"/>
               <w:left w:w="0" w:type="dxa"/>
@@ -782,7 +776,9 @@
           </w:tcPr>
           <w:p>
             <w:pPr>
-              <w:rPr>
+              <w:jc w:val="center"/>
+              <w:rPr>
+                <w:rFonts w:ascii="Tahoma" w:hAnsi="Tahoma" w:cs="Tahoma"/>
                 <w:lang w:val="en-GB"/>
               </w:rPr>
             </w:pPr>
@@ -790,7 +786,7 @@
         </w:tc>
         <w:tc>
           <w:tcPr>
-            <w:tcW w:w="1582" w:type="dxa"/>
+            <w:tcW w:w="1276" w:type="dxa"/>
             <w:tcMar>
               <w:top w:w="70" w:type="dxa"/>
               <w:left w:w="0" w:type="dxa"/>
@@ -802,6 +798,7 @@
             <w:pPr>
               <w:jc w:val="center"/>
               <w:rPr>
+                <w:rFonts w:ascii="Tahoma" w:hAnsi="Tahoma" w:cs="Tahoma"/>
                 <w:lang w:val="en-GB"/>
               </w:rPr>
             </w:pPr>
@@ -809,7 +806,7 @@
         </w:tc>
         <w:tc>
           <w:tcPr>
-            <w:tcW w:w="1429" w:type="dxa"/>
+            <w:tcW w:w="1701" w:type="dxa"/>
             <w:tcMar>
               <w:top w:w="70" w:type="dxa"/>
               <w:left w:w="0" w:type="dxa"/>
@@ -819,8 +816,9 @@
           </w:tcPr>
           <w:p>
             <w:pPr>
-              <w:jc w:val="center"/>
-              <w:rPr>
+              <w:jc w:val="right"/>
+              <w:rPr>
+                <w:rFonts w:ascii="Tahoma" w:hAnsi="Tahoma" w:cs="Tahoma"/>
                 <w:lang w:val="en-GB"/>
               </w:rPr>
             </w:pPr>
@@ -828,7 +826,7 @@
         </w:tc>
         <w:tc>
           <w:tcPr>
-            <w:tcW w:w="1445" w:type="dxa"/>
+            <w:tcW w:w="1843" w:type="dxa"/>
             <w:tcMar>
               <w:top w:w="70" w:type="dxa"/>
               <w:left w:w="0" w:type="dxa"/>
@@ -840,14 +838,17 @@
             <w:pPr>
               <w:jc w:val="right"/>
               <w:rPr>
+                <w:rFonts w:ascii="Tahoma" w:hAnsi="Tahoma" w:cs="Tahoma"/>
                 <w:lang w:val="en-GB"/>
               </w:rPr>
             </w:pPr>
           </w:p>
         </w:tc>
-        <w:tc>
-          <w:tcPr>
-            <w:tcW w:w="1422" w:type="dxa"/>
+      </w:tr>
+      <w:tr>
+        <w:tc>
+          <w:tcPr>
+            <w:tcW w:w="3402" w:type="dxa"/>
             <w:tcMar>
               <w:top w:w="70" w:type="dxa"/>
               <w:left w:w="0" w:type="dxa"/>
@@ -857,18 +858,208 @@
           </w:tcPr>
           <w:p>
             <w:pPr>
+              <w:rPr>
+                <w:rFonts w:ascii="Tahoma" w:hAnsi="Tahoma" w:cs="Tahoma"/>
+                <w:lang w:val="en-GB"/>
+              </w:rPr>
+            </w:pPr>
+            <w:r>
+              <w:rPr>
+                <w:rFonts w:ascii="Tahoma" w:hAnsi="Tahoma" w:cs="Tahoma"/>
+                <w:lang w:val="en-GB"/>
+              </w:rPr>
+              <w:t>{{</w:t>
+            </w:r>
+            <w:proofErr w:type="spellStart"/>
+            <w:proofErr w:type="gramStart"/>
+            <w:r>
+              <w:rPr>
+                <w:rFonts w:ascii="Tahoma" w:hAnsi="Tahoma" w:cs="Tahoma"/>
+                <w:lang w:val="en-GB"/>
+              </w:rPr>
+              <w:t>item.descripcion</w:t>
+            </w:r>
+            <w:proofErr w:type="spellEnd"/>
+            <w:proofErr w:type="gramEnd"/>
+            <w:r>
+              <w:rPr>
+                <w:rFonts w:ascii="Tahoma" w:hAnsi="Tahoma" w:cs="Tahoma"/>
+                <w:lang w:val="en-GB"/>
+              </w:rPr>
+              <w:t>}}</w:t>
+            </w:r>
+          </w:p>
+        </w:tc>
+        <w:tc>
+          <w:tcPr>
+            <w:tcW w:w="1134" w:type="dxa"/>
+            <w:tcMar>
+              <w:top w:w="70" w:type="dxa"/>
+              <w:left w:w="0" w:type="dxa"/>
+              <w:bottom w:w="70" w:type="dxa"/>
+              <w:right w:w="140" w:type="dxa"/>
+            </w:tcMar>
+          </w:tcPr>
+          <w:p>
+            <w:pPr>
+              <w:jc w:val="center"/>
+              <w:rPr>
+                <w:rFonts w:ascii="Tahoma" w:hAnsi="Tahoma" w:cs="Tahoma"/>
+              </w:rPr>
+            </w:pPr>
+            <w:r>
+              <w:rPr>
+                <w:rFonts w:ascii="Tahoma" w:hAnsi="Tahoma" w:cs="Tahoma"/>
+              </w:rPr>
+              <w:t>{{</w:t>
+            </w:r>
+            <w:proofErr w:type="spellStart"/>
+            <w:proofErr w:type="gramStart"/>
+            <w:r>
+              <w:rPr>
+                <w:rFonts w:ascii="Tahoma" w:hAnsi="Tahoma" w:cs="Tahoma"/>
+              </w:rPr>
+              <w:t>item.cantidad</w:t>
+            </w:r>
+            <w:proofErr w:type="spellEnd"/>
+            <w:proofErr w:type="gramEnd"/>
+            <w:r>
+              <w:rPr>
+                <w:rFonts w:ascii="Tahoma" w:hAnsi="Tahoma" w:cs="Tahoma"/>
+              </w:rPr>
+              <w:t>}}</w:t>
+            </w:r>
+          </w:p>
+        </w:tc>
+        <w:tc>
+          <w:tcPr>
+            <w:tcW w:w="1276" w:type="dxa"/>
+            <w:tcMar>
+              <w:top w:w="70" w:type="dxa"/>
+              <w:left w:w="0" w:type="dxa"/>
+              <w:bottom w:w="70" w:type="dxa"/>
+              <w:right w:w="140" w:type="dxa"/>
+            </w:tcMar>
+          </w:tcPr>
+          <w:p>
+            <w:pPr>
+              <w:jc w:val="center"/>
+              <w:rPr>
+                <w:rFonts w:ascii="Tahoma" w:hAnsi="Tahoma" w:cs="Tahoma"/>
+              </w:rPr>
+            </w:pPr>
+            <w:r>
+              <w:rPr>
+                <w:rFonts w:ascii="Tahoma" w:hAnsi="Tahoma" w:cs="Tahoma"/>
+              </w:rPr>
+              <w:t>{{</w:t>
+            </w:r>
+            <w:proofErr w:type="spellStart"/>
+            <w:proofErr w:type="gramStart"/>
+            <w:r>
+              <w:rPr>
+                <w:rFonts w:ascii="Tahoma" w:hAnsi="Tahoma" w:cs="Tahoma"/>
+              </w:rPr>
+              <w:t>item.unidad</w:t>
+            </w:r>
+            <w:proofErr w:type="spellEnd"/>
+            <w:proofErr w:type="gramEnd"/>
+            <w:r>
+              <w:rPr>
+                <w:rFonts w:ascii="Tahoma" w:hAnsi="Tahoma" w:cs="Tahoma"/>
+              </w:rPr>
+              <w:t>}}</w:t>
+            </w:r>
+          </w:p>
+        </w:tc>
+        <w:tc>
+          <w:tcPr>
+            <w:tcW w:w="1701" w:type="dxa"/>
+            <w:tcMar>
+              <w:top w:w="70" w:type="dxa"/>
+              <w:left w:w="0" w:type="dxa"/>
+              <w:bottom w:w="70" w:type="dxa"/>
+              <w:right w:w="140" w:type="dxa"/>
+            </w:tcMar>
+          </w:tcPr>
+          <w:p>
+            <w:pPr>
               <w:jc w:val="right"/>
               <w:rPr>
-                <w:lang w:val="en-GB"/>
-              </w:rPr>
-            </w:pPr>
+                <w:rFonts w:ascii="Tahoma" w:hAnsi="Tahoma" w:cs="Tahoma"/>
+              </w:rPr>
+            </w:pPr>
+            <w:r>
+              <w:rPr>
+                <w:rFonts w:ascii="Tahoma" w:hAnsi="Tahoma" w:cs="Tahoma"/>
+              </w:rPr>
+              <w:t>{{</w:t>
+            </w:r>
+            <w:proofErr w:type="spellStart"/>
+            <w:proofErr w:type="gramStart"/>
+            <w:r>
+              <w:rPr>
+                <w:rFonts w:ascii="Tahoma" w:hAnsi="Tahoma" w:cs="Tahoma"/>
+              </w:rPr>
+              <w:t>item.precio</w:t>
+            </w:r>
+            <w:proofErr w:type="spellEnd"/>
+            <w:proofErr w:type="gramEnd"/>
+            <w:r>
+              <w:rPr>
+                <w:rFonts w:ascii="Tahoma" w:hAnsi="Tahoma" w:cs="Tahoma"/>
+              </w:rPr>
+              <w:t>}}</w:t>
+            </w:r>
+          </w:p>
+        </w:tc>
+        <w:tc>
+          <w:tcPr>
+            <w:tcW w:w="1843" w:type="dxa"/>
+            <w:tcMar>
+              <w:top w:w="70" w:type="dxa"/>
+              <w:left w:w="0" w:type="dxa"/>
+              <w:bottom w:w="70" w:type="dxa"/>
+              <w:right w:w="140" w:type="dxa"/>
+            </w:tcMar>
+          </w:tcPr>
+          <w:p>
+            <w:pPr>
+              <w:jc w:val="right"/>
+              <w:rPr>
+                <w:rFonts w:ascii="Tahoma" w:hAnsi="Tahoma" w:cs="Tahoma"/>
+                <w:u w:val="single"/>
+              </w:rPr>
+            </w:pPr>
+            <w:r>
+              <w:rPr>
+                <w:rFonts w:ascii="Tahoma" w:hAnsi="Tahoma" w:cs="Tahoma"/>
+              </w:rPr>
+              <w:t>{{</w:t>
+            </w:r>
+            <w:proofErr w:type="spellStart"/>
+            <w:proofErr w:type="gramStart"/>
+            <w:r>
+              <w:rPr>
+                <w:rFonts w:ascii="Tahoma" w:hAnsi="Tahoma" w:cs="Tahoma"/>
+              </w:rPr>
+              <w:t>item.importe</w:t>
+            </w:r>
+            <w:proofErr w:type="spellEnd"/>
+            <w:proofErr w:type="gramEnd"/>
+            <w:r>
+              <w:rPr>
+                <w:rFonts w:ascii="Tahoma" w:hAnsi="Tahoma" w:cs="Tahoma"/>
+              </w:rPr>
+              <w:t>}}</w:t>
+            </w:r>
           </w:p>
         </w:tc>
       </w:tr>
       <w:tr>
         <w:tc>
           <w:tcPr>
-            <w:tcW w:w="1834" w:type="dxa"/>
+            <w:tcW w:w="3402" w:type="dxa"/>
             <w:tcMar>
               <w:top w:w="70" w:type="dxa"/>
               <w:left w:w="0" w:type="dxa"/>
@@ -879,193 +1070,7 @@
           <w:p>
             <w:pPr>
               <w:rPr>
-                <w:lang w:val="en-GB"/>
-              </w:rPr>
-            </w:pPr>
-            <w:r>
-              <w:rPr>
-                <w:lang w:val="en-GB"/>
-              </w:rPr>
-              <w:t>{{</w:t>
-            </w:r>
-            <w:proofErr w:type="spellStart"/>
-            <w:proofErr w:type="gramStart"/>
-            <w:r>
-              <w:rPr>
-                <w:lang w:val="en-GB"/>
-              </w:rPr>
-              <w:t>item.descripcion</w:t>
-            </w:r>
-            <w:proofErr w:type="spellEnd"/>
-            <w:proofErr w:type="gramEnd"/>
-            <w:r>
-              <w:rPr>
-                <w:lang w:val="en-GB"/>
-              </w:rPr>
-              <w:t>}}</w:t>
-            </w:r>
-          </w:p>
-        </w:tc>
-        <w:tc>
-          <w:tcPr>
-            <w:tcW w:w="1648" w:type="dxa"/>
-            <w:tcMar>
-              <w:top w:w="70" w:type="dxa"/>
-              <w:left w:w="0" w:type="dxa"/>
-              <w:bottom w:w="70" w:type="dxa"/>
-              <w:right w:w="140" w:type="dxa"/>
-            </w:tcMar>
-          </w:tcPr>
-          <w:p>
-            <w:r>
-              <w:t>{{</w:t>
-            </w:r>
-            <w:proofErr w:type="spellStart"/>
-            <w:proofErr w:type="gramStart"/>
-            <w:r>
-              <w:t>item.categoria</w:t>
-            </w:r>
-            <w:proofErr w:type="spellEnd"/>
-            <w:proofErr w:type="gramEnd"/>
-            <w:r>
-              <w:t>}}</w:t>
-            </w:r>
-          </w:p>
-        </w:tc>
-        <w:tc>
-          <w:tcPr>
-            <w:tcW w:w="1582" w:type="dxa"/>
-            <w:tcMar>
-              <w:top w:w="70" w:type="dxa"/>
-              <w:left w:w="0" w:type="dxa"/>
-              <w:bottom w:w="70" w:type="dxa"/>
-              <w:right w:w="140" w:type="dxa"/>
-            </w:tcMar>
-          </w:tcPr>
-          <w:p>
-            <w:pPr>
-              <w:jc w:val="center"/>
-            </w:pPr>
-            <w:r>
-              <w:t>{{</w:t>
-            </w:r>
-            <w:proofErr w:type="spellStart"/>
-            <w:proofErr w:type="gramStart"/>
-            <w:r>
-              <w:t>item.cantidad</w:t>
-            </w:r>
-            <w:proofErr w:type="spellEnd"/>
-            <w:proofErr w:type="gramEnd"/>
-            <w:r>
-              <w:t>}}</w:t>
-            </w:r>
-          </w:p>
-        </w:tc>
-        <w:tc>
-          <w:tcPr>
-            <w:tcW w:w="1429" w:type="dxa"/>
-            <w:tcMar>
-              <w:top w:w="70" w:type="dxa"/>
-              <w:left w:w="0" w:type="dxa"/>
-              <w:bottom w:w="70" w:type="dxa"/>
-              <w:right w:w="140" w:type="dxa"/>
-            </w:tcMar>
-          </w:tcPr>
-          <w:p>
-            <w:pPr>
-              <w:jc w:val="center"/>
-            </w:pPr>
-            <w:r>
-              <w:t>{{</w:t>
-            </w:r>
-            <w:proofErr w:type="spellStart"/>
-            <w:proofErr w:type="gramStart"/>
-            <w:r>
-              <w:t>item.unidad</w:t>
-            </w:r>
-            <w:proofErr w:type="spellEnd"/>
-            <w:proofErr w:type="gramEnd"/>
-            <w:r>
-              <w:t>}}</w:t>
-            </w:r>
-          </w:p>
-        </w:tc>
-        <w:tc>
-          <w:tcPr>
-            <w:tcW w:w="1445" w:type="dxa"/>
-            <w:tcMar>
-              <w:top w:w="70" w:type="dxa"/>
-              <w:left w:w="0" w:type="dxa"/>
-              <w:bottom w:w="70" w:type="dxa"/>
-              <w:right w:w="140" w:type="dxa"/>
-            </w:tcMar>
-          </w:tcPr>
-          <w:p>
-            <w:pPr>
-              <w:jc w:val="right"/>
-            </w:pPr>
-            <w:r>
-              <w:t>{{</w:t>
-            </w:r>
-            <w:proofErr w:type="spellStart"/>
-            <w:proofErr w:type="gramStart"/>
-            <w:r>
-              <w:t>item.precio</w:t>
-            </w:r>
-            <w:proofErr w:type="spellEnd"/>
-            <w:proofErr w:type="gramEnd"/>
-            <w:r>
-              <w:t>}}</w:t>
-            </w:r>
-          </w:p>
-        </w:tc>
-        <w:tc>
-          <w:tcPr>
-            <w:tcW w:w="1422" w:type="dxa"/>
-            <w:tcMar>
-              <w:top w:w="70" w:type="dxa"/>
-              <w:left w:w="0" w:type="dxa"/>
-              <w:bottom w:w="70" w:type="dxa"/>
-              <w:right w:w="140" w:type="dxa"/>
-            </w:tcMar>
-          </w:tcPr>
-          <w:p>
-            <w:pPr>
-              <w:jc w:val="right"/>
-              <w:rPr>
-                <w:u w:val="single"/>
-              </w:rPr>
-            </w:pPr>
-            <w:r>
-              <w:t>{{</w:t>
-            </w:r>
-            <w:proofErr w:type="spellStart"/>
-            <w:proofErr w:type="gramStart"/>
-            <w:r>
-              <w:t>item.importe</w:t>
-            </w:r>
-            <w:proofErr w:type="spellEnd"/>
-            <w:proofErr w:type="gramEnd"/>
-            <w:r>
-              <w:t>}}</w:t>
-            </w:r>
-          </w:p>
-        </w:tc>
-      </w:tr>
-      <w:tr>
-        <w:tc>
-          <w:tcPr>
-            <w:tcW w:w="1834" w:type="dxa"/>
-            <w:tcMar>
-              <w:top w:w="70" w:type="dxa"/>
-              <w:left w:w="0" w:type="dxa"/>
-              <w:bottom w:w="70" w:type="dxa"/>
-              <w:right w:w="140" w:type="dxa"/>
-            </w:tcMar>
-          </w:tcPr>
-          <w:p>
-            <w:pPr>
-              <w:rPr>
+                <w:rFonts w:ascii="Tahoma" w:hAnsi="Tahoma" w:cs="Tahoma"/>
                 <w:i/>
                 <w:iCs/>
                 <w:lang w:val="en-GB"/>
@@ -1075,7 +1080,7 @@
         </w:tc>
         <w:tc>
           <w:tcPr>
-            <w:tcW w:w="1648" w:type="dxa"/>
+            <w:tcW w:w="1134" w:type="dxa"/>
             <w:tcMar>
               <w:top w:w="70" w:type="dxa"/>
               <w:left w:w="0" w:type="dxa"/>
@@ -1083,11 +1088,18 @@
               <w:right w:w="140" w:type="dxa"/>
             </w:tcMar>
           </w:tcPr>
-          <w:p/>
-        </w:tc>
-        <w:tc>
-          <w:tcPr>
-            <w:tcW w:w="1582" w:type="dxa"/>
+          <w:p>
+            <w:pPr>
+              <w:jc w:val="center"/>
+              <w:rPr>
+                <w:rFonts w:ascii="Tahoma" w:hAnsi="Tahoma" w:cs="Tahoma"/>
+              </w:rPr>
+            </w:pPr>
+          </w:p>
+        </w:tc>
+        <w:tc>
+          <w:tcPr>
+            <w:tcW w:w="1276" w:type="dxa"/>
             <w:tcMar>
               <w:top w:w="70" w:type="dxa"/>
               <w:left w:w="0" w:type="dxa"/>
@@ -1098,12 +1110,15 @@
           <w:p>
             <w:pPr>
               <w:jc w:val="center"/>
-            </w:pPr>
-          </w:p>
-        </w:tc>
-        <w:tc>
-          <w:tcPr>
-            <w:tcW w:w="1429" w:type="dxa"/>
+              <w:rPr>
+                <w:rFonts w:ascii="Tahoma" w:hAnsi="Tahoma" w:cs="Tahoma"/>
+              </w:rPr>
+            </w:pPr>
+          </w:p>
+        </w:tc>
+        <w:tc>
+          <w:tcPr>
+            <w:tcW w:w="1701" w:type="dxa"/>
             <w:tcMar>
               <w:top w:w="70" w:type="dxa"/>
               <w:left w:w="0" w:type="dxa"/>
@@ -1113,13 +1128,16 @@
           </w:tcPr>
           <w:p>
             <w:pPr>
-              <w:jc w:val="center"/>
-            </w:pPr>
-          </w:p>
-        </w:tc>
-        <w:tc>
-          <w:tcPr>
-            <w:tcW w:w="1445" w:type="dxa"/>
+              <w:jc w:val="right"/>
+              <w:rPr>
+                <w:rFonts w:ascii="Tahoma" w:hAnsi="Tahoma" w:cs="Tahoma"/>
+              </w:rPr>
+            </w:pPr>
+          </w:p>
+        </w:tc>
+        <w:tc>
+          <w:tcPr>
+            <w:tcW w:w="1843" w:type="dxa"/>
             <w:tcMar>
               <w:top w:w="70" w:type="dxa"/>
               <w:left w:w="0" w:type="dxa"/>
@@ -1130,29 +1148,15 @@
           <w:p>
             <w:pPr>
               <w:jc w:val="right"/>
-            </w:pPr>
-          </w:p>
-        </w:tc>
-        <w:tc>
-          <w:tcPr>
-            <w:tcW w:w="1422" w:type="dxa"/>
-            <w:tcMar>
-              <w:top w:w="70" w:type="dxa"/>
-              <w:left w:w="0" w:type="dxa"/>
-              <w:bottom w:w="70" w:type="dxa"/>
-              <w:right w:w="140" w:type="dxa"/>
-            </w:tcMar>
-          </w:tcPr>
-          <w:p>
-            <w:pPr>
-              <w:jc w:val="right"/>
-              <w:rPr>
+              <w:rPr>
+                <w:rFonts w:ascii="Tahoma" w:hAnsi="Tahoma" w:cs="Tahoma"/>
                 <w:i/>
                 <w:iCs/>
               </w:rPr>
             </w:pPr>
             <w:r>
               <w:rPr>
+                <w:rFonts w:ascii="Tahoma" w:hAnsi="Tahoma" w:cs="Tahoma"/>
                 <w:i/>
                 <w:iCs/>
               </w:rPr>
@@ -1161,6 +1165,7 @@
             <w:proofErr w:type="spellStart"/>
             <w:r>
               <w:rPr>
+                <w:rFonts w:ascii="Tahoma" w:hAnsi="Tahoma" w:cs="Tahoma"/>
                 <w:i/>
                 <w:iCs/>
               </w:rPr>
@@ -1169,6 +1174,7 @@
             <w:proofErr w:type="spellEnd"/>
             <w:r>
               <w:rPr>
+                <w:rFonts w:ascii="Tahoma" w:hAnsi="Tahoma" w:cs="Tahoma"/>
                 <w:i/>
                 <w:iCs/>
               </w:rPr>
@@ -1177,6 +1183,7 @@
             <w:proofErr w:type="spellStart"/>
             <w:r>
               <w:rPr>
+                <w:rFonts w:ascii="Tahoma" w:hAnsi="Tahoma" w:cs="Tahoma"/>
                 <w:i/>
                 <w:iCs/>
               </w:rPr>
@@ -1185,6 +1192,7 @@
             <w:proofErr w:type="spellEnd"/>
             <w:r>
               <w:rPr>
+                <w:rFonts w:ascii="Tahoma" w:hAnsi="Tahoma" w:cs="Tahoma"/>
                 <w:i/>
                 <w:iCs/>
               </w:rPr>
@@ -1194,12 +1202,16 @@
           <w:p>
             <w:pPr>
               <w:jc w:val="right"/>
+              <w:rPr>
+                <w:rFonts w:ascii="Tahoma" w:hAnsi="Tahoma" w:cs="Tahoma"/>
+              </w:rPr>
             </w:pPr>
           </w:p>
           <w:p>
             <w:pPr>
               <w:jc w:val="right"/>
               <w:rPr>
+                <w:rFonts w:ascii="Tahoma" w:hAnsi="Tahoma" w:cs="Tahoma"/>
                 <w:i/>
                 <w:iCs/>
               </w:rPr>
@@ -1214,6 +1226,9 @@
           <w:bottom w:val="single" w:sz="4" w:space="2" w:color="D9D9D9"/>
         </w:pBdr>
         <w:spacing w:after="120"/>
+        <w:rPr>
+          <w:rFonts w:ascii="Tahoma" w:hAnsi="Tahoma" w:cs="Tahoma"/>
+        </w:rPr>
       </w:pPr>
     </w:p>
     <w:tbl>
@@ -1238,7 +1253,13 @@
           <w:tcPr>
             <w:tcW w:w="6360" w:type="dxa"/>
           </w:tcPr>
-          <w:p/>
+          <w:p>
+            <w:pPr>
+              <w:rPr>
+                <w:rFonts w:ascii="Tahoma" w:hAnsi="Tahoma" w:cs="Tahoma"/>
+              </w:rPr>
+            </w:pPr>
+          </w:p>
         </w:tc>
         <w:tc>
           <w:tcPr>
@@ -1269,8 +1290,14 @@
                   </w:tcMar>
                 </w:tcPr>
                 <w:p>
+                  <w:pPr>
+                    <w:rPr>
+                      <w:rFonts w:ascii="Tahoma" w:hAnsi="Tahoma" w:cs="Tahoma"/>
+                    </w:rPr>
+                  </w:pPr>
                   <w:r>
                     <w:rPr>
+                      <w:rFonts w:ascii="Tahoma" w:hAnsi="Tahoma" w:cs="Tahoma"/>
                       <w:sz w:val="19"/>
                       <w:szCs w:val="19"/>
                     </w:rPr>
@@ -1291,11 +1318,13 @@
                 <w:p>
                   <w:pPr>
                     <w:jc w:val="right"/>
+                    <w:rPr>
+                      <w:rFonts w:ascii="Tahoma" w:hAnsi="Tahoma" w:cs="Tahoma"/>
+                    </w:rPr>
                   </w:pPr>
                   <w:r>
                     <w:rPr>
-                      <w:i/>
-                      <w:iCs/>
+                      <w:rFonts w:ascii="Tahoma" w:hAnsi="Tahoma" w:cs="Tahoma"/>
                     </w:rPr>
                     <w:t>{{importe}}</w:t>
                   </w:r>
@@ -1314,8 +1343,14 @@
                   </w:tcMar>
                 </w:tcPr>
                 <w:p>
+                  <w:pPr>
+                    <w:rPr>
+                      <w:rFonts w:ascii="Tahoma" w:hAnsi="Tahoma" w:cs="Tahoma"/>
+                    </w:rPr>
+                  </w:pPr>
                   <w:r>
                     <w:rPr>
+                      <w:rFonts w:ascii="Tahoma" w:hAnsi="Tahoma" w:cs="Tahoma"/>
                       <w:sz w:val="19"/>
                       <w:szCs w:val="19"/>
                     </w:rPr>
@@ -1336,27 +1371,27 @@
                 <w:p>
                   <w:pPr>
                     <w:jc w:val="right"/>
+                    <w:rPr>
+                      <w:rFonts w:ascii="Tahoma" w:hAnsi="Tahoma" w:cs="Tahoma"/>
+                    </w:rPr>
                   </w:pPr>
                   <w:r>
                     <w:rPr>
-                      <w:i/>
-                      <w:iCs/>
+                      <w:rFonts w:ascii="Tahoma" w:hAnsi="Tahoma" w:cs="Tahoma"/>
                     </w:rPr>
                     <w:t>{{</w:t>
                   </w:r>
                   <w:proofErr w:type="spellStart"/>
                   <w:r>
                     <w:rPr>
-                      <w:i/>
-                      <w:iCs/>
+                      <w:rFonts w:ascii="Tahoma" w:hAnsi="Tahoma" w:cs="Tahoma"/>
                     </w:rPr>
                     <w:t>iva</w:t>
                   </w:r>
                   <w:proofErr w:type="spellEnd"/>
                   <w:r>
                     <w:rPr>
-                      <w:i/>
-                      <w:iCs/>
+                      <w:rFonts w:ascii="Tahoma" w:hAnsi="Tahoma" w:cs="Tahoma"/>
                     </w:rPr>
                     <w:t>}}</w:t>
                   </w:r>
@@ -1378,8 +1413,14 @@
                   </w:tcMar>
                 </w:tcPr>
                 <w:p>
+                  <w:pPr>
+                    <w:rPr>
+                      <w:rFonts w:ascii="Tahoma" w:hAnsi="Tahoma" w:cs="Tahoma"/>
+                    </w:rPr>
+                  </w:pPr>
                   <w:r>
                     <w:rPr>
+                      <w:rFonts w:ascii="Tahoma" w:hAnsi="Tahoma" w:cs="Tahoma"/>
                       <w:b/>
                       <w:bCs/>
                       <w:sz w:val="22"/>
@@ -1405,9 +1446,13 @@
                 <w:p>
                   <w:pPr>
                     <w:jc w:val="right"/>
+                    <w:rPr>
+                      <w:rFonts w:ascii="Tahoma" w:hAnsi="Tahoma" w:cs="Tahoma"/>
+                    </w:rPr>
                   </w:pPr>
                   <w:r>
                     <w:rPr>
+                      <w:rFonts w:ascii="Tahoma" w:hAnsi="Tahoma" w:cs="Tahoma"/>
                       <w:b/>
                       <w:bCs/>
                       <w:sz w:val="22"/>
@@ -1417,6 +1462,7 @@
                   </w:r>
                   <w:r>
                     <w:rPr>
+                      <w:rFonts w:ascii="Tahoma" w:hAnsi="Tahoma" w:cs="Tahoma"/>
                       <w:b/>
                       <w:bCs/>
                       <w:sz w:val="22"/>
@@ -1427,6 +1473,7 @@
                   <w:proofErr w:type="gramStart"/>
                   <w:r>
                     <w:rPr>
+                      <w:rFonts w:ascii="Tahoma" w:hAnsi="Tahoma" w:cs="Tahoma"/>
                       <w:b/>
                       <w:bCs/>
                       <w:sz w:val="22"/>
@@ -1436,6 +1483,7 @@
                   </w:r>
                   <w:r>
                     <w:rPr>
+                      <w:rFonts w:ascii="Tahoma" w:hAnsi="Tahoma" w:cs="Tahoma"/>
                       <w:b/>
                       <w:bCs/>
                       <w:sz w:val="22"/>
@@ -1446,6 +1494,7 @@
                   <w:proofErr w:type="gramEnd"/>
                   <w:r>
                     <w:rPr>
+                      <w:rFonts w:ascii="Tahoma" w:hAnsi="Tahoma" w:cs="Tahoma"/>
                       <w:b/>
                       <w:bCs/>
                       <w:sz w:val="22"/>
@@ -1455,6 +1504,7 @@
                   </w:r>
                   <w:r>
                     <w:rPr>
+                      <w:rFonts w:ascii="Tahoma" w:hAnsi="Tahoma" w:cs="Tahoma"/>
                       <w:b/>
                       <w:bCs/>
                       <w:sz w:val="22"/>
@@ -1464,6 +1514,7 @@
                   </w:r>
                   <w:r>
                     <w:rPr>
+                      <w:rFonts w:ascii="Tahoma" w:hAnsi="Tahoma" w:cs="Tahoma"/>
                       <w:b/>
                       <w:bCs/>
                       <w:sz w:val="22"/>
@@ -1473,6 +1524,7 @@
                   </w:r>
                   <w:r>
                     <w:rPr>
+                      <w:rFonts w:ascii="Tahoma" w:hAnsi="Tahoma" w:cs="Tahoma"/>
                       <w:b/>
                       <w:bCs/>
                       <w:sz w:val="22"/>
@@ -1482,6 +1534,7 @@
                   </w:r>
                   <w:r>
                     <w:rPr>
+                      <w:rFonts w:ascii="Tahoma" w:hAnsi="Tahoma" w:cs="Tahoma"/>
                       <w:b/>
                       <w:bCs/>
                       <w:sz w:val="22"/>
@@ -1491,6 +1544,7 @@
                   </w:r>
                   <w:r>
                     <w:rPr>
+                      <w:rFonts w:ascii="Tahoma" w:hAnsi="Tahoma" w:cs="Tahoma"/>
                       <w:b/>
                       <w:bCs/>
                       <w:sz w:val="22"/>
@@ -1502,16 +1556,26 @@
               </w:tc>
             </w:tr>
           </w:tbl>
-          <w:p/>
+          <w:p>
+            <w:pPr>
+              <w:rPr>
+                <w:rFonts w:ascii="Tahoma" w:hAnsi="Tahoma" w:cs="Tahoma"/>
+              </w:rPr>
+            </w:pPr>
+          </w:p>
         </w:tc>
       </w:tr>
     </w:tbl>
     <w:p>
       <w:pPr>
         <w:spacing w:before="240" w:after="90"/>
+        <w:rPr>
+          <w:rFonts w:ascii="Tahoma" w:hAnsi="Tahoma" w:cs="Tahoma"/>
+        </w:rPr>
       </w:pPr>
       <w:r>
         <w:rPr>
+          <w:rFonts w:ascii="Tahoma" w:hAnsi="Tahoma" w:cs="Tahoma"/>
           <w:b/>
           <w:bCs/>
           <w:sz w:val="16"/>
@@ -1521,6 +1585,7 @@
       </w:r>
       <w:r>
         <w:rPr>
+          <w:rFonts w:ascii="Tahoma" w:hAnsi="Tahoma" w:cs="Tahoma"/>
           <w:b/>
           <w:bCs/>
           <w:sz w:val="16"/>
@@ -1555,8 +1620,14 @@
             <w:vAlign w:val="center"/>
           </w:tcPr>
           <w:p>
-            <w:r>
-              <w:rPr>
+            <w:pPr>
+              <w:rPr>
+                <w:rFonts w:ascii="Tahoma" w:hAnsi="Tahoma" w:cs="Tahoma"/>
+              </w:rPr>
+            </w:pPr>
+            <w:r>
+              <w:rPr>
+                <w:rFonts w:ascii="Tahoma" w:hAnsi="Tahoma" w:cs="Tahoma"/>
                 <w:b/>
                 <w:bCs/>
                 <w:sz w:val="19"/>
@@ -1578,10 +1649,14 @@
             <w:vAlign w:val="center"/>
           </w:tcPr>
           <w:p>
-            <w:r>
-              <w:rPr>
-                <w:i/>
-                <w:iCs/>
+            <w:pPr>
+              <w:rPr>
+                <w:rFonts w:ascii="Tahoma" w:hAnsi="Tahoma" w:cs="Tahoma"/>
+              </w:rPr>
+            </w:pPr>
+            <w:r>
+              <w:rPr>
+                <w:rFonts w:ascii="Tahoma" w:hAnsi="Tahoma" w:cs="Tahoma"/>
               </w:rPr>
               <w:t>{{moneda}}</w:t>
             </w:r>
@@ -1601,8 +1676,14 @@
             <w:vAlign w:val="center"/>
           </w:tcPr>
           <w:p>
-            <w:r>
-              <w:rPr>
+            <w:pPr>
+              <w:rPr>
+                <w:rFonts w:ascii="Tahoma" w:hAnsi="Tahoma" w:cs="Tahoma"/>
+              </w:rPr>
+            </w:pPr>
+            <w:r>
+              <w:rPr>
+                <w:rFonts w:ascii="Tahoma" w:hAnsi="Tahoma" w:cs="Tahoma"/>
                 <w:b/>
                 <w:bCs/>
                 <w:sz w:val="19"/>
@@ -1624,10 +1705,14 @@
             <w:vAlign w:val="center"/>
           </w:tcPr>
           <w:p>
-            <w:r>
-              <w:rPr>
-                <w:i/>
-                <w:iCs/>
+            <w:pPr>
+              <w:rPr>
+                <w:rFonts w:ascii="Tahoma" w:hAnsi="Tahoma" w:cs="Tahoma"/>
+              </w:rPr>
+            </w:pPr>
+            <w:r>
+              <w:rPr>
+                <w:rFonts w:ascii="Tahoma" w:hAnsi="Tahoma" w:cs="Tahoma"/>
               </w:rPr>
               <w:t>{{validez}}</w:t>
             </w:r>
@@ -1647,8 +1732,14 @@
             <w:vAlign w:val="center"/>
           </w:tcPr>
           <w:p>
-            <w:r>
-              <w:rPr>
+            <w:pPr>
+              <w:rPr>
+                <w:rFonts w:ascii="Tahoma" w:hAnsi="Tahoma" w:cs="Tahoma"/>
+              </w:rPr>
+            </w:pPr>
+            <w:r>
+              <w:rPr>
+                <w:rFonts w:ascii="Tahoma" w:hAnsi="Tahoma" w:cs="Tahoma"/>
                 <w:b/>
                 <w:bCs/>
                 <w:sz w:val="19"/>
@@ -1670,26 +1761,28 @@
             <w:vAlign w:val="center"/>
           </w:tcPr>
           <w:p>
-            <w:r>
-              <w:rPr>
-                <w:i/>
-                <w:iCs/>
+            <w:pPr>
+              <w:rPr>
+                <w:rFonts w:ascii="Tahoma" w:hAnsi="Tahoma" w:cs="Tahoma"/>
+              </w:rPr>
+            </w:pPr>
+            <w:r>
+              <w:rPr>
+                <w:rFonts w:ascii="Tahoma" w:hAnsi="Tahoma" w:cs="Tahoma"/>
               </w:rPr>
               <w:t>{{</w:t>
             </w:r>
             <w:proofErr w:type="spellStart"/>
             <w:r>
               <w:rPr>
-                <w:i/>
-                <w:iCs/>
+                <w:rFonts w:ascii="Tahoma" w:hAnsi="Tahoma" w:cs="Tahoma"/>
               </w:rPr>
               <w:t>forma_de_pago</w:t>
             </w:r>
             <w:proofErr w:type="spellEnd"/>
             <w:r>
               <w:rPr>
-                <w:i/>
-                <w:iCs/>
+                <w:rFonts w:ascii="Tahoma" w:hAnsi="Tahoma" w:cs="Tahoma"/>
               </w:rPr>
               <w:t>}}</w:t>
             </w:r>
@@ -1709,13 +1802,20 @@
             <w:vAlign w:val="center"/>
           </w:tcPr>
           <w:p>
-            <w:r>
-              <w:rPr>
+            <w:pPr>
+              <w:rPr>
+                <w:rFonts w:ascii="Tahoma" w:hAnsi="Tahoma" w:cs="Tahoma"/>
+              </w:rPr>
+            </w:pPr>
+            <w:r>
+              <w:rPr>
+                <w:rFonts w:ascii="Tahoma" w:hAnsi="Tahoma" w:cs="Tahoma"/>
                 <w:b/>
                 <w:bCs/>
                 <w:sz w:val="19"/>
                 <w:szCs w:val="19"/>
               </w:rPr>
+              <w:lastRenderedPageBreak/>
               <w:t>Plazo de entrega</w:t>
             </w:r>
           </w:p>
@@ -1732,33 +1832,34 @@
             <w:vAlign w:val="center"/>
           </w:tcPr>
           <w:p>
-            <w:r>
-              <w:rPr>
-                <w:i/>
-                <w:iCs/>
+            <w:pPr>
+              <w:rPr>
+                <w:rFonts w:ascii="Tahoma" w:hAnsi="Tahoma" w:cs="Tahoma"/>
+              </w:rPr>
+            </w:pPr>
+            <w:r>
+              <w:rPr>
+                <w:rFonts w:ascii="Tahoma" w:hAnsi="Tahoma" w:cs="Tahoma"/>
               </w:rPr>
               <w:t>{{</w:t>
             </w:r>
             <w:proofErr w:type="spellStart"/>
             <w:r>
               <w:rPr>
-                <w:i/>
-                <w:iCs/>
+                <w:rFonts w:ascii="Tahoma" w:hAnsi="Tahoma" w:cs="Tahoma"/>
               </w:rPr>
               <w:t>tiempo_entrega</w:t>
             </w:r>
             <w:proofErr w:type="spellEnd"/>
             <w:r>
               <w:rPr>
-                <w:i/>
-                <w:iCs/>
+                <w:rFonts w:ascii="Tahoma" w:hAnsi="Tahoma" w:cs="Tahoma"/>
               </w:rPr>
               <w:t>}}</w:t>
             </w:r>
             <w:r>
               <w:rPr>
-                <w:i/>
-                <w:iCs/>
+                <w:rFonts w:ascii="Tahoma" w:hAnsi="Tahoma" w:cs="Tahoma"/>
               </w:rPr>
               <w:t xml:space="preserve"> días.</w:t>
             </w:r>
@@ -1778,14 +1879,19 @@
             <w:vAlign w:val="center"/>
           </w:tcPr>
           <w:p>
-            <w:r>
-              <w:rPr>
+            <w:pPr>
+              <w:rPr>
+                <w:rFonts w:ascii="Tahoma" w:hAnsi="Tahoma" w:cs="Tahoma"/>
+              </w:rPr>
+            </w:pPr>
+            <w:r>
+              <w:rPr>
+                <w:rFonts w:ascii="Tahoma" w:hAnsi="Tahoma" w:cs="Tahoma"/>
                 <w:b/>
                 <w:bCs/>
                 <w:sz w:val="19"/>
                 <w:szCs w:val="19"/>
               </w:rPr>
-              <w:lastRenderedPageBreak/>
               <w:t>Lugar de entrega</w:t>
             </w:r>
           </w:p>
@@ -1802,26 +1908,28 @@
             <w:vAlign w:val="center"/>
           </w:tcPr>
           <w:p>
-            <w:r>
-              <w:rPr>
-                <w:i/>
-                <w:iCs/>
+            <w:pPr>
+              <w:rPr>
+                <w:rFonts w:ascii="Tahoma" w:hAnsi="Tahoma" w:cs="Tahoma"/>
+              </w:rPr>
+            </w:pPr>
+            <w:r>
+              <w:rPr>
+                <w:rFonts w:ascii="Tahoma" w:hAnsi="Tahoma" w:cs="Tahoma"/>
               </w:rPr>
               <w:t>{{</w:t>
             </w:r>
             <w:proofErr w:type="spellStart"/>
             <w:r>
               <w:rPr>
-                <w:i/>
-                <w:iCs/>
+                <w:rFonts w:ascii="Tahoma" w:hAnsi="Tahoma" w:cs="Tahoma"/>
               </w:rPr>
               <w:t>lugar_entrega</w:t>
             </w:r>
             <w:proofErr w:type="spellEnd"/>
             <w:r>
               <w:rPr>
-                <w:i/>
-                <w:iCs/>
+                <w:rFonts w:ascii="Tahoma" w:hAnsi="Tahoma" w:cs="Tahoma"/>
               </w:rPr>
               <w:t>}}</w:t>
             </w:r>
@@ -1841,8 +1949,14 @@
             <w:vAlign w:val="center"/>
           </w:tcPr>
           <w:p>
-            <w:r>
-              <w:rPr>
+            <w:pPr>
+              <w:rPr>
+                <w:rFonts w:ascii="Tahoma" w:hAnsi="Tahoma" w:cs="Tahoma"/>
+              </w:rPr>
+            </w:pPr>
+            <w:r>
+              <w:rPr>
+                <w:rFonts w:ascii="Tahoma" w:hAnsi="Tahoma" w:cs="Tahoma"/>
                 <w:b/>
                 <w:bCs/>
                 <w:sz w:val="19"/>
@@ -1864,26 +1978,28 @@
             <w:vAlign w:val="center"/>
           </w:tcPr>
           <w:p>
-            <w:r>
-              <w:rPr>
-                <w:i/>
-                <w:iCs/>
+            <w:pPr>
+              <w:rPr>
+                <w:rFonts w:ascii="Tahoma" w:hAnsi="Tahoma" w:cs="Tahoma"/>
+              </w:rPr>
+            </w:pPr>
+            <w:r>
+              <w:rPr>
+                <w:rFonts w:ascii="Tahoma" w:hAnsi="Tahoma" w:cs="Tahoma"/>
               </w:rPr>
               <w:t>{{</w:t>
             </w:r>
             <w:proofErr w:type="spellStart"/>
             <w:r>
               <w:rPr>
-                <w:i/>
-                <w:iCs/>
+                <w:rFonts w:ascii="Tahoma" w:hAnsi="Tahoma" w:cs="Tahoma"/>
               </w:rPr>
               <w:t>garantia</w:t>
             </w:r>
             <w:proofErr w:type="spellEnd"/>
             <w:r>
               <w:rPr>
-                <w:i/>
-                <w:iCs/>
+                <w:rFonts w:ascii="Tahoma" w:hAnsi="Tahoma" w:cs="Tahoma"/>
               </w:rPr>
               <w:t>}}</w:t>
             </w:r>
@@ -1902,7 +2018,13 @@
             </w:tcMar>
             <w:vAlign w:val="center"/>
           </w:tcPr>
-          <w:p/>
+          <w:p>
+            <w:pPr>
+              <w:rPr>
+                <w:rFonts w:ascii="Tahoma" w:hAnsi="Tahoma" w:cs="Tahoma"/>
+              </w:rPr>
+            </w:pPr>
+          </w:p>
         </w:tc>
         <w:tc>
           <w:tcPr>
@@ -1915,19 +2037,29 @@
             </w:tcMar>
             <w:vAlign w:val="center"/>
           </w:tcPr>
-          <w:p/>
+          <w:p>
+            <w:pPr>
+              <w:rPr>
+                <w:rFonts w:ascii="Tahoma" w:hAnsi="Tahoma" w:cs="Tahoma"/>
+              </w:rPr>
+            </w:pPr>
+          </w:p>
         </w:tc>
       </w:tr>
     </w:tbl>
     <w:p>
       <w:pPr>
         <w:spacing w:before="240" w:after="90"/>
+        <w:rPr>
+          <w:rFonts w:ascii="Tahoma" w:hAnsi="Tahoma" w:cs="Tahoma"/>
+        </w:rPr>
       </w:pPr>
     </w:p>
     <w:p>
       <w:pPr>
         <w:spacing w:before="240" w:after="90"/>
         <w:rPr>
+          <w:rFonts w:ascii="Tahoma" w:hAnsi="Tahoma" w:cs="Tahoma"/>
           <w:b/>
           <w:bCs/>
           <w:sz w:val="16"/>
@@ -1939,6 +2071,7 @@
       <w:pPr>
         <w:spacing w:before="240" w:after="90"/>
         <w:rPr>
+          <w:rFonts w:ascii="Tahoma" w:hAnsi="Tahoma" w:cs="Tahoma"/>
           <w:b/>
           <w:bCs/>
           <w:sz w:val="16"/>
@@ -1949,9 +2082,13 @@
     <w:p>
       <w:pPr>
         <w:spacing w:before="240" w:after="90"/>
+        <w:rPr>
+          <w:rFonts w:ascii="Tahoma" w:hAnsi="Tahoma" w:cs="Tahoma"/>
+        </w:rPr>
       </w:pPr>
       <w:r>
         <w:rPr>
+          <w:rFonts w:ascii="Tahoma" w:hAnsi="Tahoma" w:cs="Tahoma"/>
           <w:b/>
           <w:bCs/>
           <w:sz w:val="16"/>
@@ -1962,30 +2099,41 @@
     </w:p>
     <w:p>
       <w:pPr>
-        <w:pStyle w:val="Prrafodelista"/>
-        <w:numPr>
-          <w:ilvl w:val="0"/>
-          <w:numId w:val="2"/>
-        </w:numPr>
+        <w:rPr>
+          <w:rFonts w:ascii="Tahoma" w:hAnsi="Tahoma" w:cs="Tahoma"/>
+        </w:rPr>
       </w:pPr>
       <w:r>
+        <w:rPr>
+          <w:rFonts w:ascii="Tahoma" w:hAnsi="Tahoma" w:cs="Tahoma"/>
+        </w:rPr>
         <w:t>{{notas}}</w:t>
       </w:r>
     </w:p>
     <w:p>
       <w:pPr>
         <w:spacing w:before="360"/>
+        <w:rPr>
+          <w:rFonts w:ascii="Tahoma" w:hAnsi="Tahoma" w:cs="Tahoma"/>
+        </w:rPr>
       </w:pPr>
       <w:r>
+        <w:rPr>
+          <w:rFonts w:ascii="Tahoma" w:hAnsi="Tahoma" w:cs="Tahoma"/>
+        </w:rPr>
         <w:t>Atentamente,</w:t>
       </w:r>
     </w:p>
     <w:p>
       <w:pPr>
         <w:spacing w:before="300"/>
+        <w:rPr>
+          <w:rFonts w:ascii="Tahoma" w:hAnsi="Tahoma" w:cs="Tahoma"/>
+        </w:rPr>
       </w:pPr>
       <w:r>
         <w:rPr>
+          <w:rFonts w:ascii="Tahoma" w:hAnsi="Tahoma" w:cs="Tahoma"/>
           <w:b/>
           <w:bCs/>
         </w:rPr>
@@ -1993,39 +2141,55 @@
       </w:r>
     </w:p>
     <w:p>
+      <w:pPr>
+        <w:rPr>
+          <w:rFonts w:ascii="Tahoma" w:hAnsi="Tahoma" w:cs="Tahoma"/>
+        </w:rPr>
+      </w:pPr>
       <w:r>
+        <w:rPr>
+          <w:rFonts w:ascii="Tahoma" w:hAnsi="Tahoma" w:cs="Tahoma"/>
+        </w:rPr>
         <w:t xml:space="preserve">{{cargo}} – </w:t>
       </w:r>
       <w:proofErr w:type="spellStart"/>
       <w:r>
+        <w:rPr>
+          <w:rFonts w:ascii="Tahoma" w:hAnsi="Tahoma" w:cs="Tahoma"/>
+        </w:rPr>
         <w:t>Proios</w:t>
       </w:r>
       <w:proofErr w:type="spellEnd"/>
       <w:r>
+        <w:rPr>
+          <w:rFonts w:ascii="Tahoma" w:hAnsi="Tahoma" w:cs="Tahoma"/>
+        </w:rPr>
         <w:t xml:space="preserve"> S.A.</w:t>
       </w:r>
     </w:p>
     <w:p>
+      <w:pPr>
+        <w:rPr>
+          <w:rFonts w:ascii="Tahoma" w:hAnsi="Tahoma" w:cs="Tahoma"/>
+        </w:rPr>
+      </w:pPr>
       <w:r>
         <w:rPr>
-          <w:i/>
-          <w:iCs/>
+          <w:rFonts w:ascii="Tahoma" w:hAnsi="Tahoma" w:cs="Tahoma"/>
         </w:rPr>
         <w:t>{{</w:t>
       </w:r>
       <w:proofErr w:type="spellStart"/>
       <w:r>
         <w:rPr>
-          <w:i/>
-          <w:iCs/>
+          <w:rFonts w:ascii="Tahoma" w:hAnsi="Tahoma" w:cs="Tahoma"/>
         </w:rPr>
         <w:t>firmante_email</w:t>
       </w:r>
       <w:proofErr w:type="spellEnd"/>
       <w:r>
         <w:rPr>
-          <w:i/>
-          <w:iCs/>
+          <w:rFonts w:ascii="Tahoma" w:hAnsi="Tahoma" w:cs="Tahoma"/>
         </w:rPr>
         <w:t>}}</w:t>
       </w:r>

--- a/backend/apps/operaciones/templates/Proios_Cotizacion_Productos_TEMPLATE_ES.docx
+++ b/backend/apps/operaciones/templates/Proios_Cotizacion_Productos_TEMPLATE_ES.docx
@@ -79,23 +79,11 @@
                 <w:rFonts w:ascii="Tahoma" w:hAnsi="Tahoma" w:cs="Tahoma"/>
               </w:rPr>
             </w:pPr>
-            <w:proofErr w:type="spellStart"/>
-            <w:r>
-              <w:rPr>
-                <w:rFonts w:ascii="Tahoma" w:hAnsi="Tahoma" w:cs="Tahoma"/>
-                <w:b/>
-                <w:bCs/>
-              </w:rPr>
-              <w:t>Proios</w:t>
-            </w:r>
-            <w:proofErr w:type="spellEnd"/>
-            <w:r>
-              <w:rPr>
-                <w:rFonts w:ascii="Tahoma" w:hAnsi="Tahoma" w:cs="Tahoma"/>
-                <w:b/>
-                <w:bCs/>
-              </w:rPr>
-              <w:t xml:space="preserve"> S.A.</w:t>
+            <w:r>
+              <w:rPr>
+                <w:rFonts w:ascii="Tahoma" w:hAnsi="Tahoma" w:cs="Tahoma"/>
+              </w:rPr>
+              <w:t>Proios S.A.</w:t>
             </w:r>
           </w:p>
           <w:p>
@@ -123,21 +111,7 @@
               <w:rPr>
                 <w:rFonts w:ascii="Tahoma" w:hAnsi="Tahoma" w:cs="Tahoma"/>
               </w:rPr>
-              <w:t xml:space="preserve">Comodoro Pedro </w:t>
-            </w:r>
-            <w:proofErr w:type="spellStart"/>
-            <w:r>
-              <w:rPr>
-                <w:rFonts w:ascii="Tahoma" w:hAnsi="Tahoma" w:cs="Tahoma"/>
-              </w:rPr>
-              <w:t>Zanni</w:t>
-            </w:r>
-            <w:proofErr w:type="spellEnd"/>
-            <w:r>
-              <w:rPr>
-                <w:rFonts w:ascii="Tahoma" w:hAnsi="Tahoma" w:cs="Tahoma"/>
-              </w:rPr>
-              <w:t xml:space="preserve"> 351, 5.º Piso – 503 LN (C1104AAH)</w:t>
+              <w:t>Comodoro Pedro Zanni 351, 5.º Piso – 503 LN (C1104AAH)</w:t>
             </w:r>
           </w:p>
           <w:p>
@@ -211,21 +185,7 @@
               <w:rPr>
                 <w:rFonts w:ascii="Tahoma" w:hAnsi="Tahoma" w:cs="Tahoma"/>
               </w:rPr>
-              <w:t>At.: {{</w:t>
-            </w:r>
-            <w:proofErr w:type="spellStart"/>
-            <w:r>
-              <w:rPr>
-                <w:rFonts w:ascii="Tahoma" w:hAnsi="Tahoma" w:cs="Tahoma"/>
-              </w:rPr>
-              <w:t>atencion</w:t>
-            </w:r>
-            <w:proofErr w:type="spellEnd"/>
-            <w:r>
-              <w:rPr>
-                <w:rFonts w:ascii="Tahoma" w:hAnsi="Tahoma" w:cs="Tahoma"/>
-              </w:rPr>
-              <w:t>}}</w:t>
+              <w:t>At.: {{atencion}}</w:t>
             </w:r>
           </w:p>
         </w:tc>
@@ -265,215 +225,105 @@
                 <w:rFonts w:ascii="Tahoma" w:hAnsi="Tahoma" w:cs="Tahoma"/>
               </w:rPr>
             </w:pPr>
-            <w:proofErr w:type="spellStart"/>
-            <w:proofErr w:type="gramStart"/>
-            <w:r>
-              <w:rPr>
-                <w:rFonts w:ascii="Tahoma" w:hAnsi="Tahoma" w:cs="Tahoma"/>
-                <w:sz w:val="18"/>
-                <w:szCs w:val="18"/>
-              </w:rPr>
-              <w:t>N.°</w:t>
-            </w:r>
-            <w:proofErr w:type="spellEnd"/>
-            <w:r>
-              <w:rPr>
-                <w:rFonts w:ascii="Tahoma" w:hAnsi="Tahoma" w:cs="Tahoma"/>
-                <w:sz w:val="18"/>
-                <w:szCs w:val="18"/>
-              </w:rPr>
-              <w:t xml:space="preserve">  </w:t>
+            <w:r>
+              <w:rPr>
+                <w:rFonts w:ascii="Tahoma" w:hAnsi="Tahoma" w:cs="Tahoma"/>
+              </w:rPr>
+              <w:t xml:space="preserve">N.°  </w:t>
             </w:r>
             <w:r>
               <w:rPr>
                 <w:rFonts w:ascii="Tahoma" w:eastAsia="Consolas" w:hAnsi="Tahoma" w:cs="Tahoma"/>
               </w:rPr>
-              <w:t>{</w:t>
-            </w:r>
-            <w:proofErr w:type="gramEnd"/>
+              <w:t>{{ref}}</w:t>
+            </w:r>
+          </w:p>
+          <w:p>
+            <w:pPr>
+              <w:spacing w:after="20"/>
+              <w:rPr>
+                <w:rFonts w:ascii="Tahoma" w:hAnsi="Tahoma" w:cs="Tahoma"/>
+              </w:rPr>
+            </w:pPr>
+            <w:r>
+              <w:rPr>
+                <w:rFonts w:ascii="Tahoma" w:hAnsi="Tahoma" w:cs="Tahoma"/>
+              </w:rPr>
+              <w:t>Fecha  {{fecha}}</w:t>
+            </w:r>
+          </w:p>
+          <w:p>
+            <w:pPr>
+              <w:spacing w:after="20"/>
+              <w:rPr>
+                <w:rFonts w:ascii="Tahoma" w:hAnsi="Tahoma" w:cs="Tahoma"/>
+              </w:rPr>
+            </w:pPr>
+            <w:r>
+              <w:rPr>
+                <w:rFonts w:ascii="Tahoma" w:hAnsi="Tahoma" w:cs="Tahoma"/>
+              </w:rPr>
+              <w:t>Validez  {{validez}}</w:t>
+            </w:r>
+          </w:p>
+          <w:p>
+            <w:pPr>
+              <w:spacing w:after="20"/>
+              <w:rPr>
+                <w:rFonts w:ascii="Tahoma" w:hAnsi="Tahoma" w:cs="Tahoma"/>
+              </w:rPr>
+            </w:pPr>
+            <w:r>
+              <w:rPr>
+                <w:rFonts w:ascii="Tahoma" w:hAnsi="Tahoma" w:cs="Tahoma"/>
+              </w:rPr>
+              <w:t xml:space="preserve">Buque  </w:t>
+            </w:r>
             <w:r>
               <w:rPr>
                 <w:rFonts w:ascii="Tahoma" w:eastAsia="Consolas" w:hAnsi="Tahoma" w:cs="Tahoma"/>
               </w:rPr>
-              <w:t>{</w:t>
-            </w:r>
-            <w:proofErr w:type="spellStart"/>
+              <w:t>{{buque}}</w:t>
+            </w:r>
+          </w:p>
+          <w:p>
+            <w:pPr>
+              <w:spacing w:after="20"/>
+              <w:rPr>
+                <w:rFonts w:ascii="Tahoma" w:hAnsi="Tahoma" w:cs="Tahoma"/>
+              </w:rPr>
+            </w:pPr>
+            <w:r>
+              <w:rPr>
+                <w:rFonts w:ascii="Tahoma" w:hAnsi="Tahoma" w:cs="Tahoma"/>
+              </w:rPr>
+              <w:t xml:space="preserve">Ubicación  </w:t>
+            </w:r>
             <w:r>
               <w:rPr>
                 <w:rFonts w:ascii="Tahoma" w:eastAsia="Consolas" w:hAnsi="Tahoma" w:cs="Tahoma"/>
               </w:rPr>
-              <w:t>ref</w:t>
-            </w:r>
-            <w:proofErr w:type="spellEnd"/>
+              <w:t>{{ubicacion}}</w:t>
+            </w:r>
+          </w:p>
+          <w:p>
+            <w:pPr>
+              <w:spacing w:after="20"/>
+              <w:rPr>
+                <w:rFonts w:ascii="Tahoma" w:hAnsi="Tahoma" w:cs="Tahoma"/>
+              </w:rPr>
+            </w:pPr>
+            <w:r>
+              <w:rPr>
+                <w:rFonts w:ascii="Tahoma" w:hAnsi="Tahoma" w:cs="Tahoma"/>
+              </w:rPr>
+              <w:t xml:space="preserve">ETA  </w:t>
+            </w:r>
             <w:r>
               <w:rPr>
                 <w:rFonts w:ascii="Tahoma" w:eastAsia="Consolas" w:hAnsi="Tahoma" w:cs="Tahoma"/>
               </w:rPr>
-              <w:t>}}</w:t>
-            </w:r>
-          </w:p>
-          <w:p>
-            <w:pPr>
-              <w:spacing w:after="20"/>
-              <w:rPr>
-                <w:rFonts w:ascii="Tahoma" w:hAnsi="Tahoma" w:cs="Tahoma"/>
-              </w:rPr>
-            </w:pPr>
-            <w:proofErr w:type="gramStart"/>
-            <w:r>
-              <w:rPr>
-                <w:rFonts w:ascii="Tahoma" w:hAnsi="Tahoma" w:cs="Tahoma"/>
-                <w:sz w:val="18"/>
-                <w:szCs w:val="18"/>
-              </w:rPr>
-              <w:t xml:space="preserve">Fecha  </w:t>
-            </w:r>
-            <w:r>
-              <w:rPr>
-                <w:rFonts w:ascii="Tahoma" w:hAnsi="Tahoma" w:cs="Tahoma"/>
-              </w:rPr>
-              <w:t>{</w:t>
-            </w:r>
-            <w:proofErr w:type="gramEnd"/>
-            <w:r>
-              <w:rPr>
-                <w:rFonts w:ascii="Tahoma" w:hAnsi="Tahoma" w:cs="Tahoma"/>
-              </w:rPr>
-              <w:t>{fecha}}</w:t>
-            </w:r>
-          </w:p>
-          <w:p>
-            <w:pPr>
-              <w:spacing w:after="20"/>
-              <w:rPr>
-                <w:rFonts w:ascii="Tahoma" w:hAnsi="Tahoma" w:cs="Tahoma"/>
-              </w:rPr>
-            </w:pPr>
-            <w:proofErr w:type="gramStart"/>
-            <w:r>
-              <w:rPr>
-                <w:rFonts w:ascii="Tahoma" w:hAnsi="Tahoma" w:cs="Tahoma"/>
-                <w:sz w:val="18"/>
-                <w:szCs w:val="18"/>
-              </w:rPr>
-              <w:t xml:space="preserve">Validez  </w:t>
-            </w:r>
-            <w:r>
-              <w:rPr>
-                <w:rFonts w:ascii="Tahoma" w:hAnsi="Tahoma" w:cs="Tahoma"/>
-              </w:rPr>
-              <w:t>{</w:t>
-            </w:r>
-            <w:proofErr w:type="gramEnd"/>
-            <w:r>
-              <w:rPr>
-                <w:rFonts w:ascii="Tahoma" w:hAnsi="Tahoma" w:cs="Tahoma"/>
-              </w:rPr>
-              <w:t>{validez}}</w:t>
-            </w:r>
-          </w:p>
-          <w:p>
-            <w:pPr>
-              <w:spacing w:after="20"/>
-              <w:rPr>
-                <w:rFonts w:ascii="Tahoma" w:hAnsi="Tahoma" w:cs="Tahoma"/>
-              </w:rPr>
-            </w:pPr>
-            <w:proofErr w:type="gramStart"/>
-            <w:r>
-              <w:rPr>
-                <w:rFonts w:ascii="Tahoma" w:hAnsi="Tahoma" w:cs="Tahoma"/>
-                <w:sz w:val="18"/>
-                <w:szCs w:val="18"/>
-              </w:rPr>
-              <w:t xml:space="preserve">Buque  </w:t>
-            </w:r>
-            <w:r>
-              <w:rPr>
-                <w:rFonts w:ascii="Tahoma" w:eastAsia="Consolas" w:hAnsi="Tahoma" w:cs="Tahoma"/>
-              </w:rPr>
-              <w:t>{</w:t>
-            </w:r>
-            <w:proofErr w:type="gramEnd"/>
-            <w:r>
-              <w:rPr>
-                <w:rFonts w:ascii="Tahoma" w:eastAsia="Consolas" w:hAnsi="Tahoma" w:cs="Tahoma"/>
-              </w:rPr>
-              <w:t>{buque}}</w:t>
-            </w:r>
-          </w:p>
-          <w:p>
-            <w:pPr>
-              <w:spacing w:after="20"/>
-              <w:rPr>
-                <w:rFonts w:ascii="Tahoma" w:hAnsi="Tahoma" w:cs="Tahoma"/>
-              </w:rPr>
-            </w:pPr>
-            <w:proofErr w:type="gramStart"/>
-            <w:r>
-              <w:rPr>
-                <w:rFonts w:ascii="Tahoma" w:hAnsi="Tahoma" w:cs="Tahoma"/>
-                <w:sz w:val="18"/>
-                <w:szCs w:val="18"/>
-              </w:rPr>
-              <w:t xml:space="preserve">Ubicación  </w:t>
-            </w:r>
-            <w:r>
-              <w:rPr>
-                <w:rFonts w:ascii="Tahoma" w:eastAsia="Consolas" w:hAnsi="Tahoma" w:cs="Tahoma"/>
-              </w:rPr>
-              <w:t>{</w:t>
-            </w:r>
-            <w:proofErr w:type="gramEnd"/>
-            <w:r>
-              <w:rPr>
-                <w:rFonts w:ascii="Tahoma" w:eastAsia="Consolas" w:hAnsi="Tahoma" w:cs="Tahoma"/>
-              </w:rPr>
-              <w:t>{</w:t>
-            </w:r>
-            <w:proofErr w:type="spellStart"/>
-            <w:r>
-              <w:rPr>
-                <w:rFonts w:ascii="Tahoma" w:eastAsia="Consolas" w:hAnsi="Tahoma" w:cs="Tahoma"/>
-              </w:rPr>
-              <w:t>ubicacion</w:t>
-            </w:r>
-            <w:proofErr w:type="spellEnd"/>
-            <w:r>
-              <w:rPr>
-                <w:rFonts w:ascii="Tahoma" w:eastAsia="Consolas" w:hAnsi="Tahoma" w:cs="Tahoma"/>
-              </w:rPr>
-              <w:t>}}</w:t>
-            </w:r>
-          </w:p>
-          <w:p>
-            <w:pPr>
-              <w:spacing w:after="20"/>
-              <w:rPr>
-                <w:rFonts w:ascii="Tahoma" w:hAnsi="Tahoma" w:cs="Tahoma"/>
-              </w:rPr>
-            </w:pPr>
-            <w:proofErr w:type="gramStart"/>
-            <w:r>
-              <w:rPr>
-                <w:rFonts w:ascii="Tahoma" w:hAnsi="Tahoma" w:cs="Tahoma"/>
-                <w:sz w:val="18"/>
-                <w:szCs w:val="18"/>
-              </w:rPr>
-              <w:t xml:space="preserve">ETA  </w:t>
-            </w:r>
-            <w:r>
-              <w:rPr>
-                <w:rFonts w:ascii="Tahoma" w:eastAsia="Consolas" w:hAnsi="Tahoma" w:cs="Tahoma"/>
-              </w:rPr>
-              <w:t>{</w:t>
-            </w:r>
-            <w:proofErr w:type="gramEnd"/>
-            <w:r>
-              <w:rPr>
-                <w:rFonts w:ascii="Tahoma" w:eastAsia="Consolas" w:hAnsi="Tahoma" w:cs="Tahoma"/>
-              </w:rPr>
-              <w:t>{eta}}</w:t>
+              <w:t>{{eta}}</w:t>
             </w:r>
           </w:p>
         </w:tc>
@@ -520,7 +370,17 @@
           <w:sz w:val="16"/>
           <w:szCs w:val="16"/>
         </w:rPr>
-        <w:t>ÍTEMS</w:t>
+        <w:t>Í</w:t>
+      </w:r>
+      <w:r>
+        <w:rPr>
+          <w:rFonts w:ascii="Tahoma" w:hAnsi="Tahoma" w:cs="Tahoma"/>
+          <w:b/>
+          <w:bCs/>
+          <w:sz w:val="16"/>
+          <w:szCs w:val="16"/>
+        </w:rPr>
+        <w:t>TEMS</w:t>
       </w:r>
     </w:p>
     <w:tbl>
@@ -534,8 +394,8 @@
         <w:tblLook w:val="04A0" w:firstRow="1" w:lastRow="0" w:firstColumn="1" w:lastColumn="0" w:noHBand="0" w:noVBand="1"/>
       </w:tblPr>
       <w:tblGrid>
-        <w:gridCol w:w="3402"/>
-        <w:gridCol w:w="1134"/>
+        <w:gridCol w:w="3544"/>
+        <w:gridCol w:w="992"/>
         <w:gridCol w:w="1276"/>
         <w:gridCol w:w="1701"/>
         <w:gridCol w:w="1843"/>
@@ -543,7 +403,7 @@
       <w:tr>
         <w:tc>
           <w:tcPr>
-            <w:tcW w:w="3402" w:type="dxa"/>
+            <w:tcW w:w="3544" w:type="dxa"/>
             <w:tcBorders>
               <w:bottom w:val="single" w:sz="10" w:space="0" w:color="1394B1"/>
             </w:tcBorders>
@@ -568,31 +428,8 @@
                 <w:sz w:val="17"/>
                 <w:szCs w:val="17"/>
               </w:rPr>
-              <w:t>Descripción</w:t>
-            </w:r>
-          </w:p>
-        </w:tc>
-        <w:tc>
-          <w:tcPr>
-            <w:tcW w:w="1134" w:type="dxa"/>
-            <w:tcBorders>
-              <w:bottom w:val="single" w:sz="10" w:space="0" w:color="1394B1"/>
-            </w:tcBorders>
-            <w:tcMar>
-              <w:top w:w="70" w:type="dxa"/>
-              <w:left w:w="0" w:type="dxa"/>
-              <w:bottom w:w="70" w:type="dxa"/>
-              <w:right w:w="140" w:type="dxa"/>
-            </w:tcMar>
-          </w:tcPr>
-          <w:p>
-            <w:pPr>
-              <w:jc w:val="center"/>
-              <w:rPr>
-                <w:rFonts w:ascii="Tahoma" w:hAnsi="Tahoma" w:cs="Tahoma"/>
-              </w:rPr>
-            </w:pPr>
-            <w:proofErr w:type="spellStart"/>
+              <w:t>Descri</w:t>
+            </w:r>
             <w:r>
               <w:rPr>
                 <w:rFonts w:ascii="Tahoma" w:hAnsi="Tahoma" w:cs="Tahoma"/>
@@ -601,9 +438,30 @@
                 <w:sz w:val="17"/>
                 <w:szCs w:val="17"/>
               </w:rPr>
-              <w:t>Cant</w:t>
-            </w:r>
-            <w:proofErr w:type="spellEnd"/>
+              <w:t>oción</w:t>
+            </w:r>
+          </w:p>
+        </w:tc>
+        <w:tc>
+          <w:tcPr>
+            <w:tcW w:w="992" w:type="dxa"/>
+            <w:tcBorders>
+              <w:bottom w:val="single" w:sz="10" w:space="0" w:color="1394B1"/>
+            </w:tcBorders>
+            <w:tcMar>
+              <w:top w:w="70" w:type="dxa"/>
+              <w:left w:w="0" w:type="dxa"/>
+              <w:bottom w:w="70" w:type="dxa"/>
+              <w:right w:w="140" w:type="dxa"/>
+            </w:tcMar>
+          </w:tcPr>
+          <w:p>
+            <w:pPr>
+              <w:jc w:val="center"/>
+              <w:rPr>
+                <w:rFonts w:ascii="Tahoma" w:hAnsi="Tahoma" w:cs="Tahoma"/>
+              </w:rPr>
+            </w:pPr>
             <w:r>
               <w:rPr>
                 <w:rFonts w:ascii="Tahoma" w:hAnsi="Tahoma" w:cs="Tahoma"/>
@@ -612,7 +470,7 @@
                 <w:sz w:val="17"/>
                 <w:szCs w:val="17"/>
               </w:rPr>
-              <w:t>.</w:t>
+              <w:t>Cantidad</w:t>
             </w:r>
           </w:p>
         </w:tc>
@@ -676,9 +534,30 @@
                 <w:sz w:val="17"/>
                 <w:szCs w:val="17"/>
               </w:rPr>
-              <w:t xml:space="preserve">Precio </w:t>
-            </w:r>
-            <w:proofErr w:type="spellStart"/>
+              <w:t>Precio Unit</w:t>
+            </w:r>
+          </w:p>
+        </w:tc>
+        <w:tc>
+          <w:tcPr>
+            <w:tcW w:w="1843" w:type="dxa"/>
+            <w:tcBorders>
+              <w:bottom w:val="single" w:sz="10" w:space="0" w:color="1394B1"/>
+            </w:tcBorders>
+            <w:tcMar>
+              <w:top w:w="70" w:type="dxa"/>
+              <w:left w:w="0" w:type="dxa"/>
+              <w:bottom w:w="70" w:type="dxa"/>
+              <w:right w:w="140" w:type="dxa"/>
+            </w:tcMar>
+          </w:tcPr>
+          <w:p>
+            <w:pPr>
+              <w:jc w:val="right"/>
+              <w:rPr>
+                <w:rFonts w:ascii="Tahoma" w:hAnsi="Tahoma" w:cs="Tahoma"/>
+              </w:rPr>
+            </w:pPr>
             <w:r>
               <w:rPr>
                 <w:rFonts w:ascii="Tahoma" w:hAnsi="Tahoma" w:cs="Tahoma"/>
@@ -687,50 +566,7 @@
                 <w:sz w:val="17"/>
                 <w:szCs w:val="17"/>
               </w:rPr>
-              <w:t>unit</w:t>
-            </w:r>
-            <w:proofErr w:type="spellEnd"/>
-            <w:r>
-              <w:rPr>
-                <w:rFonts w:ascii="Tahoma" w:hAnsi="Tahoma" w:cs="Tahoma"/>
-                <w:b/>
-                <w:bCs/>
-                <w:sz w:val="17"/>
-                <w:szCs w:val="17"/>
-              </w:rPr>
-              <w:t>.</w:t>
-            </w:r>
-          </w:p>
-        </w:tc>
-        <w:tc>
-          <w:tcPr>
-            <w:tcW w:w="1843" w:type="dxa"/>
-            <w:tcBorders>
-              <w:bottom w:val="single" w:sz="10" w:space="0" w:color="1394B1"/>
-            </w:tcBorders>
-            <w:tcMar>
-              <w:top w:w="70" w:type="dxa"/>
-              <w:left w:w="0" w:type="dxa"/>
-              <w:bottom w:w="70" w:type="dxa"/>
-              <w:right w:w="140" w:type="dxa"/>
-            </w:tcMar>
-          </w:tcPr>
-          <w:p>
-            <w:pPr>
-              <w:jc w:val="right"/>
-              <w:rPr>
-                <w:rFonts w:ascii="Tahoma" w:hAnsi="Tahoma" w:cs="Tahoma"/>
-              </w:rPr>
-            </w:pPr>
-            <w:r>
-              <w:rPr>
-                <w:rFonts w:ascii="Tahoma" w:hAnsi="Tahoma" w:cs="Tahoma"/>
-                <w:b/>
-                <w:bCs/>
-                <w:sz w:val="17"/>
-                <w:szCs w:val="17"/>
-              </w:rPr>
-              <w:t>Importe</w:t>
+              <w:t>Total</w:t>
             </w:r>
           </w:p>
         </w:tc>
@@ -738,7 +574,7 @@
       <w:tr>
         <w:tc>
           <w:tcPr>
-            <w:tcW w:w="3402" w:type="dxa"/>
+            <w:tcW w:w="3544" w:type="dxa"/>
             <w:tcMar>
               <w:top w:w="70" w:type="dxa"/>
               <w:left w:w="0" w:type="dxa"/>
@@ -766,7 +602,7 @@
         </w:tc>
         <w:tc>
           <w:tcPr>
-            <w:tcW w:w="1134" w:type="dxa"/>
+            <w:tcW w:w="992" w:type="dxa"/>
             <w:tcMar>
               <w:top w:w="70" w:type="dxa"/>
               <w:left w:w="0" w:type="dxa"/>
@@ -848,7 +684,7 @@
       <w:tr>
         <w:tc>
           <w:tcPr>
-            <w:tcW w:w="3402" w:type="dxa"/>
+            <w:tcW w:w="3544" w:type="dxa"/>
             <w:tcMar>
               <w:top w:w="70" w:type="dxa"/>
               <w:left w:w="0" w:type="dxa"/>
@@ -868,31 +704,13 @@
                 <w:rFonts w:ascii="Tahoma" w:hAnsi="Tahoma" w:cs="Tahoma"/>
                 <w:lang w:val="en-GB"/>
               </w:rPr>
-              <w:t>{{</w:t>
-            </w:r>
-            <w:proofErr w:type="spellStart"/>
-            <w:proofErr w:type="gramStart"/>
-            <w:r>
-              <w:rPr>
-                <w:rFonts w:ascii="Tahoma" w:hAnsi="Tahoma" w:cs="Tahoma"/>
-                <w:lang w:val="en-GB"/>
-              </w:rPr>
-              <w:t>item.descripcion</w:t>
-            </w:r>
-            <w:proofErr w:type="spellEnd"/>
-            <w:proofErr w:type="gramEnd"/>
-            <w:r>
-              <w:rPr>
-                <w:rFonts w:ascii="Tahoma" w:hAnsi="Tahoma" w:cs="Tahoma"/>
-                <w:lang w:val="en-GB"/>
-              </w:rPr>
-              <w:t>}}</w:t>
-            </w:r>
-          </w:p>
-        </w:tc>
-        <w:tc>
-          <w:tcPr>
-            <w:tcW w:w="1134" w:type="dxa"/>
+              <w:t>{{item.descripcion}}</w:t>
+            </w:r>
+          </w:p>
+        </w:tc>
+        <w:tc>
+          <w:tcPr>
+            <w:tcW w:w="992" w:type="dxa"/>
             <w:tcMar>
               <w:top w:w="70" w:type="dxa"/>
               <w:left w:w="0" w:type="dxa"/>
@@ -911,23 +729,7 @@
               <w:rPr>
                 <w:rFonts w:ascii="Tahoma" w:hAnsi="Tahoma" w:cs="Tahoma"/>
               </w:rPr>
-              <w:t>{{</w:t>
-            </w:r>
-            <w:proofErr w:type="spellStart"/>
-            <w:proofErr w:type="gramStart"/>
-            <w:r>
-              <w:rPr>
-                <w:rFonts w:ascii="Tahoma" w:hAnsi="Tahoma" w:cs="Tahoma"/>
-              </w:rPr>
-              <w:t>item.cantidad</w:t>
-            </w:r>
-            <w:proofErr w:type="spellEnd"/>
-            <w:proofErr w:type="gramEnd"/>
-            <w:r>
-              <w:rPr>
-                <w:rFonts w:ascii="Tahoma" w:hAnsi="Tahoma" w:cs="Tahoma"/>
-              </w:rPr>
-              <w:t>}}</w:t>
+              <w:t>{{item.cantidad}}</w:t>
             </w:r>
           </w:p>
         </w:tc>
@@ -952,23 +754,7 @@
               <w:rPr>
                 <w:rFonts w:ascii="Tahoma" w:hAnsi="Tahoma" w:cs="Tahoma"/>
               </w:rPr>
-              <w:t>{{</w:t>
-            </w:r>
-            <w:proofErr w:type="spellStart"/>
-            <w:proofErr w:type="gramStart"/>
-            <w:r>
-              <w:rPr>
-                <w:rFonts w:ascii="Tahoma" w:hAnsi="Tahoma" w:cs="Tahoma"/>
-              </w:rPr>
-              <w:t>item.unidad</w:t>
-            </w:r>
-            <w:proofErr w:type="spellEnd"/>
-            <w:proofErr w:type="gramEnd"/>
-            <w:r>
-              <w:rPr>
-                <w:rFonts w:ascii="Tahoma" w:hAnsi="Tahoma" w:cs="Tahoma"/>
-              </w:rPr>
-              <w:t>}}</w:t>
+              <w:t>{{item.unidad}}</w:t>
             </w:r>
           </w:p>
         </w:tc>
@@ -993,23 +779,7 @@
               <w:rPr>
                 <w:rFonts w:ascii="Tahoma" w:hAnsi="Tahoma" w:cs="Tahoma"/>
               </w:rPr>
-              <w:t>{{</w:t>
-            </w:r>
-            <w:proofErr w:type="spellStart"/>
-            <w:proofErr w:type="gramStart"/>
-            <w:r>
-              <w:rPr>
-                <w:rFonts w:ascii="Tahoma" w:hAnsi="Tahoma" w:cs="Tahoma"/>
-              </w:rPr>
-              <w:t>item.precio</w:t>
-            </w:r>
-            <w:proofErr w:type="spellEnd"/>
-            <w:proofErr w:type="gramEnd"/>
-            <w:r>
-              <w:rPr>
-                <w:rFonts w:ascii="Tahoma" w:hAnsi="Tahoma" w:cs="Tahoma"/>
-              </w:rPr>
-              <w:t>}}</w:t>
+              <w:t>{{item.precio}}</w:t>
             </w:r>
           </w:p>
         </w:tc>
@@ -1035,23 +805,7 @@
               <w:rPr>
                 <w:rFonts w:ascii="Tahoma" w:hAnsi="Tahoma" w:cs="Tahoma"/>
               </w:rPr>
-              <w:t>{{</w:t>
-            </w:r>
-            <w:proofErr w:type="spellStart"/>
-            <w:proofErr w:type="gramStart"/>
-            <w:r>
-              <w:rPr>
-                <w:rFonts w:ascii="Tahoma" w:hAnsi="Tahoma" w:cs="Tahoma"/>
-              </w:rPr>
-              <w:t>item.importe</w:t>
-            </w:r>
-            <w:proofErr w:type="spellEnd"/>
-            <w:proofErr w:type="gramEnd"/>
-            <w:r>
-              <w:rPr>
-                <w:rFonts w:ascii="Tahoma" w:hAnsi="Tahoma" w:cs="Tahoma"/>
-              </w:rPr>
-              <w:t>}}</w:t>
+              <w:t>{{item.importe}}</w:t>
             </w:r>
           </w:p>
         </w:tc>
@@ -1059,144 +813,120 @@
       <w:tr>
         <w:tc>
           <w:tcPr>
-            <w:tcW w:w="3402" w:type="dxa"/>
-            <w:tcMar>
-              <w:top w:w="70" w:type="dxa"/>
-              <w:left w:w="0" w:type="dxa"/>
-              <w:bottom w:w="70" w:type="dxa"/>
-              <w:right w:w="140" w:type="dxa"/>
-            </w:tcMar>
-          </w:tcPr>
-          <w:p>
-            <w:pPr>
-              <w:rPr>
-                <w:rFonts w:ascii="Tahoma" w:hAnsi="Tahoma" w:cs="Tahoma"/>
+            <w:tcW w:w="3544" w:type="dxa"/>
+            <w:tcMar>
+              <w:top w:w="70" w:type="dxa"/>
+              <w:left w:w="0" w:type="dxa"/>
+              <w:bottom w:w="70" w:type="dxa"/>
+              <w:right w:w="140" w:type="dxa"/>
+            </w:tcMar>
+          </w:tcPr>
+          <w:p>
+            <w:pPr>
+              <w:rPr>
+                <w:rFonts w:ascii="Tahoma" w:hAnsi="Tahoma" w:cs="Tahoma"/>
+                <w:b/>
+                <w:bCs/>
                 <w:i/>
                 <w:iCs/>
                 <w:lang w:val="en-GB"/>
               </w:rPr>
             </w:pPr>
           </w:p>
-        </w:tc>
-        <w:tc>
-          <w:tcPr>
-            <w:tcW w:w="1134" w:type="dxa"/>
-            <w:tcMar>
-              <w:top w:w="70" w:type="dxa"/>
-              <w:left w:w="0" w:type="dxa"/>
-              <w:bottom w:w="70" w:type="dxa"/>
-              <w:right w:w="140" w:type="dxa"/>
-            </w:tcMar>
-          </w:tcPr>
-          <w:p>
-            <w:pPr>
-              <w:jc w:val="center"/>
-              <w:rPr>
-                <w:rFonts w:ascii="Tahoma" w:hAnsi="Tahoma" w:cs="Tahoma"/>
-              </w:rPr>
-            </w:pPr>
-          </w:p>
-        </w:tc>
-        <w:tc>
-          <w:tcPr>
-            <w:tcW w:w="1276" w:type="dxa"/>
-            <w:tcMar>
-              <w:top w:w="70" w:type="dxa"/>
-              <w:left w:w="0" w:type="dxa"/>
-              <w:bottom w:w="70" w:type="dxa"/>
-              <w:right w:w="140" w:type="dxa"/>
-            </w:tcMar>
-          </w:tcPr>
-          <w:p>
-            <w:pPr>
-              <w:jc w:val="center"/>
-              <w:rPr>
-                <w:rFonts w:ascii="Tahoma" w:hAnsi="Tahoma" w:cs="Tahoma"/>
-              </w:rPr>
-            </w:pPr>
-          </w:p>
-        </w:tc>
-        <w:tc>
-          <w:tcPr>
-            <w:tcW w:w="1701" w:type="dxa"/>
-            <w:tcMar>
-              <w:top w:w="70" w:type="dxa"/>
-              <w:left w:w="0" w:type="dxa"/>
-              <w:bottom w:w="70" w:type="dxa"/>
-              <w:right w:w="140" w:type="dxa"/>
-            </w:tcMar>
-          </w:tcPr>
-          <w:p>
-            <w:pPr>
-              <w:jc w:val="right"/>
-              <w:rPr>
-                <w:rFonts w:ascii="Tahoma" w:hAnsi="Tahoma" w:cs="Tahoma"/>
-              </w:rPr>
-            </w:pPr>
-          </w:p>
-        </w:tc>
-        <w:tc>
-          <w:tcPr>
-            <w:tcW w:w="1843" w:type="dxa"/>
-            <w:tcMar>
-              <w:top w:w="70" w:type="dxa"/>
-              <w:left w:w="0" w:type="dxa"/>
-              <w:bottom w:w="70" w:type="dxa"/>
-              <w:right w:w="140" w:type="dxa"/>
-            </w:tcMar>
-          </w:tcPr>
-          <w:p>
-            <w:pPr>
-              <w:jc w:val="right"/>
+          <w:p>
+            <w:r>
               <w:rPr>
                 <w:rFonts w:ascii="Tahoma" w:hAnsi="Tahoma" w:cs="Tahoma"/>
                 <w:i/>
                 <w:iCs/>
               </w:rPr>
-            </w:pPr>
-            <w:r>
+              <w:t xml:space="preserve"> </w:t>
+            </w:r>
+          </w:p>
+        </w:tc>
+        <w:tc>
+          <w:tcPr>
+            <w:tcW w:w="992" w:type="dxa"/>
+            <w:tcMar>
+              <w:top w:w="70" w:type="dxa"/>
+              <w:left w:w="0" w:type="dxa"/>
+              <w:bottom w:w="70" w:type="dxa"/>
+              <w:right w:w="140" w:type="dxa"/>
+            </w:tcMar>
+          </w:tcPr>
+          <w:p>
+            <w:pPr>
+              <w:jc w:val="center"/>
+              <w:rPr>
+                <w:rFonts w:ascii="Tahoma" w:hAnsi="Tahoma" w:cs="Tahoma"/>
+              </w:rPr>
+            </w:pPr>
+          </w:p>
+        </w:tc>
+        <w:tc>
+          <w:tcPr>
+            <w:tcW w:w="1276" w:type="dxa"/>
+            <w:tcMar>
+              <w:top w:w="70" w:type="dxa"/>
+              <w:left w:w="0" w:type="dxa"/>
+              <w:bottom w:w="70" w:type="dxa"/>
+              <w:right w:w="140" w:type="dxa"/>
+            </w:tcMar>
+          </w:tcPr>
+          <w:p>
+            <w:pPr>
+              <w:jc w:val="center"/>
+              <w:rPr>
+                <w:rFonts w:ascii="Tahoma" w:hAnsi="Tahoma" w:cs="Tahoma"/>
+              </w:rPr>
+            </w:pPr>
+          </w:p>
+        </w:tc>
+        <w:tc>
+          <w:tcPr>
+            <w:tcW w:w="1701" w:type="dxa"/>
+            <w:tcMar>
+              <w:top w:w="70" w:type="dxa"/>
+              <w:left w:w="0" w:type="dxa"/>
+              <w:bottom w:w="70" w:type="dxa"/>
+              <w:right w:w="140" w:type="dxa"/>
+            </w:tcMar>
+          </w:tcPr>
+          <w:p>
+            <w:pPr>
+              <w:jc w:val="right"/>
+              <w:rPr>
+                <w:rFonts w:ascii="Tahoma" w:hAnsi="Tahoma" w:cs="Tahoma"/>
+              </w:rPr>
+            </w:pPr>
+          </w:p>
+        </w:tc>
+        <w:tc>
+          <w:tcPr>
+            <w:tcW w:w="1843" w:type="dxa"/>
+            <w:tcMar>
+              <w:top w:w="70" w:type="dxa"/>
+              <w:left w:w="0" w:type="dxa"/>
+              <w:bottom w:w="70" w:type="dxa"/>
+              <w:right w:w="140" w:type="dxa"/>
+            </w:tcMar>
+          </w:tcPr>
+          <w:p>
+            <w:pPr>
+              <w:jc w:val="right"/>
               <w:rPr>
                 <w:rFonts w:ascii="Tahoma" w:hAnsi="Tahoma" w:cs="Tahoma"/>
                 <w:i/>
                 <w:iCs/>
               </w:rPr>
-              <w:t>{%</w:t>
-            </w:r>
-            <w:proofErr w:type="spellStart"/>
+            </w:pPr>
             <w:r>
               <w:rPr>
                 <w:rFonts w:ascii="Tahoma" w:hAnsi="Tahoma" w:cs="Tahoma"/>
                 <w:i/>
                 <w:iCs/>
               </w:rPr>
-              <w:t>tr</w:t>
-            </w:r>
-            <w:proofErr w:type="spellEnd"/>
-            <w:r>
-              <w:rPr>
-                <w:rFonts w:ascii="Tahoma" w:hAnsi="Tahoma" w:cs="Tahoma"/>
-                <w:i/>
-                <w:iCs/>
-              </w:rPr>
-              <w:t xml:space="preserve"> </w:t>
-            </w:r>
-            <w:proofErr w:type="spellStart"/>
-            <w:r>
-              <w:rPr>
-                <w:rFonts w:ascii="Tahoma" w:hAnsi="Tahoma" w:cs="Tahoma"/>
-                <w:i/>
-                <w:iCs/>
-              </w:rPr>
-              <w:t>endfor</w:t>
-            </w:r>
-            <w:proofErr w:type="spellEnd"/>
-            <w:r>
-              <w:rPr>
-                <w:rFonts w:ascii="Tahoma" w:hAnsi="Tahoma" w:cs="Tahoma"/>
-                <w:i/>
-                <w:iCs/>
-              </w:rPr>
-              <w:t xml:space="preserve"> %}</w:t>
+              <w:t>{%tr endfor %}</w:t>
             </w:r>
           </w:p>
           <w:p>
@@ -1223,7 +953,7 @@
     <w:p>
       <w:pPr>
         <w:pBdr>
-          <w:bottom w:val="single" w:sz="4" w:space="2" w:color="D9D9D9"/>
+          <w:bottom w:val="single" w:sz="4" w:space="0" w:color="D9D9D9"/>
         </w:pBdr>
         <w:spacing w:after="120"/>
         <w:rPr>
@@ -1233,8 +963,8 @@
     </w:p>
     <w:tbl>
       <w:tblPr>
-        <w:tblW w:w="9360" w:type="dxa"/>
-        <w:jc w:val="right"/>
+        <w:tblW w:w="9356" w:type="dxa"/>
+        <w:tblLayout w:type="fixed"/>
         <w:tblCellMar>
           <w:left w:w="10" w:type="dxa"/>
           <w:right w:w="10" w:type="dxa"/>
@@ -1242,324 +972,637 @@
         <w:tblLook w:val="04A0" w:firstRow="1" w:lastRow="0" w:firstColumn="1" w:lastColumn="0" w:noHBand="0" w:noVBand="1"/>
       </w:tblPr>
       <w:tblGrid>
-        <w:gridCol w:w="6340"/>
-        <w:gridCol w:w="3020"/>
+        <w:gridCol w:w="3686"/>
+        <w:gridCol w:w="850"/>
+        <w:gridCol w:w="1276"/>
+        <w:gridCol w:w="1701"/>
+        <w:gridCol w:w="1843"/>
       </w:tblGrid>
       <w:tr>
-        <w:trPr>
-          <w:jc w:val="right"/>
-        </w:trPr>
-        <w:tc>
-          <w:tcPr>
-            <w:tcW w:w="6360" w:type="dxa"/>
-          </w:tcPr>
-          <w:p>
-            <w:pPr>
-              <w:rPr>
-                <w:rFonts w:ascii="Tahoma" w:hAnsi="Tahoma" w:cs="Tahoma"/>
-              </w:rPr>
-            </w:pPr>
-          </w:p>
-        </w:tc>
-        <w:tc>
-          <w:tcPr>
-            <w:tcW w:w="3000" w:type="dxa"/>
-          </w:tcPr>
-          <w:tbl>
-            <w:tblPr>
-              <w:tblW w:w="3000" w:type="dxa"/>
-              <w:tblCellMar>
-                <w:left w:w="10" w:type="dxa"/>
-                <w:right w:w="10" w:type="dxa"/>
-              </w:tblCellMar>
-              <w:tblLook w:val="04A0" w:firstRow="1" w:lastRow="0" w:firstColumn="1" w:lastColumn="0" w:noHBand="0" w:noVBand="1"/>
-            </w:tblPr>
-            <w:tblGrid>
-              <w:gridCol w:w="1168"/>
-              <w:gridCol w:w="1832"/>
-            </w:tblGrid>
-            <w:tr>
-              <w:tc>
-                <w:tcPr>
-                  <w:tcW w:w="1168" w:type="dxa"/>
-                  <w:tcMar>
-                    <w:top w:w="70" w:type="dxa"/>
-                    <w:left w:w="0" w:type="dxa"/>
-                    <w:bottom w:w="70" w:type="dxa"/>
-                    <w:right w:w="140" w:type="dxa"/>
-                  </w:tcMar>
-                </w:tcPr>
-                <w:p>
-                  <w:pPr>
-                    <w:rPr>
-                      <w:rFonts w:ascii="Tahoma" w:hAnsi="Tahoma" w:cs="Tahoma"/>
-                    </w:rPr>
-                  </w:pPr>
-                  <w:r>
-                    <w:rPr>
-                      <w:rFonts w:ascii="Tahoma" w:hAnsi="Tahoma" w:cs="Tahoma"/>
-                      <w:sz w:val="19"/>
-                      <w:szCs w:val="19"/>
-                    </w:rPr>
-                    <w:t>Subtotal</w:t>
-                  </w:r>
-                </w:p>
-              </w:tc>
-              <w:tc>
-                <w:tcPr>
-                  <w:tcW w:w="1832" w:type="dxa"/>
-                  <w:tcMar>
-                    <w:top w:w="70" w:type="dxa"/>
-                    <w:left w:w="0" w:type="dxa"/>
-                    <w:bottom w:w="70" w:type="dxa"/>
-                    <w:right w:w="140" w:type="dxa"/>
-                  </w:tcMar>
-                </w:tcPr>
-                <w:p>
-                  <w:pPr>
-                    <w:jc w:val="right"/>
-                    <w:rPr>
-                      <w:rFonts w:ascii="Tahoma" w:hAnsi="Tahoma" w:cs="Tahoma"/>
-                    </w:rPr>
-                  </w:pPr>
-                  <w:r>
-                    <w:rPr>
-                      <w:rFonts w:ascii="Tahoma" w:hAnsi="Tahoma" w:cs="Tahoma"/>
-                    </w:rPr>
-                    <w:t>{{importe}}</w:t>
-                  </w:r>
-                </w:p>
-              </w:tc>
-            </w:tr>
-            <w:tr>
-              <w:tc>
-                <w:tcPr>
-                  <w:tcW w:w="1168" w:type="dxa"/>
-                  <w:tcMar>
-                    <w:top w:w="70" w:type="dxa"/>
-                    <w:left w:w="0" w:type="dxa"/>
-                    <w:bottom w:w="70" w:type="dxa"/>
-                    <w:right w:w="140" w:type="dxa"/>
-                  </w:tcMar>
-                </w:tcPr>
-                <w:p>
-                  <w:pPr>
-                    <w:rPr>
-                      <w:rFonts w:ascii="Tahoma" w:hAnsi="Tahoma" w:cs="Tahoma"/>
-                    </w:rPr>
-                  </w:pPr>
-                  <w:r>
-                    <w:rPr>
-                      <w:rFonts w:ascii="Tahoma" w:hAnsi="Tahoma" w:cs="Tahoma"/>
-                      <w:sz w:val="19"/>
-                      <w:szCs w:val="19"/>
-                    </w:rPr>
-                    <w:t>IVA</w:t>
-                  </w:r>
-                </w:p>
-              </w:tc>
-              <w:tc>
-                <w:tcPr>
-                  <w:tcW w:w="1832" w:type="dxa"/>
-                  <w:tcMar>
-                    <w:top w:w="70" w:type="dxa"/>
-                    <w:left w:w="0" w:type="dxa"/>
-                    <w:bottom w:w="70" w:type="dxa"/>
-                    <w:right w:w="140" w:type="dxa"/>
-                  </w:tcMar>
-                </w:tcPr>
-                <w:p>
-                  <w:pPr>
-                    <w:jc w:val="right"/>
-                    <w:rPr>
-                      <w:rFonts w:ascii="Tahoma" w:hAnsi="Tahoma" w:cs="Tahoma"/>
-                    </w:rPr>
-                  </w:pPr>
-                  <w:r>
-                    <w:rPr>
-                      <w:rFonts w:ascii="Tahoma" w:hAnsi="Tahoma" w:cs="Tahoma"/>
-                    </w:rPr>
-                    <w:t>{{</w:t>
-                  </w:r>
-                  <w:proofErr w:type="spellStart"/>
-                  <w:r>
-                    <w:rPr>
-                      <w:rFonts w:ascii="Tahoma" w:hAnsi="Tahoma" w:cs="Tahoma"/>
-                    </w:rPr>
-                    <w:t>iva</w:t>
-                  </w:r>
-                  <w:proofErr w:type="spellEnd"/>
-                  <w:r>
-                    <w:rPr>
-                      <w:rFonts w:ascii="Tahoma" w:hAnsi="Tahoma" w:cs="Tahoma"/>
-                    </w:rPr>
-                    <w:t>}}</w:t>
-                  </w:r>
-                </w:p>
-              </w:tc>
-            </w:tr>
-            <w:tr>
-              <w:tc>
-                <w:tcPr>
-                  <w:tcW w:w="1168" w:type="dxa"/>
-                  <w:tcBorders>
-                    <w:top w:val="single" w:sz="12" w:space="0" w:color="1394B1"/>
-                  </w:tcBorders>
-                  <w:tcMar>
-                    <w:top w:w="90" w:type="dxa"/>
-                    <w:left w:w="0" w:type="dxa"/>
-                    <w:bottom w:w="70" w:type="dxa"/>
-                    <w:right w:w="140" w:type="dxa"/>
-                  </w:tcMar>
-                </w:tcPr>
-                <w:p>
-                  <w:pPr>
-                    <w:rPr>
-                      <w:rFonts w:ascii="Tahoma" w:hAnsi="Tahoma" w:cs="Tahoma"/>
-                    </w:rPr>
-                  </w:pPr>
-                  <w:r>
-                    <w:rPr>
-                      <w:rFonts w:ascii="Tahoma" w:hAnsi="Tahoma" w:cs="Tahoma"/>
-                      <w:b/>
-                      <w:bCs/>
-                      <w:sz w:val="22"/>
-                      <w:szCs w:val="22"/>
-                    </w:rPr>
-                    <w:t>TOTAL</w:t>
-                  </w:r>
-                </w:p>
-              </w:tc>
-              <w:tc>
-                <w:tcPr>
-                  <w:tcW w:w="1832" w:type="dxa"/>
-                  <w:tcBorders>
-                    <w:top w:val="single" w:sz="12" w:space="0" w:color="1394B1"/>
-                  </w:tcBorders>
-                  <w:tcMar>
-                    <w:top w:w="90" w:type="dxa"/>
-                    <w:left w:w="0" w:type="dxa"/>
-                    <w:bottom w:w="70" w:type="dxa"/>
-                    <w:right w:w="140" w:type="dxa"/>
-                  </w:tcMar>
-                </w:tcPr>
-                <w:p>
-                  <w:pPr>
-                    <w:jc w:val="right"/>
-                    <w:rPr>
-                      <w:rFonts w:ascii="Tahoma" w:hAnsi="Tahoma" w:cs="Tahoma"/>
-                    </w:rPr>
-                  </w:pPr>
-                  <w:r>
-                    <w:rPr>
-                      <w:rFonts w:ascii="Tahoma" w:hAnsi="Tahoma" w:cs="Tahoma"/>
-                      <w:b/>
-                      <w:bCs/>
-                      <w:sz w:val="22"/>
-                      <w:szCs w:val="22"/>
-                    </w:rPr>
-                    <w:t xml:space="preserve">        </w:t>
-                  </w:r>
-                  <w:r>
-                    <w:rPr>
-                      <w:rFonts w:ascii="Tahoma" w:hAnsi="Tahoma" w:cs="Tahoma"/>
-                      <w:b/>
-                      <w:bCs/>
-                      <w:sz w:val="22"/>
-                      <w:szCs w:val="22"/>
-                    </w:rPr>
-                    <w:t>{{moneda</w:t>
-                  </w:r>
-                  <w:proofErr w:type="gramStart"/>
-                  <w:r>
-                    <w:rPr>
-                      <w:rFonts w:ascii="Tahoma" w:hAnsi="Tahoma" w:cs="Tahoma"/>
-                      <w:b/>
-                      <w:bCs/>
-                      <w:sz w:val="22"/>
-                      <w:szCs w:val="22"/>
-                    </w:rPr>
-                    <w:t>}}</w:t>
-                  </w:r>
-                  <w:r>
-                    <w:rPr>
-                      <w:rFonts w:ascii="Tahoma" w:hAnsi="Tahoma" w:cs="Tahoma"/>
-                      <w:b/>
-                      <w:bCs/>
-                      <w:sz w:val="22"/>
-                      <w:szCs w:val="22"/>
-                    </w:rPr>
-                    <w:t xml:space="preserve">   </w:t>
-                  </w:r>
-                  <w:proofErr w:type="gramEnd"/>
-                  <w:r>
-                    <w:rPr>
-                      <w:rFonts w:ascii="Tahoma" w:hAnsi="Tahoma" w:cs="Tahoma"/>
-                      <w:b/>
-                      <w:bCs/>
-                      <w:sz w:val="22"/>
-                      <w:szCs w:val="22"/>
-                    </w:rPr>
-                    <w:t xml:space="preserve">     </w:t>
-                  </w:r>
-                  <w:r>
-                    <w:rPr>
-                      <w:rFonts w:ascii="Tahoma" w:hAnsi="Tahoma" w:cs="Tahoma"/>
-                      <w:b/>
-                      <w:bCs/>
-                      <w:sz w:val="22"/>
-                      <w:szCs w:val="22"/>
-                    </w:rPr>
-                    <w:t xml:space="preserve"> </w:t>
-                  </w:r>
-                  <w:r>
-                    <w:rPr>
-                      <w:rFonts w:ascii="Tahoma" w:hAnsi="Tahoma" w:cs="Tahoma"/>
-                      <w:b/>
-                      <w:bCs/>
-                      <w:sz w:val="22"/>
-                      <w:szCs w:val="22"/>
-                    </w:rPr>
-                    <w:t xml:space="preserve">                                                                                            </w:t>
-                  </w:r>
-                  <w:r>
-                    <w:rPr>
-                      <w:rFonts w:ascii="Tahoma" w:hAnsi="Tahoma" w:cs="Tahoma"/>
-                      <w:b/>
-                      <w:bCs/>
-                      <w:sz w:val="22"/>
-                      <w:szCs w:val="22"/>
-                    </w:rPr>
-                    <w:t xml:space="preserve">               </w:t>
-                  </w:r>
-                  <w:r>
-                    <w:rPr>
-                      <w:rFonts w:ascii="Tahoma" w:hAnsi="Tahoma" w:cs="Tahoma"/>
-                      <w:b/>
-                      <w:bCs/>
-                      <w:sz w:val="22"/>
-                      <w:szCs w:val="22"/>
-                    </w:rPr>
-                    <w:t xml:space="preserve"> </w:t>
-                  </w:r>
-                  <w:r>
-                    <w:rPr>
-                      <w:rFonts w:ascii="Tahoma" w:hAnsi="Tahoma" w:cs="Tahoma"/>
-                      <w:b/>
-                      <w:bCs/>
-                      <w:sz w:val="22"/>
-                      <w:szCs w:val="22"/>
-                    </w:rPr>
-                    <w:t>{{total}}</w:t>
-                  </w:r>
-                </w:p>
-              </w:tc>
-            </w:tr>
-          </w:tbl>
-          <w:p>
-            <w:pPr>
-              <w:rPr>
-                <w:rFonts w:ascii="Tahoma" w:hAnsi="Tahoma" w:cs="Tahoma"/>
+        <w:tc>
+          <w:tcPr>
+            <w:tcW w:w="3686" w:type="dxa"/>
+            <w:tcBorders>
+              <w:bottom w:val="single" w:sz="10" w:space="0" w:color="1394B1"/>
+            </w:tcBorders>
+            <w:tcMar>
+              <w:top w:w="70" w:type="dxa"/>
+              <w:left w:w="0" w:type="dxa"/>
+              <w:bottom w:w="70" w:type="dxa"/>
+              <w:right w:w="140" w:type="dxa"/>
+            </w:tcMar>
+          </w:tcPr>
+          <w:p>
+            <w:pPr>
+              <w:rPr>
+                <w:rFonts w:ascii="Tahoma" w:hAnsi="Tahoma" w:cs="Tahoma"/>
+                <w:b/>
+                <w:bCs/>
+                <w:sz w:val="17"/>
+                <w:szCs w:val="17"/>
+              </w:rPr>
+            </w:pPr>
+            <w:r>
+              <w:rPr>
+                <w:rFonts w:ascii="Tahoma" w:hAnsi="Tahoma" w:cs="Tahoma"/>
+                <w:b/>
+                <w:bCs/>
+                <w:sz w:val="16"/>
+                <w:szCs w:val="16"/>
+              </w:rPr>
+              <w:t>EXPENSAS</w:t>
+            </w:r>
+          </w:p>
+        </w:tc>
+        <w:tc>
+          <w:tcPr>
+            <w:tcW w:w="850" w:type="dxa"/>
+            <w:tcBorders>
+              <w:bottom w:val="single" w:sz="10" w:space="0" w:color="1394B1"/>
+            </w:tcBorders>
+            <w:tcMar>
+              <w:top w:w="70" w:type="dxa"/>
+              <w:left w:w="0" w:type="dxa"/>
+              <w:bottom w:w="70" w:type="dxa"/>
+              <w:right w:w="140" w:type="dxa"/>
+            </w:tcMar>
+          </w:tcPr>
+          <w:p>
+            <w:pPr>
+              <w:jc w:val="center"/>
+              <w:rPr>
+                <w:rFonts w:ascii="Tahoma" w:hAnsi="Tahoma" w:cs="Tahoma"/>
+                <w:b/>
+                <w:bCs/>
+                <w:sz w:val="17"/>
+                <w:szCs w:val="17"/>
+              </w:rPr>
+            </w:pPr>
+          </w:p>
+        </w:tc>
+        <w:tc>
+          <w:tcPr>
+            <w:tcW w:w="1276" w:type="dxa"/>
+            <w:tcBorders>
+              <w:bottom w:val="single" w:sz="10" w:space="0" w:color="1394B1"/>
+            </w:tcBorders>
+            <w:tcMar>
+              <w:top w:w="70" w:type="dxa"/>
+              <w:left w:w="0" w:type="dxa"/>
+              <w:bottom w:w="70" w:type="dxa"/>
+              <w:right w:w="140" w:type="dxa"/>
+            </w:tcMar>
+          </w:tcPr>
+          <w:p>
+            <w:pPr>
+              <w:jc w:val="center"/>
+              <w:rPr>
+                <w:rFonts w:ascii="Tahoma" w:hAnsi="Tahoma" w:cs="Tahoma"/>
+                <w:b/>
+                <w:bCs/>
+                <w:sz w:val="17"/>
+                <w:szCs w:val="17"/>
+              </w:rPr>
+            </w:pPr>
+          </w:p>
+        </w:tc>
+        <w:tc>
+          <w:tcPr>
+            <w:tcW w:w="1701" w:type="dxa"/>
+            <w:tcBorders>
+              <w:bottom w:val="single" w:sz="10" w:space="0" w:color="1394B1"/>
+            </w:tcBorders>
+            <w:tcMar>
+              <w:top w:w="70" w:type="dxa"/>
+              <w:left w:w="0" w:type="dxa"/>
+              <w:bottom w:w="70" w:type="dxa"/>
+              <w:right w:w="140" w:type="dxa"/>
+            </w:tcMar>
+          </w:tcPr>
+          <w:p>
+            <w:pPr>
+              <w:jc w:val="right"/>
+              <w:rPr>
+                <w:rFonts w:ascii="Tahoma" w:hAnsi="Tahoma" w:cs="Tahoma"/>
+                <w:b/>
+                <w:bCs/>
+                <w:sz w:val="17"/>
+                <w:szCs w:val="17"/>
+              </w:rPr>
+            </w:pPr>
+          </w:p>
+        </w:tc>
+        <w:tc>
+          <w:tcPr>
+            <w:tcW w:w="1843" w:type="dxa"/>
+            <w:tcBorders>
+              <w:bottom w:val="single" w:sz="10" w:space="0" w:color="1394B1"/>
+            </w:tcBorders>
+            <w:tcMar>
+              <w:top w:w="70" w:type="dxa"/>
+              <w:left w:w="0" w:type="dxa"/>
+              <w:bottom w:w="70" w:type="dxa"/>
+              <w:right w:w="140" w:type="dxa"/>
+            </w:tcMar>
+          </w:tcPr>
+          <w:p>
+            <w:pPr>
+              <w:jc w:val="right"/>
+              <w:rPr>
+                <w:rFonts w:ascii="Tahoma" w:hAnsi="Tahoma" w:cs="Tahoma"/>
+                <w:b/>
+                <w:bCs/>
+                <w:sz w:val="17"/>
+                <w:szCs w:val="17"/>
+              </w:rPr>
+            </w:pPr>
+          </w:p>
+        </w:tc>
+      </w:tr>
+      <w:tr>
+        <w:tc>
+          <w:tcPr>
+            <w:tcW w:w="3686" w:type="dxa"/>
+            <w:tcMar>
+              <w:top w:w="70" w:type="dxa"/>
+              <w:left w:w="0" w:type="dxa"/>
+              <w:bottom w:w="70" w:type="dxa"/>
+              <w:right w:w="140" w:type="dxa"/>
+            </w:tcMar>
+          </w:tcPr>
+          <w:p>
+            <w:pPr>
+              <w:rPr>
+                <w:rFonts w:ascii="Tahoma" w:hAnsi="Tahoma" w:cs="Tahoma"/>
+                <w:lang w:val="en-GB"/>
+              </w:rPr>
+            </w:pPr>
+            <w:r>
+              <w:rPr>
+                <w:rFonts w:ascii="Tahoma" w:hAnsi="Tahoma" w:cs="Tahoma"/>
+                <w:i/>
+                <w:iCs/>
+                <w:lang w:val="en-GB"/>
+              </w:rPr>
+              <w:t xml:space="preserve">{%tr for </w:t>
+            </w:r>
+            <w:r>
+              <w:rPr>
+                <w:rFonts w:ascii="Tahoma" w:hAnsi="Tahoma" w:cs="Tahoma"/>
+                <w:i/>
+                <w:iCs/>
+                <w:lang w:val="en-GB"/>
+              </w:rPr>
+              <w:t>exp</w:t>
+            </w:r>
+            <w:r>
+              <w:rPr>
+                <w:rFonts w:ascii="Tahoma" w:hAnsi="Tahoma" w:cs="Tahoma"/>
+                <w:i/>
+                <w:iCs/>
+                <w:lang w:val="en-GB"/>
+              </w:rPr>
+              <w:t xml:space="preserve"> in </w:t>
+            </w:r>
+            <w:r>
+              <w:rPr>
+                <w:rFonts w:ascii="Tahoma" w:hAnsi="Tahoma" w:cs="Tahoma"/>
+                <w:i/>
+                <w:iCs/>
+                <w:lang w:val="en-GB"/>
+              </w:rPr>
+              <w:t>expensas</w:t>
+            </w:r>
+            <w:r>
+              <w:rPr>
+                <w:rFonts w:ascii="Tahoma" w:hAnsi="Tahoma" w:cs="Tahoma"/>
+                <w:i/>
+                <w:iCs/>
+                <w:lang w:val="en-GB"/>
+              </w:rPr>
+              <w:t xml:space="preserve"> %} </w:t>
+            </w:r>
+          </w:p>
+        </w:tc>
+        <w:tc>
+          <w:tcPr>
+            <w:tcW w:w="850" w:type="dxa"/>
+            <w:tcMar>
+              <w:top w:w="70" w:type="dxa"/>
+              <w:left w:w="0" w:type="dxa"/>
+              <w:bottom w:w="70" w:type="dxa"/>
+              <w:right w:w="140" w:type="dxa"/>
+            </w:tcMar>
+          </w:tcPr>
+          <w:p>
+            <w:pPr>
+              <w:jc w:val="center"/>
+              <w:rPr>
+                <w:rFonts w:ascii="Tahoma" w:hAnsi="Tahoma" w:cs="Tahoma"/>
+                <w:lang w:val="en-GB"/>
+              </w:rPr>
+            </w:pPr>
+          </w:p>
+        </w:tc>
+        <w:tc>
+          <w:tcPr>
+            <w:tcW w:w="1276" w:type="dxa"/>
+            <w:tcMar>
+              <w:top w:w="70" w:type="dxa"/>
+              <w:left w:w="0" w:type="dxa"/>
+              <w:bottom w:w="70" w:type="dxa"/>
+              <w:right w:w="140" w:type="dxa"/>
+            </w:tcMar>
+          </w:tcPr>
+          <w:p>
+            <w:pPr>
+              <w:jc w:val="center"/>
+              <w:rPr>
+                <w:rFonts w:ascii="Tahoma" w:hAnsi="Tahoma" w:cs="Tahoma"/>
+                <w:lang w:val="en-GB"/>
+              </w:rPr>
+            </w:pPr>
+          </w:p>
+        </w:tc>
+        <w:tc>
+          <w:tcPr>
+            <w:tcW w:w="1701" w:type="dxa"/>
+            <w:tcMar>
+              <w:top w:w="70" w:type="dxa"/>
+              <w:left w:w="0" w:type="dxa"/>
+              <w:bottom w:w="70" w:type="dxa"/>
+              <w:right w:w="140" w:type="dxa"/>
+            </w:tcMar>
+          </w:tcPr>
+          <w:p>
+            <w:pPr>
+              <w:jc w:val="right"/>
+              <w:rPr>
+                <w:rFonts w:ascii="Tahoma" w:hAnsi="Tahoma" w:cs="Tahoma"/>
+                <w:lang w:val="en-GB"/>
+              </w:rPr>
+            </w:pPr>
+          </w:p>
+        </w:tc>
+        <w:tc>
+          <w:tcPr>
+            <w:tcW w:w="1843" w:type="dxa"/>
+            <w:tcMar>
+              <w:top w:w="70" w:type="dxa"/>
+              <w:left w:w="0" w:type="dxa"/>
+              <w:bottom w:w="70" w:type="dxa"/>
+              <w:right w:w="140" w:type="dxa"/>
+            </w:tcMar>
+          </w:tcPr>
+          <w:p>
+            <w:pPr>
+              <w:jc w:val="right"/>
+              <w:rPr>
+                <w:rFonts w:ascii="Tahoma" w:hAnsi="Tahoma" w:cs="Tahoma"/>
+                <w:lang w:val="en-GB"/>
+              </w:rPr>
+            </w:pPr>
+          </w:p>
+        </w:tc>
+      </w:tr>
+      <w:tr>
+        <w:tc>
+          <w:tcPr>
+            <w:tcW w:w="3686" w:type="dxa"/>
+            <w:tcMar>
+              <w:top w:w="70" w:type="dxa"/>
+              <w:left w:w="0" w:type="dxa"/>
+              <w:bottom w:w="70" w:type="dxa"/>
+              <w:right w:w="140" w:type="dxa"/>
+            </w:tcMar>
+          </w:tcPr>
+          <w:p>
+            <w:pPr>
+              <w:rPr>
+                <w:rFonts w:ascii="Tahoma" w:hAnsi="Tahoma" w:cs="Tahoma"/>
+                <w:lang w:val="en-GB"/>
+              </w:rPr>
+            </w:pPr>
+            <w:r>
+              <w:rPr>
+                <w:rFonts w:ascii="Tahoma" w:hAnsi="Tahoma" w:cs="Tahoma"/>
+                <w:lang w:val="en-GB"/>
+              </w:rPr>
+              <w:t>{{</w:t>
+            </w:r>
+            <w:r>
+              <w:rPr>
+                <w:rFonts w:ascii="Tahoma" w:hAnsi="Tahoma" w:cs="Tahoma"/>
+                <w:lang w:val="en-GB"/>
+              </w:rPr>
+              <w:t>exp</w:t>
+            </w:r>
+            <w:r>
+              <w:rPr>
+                <w:rFonts w:ascii="Tahoma" w:hAnsi="Tahoma" w:cs="Tahoma"/>
+                <w:lang w:val="en-GB"/>
+              </w:rPr>
+              <w:t>.descripcion}}</w:t>
+            </w:r>
+          </w:p>
+        </w:tc>
+        <w:tc>
+          <w:tcPr>
+            <w:tcW w:w="850" w:type="dxa"/>
+            <w:tcMar>
+              <w:top w:w="70" w:type="dxa"/>
+              <w:left w:w="0" w:type="dxa"/>
+              <w:bottom w:w="70" w:type="dxa"/>
+              <w:right w:w="140" w:type="dxa"/>
+            </w:tcMar>
+          </w:tcPr>
+          <w:p>
+            <w:pPr>
+              <w:jc w:val="center"/>
+              <w:rPr>
+                <w:rFonts w:ascii="Tahoma" w:hAnsi="Tahoma" w:cs="Tahoma"/>
+                <w:u w:val="single"/>
+              </w:rPr>
+            </w:pPr>
+            <w:r>
+              <w:rPr>
+                <w:rFonts w:ascii="Tahoma" w:hAnsi="Tahoma" w:cs="Tahoma"/>
+              </w:rPr>
+              <w:t>{{</w:t>
+            </w:r>
+            <w:r>
+              <w:rPr>
+                <w:rFonts w:ascii="Tahoma" w:hAnsi="Tahoma" w:cs="Tahoma"/>
+              </w:rPr>
+              <w:t>exp</w:t>
+            </w:r>
+            <w:r>
+              <w:rPr>
+                <w:rFonts w:ascii="Tahoma" w:hAnsi="Tahoma" w:cs="Tahoma"/>
+              </w:rPr>
+              <w:t>.</w:t>
+            </w:r>
+            <w:r>
+              <w:rPr>
+                <w:rFonts w:ascii="Tahoma" w:hAnsi="Tahoma" w:cs="Tahoma"/>
+              </w:rPr>
+              <w:t>cantidad</w:t>
+            </w:r>
+            <w:r>
+              <w:rPr>
+                <w:rFonts w:ascii="Tahoma" w:hAnsi="Tahoma" w:cs="Tahoma"/>
+              </w:rPr>
+              <w:t>}}</w:t>
+            </w:r>
+          </w:p>
+        </w:tc>
+        <w:tc>
+          <w:tcPr>
+            <w:tcW w:w="1276" w:type="dxa"/>
+            <w:tcMar>
+              <w:top w:w="70" w:type="dxa"/>
+              <w:left w:w="0" w:type="dxa"/>
+              <w:bottom w:w="70" w:type="dxa"/>
+              <w:right w:w="140" w:type="dxa"/>
+            </w:tcMar>
+          </w:tcPr>
+          <w:p>
+            <w:pPr>
+              <w:jc w:val="center"/>
+              <w:rPr>
+                <w:rFonts w:ascii="Tahoma" w:hAnsi="Tahoma" w:cs="Tahoma"/>
+              </w:rPr>
+            </w:pPr>
+            <w:r>
+              <w:rPr>
+                <w:rFonts w:ascii="Tahoma" w:hAnsi="Tahoma" w:cs="Tahoma"/>
+              </w:rPr>
+              <w:t>{{</w:t>
+            </w:r>
+            <w:r>
+              <w:rPr>
+                <w:rFonts w:ascii="Tahoma" w:hAnsi="Tahoma" w:cs="Tahoma"/>
+              </w:rPr>
+              <w:t>exp</w:t>
+            </w:r>
+            <w:r>
+              <w:rPr>
+                <w:rFonts w:ascii="Tahoma" w:hAnsi="Tahoma" w:cs="Tahoma"/>
+              </w:rPr>
+              <w:t>.unidad}}</w:t>
+            </w:r>
+          </w:p>
+        </w:tc>
+        <w:tc>
+          <w:tcPr>
+            <w:tcW w:w="1701" w:type="dxa"/>
+            <w:tcMar>
+              <w:top w:w="70" w:type="dxa"/>
+              <w:left w:w="0" w:type="dxa"/>
+              <w:bottom w:w="70" w:type="dxa"/>
+              <w:right w:w="140" w:type="dxa"/>
+            </w:tcMar>
+          </w:tcPr>
+          <w:p>
+            <w:pPr>
+              <w:jc w:val="right"/>
+              <w:rPr>
+                <w:rFonts w:ascii="Tahoma" w:hAnsi="Tahoma" w:cs="Tahoma"/>
+              </w:rPr>
+            </w:pPr>
+            <w:r>
+              <w:rPr>
+                <w:rFonts w:ascii="Tahoma" w:hAnsi="Tahoma" w:cs="Tahoma"/>
+              </w:rPr>
+              <w:t>{{</w:t>
+            </w:r>
+            <w:r>
+              <w:rPr>
+                <w:rFonts w:ascii="Tahoma" w:hAnsi="Tahoma" w:cs="Tahoma"/>
+              </w:rPr>
+              <w:t>exp</w:t>
+            </w:r>
+            <w:r>
+              <w:rPr>
+                <w:rFonts w:ascii="Tahoma" w:hAnsi="Tahoma" w:cs="Tahoma"/>
+              </w:rPr>
+              <w:t>.precio}}</w:t>
+            </w:r>
+          </w:p>
+        </w:tc>
+        <w:tc>
+          <w:tcPr>
+            <w:tcW w:w="1843" w:type="dxa"/>
+            <w:tcMar>
+              <w:top w:w="70" w:type="dxa"/>
+              <w:left w:w="0" w:type="dxa"/>
+              <w:bottom w:w="70" w:type="dxa"/>
+              <w:right w:w="140" w:type="dxa"/>
+            </w:tcMar>
+          </w:tcPr>
+          <w:p>
+            <w:pPr>
+              <w:jc w:val="right"/>
+              <w:rPr>
+                <w:rFonts w:ascii="Tahoma" w:hAnsi="Tahoma" w:cs="Tahoma"/>
+                <w:u w:val="single"/>
+              </w:rPr>
+            </w:pPr>
+            <w:r>
+              <w:rPr>
+                <w:rFonts w:ascii="Tahoma" w:hAnsi="Tahoma" w:cs="Tahoma"/>
+              </w:rPr>
+              <w:t>{{</w:t>
+            </w:r>
+            <w:r>
+              <w:rPr>
+                <w:rFonts w:ascii="Tahoma" w:hAnsi="Tahoma" w:cs="Tahoma"/>
+              </w:rPr>
+              <w:t>exp</w:t>
+            </w:r>
+            <w:r>
+              <w:rPr>
+                <w:rFonts w:ascii="Tahoma" w:hAnsi="Tahoma" w:cs="Tahoma"/>
+              </w:rPr>
+              <w:t>.importe}}</w:t>
+            </w:r>
+          </w:p>
+        </w:tc>
+      </w:tr>
+      <w:tr>
+        <w:tc>
+          <w:tcPr>
+            <w:tcW w:w="3686" w:type="dxa"/>
+            <w:tcMar>
+              <w:top w:w="70" w:type="dxa"/>
+              <w:left w:w="0" w:type="dxa"/>
+              <w:bottom w:w="70" w:type="dxa"/>
+              <w:right w:w="140" w:type="dxa"/>
+            </w:tcMar>
+          </w:tcPr>
+          <w:p>
+            <w:pPr>
+              <w:rPr>
+                <w:rFonts w:ascii="Tahoma" w:hAnsi="Tahoma" w:cs="Tahoma"/>
+                <w:b/>
+                <w:bCs/>
+                <w:i/>
+                <w:iCs/>
+                <w:lang w:val="en-GB"/>
+              </w:rPr>
+            </w:pPr>
+          </w:p>
+          <w:p>
+            <w:r>
+              <w:rPr>
+                <w:rFonts w:ascii="Tahoma" w:hAnsi="Tahoma" w:cs="Tahoma"/>
+                <w:i/>
+                <w:iCs/>
+              </w:rPr>
+              <w:t xml:space="preserve"> </w:t>
+            </w:r>
+          </w:p>
+        </w:tc>
+        <w:tc>
+          <w:tcPr>
+            <w:tcW w:w="850" w:type="dxa"/>
+            <w:tcMar>
+              <w:top w:w="70" w:type="dxa"/>
+              <w:left w:w="0" w:type="dxa"/>
+              <w:bottom w:w="70" w:type="dxa"/>
+              <w:right w:w="140" w:type="dxa"/>
+            </w:tcMar>
+          </w:tcPr>
+          <w:p>
+            <w:pPr>
+              <w:jc w:val="center"/>
+              <w:rPr>
+                <w:rFonts w:ascii="Tahoma" w:hAnsi="Tahoma" w:cs="Tahoma"/>
+              </w:rPr>
+            </w:pPr>
+          </w:p>
+        </w:tc>
+        <w:tc>
+          <w:tcPr>
+            <w:tcW w:w="1276" w:type="dxa"/>
+            <w:tcMar>
+              <w:top w:w="70" w:type="dxa"/>
+              <w:left w:w="0" w:type="dxa"/>
+              <w:bottom w:w="70" w:type="dxa"/>
+              <w:right w:w="140" w:type="dxa"/>
+            </w:tcMar>
+          </w:tcPr>
+          <w:p>
+            <w:pPr>
+              <w:jc w:val="center"/>
+              <w:rPr>
+                <w:rFonts w:ascii="Tahoma" w:hAnsi="Tahoma" w:cs="Tahoma"/>
+              </w:rPr>
+            </w:pPr>
+          </w:p>
+        </w:tc>
+        <w:tc>
+          <w:tcPr>
+            <w:tcW w:w="1701" w:type="dxa"/>
+            <w:tcMar>
+              <w:top w:w="70" w:type="dxa"/>
+              <w:left w:w="0" w:type="dxa"/>
+              <w:bottom w:w="70" w:type="dxa"/>
+              <w:right w:w="140" w:type="dxa"/>
+            </w:tcMar>
+          </w:tcPr>
+          <w:p>
+            <w:pPr>
+              <w:jc w:val="right"/>
+              <w:rPr>
+                <w:rFonts w:ascii="Tahoma" w:hAnsi="Tahoma" w:cs="Tahoma"/>
+              </w:rPr>
+            </w:pPr>
+          </w:p>
+        </w:tc>
+        <w:tc>
+          <w:tcPr>
+            <w:tcW w:w="1843" w:type="dxa"/>
+            <w:tcMar>
+              <w:top w:w="70" w:type="dxa"/>
+              <w:left w:w="0" w:type="dxa"/>
+              <w:bottom w:w="70" w:type="dxa"/>
+              <w:right w:w="140" w:type="dxa"/>
+            </w:tcMar>
+          </w:tcPr>
+          <w:p>
+            <w:pPr>
+              <w:jc w:val="right"/>
+              <w:rPr>
+                <w:rFonts w:ascii="Tahoma" w:hAnsi="Tahoma" w:cs="Tahoma"/>
+                <w:i/>
+                <w:iCs/>
+              </w:rPr>
+            </w:pPr>
+            <w:r>
+              <w:rPr>
+                <w:rFonts w:ascii="Tahoma" w:hAnsi="Tahoma" w:cs="Tahoma"/>
+                <w:i/>
+                <w:iCs/>
+              </w:rPr>
+              <w:t>{%tr endfor %}</w:t>
+            </w:r>
+          </w:p>
+          <w:p>
+            <w:pPr>
+              <w:jc w:val="right"/>
+              <w:rPr>
+                <w:rFonts w:ascii="Tahoma" w:hAnsi="Tahoma" w:cs="Tahoma"/>
+              </w:rPr>
+            </w:pPr>
+          </w:p>
+          <w:p>
+            <w:pPr>
+              <w:jc w:val="right"/>
+              <w:rPr>
+                <w:rFonts w:ascii="Tahoma" w:hAnsi="Tahoma" w:cs="Tahoma"/>
+                <w:i/>
+                <w:iCs/>
               </w:rPr>
             </w:pPr>
           </w:p>
@@ -1571,32 +1614,18 @@
         <w:spacing w:before="240" w:after="90"/>
         <w:rPr>
           <w:rFonts w:ascii="Tahoma" w:hAnsi="Tahoma" w:cs="Tahoma"/>
-        </w:rPr>
-      </w:pPr>
-      <w:r>
-        <w:rPr>
-          <w:rFonts w:ascii="Tahoma" w:hAnsi="Tahoma" w:cs="Tahoma"/>
           <w:b/>
           <w:bCs/>
           <w:sz w:val="16"/>
           <w:szCs w:val="16"/>
         </w:rPr>
-        <w:t>CONDICIONES</w:t>
-      </w:r>
-      <w:r>
-        <w:rPr>
-          <w:rFonts w:ascii="Tahoma" w:hAnsi="Tahoma" w:cs="Tahoma"/>
-          <w:b/>
-          <w:bCs/>
-          <w:sz w:val="16"/>
-          <w:szCs w:val="16"/>
-        </w:rPr>
-        <w:t xml:space="preserve"> COMERCIALES</w:t>
-      </w:r>
+      </w:pPr>
     </w:p>
     <w:tbl>
       <w:tblPr>
-        <w:tblW w:w="9360" w:type="dxa"/>
+        <w:tblpPr w:leftFromText="141" w:rightFromText="141" w:vertAnchor="text" w:horzAnchor="margin" w:tblpXSpec="right" w:tblpY="-91"/>
+        <w:tblOverlap w:val="never"/>
+        <w:tblW w:w="3000" w:type="dxa"/>
         <w:tblCellMar>
           <w:left w:w="10" w:type="dxa"/>
           <w:right w:w="10" w:type="dxa"/>
@@ -1604,23 +1633,154 @@
         <w:tblLook w:val="04A0" w:firstRow="1" w:lastRow="0" w:firstColumn="1" w:lastColumn="0" w:noHBand="0" w:noVBand="1"/>
       </w:tblPr>
       <w:tblGrid>
-        <w:gridCol w:w="2800"/>
-        <w:gridCol w:w="6560"/>
+        <w:gridCol w:w="1424"/>
+        <w:gridCol w:w="1576"/>
       </w:tblGrid>
       <w:tr>
-        <w:tc>
-          <w:tcPr>
-            <w:tcW w:w="2800" w:type="dxa"/>
-            <w:tcMar>
-              <w:top w:w="40" w:type="dxa"/>
-              <w:left w:w="0" w:type="dxa"/>
-              <w:bottom w:w="40" w:type="dxa"/>
-              <w:right w:w="140" w:type="dxa"/>
-            </w:tcMar>
-            <w:vAlign w:val="center"/>
-          </w:tcPr>
-          <w:p>
-            <w:pPr>
+        <w:trPr>
+          <w:cantSplit/>
+        </w:trPr>
+        <w:tc>
+          <w:tcPr>
+            <w:tcW w:w="1424" w:type="dxa"/>
+            <w:tcMar>
+              <w:top w:w="70" w:type="dxa"/>
+              <w:left w:w="0" w:type="dxa"/>
+              <w:bottom w:w="70" w:type="dxa"/>
+              <w:right w:w="140" w:type="dxa"/>
+            </w:tcMar>
+          </w:tcPr>
+          <w:p>
+            <w:pPr>
+              <w:keepNext/>
+              <w:keepLines/>
+              <w:jc w:val="right"/>
+              <w:rPr>
+                <w:rFonts w:ascii="Tahoma" w:hAnsi="Tahoma" w:cs="Tahoma"/>
+              </w:rPr>
+            </w:pPr>
+            <w:r>
+              <w:rPr>
+                <w:rFonts w:ascii="Tahoma" w:hAnsi="Tahoma" w:cs="Tahoma"/>
+                <w:sz w:val="19"/>
+                <w:szCs w:val="19"/>
+              </w:rPr>
+              <w:lastRenderedPageBreak/>
+              <w:t>Subtotal</w:t>
+            </w:r>
+          </w:p>
+        </w:tc>
+        <w:tc>
+          <w:tcPr>
+            <w:tcW w:w="1576" w:type="dxa"/>
+            <w:tcMar>
+              <w:top w:w="70" w:type="dxa"/>
+              <w:left w:w="0" w:type="dxa"/>
+              <w:bottom w:w="70" w:type="dxa"/>
+              <w:right w:w="140" w:type="dxa"/>
+            </w:tcMar>
+          </w:tcPr>
+          <w:p>
+            <w:pPr>
+              <w:keepNext/>
+              <w:keepLines/>
+              <w:jc w:val="right"/>
+              <w:rPr>
+                <w:rFonts w:ascii="Tahoma" w:hAnsi="Tahoma" w:cs="Tahoma"/>
+              </w:rPr>
+            </w:pPr>
+            <w:r>
+              <w:rPr>
+                <w:rFonts w:ascii="Tahoma" w:hAnsi="Tahoma" w:cs="Tahoma"/>
+              </w:rPr>
+              <w:t>{{importe}}</w:t>
+            </w:r>
+          </w:p>
+        </w:tc>
+      </w:tr>
+      <w:tr>
+        <w:trPr>
+          <w:cantSplit/>
+        </w:trPr>
+        <w:tc>
+          <w:tcPr>
+            <w:tcW w:w="1424" w:type="dxa"/>
+            <w:tcMar>
+              <w:top w:w="70" w:type="dxa"/>
+              <w:left w:w="0" w:type="dxa"/>
+              <w:bottom w:w="70" w:type="dxa"/>
+              <w:right w:w="140" w:type="dxa"/>
+            </w:tcMar>
+          </w:tcPr>
+          <w:p>
+            <w:pPr>
+              <w:keepNext/>
+              <w:keepLines/>
+              <w:jc w:val="right"/>
+              <w:rPr>
+                <w:rFonts w:ascii="Tahoma" w:hAnsi="Tahoma" w:cs="Tahoma"/>
+              </w:rPr>
+            </w:pPr>
+            <w:r>
+              <w:rPr>
+                <w:rFonts w:ascii="Tahoma" w:hAnsi="Tahoma" w:cs="Tahoma"/>
+                <w:sz w:val="19"/>
+                <w:szCs w:val="19"/>
+              </w:rPr>
+              <w:t>IVA</w:t>
+            </w:r>
+          </w:p>
+        </w:tc>
+        <w:tc>
+          <w:tcPr>
+            <w:tcW w:w="1576" w:type="dxa"/>
+            <w:tcMar>
+              <w:top w:w="70" w:type="dxa"/>
+              <w:left w:w="0" w:type="dxa"/>
+              <w:bottom w:w="70" w:type="dxa"/>
+              <w:right w:w="140" w:type="dxa"/>
+            </w:tcMar>
+          </w:tcPr>
+          <w:p>
+            <w:pPr>
+              <w:keepNext/>
+              <w:keepLines/>
+              <w:jc w:val="right"/>
+              <w:rPr>
+                <w:rFonts w:ascii="Tahoma" w:hAnsi="Tahoma" w:cs="Tahoma"/>
+              </w:rPr>
+            </w:pPr>
+            <w:r>
+              <w:rPr>
+                <w:rFonts w:ascii="Tahoma" w:hAnsi="Tahoma" w:cs="Tahoma"/>
+              </w:rPr>
+              <w:t>{{iva}}</w:t>
+            </w:r>
+          </w:p>
+        </w:tc>
+      </w:tr>
+      <w:tr>
+        <w:trPr>
+          <w:cantSplit/>
+        </w:trPr>
+        <w:tc>
+          <w:tcPr>
+            <w:tcW w:w="1424" w:type="dxa"/>
+            <w:tcBorders>
+              <w:top w:val="single" w:sz="12" w:space="0" w:color="1394B1"/>
+            </w:tcBorders>
+            <w:tcMar>
+              <w:top w:w="90" w:type="dxa"/>
+              <w:left w:w="0" w:type="dxa"/>
+              <w:bottom w:w="70" w:type="dxa"/>
+              <w:right w:w="140" w:type="dxa"/>
+            </w:tcMar>
+          </w:tcPr>
+          <w:p>
+            <w:pPr>
+              <w:keepNext/>
+              <w:keepLines/>
+              <w:jc w:val="right"/>
               <w:rPr>
                 <w:rFonts w:ascii="Tahoma" w:hAnsi="Tahoma" w:cs="Tahoma"/>
               </w:rPr>
@@ -1630,53 +1790,31 @@
                 <w:rFonts w:ascii="Tahoma" w:hAnsi="Tahoma" w:cs="Tahoma"/>
                 <w:b/>
                 <w:bCs/>
-                <w:sz w:val="19"/>
-                <w:szCs w:val="19"/>
-              </w:rPr>
-              <w:t>Moneda</w:t>
-            </w:r>
-          </w:p>
-        </w:tc>
-        <w:tc>
-          <w:tcPr>
-            <w:tcW w:w="6560" w:type="dxa"/>
-            <w:tcMar>
-              <w:top w:w="40" w:type="dxa"/>
-              <w:left w:w="0" w:type="dxa"/>
-              <w:bottom w:w="40" w:type="dxa"/>
-              <w:right w:w="140" w:type="dxa"/>
-            </w:tcMar>
-            <w:vAlign w:val="center"/>
-          </w:tcPr>
-          <w:p>
-            <w:pPr>
-              <w:rPr>
-                <w:rFonts w:ascii="Tahoma" w:hAnsi="Tahoma" w:cs="Tahoma"/>
-              </w:rPr>
-            </w:pPr>
-            <w:r>
-              <w:rPr>
-                <w:rFonts w:ascii="Tahoma" w:hAnsi="Tahoma" w:cs="Tahoma"/>
-              </w:rPr>
-              <w:t>{{moneda}}</w:t>
-            </w:r>
-          </w:p>
-        </w:tc>
-      </w:tr>
-      <w:tr>
-        <w:tc>
-          <w:tcPr>
-            <w:tcW w:w="2800" w:type="dxa"/>
-            <w:tcMar>
-              <w:top w:w="40" w:type="dxa"/>
-              <w:left w:w="0" w:type="dxa"/>
-              <w:bottom w:w="40" w:type="dxa"/>
-              <w:right w:w="140" w:type="dxa"/>
-            </w:tcMar>
-            <w:vAlign w:val="center"/>
-          </w:tcPr>
-          <w:p>
-            <w:pPr>
+                <w:sz w:val="22"/>
+                <w:szCs w:val="22"/>
+              </w:rPr>
+              <w:t>TOTAL</w:t>
+            </w:r>
+          </w:p>
+        </w:tc>
+        <w:tc>
+          <w:tcPr>
+            <w:tcW w:w="1576" w:type="dxa"/>
+            <w:tcBorders>
+              <w:top w:val="single" w:sz="12" w:space="0" w:color="1394B1"/>
+            </w:tcBorders>
+            <w:tcMar>
+              <w:top w:w="90" w:type="dxa"/>
+              <w:left w:w="0" w:type="dxa"/>
+              <w:bottom w:w="70" w:type="dxa"/>
+              <w:right w:w="140" w:type="dxa"/>
+            </w:tcMar>
+          </w:tcPr>
+          <w:p>
+            <w:pPr>
+              <w:keepNext/>
+              <w:keepLines/>
+              <w:jc w:val="right"/>
               <w:rPr>
                 <w:rFonts w:ascii="Tahoma" w:hAnsi="Tahoma" w:cs="Tahoma"/>
               </w:rPr>
@@ -1686,363 +1824,11 @@
                 <w:rFonts w:ascii="Tahoma" w:hAnsi="Tahoma" w:cs="Tahoma"/>
                 <w:b/>
                 <w:bCs/>
-                <w:sz w:val="19"/>
-                <w:szCs w:val="19"/>
-              </w:rPr>
-              <w:t>Validez de la oferta</w:t>
-            </w:r>
-          </w:p>
-        </w:tc>
-        <w:tc>
-          <w:tcPr>
-            <w:tcW w:w="6560" w:type="dxa"/>
-            <w:tcMar>
-              <w:top w:w="40" w:type="dxa"/>
-              <w:left w:w="0" w:type="dxa"/>
-              <w:bottom w:w="40" w:type="dxa"/>
-              <w:right w:w="140" w:type="dxa"/>
-            </w:tcMar>
-            <w:vAlign w:val="center"/>
-          </w:tcPr>
-          <w:p>
-            <w:pPr>
-              <w:rPr>
-                <w:rFonts w:ascii="Tahoma" w:hAnsi="Tahoma" w:cs="Tahoma"/>
-              </w:rPr>
-            </w:pPr>
-            <w:r>
-              <w:rPr>
-                <w:rFonts w:ascii="Tahoma" w:hAnsi="Tahoma" w:cs="Tahoma"/>
-              </w:rPr>
-              <w:t>{{validez}}</w:t>
-            </w:r>
-          </w:p>
-        </w:tc>
-      </w:tr>
-      <w:tr>
-        <w:tc>
-          <w:tcPr>
-            <w:tcW w:w="2800" w:type="dxa"/>
-            <w:tcMar>
-              <w:top w:w="40" w:type="dxa"/>
-              <w:left w:w="0" w:type="dxa"/>
-              <w:bottom w:w="40" w:type="dxa"/>
-              <w:right w:w="140" w:type="dxa"/>
-            </w:tcMar>
-            <w:vAlign w:val="center"/>
-          </w:tcPr>
-          <w:p>
-            <w:pPr>
-              <w:rPr>
-                <w:rFonts w:ascii="Tahoma" w:hAnsi="Tahoma" w:cs="Tahoma"/>
-              </w:rPr>
-            </w:pPr>
-            <w:r>
-              <w:rPr>
-                <w:rFonts w:ascii="Tahoma" w:hAnsi="Tahoma" w:cs="Tahoma"/>
-                <w:b/>
-                <w:bCs/>
-                <w:sz w:val="19"/>
-                <w:szCs w:val="19"/>
-              </w:rPr>
-              <w:t>Forma de pago</w:t>
-            </w:r>
-          </w:p>
-        </w:tc>
-        <w:tc>
-          <w:tcPr>
-            <w:tcW w:w="6560" w:type="dxa"/>
-            <w:tcMar>
-              <w:top w:w="40" w:type="dxa"/>
-              <w:left w:w="0" w:type="dxa"/>
-              <w:bottom w:w="40" w:type="dxa"/>
-              <w:right w:w="140" w:type="dxa"/>
-            </w:tcMar>
-            <w:vAlign w:val="center"/>
-          </w:tcPr>
-          <w:p>
-            <w:pPr>
-              <w:rPr>
-                <w:rFonts w:ascii="Tahoma" w:hAnsi="Tahoma" w:cs="Tahoma"/>
-              </w:rPr>
-            </w:pPr>
-            <w:r>
-              <w:rPr>
-                <w:rFonts w:ascii="Tahoma" w:hAnsi="Tahoma" w:cs="Tahoma"/>
-              </w:rPr>
-              <w:t>{{</w:t>
-            </w:r>
-            <w:proofErr w:type="spellStart"/>
-            <w:r>
-              <w:rPr>
-                <w:rFonts w:ascii="Tahoma" w:hAnsi="Tahoma" w:cs="Tahoma"/>
-              </w:rPr>
-              <w:t>forma_de_pago</w:t>
-            </w:r>
-            <w:proofErr w:type="spellEnd"/>
-            <w:r>
-              <w:rPr>
-                <w:rFonts w:ascii="Tahoma" w:hAnsi="Tahoma" w:cs="Tahoma"/>
-              </w:rPr>
-              <w:t>}}</w:t>
-            </w:r>
-          </w:p>
-        </w:tc>
-      </w:tr>
-      <w:tr>
-        <w:tc>
-          <w:tcPr>
-            <w:tcW w:w="2800" w:type="dxa"/>
-            <w:tcMar>
-              <w:top w:w="40" w:type="dxa"/>
-              <w:left w:w="0" w:type="dxa"/>
-              <w:bottom w:w="40" w:type="dxa"/>
-              <w:right w:w="140" w:type="dxa"/>
-            </w:tcMar>
-            <w:vAlign w:val="center"/>
-          </w:tcPr>
-          <w:p>
-            <w:pPr>
-              <w:rPr>
-                <w:rFonts w:ascii="Tahoma" w:hAnsi="Tahoma" w:cs="Tahoma"/>
-              </w:rPr>
-            </w:pPr>
-            <w:r>
-              <w:rPr>
-                <w:rFonts w:ascii="Tahoma" w:hAnsi="Tahoma" w:cs="Tahoma"/>
-                <w:b/>
-                <w:bCs/>
-                <w:sz w:val="19"/>
-                <w:szCs w:val="19"/>
-              </w:rPr>
-              <w:lastRenderedPageBreak/>
-              <w:t>Plazo de entrega</w:t>
-            </w:r>
-          </w:p>
-        </w:tc>
-        <w:tc>
-          <w:tcPr>
-            <w:tcW w:w="6560" w:type="dxa"/>
-            <w:tcMar>
-              <w:top w:w="40" w:type="dxa"/>
-              <w:left w:w="0" w:type="dxa"/>
-              <w:bottom w:w="40" w:type="dxa"/>
-              <w:right w:w="140" w:type="dxa"/>
-            </w:tcMar>
-            <w:vAlign w:val="center"/>
-          </w:tcPr>
-          <w:p>
-            <w:pPr>
-              <w:rPr>
-                <w:rFonts w:ascii="Tahoma" w:hAnsi="Tahoma" w:cs="Tahoma"/>
-              </w:rPr>
-            </w:pPr>
-            <w:r>
-              <w:rPr>
-                <w:rFonts w:ascii="Tahoma" w:hAnsi="Tahoma" w:cs="Tahoma"/>
-              </w:rPr>
-              <w:t>{{</w:t>
-            </w:r>
-            <w:proofErr w:type="spellStart"/>
-            <w:r>
-              <w:rPr>
-                <w:rFonts w:ascii="Tahoma" w:hAnsi="Tahoma" w:cs="Tahoma"/>
-              </w:rPr>
-              <w:t>tiempo_entrega</w:t>
-            </w:r>
-            <w:proofErr w:type="spellEnd"/>
-            <w:r>
-              <w:rPr>
-                <w:rFonts w:ascii="Tahoma" w:hAnsi="Tahoma" w:cs="Tahoma"/>
-              </w:rPr>
-              <w:t>}}</w:t>
-            </w:r>
-            <w:r>
-              <w:rPr>
-                <w:rFonts w:ascii="Tahoma" w:hAnsi="Tahoma" w:cs="Tahoma"/>
-              </w:rPr>
-              <w:t xml:space="preserve"> días.</w:t>
-            </w:r>
-          </w:p>
-        </w:tc>
-      </w:tr>
-      <w:tr>
-        <w:tc>
-          <w:tcPr>
-            <w:tcW w:w="2800" w:type="dxa"/>
-            <w:tcMar>
-              <w:top w:w="40" w:type="dxa"/>
-              <w:left w:w="0" w:type="dxa"/>
-              <w:bottom w:w="40" w:type="dxa"/>
-              <w:right w:w="140" w:type="dxa"/>
-            </w:tcMar>
-            <w:vAlign w:val="center"/>
-          </w:tcPr>
-          <w:p>
-            <w:pPr>
-              <w:rPr>
-                <w:rFonts w:ascii="Tahoma" w:hAnsi="Tahoma" w:cs="Tahoma"/>
-              </w:rPr>
-            </w:pPr>
-            <w:r>
-              <w:rPr>
-                <w:rFonts w:ascii="Tahoma" w:hAnsi="Tahoma" w:cs="Tahoma"/>
-                <w:b/>
-                <w:bCs/>
-                <w:sz w:val="19"/>
-                <w:szCs w:val="19"/>
-              </w:rPr>
-              <w:t>Lugar de entrega</w:t>
-            </w:r>
-          </w:p>
-        </w:tc>
-        <w:tc>
-          <w:tcPr>
-            <w:tcW w:w="6560" w:type="dxa"/>
-            <w:tcMar>
-              <w:top w:w="40" w:type="dxa"/>
-              <w:left w:w="0" w:type="dxa"/>
-              <w:bottom w:w="40" w:type="dxa"/>
-              <w:right w:w="140" w:type="dxa"/>
-            </w:tcMar>
-            <w:vAlign w:val="center"/>
-          </w:tcPr>
-          <w:p>
-            <w:pPr>
-              <w:rPr>
-                <w:rFonts w:ascii="Tahoma" w:hAnsi="Tahoma" w:cs="Tahoma"/>
-              </w:rPr>
-            </w:pPr>
-            <w:r>
-              <w:rPr>
-                <w:rFonts w:ascii="Tahoma" w:hAnsi="Tahoma" w:cs="Tahoma"/>
-              </w:rPr>
-              <w:t>{{</w:t>
-            </w:r>
-            <w:proofErr w:type="spellStart"/>
-            <w:r>
-              <w:rPr>
-                <w:rFonts w:ascii="Tahoma" w:hAnsi="Tahoma" w:cs="Tahoma"/>
-              </w:rPr>
-              <w:t>lugar_entrega</w:t>
-            </w:r>
-            <w:proofErr w:type="spellEnd"/>
-            <w:r>
-              <w:rPr>
-                <w:rFonts w:ascii="Tahoma" w:hAnsi="Tahoma" w:cs="Tahoma"/>
-              </w:rPr>
-              <w:t>}}</w:t>
-            </w:r>
-          </w:p>
-        </w:tc>
-      </w:tr>
-      <w:tr>
-        <w:tc>
-          <w:tcPr>
-            <w:tcW w:w="2800" w:type="dxa"/>
-            <w:tcMar>
-              <w:top w:w="40" w:type="dxa"/>
-              <w:left w:w="0" w:type="dxa"/>
-              <w:bottom w:w="40" w:type="dxa"/>
-              <w:right w:w="140" w:type="dxa"/>
-            </w:tcMar>
-            <w:vAlign w:val="center"/>
-          </w:tcPr>
-          <w:p>
-            <w:pPr>
-              <w:rPr>
-                <w:rFonts w:ascii="Tahoma" w:hAnsi="Tahoma" w:cs="Tahoma"/>
-              </w:rPr>
-            </w:pPr>
-            <w:r>
-              <w:rPr>
-                <w:rFonts w:ascii="Tahoma" w:hAnsi="Tahoma" w:cs="Tahoma"/>
-                <w:b/>
-                <w:bCs/>
-                <w:sz w:val="19"/>
-                <w:szCs w:val="19"/>
-              </w:rPr>
-              <w:t>Garantía</w:t>
-            </w:r>
-          </w:p>
-        </w:tc>
-        <w:tc>
-          <w:tcPr>
-            <w:tcW w:w="6560" w:type="dxa"/>
-            <w:tcMar>
-              <w:top w:w="40" w:type="dxa"/>
-              <w:left w:w="0" w:type="dxa"/>
-              <w:bottom w:w="40" w:type="dxa"/>
-              <w:right w:w="140" w:type="dxa"/>
-            </w:tcMar>
-            <w:vAlign w:val="center"/>
-          </w:tcPr>
-          <w:p>
-            <w:pPr>
-              <w:rPr>
-                <w:rFonts w:ascii="Tahoma" w:hAnsi="Tahoma" w:cs="Tahoma"/>
-              </w:rPr>
-            </w:pPr>
-            <w:r>
-              <w:rPr>
-                <w:rFonts w:ascii="Tahoma" w:hAnsi="Tahoma" w:cs="Tahoma"/>
-              </w:rPr>
-              <w:t>{{</w:t>
-            </w:r>
-            <w:proofErr w:type="spellStart"/>
-            <w:r>
-              <w:rPr>
-                <w:rFonts w:ascii="Tahoma" w:hAnsi="Tahoma" w:cs="Tahoma"/>
-              </w:rPr>
-              <w:t>garantia</w:t>
-            </w:r>
-            <w:proofErr w:type="spellEnd"/>
-            <w:r>
-              <w:rPr>
-                <w:rFonts w:ascii="Tahoma" w:hAnsi="Tahoma" w:cs="Tahoma"/>
-              </w:rPr>
-              <w:t>}}</w:t>
-            </w:r>
-          </w:p>
-        </w:tc>
-      </w:tr>
-      <w:tr>
-        <w:tc>
-          <w:tcPr>
-            <w:tcW w:w="2800" w:type="dxa"/>
-            <w:tcMar>
-              <w:top w:w="40" w:type="dxa"/>
-              <w:left w:w="0" w:type="dxa"/>
-              <w:bottom w:w="40" w:type="dxa"/>
-              <w:right w:w="140" w:type="dxa"/>
-            </w:tcMar>
-            <w:vAlign w:val="center"/>
-          </w:tcPr>
-          <w:p>
-            <w:pPr>
-              <w:rPr>
-                <w:rFonts w:ascii="Tahoma" w:hAnsi="Tahoma" w:cs="Tahoma"/>
-              </w:rPr>
-            </w:pPr>
-          </w:p>
-        </w:tc>
-        <w:tc>
-          <w:tcPr>
-            <w:tcW w:w="6560" w:type="dxa"/>
-            <w:tcMar>
-              <w:top w:w="40" w:type="dxa"/>
-              <w:left w:w="0" w:type="dxa"/>
-              <w:bottom w:w="40" w:type="dxa"/>
-              <w:right w:w="140" w:type="dxa"/>
-            </w:tcMar>
-            <w:vAlign w:val="center"/>
-          </w:tcPr>
-          <w:p>
-            <w:pPr>
-              <w:rPr>
-                <w:rFonts w:ascii="Tahoma" w:hAnsi="Tahoma" w:cs="Tahoma"/>
-              </w:rPr>
-            </w:pPr>
+                <w:sz w:val="22"/>
+                <w:szCs w:val="22"/>
+              </w:rPr>
+              <w:t xml:space="preserve">        {{moneda}}                                                                                                                     {{total}}</w:t>
+            </w:r>
           </w:p>
         </w:tc>
       </w:tr>
@@ -2052,6 +1838,10 @@
         <w:spacing w:before="240" w:after="90"/>
         <w:rPr>
           <w:rFonts w:ascii="Tahoma" w:hAnsi="Tahoma" w:cs="Tahoma"/>
+          <w:b/>
+          <w:bCs/>
+          <w:sz w:val="16"/>
+          <w:szCs w:val="16"/>
         </w:rPr>
       </w:pPr>
     </w:p>
@@ -2084,28 +1874,410 @@
         <w:spacing w:before="240" w:after="90"/>
         <w:rPr>
           <w:rFonts w:ascii="Tahoma" w:hAnsi="Tahoma" w:cs="Tahoma"/>
-        </w:rPr>
-      </w:pPr>
-      <w:r>
-        <w:rPr>
-          <w:rFonts w:ascii="Tahoma" w:hAnsi="Tahoma" w:cs="Tahoma"/>
           <w:b/>
           <w:bCs/>
           <w:sz w:val="16"/>
           <w:szCs w:val="16"/>
         </w:rPr>
-        <w:t>NOTAS</w:t>
+      </w:pPr>
+    </w:p>
+    <w:p>
+      <w:pPr>
+        <w:spacing w:before="240" w:after="90"/>
+        <w:rPr>
+          <w:rFonts w:ascii="Tahoma" w:hAnsi="Tahoma" w:cs="Tahoma"/>
+          <w:b/>
+          <w:bCs/>
+          <w:sz w:val="16"/>
+          <w:szCs w:val="16"/>
+        </w:rPr>
+      </w:pPr>
+    </w:p>
+    <w:p>
+      <w:pPr>
+        <w:spacing w:before="240" w:after="90"/>
+        <w:rPr>
+          <w:rFonts w:ascii="Tahoma" w:hAnsi="Tahoma" w:cs="Tahoma"/>
+          <w:b/>
+          <w:bCs/>
+          <w:sz w:val="16"/>
+          <w:szCs w:val="16"/>
+        </w:rPr>
+      </w:pPr>
+    </w:p>
+    <w:p>
+      <w:pPr>
+        <w:spacing w:before="240" w:after="90"/>
+        <w:rPr>
+          <w:rFonts w:ascii="Tahoma" w:hAnsi="Tahoma" w:cs="Tahoma"/>
+          <w:b/>
+          <w:bCs/>
+          <w:sz w:val="16"/>
+          <w:szCs w:val="16"/>
+        </w:rPr>
+      </w:pPr>
+    </w:p>
+    <w:p>
+      <w:pPr>
+        <w:spacing w:before="240" w:after="90"/>
+        <w:rPr>
+          <w:rFonts w:ascii="Tahoma" w:hAnsi="Tahoma" w:cs="Tahoma"/>
+          <w:b/>
+          <w:bCs/>
+          <w:sz w:val="16"/>
+          <w:szCs w:val="16"/>
+        </w:rPr>
+      </w:pPr>
+    </w:p>
+    <w:p>
+      <w:pPr>
+        <w:spacing w:before="240" w:after="90"/>
+        <w:rPr>
+          <w:rFonts w:ascii="Tahoma" w:hAnsi="Tahoma" w:cs="Tahoma"/>
+          <w:b/>
+          <w:bCs/>
+          <w:sz w:val="16"/>
+          <w:szCs w:val="16"/>
+        </w:rPr>
+      </w:pPr>
+    </w:p>
+    <w:p>
+      <w:pPr>
+        <w:spacing w:before="240" w:after="90"/>
+        <w:rPr>
+          <w:rFonts w:ascii="Tahoma" w:hAnsi="Tahoma" w:cs="Tahoma"/>
+          <w:sz w:val="19"/>
+          <w:szCs w:val="19"/>
+        </w:rPr>
+      </w:pPr>
+      <w:r>
+        <w:rPr>
+          <w:rFonts w:ascii="Tahoma" w:hAnsi="Tahoma" w:cs="Tahoma"/>
+          <w:b/>
+          <w:bCs/>
+          <w:sz w:val="19"/>
+          <w:szCs w:val="19"/>
+        </w:rPr>
+        <w:t>CONDICIONES</w:t>
+      </w:r>
+      <w:r>
+        <w:rPr>
+          <w:rFonts w:ascii="Tahoma" w:hAnsi="Tahoma" w:cs="Tahoma"/>
+          <w:b/>
+          <w:bCs/>
+          <w:sz w:val="19"/>
+          <w:szCs w:val="19"/>
+        </w:rPr>
+        <w:t xml:space="preserve"> COMERCIALES</w:t>
+      </w:r>
+    </w:p>
+    <w:tbl>
+      <w:tblPr>
+        <w:tblStyle w:val="Tablaconcuadrcula"/>
+        <w:tblW w:w="9360" w:type="dxa"/>
+        <w:tblBorders>
+          <w:top w:val="none" w:sz="0" w:space="0" w:color="auto"/>
+          <w:left w:val="none" w:sz="0" w:space="0" w:color="auto"/>
+          <w:bottom w:val="none" w:sz="0" w:space="0" w:color="auto"/>
+          <w:right w:val="none" w:sz="0" w:space="0" w:color="auto"/>
+          <w:insideH w:val="none" w:sz="0" w:space="0" w:color="auto"/>
+          <w:insideV w:val="none" w:sz="0" w:space="0" w:color="auto"/>
+        </w:tblBorders>
+        <w:tblLook w:val="04A0" w:firstRow="1" w:lastRow="0" w:firstColumn="1" w:lastColumn="0" w:noHBand="0" w:noVBand="1"/>
+      </w:tblPr>
+      <w:tblGrid>
+        <w:gridCol w:w="2800"/>
+        <w:gridCol w:w="6560"/>
+      </w:tblGrid>
+      <w:tr>
+        <w:tc>
+          <w:tcPr>
+            <w:tcW w:w="2800" w:type="dxa"/>
+          </w:tcPr>
+          <w:p>
+            <w:pPr>
+              <w:rPr>
+                <w:rFonts w:ascii="Tahoma" w:hAnsi="Tahoma" w:cs="Tahoma"/>
+              </w:rPr>
+            </w:pPr>
+            <w:r>
+              <w:rPr>
+                <w:rFonts w:ascii="Tahoma" w:hAnsi="Tahoma" w:cs="Tahoma"/>
+                <w:b/>
+                <w:bCs/>
+                <w:sz w:val="19"/>
+                <w:szCs w:val="19"/>
+              </w:rPr>
+              <w:t>Validez de la oferta</w:t>
+            </w:r>
+          </w:p>
+        </w:tc>
+        <w:tc>
+          <w:tcPr>
+            <w:tcW w:w="6560" w:type="dxa"/>
+          </w:tcPr>
+          <w:p>
+            <w:pPr>
+              <w:rPr>
+                <w:rFonts w:ascii="Tahoma" w:hAnsi="Tahoma" w:cs="Tahoma"/>
+              </w:rPr>
+            </w:pPr>
+            <w:r>
+              <w:rPr>
+                <w:rFonts w:ascii="Tahoma" w:hAnsi="Tahoma" w:cs="Tahoma"/>
+              </w:rPr>
+              <w:t>{{validez}}</w:t>
+            </w:r>
+          </w:p>
+        </w:tc>
+      </w:tr>
+      <w:tr>
+        <w:tc>
+          <w:tcPr>
+            <w:tcW w:w="2800" w:type="dxa"/>
+          </w:tcPr>
+          <w:p>
+            <w:pPr>
+              <w:rPr>
+                <w:rFonts w:ascii="Tahoma" w:hAnsi="Tahoma" w:cs="Tahoma"/>
+              </w:rPr>
+            </w:pPr>
+            <w:r>
+              <w:rPr>
+                <w:rFonts w:ascii="Tahoma" w:hAnsi="Tahoma" w:cs="Tahoma"/>
+                <w:b/>
+                <w:bCs/>
+                <w:sz w:val="19"/>
+                <w:szCs w:val="19"/>
+              </w:rPr>
+              <w:t>Forma de pago</w:t>
+            </w:r>
+          </w:p>
+        </w:tc>
+        <w:tc>
+          <w:tcPr>
+            <w:tcW w:w="6560" w:type="dxa"/>
+          </w:tcPr>
+          <w:p>
+            <w:pPr>
+              <w:rPr>
+                <w:rFonts w:ascii="Tahoma" w:hAnsi="Tahoma" w:cs="Tahoma"/>
+              </w:rPr>
+            </w:pPr>
+            <w:r>
+              <w:rPr>
+                <w:rFonts w:ascii="Tahoma" w:hAnsi="Tahoma" w:cs="Tahoma"/>
+              </w:rPr>
+              <w:t>{{forma_de_pago}}</w:t>
+            </w:r>
+          </w:p>
+        </w:tc>
+      </w:tr>
+      <w:tr>
+        <w:tc>
+          <w:tcPr>
+            <w:tcW w:w="2800" w:type="dxa"/>
+          </w:tcPr>
+          <w:p>
+            <w:pPr>
+              <w:rPr>
+                <w:rFonts w:ascii="Tahoma" w:hAnsi="Tahoma" w:cs="Tahoma"/>
+              </w:rPr>
+            </w:pPr>
+            <w:r>
+              <w:rPr>
+                <w:rFonts w:ascii="Tahoma" w:hAnsi="Tahoma" w:cs="Tahoma"/>
+                <w:b/>
+                <w:bCs/>
+                <w:sz w:val="19"/>
+                <w:szCs w:val="19"/>
+              </w:rPr>
+              <w:t>Plazo de entrega</w:t>
+            </w:r>
+          </w:p>
+        </w:tc>
+        <w:tc>
+          <w:tcPr>
+            <w:tcW w:w="6560" w:type="dxa"/>
+          </w:tcPr>
+          <w:p>
+            <w:pPr>
+              <w:rPr>
+                <w:rFonts w:ascii="Tahoma" w:hAnsi="Tahoma" w:cs="Tahoma"/>
+              </w:rPr>
+            </w:pPr>
+            <w:r>
+              <w:rPr>
+                <w:rFonts w:ascii="Tahoma" w:hAnsi="Tahoma" w:cs="Tahoma"/>
+              </w:rPr>
+              <w:t>{{tiempo_entrega}}</w:t>
+            </w:r>
+            <w:r>
+              <w:rPr>
+                <w:rFonts w:ascii="Tahoma" w:hAnsi="Tahoma" w:cs="Tahoma"/>
+              </w:rPr>
+              <w:t xml:space="preserve"> días.</w:t>
+            </w:r>
+          </w:p>
+        </w:tc>
+      </w:tr>
+      <w:tr>
+        <w:tc>
+          <w:tcPr>
+            <w:tcW w:w="2800" w:type="dxa"/>
+          </w:tcPr>
+          <w:p>
+            <w:pPr>
+              <w:rPr>
+                <w:rFonts w:ascii="Tahoma" w:hAnsi="Tahoma" w:cs="Tahoma"/>
+              </w:rPr>
+            </w:pPr>
+            <w:r>
+              <w:rPr>
+                <w:rFonts w:ascii="Tahoma" w:hAnsi="Tahoma" w:cs="Tahoma"/>
+                <w:b/>
+                <w:bCs/>
+                <w:sz w:val="19"/>
+                <w:szCs w:val="19"/>
+              </w:rPr>
+              <w:t>Lugar de entrega</w:t>
+            </w:r>
+          </w:p>
+        </w:tc>
+        <w:tc>
+          <w:tcPr>
+            <w:tcW w:w="6560" w:type="dxa"/>
+          </w:tcPr>
+          <w:p>
+            <w:pPr>
+              <w:rPr>
+                <w:rFonts w:ascii="Tahoma" w:hAnsi="Tahoma" w:cs="Tahoma"/>
+              </w:rPr>
+            </w:pPr>
+            <w:r>
+              <w:rPr>
+                <w:rFonts w:ascii="Tahoma" w:hAnsi="Tahoma" w:cs="Tahoma"/>
+              </w:rPr>
+              <w:t>{{lugar_entrega}}</w:t>
+            </w:r>
+          </w:p>
+        </w:tc>
+      </w:tr>
+      <w:tr>
+        <w:trPr>
+          <w:trHeight w:val="272"/>
+        </w:trPr>
+        <w:tc>
+          <w:tcPr>
+            <w:tcW w:w="2800" w:type="dxa"/>
+          </w:tcPr>
+          <w:p>
+            <w:pPr>
+              <w:rPr>
+                <w:rFonts w:ascii="Tahoma" w:hAnsi="Tahoma" w:cs="Tahoma"/>
+                <w:b/>
+                <w:bCs/>
+                <w:sz w:val="19"/>
+                <w:szCs w:val="19"/>
+              </w:rPr>
+            </w:pPr>
+            <w:r>
+              <w:rPr>
+                <w:rFonts w:ascii="Tahoma" w:hAnsi="Tahoma" w:cs="Tahoma"/>
+                <w:b/>
+                <w:bCs/>
+                <w:sz w:val="19"/>
+                <w:szCs w:val="19"/>
+              </w:rPr>
+              <w:t>Otros gastos</w:t>
+            </w:r>
+          </w:p>
+        </w:tc>
+        <w:tc>
+          <w:tcPr>
+            <w:tcW w:w="6560" w:type="dxa"/>
+          </w:tcPr>
+          <w:p>
+            <w:pPr>
+              <w:rPr>
+                <w:rFonts w:ascii="Tahoma" w:hAnsi="Tahoma" w:cs="Tahoma"/>
+              </w:rPr>
+            </w:pPr>
+            <w:r>
+              <w:rPr>
+                <w:rFonts w:ascii="Tahoma" w:hAnsi="Tahoma" w:cs="Tahoma"/>
+              </w:rPr>
+              <w:t>{{exp2}}</w:t>
+            </w:r>
+          </w:p>
+          <w:p>
+            <w:pPr>
+              <w:rPr>
+                <w:rFonts w:ascii="Tahoma" w:hAnsi="Tahoma" w:cs="Tahoma"/>
+              </w:rPr>
+            </w:pPr>
+          </w:p>
+        </w:tc>
+      </w:tr>
+    </w:tbl>
+    <w:p>
+      <w:pPr>
+        <w:spacing w:before="360"/>
+        <w:rPr>
+          <w:rFonts w:ascii="Tahoma" w:hAnsi="Tahoma" w:cs="Tahoma"/>
+          <w:b/>
+          <w:bCs/>
+          <w:sz w:val="19"/>
+          <w:szCs w:val="19"/>
+        </w:rPr>
+      </w:pPr>
+      <w:r>
+        <w:rPr>
+          <w:rFonts w:ascii="Tahoma" w:hAnsi="Tahoma" w:cs="Tahoma"/>
+          <w:b/>
+          <w:bCs/>
+          <w:sz w:val="19"/>
+          <w:szCs w:val="19"/>
+        </w:rPr>
+        <w:t>{%p if notas %}</w:t>
       </w:r>
     </w:p>
     <w:p>
       <w:pPr>
-        <w:rPr>
-          <w:rFonts w:ascii="Tahoma" w:hAnsi="Tahoma" w:cs="Tahoma"/>
+        <w:spacing w:before="360"/>
+        <w:rPr>
+          <w:rFonts w:ascii="Tahoma" w:hAnsi="Tahoma" w:cs="Tahoma"/>
+          <w:b/>
+          <w:bCs/>
+          <w:sz w:val="19"/>
+          <w:szCs w:val="19"/>
         </w:rPr>
       </w:pPr>
       <w:r>
         <w:rPr>
           <w:rFonts w:ascii="Tahoma" w:hAnsi="Tahoma" w:cs="Tahoma"/>
+          <w:b/>
+          <w:bCs/>
+          <w:sz w:val="19"/>
+          <w:szCs w:val="19"/>
+        </w:rPr>
+        <w:t>NOTAS:</w:t>
+      </w:r>
+    </w:p>
+    <w:p>
+      <w:pPr>
+        <w:spacing w:before="360"/>
+        <w:rPr>
+          <w:rFonts w:ascii="Tahoma" w:hAnsi="Tahoma" w:cs="Tahoma"/>
+          <w:sz w:val="19"/>
+          <w:szCs w:val="19"/>
+        </w:rPr>
+      </w:pPr>
+      <w:r>
+        <w:rPr>
+          <w:rFonts w:ascii="Tahoma" w:hAnsi="Tahoma" w:cs="Tahoma"/>
+          <w:sz w:val="19"/>
+          <w:szCs w:val="19"/>
         </w:rPr>
         <w:t>{{notas}}</w:t>
       </w:r>
@@ -2115,6 +2287,28 @@
         <w:spacing w:before="360"/>
         <w:rPr>
           <w:rFonts w:ascii="Tahoma" w:hAnsi="Tahoma" w:cs="Tahoma"/>
+          <w:b/>
+          <w:bCs/>
+          <w:sz w:val="19"/>
+          <w:szCs w:val="19"/>
+        </w:rPr>
+      </w:pPr>
+      <w:r>
+        <w:rPr>
+          <w:rFonts w:ascii="Tahoma" w:hAnsi="Tahoma" w:cs="Tahoma"/>
+          <w:b/>
+          <w:bCs/>
+          <w:sz w:val="19"/>
+          <w:szCs w:val="19"/>
+        </w:rPr>
+        <w:t>{%p endif %}</w:t>
+      </w:r>
+    </w:p>
+    <w:p>
+      <w:pPr>
+        <w:spacing w:before="360"/>
+        <w:rPr>
+          <w:rFonts w:ascii="Tahoma" w:hAnsi="Tahoma" w:cs="Tahoma"/>
         </w:rPr>
       </w:pPr>
       <w:r>
@@ -2150,21 +2344,7 @@
         <w:rPr>
           <w:rFonts w:ascii="Tahoma" w:hAnsi="Tahoma" w:cs="Tahoma"/>
         </w:rPr>
-        <w:t xml:space="preserve">{{cargo}} – </w:t>
-      </w:r>
-      <w:proofErr w:type="spellStart"/>
-      <w:r>
-        <w:rPr>
-          <w:rFonts w:ascii="Tahoma" w:hAnsi="Tahoma" w:cs="Tahoma"/>
-        </w:rPr>
-        <w:t>Proios</w:t>
-      </w:r>
-      <w:proofErr w:type="spellEnd"/>
-      <w:r>
-        <w:rPr>
-          <w:rFonts w:ascii="Tahoma" w:hAnsi="Tahoma" w:cs="Tahoma"/>
-        </w:rPr>
-        <w:t xml:space="preserve"> S.A.</w:t>
+        <w:t>{{cargo}} – Proios S.A.</w:t>
       </w:r>
     </w:p>
     <w:p>
@@ -2177,21 +2357,7 @@
         <w:rPr>
           <w:rFonts w:ascii="Tahoma" w:hAnsi="Tahoma" w:cs="Tahoma"/>
         </w:rPr>
-        <w:t>{{</w:t>
-      </w:r>
-      <w:proofErr w:type="spellStart"/>
-      <w:r>
-        <w:rPr>
-          <w:rFonts w:ascii="Tahoma" w:hAnsi="Tahoma" w:cs="Tahoma"/>
-        </w:rPr>
-        <w:t>firmante_email</w:t>
-      </w:r>
-      <w:proofErr w:type="spellEnd"/>
-      <w:r>
-        <w:rPr>
-          <w:rFonts w:ascii="Tahoma" w:hAnsi="Tahoma" w:cs="Tahoma"/>
-        </w:rPr>
-        <w:t>}}</w:t>
+        <w:t>{{firmante_email}}</w:t>
       </w:r>
     </w:p>
     <w:sectPr>
@@ -2236,53 +2402,12 @@
         <w:tab w:val="right" w:pos="9360"/>
       </w:tabs>
     </w:pPr>
-    <w:proofErr w:type="spellStart"/>
     <w:r>
       <w:rPr>
         <w:sz w:val="14"/>
         <w:szCs w:val="14"/>
       </w:rPr>
-      <w:t>Proios</w:t>
-    </w:r>
-    <w:proofErr w:type="spellEnd"/>
-    <w:r>
-      <w:rPr>
-        <w:sz w:val="14"/>
-        <w:szCs w:val="14"/>
-      </w:rPr>
-      <w:t xml:space="preserve"> S.A. · Comodoro Pedro </w:t>
-    </w:r>
-    <w:proofErr w:type="spellStart"/>
-    <w:r>
-      <w:rPr>
-        <w:sz w:val="14"/>
-        <w:szCs w:val="14"/>
-      </w:rPr>
-      <w:t>Zanni</w:t>
-    </w:r>
-    <w:proofErr w:type="spellEnd"/>
-    <w:r>
-      <w:rPr>
-        <w:sz w:val="14"/>
-        <w:szCs w:val="14"/>
-      </w:rPr>
-      <w:t xml:space="preserve"> 351, 5.º Piso – 503 LN, Buenos Aires (C1104</w:t>
-    </w:r>
-    <w:proofErr w:type="gramStart"/>
-    <w:r>
-      <w:rPr>
-        <w:sz w:val="14"/>
-        <w:szCs w:val="14"/>
-      </w:rPr>
-      <w:t>AAH)  ·</w:t>
-    </w:r>
-    <w:proofErr w:type="gramEnd"/>
-    <w:r>
-      <w:rPr>
-        <w:sz w:val="14"/>
-        <w:szCs w:val="14"/>
-      </w:rPr>
-      <w:t xml:space="preserve">  info@proios.com  ·  www.proios.com</w:t>
+      <w:t>Proios S.A. · Comodoro Pedro Zanni 351, 5.º Piso – 503 LN, Buenos Aires (C1104AAH)  ·  info@proios.com  ·  www.proios.com</w:t>
     </w:r>
     <w:r>
       <w:rPr>
@@ -3251,6 +3376,22 @@
     <w:uiPriority w:val="99"/>
     <w:rsid w:val="00304229"/>
   </w:style>
+  <w:style w:type="table" w:styleId="Tablaconcuadrcula">
+    <w:name w:val="Table Grid"/>
+    <w:basedOn w:val="Tablanormal"/>
+    <w:uiPriority w:val="39"/>
+    <w:rsid w:val="00F6154B"/>
+    <w:tblPr>
+      <w:tblBorders>
+        <w:top w:val="single" w:sz="4" w:space="0" w:color="auto"/>
+        <w:left w:val="single" w:sz="4" w:space="0" w:color="auto"/>
+        <w:bottom w:val="single" w:sz="4" w:space="0" w:color="auto"/>
+        <w:right w:val="single" w:sz="4" w:space="0" w:color="auto"/>
+        <w:insideH w:val="single" w:sz="4" w:space="0" w:color="auto"/>
+        <w:insideV w:val="single" w:sz="4" w:space="0" w:color="auto"/>
+      </w:tblBorders>
+    </w:tblPr>
+  </w:style>
 </w:styles>
 </file>
 

--- a/backend/apps/operaciones/templates/Proios_Cotizacion_Productos_TEMPLATE_ES.docx
+++ b/backend/apps/operaciones/templates/Proios_Cotizacion_Productos_TEMPLATE_ES.docx
@@ -79,11 +79,19 @@
                 <w:rFonts w:ascii="Tahoma" w:hAnsi="Tahoma" w:cs="Tahoma"/>
               </w:rPr>
             </w:pPr>
-            <w:r>
-              <w:rPr>
-                <w:rFonts w:ascii="Tahoma" w:hAnsi="Tahoma" w:cs="Tahoma"/>
-              </w:rPr>
-              <w:t>Proios S.A.</w:t>
+            <w:proofErr w:type="spellStart"/>
+            <w:r>
+              <w:rPr>
+                <w:rFonts w:ascii="Tahoma" w:hAnsi="Tahoma" w:cs="Tahoma"/>
+              </w:rPr>
+              <w:t>Proios</w:t>
+            </w:r>
+            <w:proofErr w:type="spellEnd"/>
+            <w:r>
+              <w:rPr>
+                <w:rFonts w:ascii="Tahoma" w:hAnsi="Tahoma" w:cs="Tahoma"/>
+              </w:rPr>
+              <w:t xml:space="preserve"> S.A.</w:t>
             </w:r>
           </w:p>
           <w:p>
@@ -111,7 +119,21 @@
               <w:rPr>
                 <w:rFonts w:ascii="Tahoma" w:hAnsi="Tahoma" w:cs="Tahoma"/>
               </w:rPr>
-              <w:t>Comodoro Pedro Zanni 351, 5.º Piso – 503 LN (C1104AAH)</w:t>
+              <w:t xml:space="preserve">Comodoro Pedro </w:t>
+            </w:r>
+            <w:proofErr w:type="spellStart"/>
+            <w:r>
+              <w:rPr>
+                <w:rFonts w:ascii="Tahoma" w:hAnsi="Tahoma" w:cs="Tahoma"/>
+              </w:rPr>
+              <w:t>Zanni</w:t>
+            </w:r>
+            <w:proofErr w:type="spellEnd"/>
+            <w:r>
+              <w:rPr>
+                <w:rFonts w:ascii="Tahoma" w:hAnsi="Tahoma" w:cs="Tahoma"/>
+              </w:rPr>
+              <w:t xml:space="preserve"> 351, 5.º Piso – 503 LN (C1104AAH)</w:t>
             </w:r>
           </w:p>
           <w:p>
@@ -185,7 +207,21 @@
               <w:rPr>
                 <w:rFonts w:ascii="Tahoma" w:hAnsi="Tahoma" w:cs="Tahoma"/>
               </w:rPr>
-              <w:t>At.: {{atencion}}</w:t>
+              <w:t>At.: {{</w:t>
+            </w:r>
+            <w:proofErr w:type="spellStart"/>
+            <w:r>
+              <w:rPr>
+                <w:rFonts w:ascii="Tahoma" w:hAnsi="Tahoma" w:cs="Tahoma"/>
+              </w:rPr>
+              <w:t>atencion</w:t>
+            </w:r>
+            <w:proofErr w:type="spellEnd"/>
+            <w:r>
+              <w:rPr>
+                <w:rFonts w:ascii="Tahoma" w:hAnsi="Tahoma" w:cs="Tahoma"/>
+              </w:rPr>
+              <w:t>}}</w:t>
             </w:r>
           </w:p>
         </w:tc>
@@ -225,17 +261,47 @@
                 <w:rFonts w:ascii="Tahoma" w:hAnsi="Tahoma" w:cs="Tahoma"/>
               </w:rPr>
             </w:pPr>
-            <w:r>
-              <w:rPr>
-                <w:rFonts w:ascii="Tahoma" w:hAnsi="Tahoma" w:cs="Tahoma"/>
-              </w:rPr>
-              <w:t xml:space="preserve">N.°  </w:t>
+            <w:proofErr w:type="spellStart"/>
+            <w:proofErr w:type="gramStart"/>
+            <w:r>
+              <w:rPr>
+                <w:rFonts w:ascii="Tahoma" w:hAnsi="Tahoma" w:cs="Tahoma"/>
+              </w:rPr>
+              <w:t>N.°</w:t>
+            </w:r>
+            <w:proofErr w:type="spellEnd"/>
+            <w:r>
+              <w:rPr>
+                <w:rFonts w:ascii="Tahoma" w:hAnsi="Tahoma" w:cs="Tahoma"/>
+              </w:rPr>
+              <w:t xml:space="preserve">  </w:t>
             </w:r>
             <w:r>
               <w:rPr>
                 <w:rFonts w:ascii="Tahoma" w:eastAsia="Consolas" w:hAnsi="Tahoma" w:cs="Tahoma"/>
               </w:rPr>
-              <w:t>{{ref}}</w:t>
+              <w:t>{</w:t>
+            </w:r>
+            <w:proofErr w:type="gramEnd"/>
+            <w:r>
+              <w:rPr>
+                <w:rFonts w:ascii="Tahoma" w:eastAsia="Consolas" w:hAnsi="Tahoma" w:cs="Tahoma"/>
+              </w:rPr>
+              <w:t>{</w:t>
+            </w:r>
+            <w:proofErr w:type="spellStart"/>
+            <w:r>
+              <w:rPr>
+                <w:rFonts w:ascii="Tahoma" w:eastAsia="Consolas" w:hAnsi="Tahoma" w:cs="Tahoma"/>
+              </w:rPr>
+              <w:t>ref</w:t>
+            </w:r>
+            <w:proofErr w:type="spellEnd"/>
+            <w:r>
+              <w:rPr>
+                <w:rFonts w:ascii="Tahoma" w:eastAsia="Consolas" w:hAnsi="Tahoma" w:cs="Tahoma"/>
+              </w:rPr>
+              <w:t>}}</w:t>
             </w:r>
           </w:p>
           <w:p>
@@ -245,11 +311,19 @@
                 <w:rFonts w:ascii="Tahoma" w:hAnsi="Tahoma" w:cs="Tahoma"/>
               </w:rPr>
             </w:pPr>
-            <w:r>
-              <w:rPr>
-                <w:rFonts w:ascii="Tahoma" w:hAnsi="Tahoma" w:cs="Tahoma"/>
-              </w:rPr>
-              <w:t>Fecha  {{fecha}}</w:t>
+            <w:proofErr w:type="gramStart"/>
+            <w:r>
+              <w:rPr>
+                <w:rFonts w:ascii="Tahoma" w:hAnsi="Tahoma" w:cs="Tahoma"/>
+              </w:rPr>
+              <w:t>Fecha  {</w:t>
+            </w:r>
+            <w:proofErr w:type="gramEnd"/>
+            <w:r>
+              <w:rPr>
+                <w:rFonts w:ascii="Tahoma" w:hAnsi="Tahoma" w:cs="Tahoma"/>
+              </w:rPr>
+              <w:t>{fecha}}</w:t>
             </w:r>
           </w:p>
           <w:p>
@@ -259,11 +333,19 @@
                 <w:rFonts w:ascii="Tahoma" w:hAnsi="Tahoma" w:cs="Tahoma"/>
               </w:rPr>
             </w:pPr>
-            <w:r>
-              <w:rPr>
-                <w:rFonts w:ascii="Tahoma" w:hAnsi="Tahoma" w:cs="Tahoma"/>
-              </w:rPr>
-              <w:t>Validez  {{validez}}</w:t>
+            <w:proofErr w:type="gramStart"/>
+            <w:r>
+              <w:rPr>
+                <w:rFonts w:ascii="Tahoma" w:hAnsi="Tahoma" w:cs="Tahoma"/>
+              </w:rPr>
+              <w:t>Validez  {</w:t>
+            </w:r>
+            <w:proofErr w:type="gramEnd"/>
+            <w:r>
+              <w:rPr>
+                <w:rFonts w:ascii="Tahoma" w:hAnsi="Tahoma" w:cs="Tahoma"/>
+              </w:rPr>
+              <w:t>{validez}}</w:t>
             </w:r>
           </w:p>
           <w:p>
@@ -273,6 +355,7 @@
                 <w:rFonts w:ascii="Tahoma" w:hAnsi="Tahoma" w:cs="Tahoma"/>
               </w:rPr>
             </w:pPr>
+            <w:proofErr w:type="gramStart"/>
             <w:r>
               <w:rPr>
                 <w:rFonts w:ascii="Tahoma" w:hAnsi="Tahoma" w:cs="Tahoma"/>
@@ -283,7 +366,14 @@
               <w:rPr>
                 <w:rFonts w:ascii="Tahoma" w:eastAsia="Consolas" w:hAnsi="Tahoma" w:cs="Tahoma"/>
               </w:rPr>
-              <w:t>{{buque}}</w:t>
+              <w:t>{</w:t>
+            </w:r>
+            <w:proofErr w:type="gramEnd"/>
+            <w:r>
+              <w:rPr>
+                <w:rFonts w:ascii="Tahoma" w:eastAsia="Consolas" w:hAnsi="Tahoma" w:cs="Tahoma"/>
+              </w:rPr>
+              <w:t>{buque}}</w:t>
             </w:r>
           </w:p>
           <w:p>
@@ -293,6 +383,7 @@
                 <w:rFonts w:ascii="Tahoma" w:hAnsi="Tahoma" w:cs="Tahoma"/>
               </w:rPr>
             </w:pPr>
+            <w:proofErr w:type="gramStart"/>
             <w:r>
               <w:rPr>
                 <w:rFonts w:ascii="Tahoma" w:hAnsi="Tahoma" w:cs="Tahoma"/>
@@ -303,7 +394,28 @@
               <w:rPr>
                 <w:rFonts w:ascii="Tahoma" w:eastAsia="Consolas" w:hAnsi="Tahoma" w:cs="Tahoma"/>
               </w:rPr>
-              <w:t>{{ubicacion}}</w:t>
+              <w:t>{</w:t>
+            </w:r>
+            <w:proofErr w:type="gramEnd"/>
+            <w:r>
+              <w:rPr>
+                <w:rFonts w:ascii="Tahoma" w:eastAsia="Consolas" w:hAnsi="Tahoma" w:cs="Tahoma"/>
+              </w:rPr>
+              <w:t>{</w:t>
+            </w:r>
+            <w:proofErr w:type="spellStart"/>
+            <w:r>
+              <w:rPr>
+                <w:rFonts w:ascii="Tahoma" w:eastAsia="Consolas" w:hAnsi="Tahoma" w:cs="Tahoma"/>
+              </w:rPr>
+              <w:t>ubicacion</w:t>
+            </w:r>
+            <w:proofErr w:type="spellEnd"/>
+            <w:r>
+              <w:rPr>
+                <w:rFonts w:ascii="Tahoma" w:eastAsia="Consolas" w:hAnsi="Tahoma" w:cs="Tahoma"/>
+              </w:rPr>
+              <w:t>}}</w:t>
             </w:r>
           </w:p>
           <w:p>
@@ -313,6 +425,7 @@
                 <w:rFonts w:ascii="Tahoma" w:hAnsi="Tahoma" w:cs="Tahoma"/>
               </w:rPr>
             </w:pPr>
+            <w:proofErr w:type="gramStart"/>
             <w:r>
               <w:rPr>
                 <w:rFonts w:ascii="Tahoma" w:hAnsi="Tahoma" w:cs="Tahoma"/>
@@ -323,7 +436,14 @@
               <w:rPr>
                 <w:rFonts w:ascii="Tahoma" w:eastAsia="Consolas" w:hAnsi="Tahoma" w:cs="Tahoma"/>
               </w:rPr>
-              <w:t>{{eta}}</w:t>
+              <w:t>{</w:t>
+            </w:r>
+            <w:proofErr w:type="gramEnd"/>
+            <w:r>
+              <w:rPr>
+                <w:rFonts w:ascii="Tahoma" w:eastAsia="Consolas" w:hAnsi="Tahoma" w:cs="Tahoma"/>
+              </w:rPr>
+              <w:t>{eta}}</w:t>
             </w:r>
           </w:p>
         </w:tc>
@@ -420,6 +540,7 @@
                 <w:rFonts w:ascii="Tahoma" w:hAnsi="Tahoma" w:cs="Tahoma"/>
               </w:rPr>
             </w:pPr>
+            <w:proofErr w:type="spellStart"/>
             <w:r>
               <w:rPr>
                 <w:rFonts w:ascii="Tahoma" w:hAnsi="Tahoma" w:cs="Tahoma"/>
@@ -440,6 +561,7 @@
               </w:rPr>
               <w:t>oción</w:t>
             </w:r>
+            <w:proofErr w:type="spellEnd"/>
           </w:p>
         </w:tc>
         <w:tc>
@@ -534,8 +656,20 @@
                 <w:sz w:val="17"/>
                 <w:szCs w:val="17"/>
               </w:rPr>
-              <w:t>Precio Unit</w:t>
-            </w:r>
+              <w:t xml:space="preserve">Precio </w:t>
+            </w:r>
+            <w:proofErr w:type="spellStart"/>
+            <w:r>
+              <w:rPr>
+                <w:rFonts w:ascii="Tahoma" w:hAnsi="Tahoma" w:cs="Tahoma"/>
+                <w:b/>
+                <w:bCs/>
+                <w:sz w:val="17"/>
+                <w:szCs w:val="17"/>
+              </w:rPr>
+              <w:t>Unit</w:t>
+            </w:r>
+            <w:proofErr w:type="spellEnd"/>
           </w:p>
         </w:tc>
         <w:tc>
@@ -704,7 +838,25 @@
                 <w:rFonts w:ascii="Tahoma" w:hAnsi="Tahoma" w:cs="Tahoma"/>
                 <w:lang w:val="en-GB"/>
               </w:rPr>
-              <w:t>{{item.descripcion}}</w:t>
+              <w:t>{{</w:t>
+            </w:r>
+            <w:proofErr w:type="spellStart"/>
+            <w:proofErr w:type="gramStart"/>
+            <w:r>
+              <w:rPr>
+                <w:rFonts w:ascii="Tahoma" w:hAnsi="Tahoma" w:cs="Tahoma"/>
+                <w:lang w:val="en-GB"/>
+              </w:rPr>
+              <w:t>item.descripcion</w:t>
+            </w:r>
+            <w:proofErr w:type="spellEnd"/>
+            <w:proofErr w:type="gramEnd"/>
+            <w:r>
+              <w:rPr>
+                <w:rFonts w:ascii="Tahoma" w:hAnsi="Tahoma" w:cs="Tahoma"/>
+                <w:lang w:val="en-GB"/>
+              </w:rPr>
+              <w:t>}}</w:t>
             </w:r>
           </w:p>
         </w:tc>
@@ -729,7 +881,23 @@
               <w:rPr>
                 <w:rFonts w:ascii="Tahoma" w:hAnsi="Tahoma" w:cs="Tahoma"/>
               </w:rPr>
-              <w:t>{{item.cantidad}}</w:t>
+              <w:t>{{</w:t>
+            </w:r>
+            <w:proofErr w:type="spellStart"/>
+            <w:proofErr w:type="gramStart"/>
+            <w:r>
+              <w:rPr>
+                <w:rFonts w:ascii="Tahoma" w:hAnsi="Tahoma" w:cs="Tahoma"/>
+              </w:rPr>
+              <w:t>item.cantidad</w:t>
+            </w:r>
+            <w:proofErr w:type="spellEnd"/>
+            <w:proofErr w:type="gramEnd"/>
+            <w:r>
+              <w:rPr>
+                <w:rFonts w:ascii="Tahoma" w:hAnsi="Tahoma" w:cs="Tahoma"/>
+              </w:rPr>
+              <w:t>}}</w:t>
             </w:r>
           </w:p>
         </w:tc>
@@ -754,7 +922,23 @@
               <w:rPr>
                 <w:rFonts w:ascii="Tahoma" w:hAnsi="Tahoma" w:cs="Tahoma"/>
               </w:rPr>
-              <w:t>{{item.unidad}}</w:t>
+              <w:t>{{</w:t>
+            </w:r>
+            <w:proofErr w:type="spellStart"/>
+            <w:proofErr w:type="gramStart"/>
+            <w:r>
+              <w:rPr>
+                <w:rFonts w:ascii="Tahoma" w:hAnsi="Tahoma" w:cs="Tahoma"/>
+              </w:rPr>
+              <w:t>item.unidad</w:t>
+            </w:r>
+            <w:proofErr w:type="spellEnd"/>
+            <w:proofErr w:type="gramEnd"/>
+            <w:r>
+              <w:rPr>
+                <w:rFonts w:ascii="Tahoma" w:hAnsi="Tahoma" w:cs="Tahoma"/>
+              </w:rPr>
+              <w:t>}}</w:t>
             </w:r>
           </w:p>
         </w:tc>
@@ -779,7 +963,23 @@
               <w:rPr>
                 <w:rFonts w:ascii="Tahoma" w:hAnsi="Tahoma" w:cs="Tahoma"/>
               </w:rPr>
-              <w:t>{{item.precio}}</w:t>
+              <w:t>{{</w:t>
+            </w:r>
+            <w:proofErr w:type="spellStart"/>
+            <w:proofErr w:type="gramStart"/>
+            <w:r>
+              <w:rPr>
+                <w:rFonts w:ascii="Tahoma" w:hAnsi="Tahoma" w:cs="Tahoma"/>
+              </w:rPr>
+              <w:t>item.precio</w:t>
+            </w:r>
+            <w:proofErr w:type="spellEnd"/>
+            <w:proofErr w:type="gramEnd"/>
+            <w:r>
+              <w:rPr>
+                <w:rFonts w:ascii="Tahoma" w:hAnsi="Tahoma" w:cs="Tahoma"/>
+              </w:rPr>
+              <w:t>}}</w:t>
             </w:r>
           </w:p>
         </w:tc>
@@ -805,7 +1005,23 @@
               <w:rPr>
                 <w:rFonts w:ascii="Tahoma" w:hAnsi="Tahoma" w:cs="Tahoma"/>
               </w:rPr>
-              <w:t>{{item.importe}}</w:t>
+              <w:t>{{</w:t>
+            </w:r>
+            <w:proofErr w:type="spellStart"/>
+            <w:proofErr w:type="gramStart"/>
+            <w:r>
+              <w:rPr>
+                <w:rFonts w:ascii="Tahoma" w:hAnsi="Tahoma" w:cs="Tahoma"/>
+              </w:rPr>
+              <w:t>item.importe</w:t>
+            </w:r>
+            <w:proofErr w:type="spellEnd"/>
+            <w:proofErr w:type="gramEnd"/>
+            <w:r>
+              <w:rPr>
+                <w:rFonts w:ascii="Tahoma" w:hAnsi="Tahoma" w:cs="Tahoma"/>
+              </w:rPr>
+              <w:t>}}</w:t>
             </w:r>
           </w:p>
         </w:tc>
@@ -926,7 +1142,43 @@
                 <w:i/>
                 <w:iCs/>
               </w:rPr>
-              <w:t>{%tr endfor %}</w:t>
+              <w:t>{%</w:t>
+            </w:r>
+            <w:proofErr w:type="spellStart"/>
+            <w:r>
+              <w:rPr>
+                <w:rFonts w:ascii="Tahoma" w:hAnsi="Tahoma" w:cs="Tahoma"/>
+                <w:i/>
+                <w:iCs/>
+              </w:rPr>
+              <w:t>tr</w:t>
+            </w:r>
+            <w:proofErr w:type="spellEnd"/>
+            <w:r>
+              <w:rPr>
+                <w:rFonts w:ascii="Tahoma" w:hAnsi="Tahoma" w:cs="Tahoma"/>
+                <w:i/>
+                <w:iCs/>
+              </w:rPr>
+              <w:t xml:space="preserve"> </w:t>
+            </w:r>
+            <w:proofErr w:type="spellStart"/>
+            <w:r>
+              <w:rPr>
+                <w:rFonts w:ascii="Tahoma" w:hAnsi="Tahoma" w:cs="Tahoma"/>
+                <w:i/>
+                <w:iCs/>
+              </w:rPr>
+              <w:t>endfor</w:t>
+            </w:r>
+            <w:proofErr w:type="spellEnd"/>
+            <w:r>
+              <w:rPr>
+                <w:rFonts w:ascii="Tahoma" w:hAnsi="Tahoma" w:cs="Tahoma"/>
+                <w:i/>
+                <w:iCs/>
+              </w:rPr>
+              <w:t xml:space="preserve"> %}</w:t>
             </w:r>
           </w:p>
           <w:p>
@@ -1164,6 +1416,7 @@
               </w:rPr>
               <w:t xml:space="preserve"> in </w:t>
             </w:r>
+            <w:proofErr w:type="spellStart"/>
             <w:r>
               <w:rPr>
                 <w:rFonts w:ascii="Tahoma" w:hAnsi="Tahoma" w:cs="Tahoma"/>
@@ -1173,6 +1426,7 @@
               </w:rPr>
               <w:t>expensas</w:t>
             </w:r>
+            <w:proofErr w:type="spellEnd"/>
             <w:r>
               <w:rPr>
                 <w:rFonts w:ascii="Tahoma" w:hAnsi="Tahoma" w:cs="Tahoma"/>
@@ -1290,6 +1544,8 @@
               </w:rPr>
               <w:t>{{</w:t>
             </w:r>
+            <w:proofErr w:type="spellStart"/>
+            <w:proofErr w:type="gramStart"/>
             <w:r>
               <w:rPr>
                 <w:rFonts w:ascii="Tahoma" w:hAnsi="Tahoma" w:cs="Tahoma"/>
@@ -1302,7 +1558,16 @@
                 <w:rFonts w:ascii="Tahoma" w:hAnsi="Tahoma" w:cs="Tahoma"/>
                 <w:lang w:val="en-GB"/>
               </w:rPr>
-              <w:t>.descripcion}}</w:t>
+              <w:t>.descripcion</w:t>
+            </w:r>
+            <w:proofErr w:type="spellEnd"/>
+            <w:proofErr w:type="gramEnd"/>
+            <w:r>
+              <w:rPr>
+                <w:rFonts w:ascii="Tahoma" w:hAnsi="Tahoma" w:cs="Tahoma"/>
+                <w:lang w:val="en-GB"/>
+              </w:rPr>
+              <w:t>}}</w:t>
             </w:r>
           </w:p>
         </w:tc>
@@ -1330,6 +1595,8 @@
               </w:rPr>
               <w:t>{{</w:t>
             </w:r>
+            <w:proofErr w:type="spellStart"/>
+            <w:proofErr w:type="gramStart"/>
             <w:r>
               <w:rPr>
                 <w:rFonts w:ascii="Tahoma" w:hAnsi="Tahoma" w:cs="Tahoma"/>
@@ -1348,6 +1615,8 @@
               </w:rPr>
               <w:t>cantidad</w:t>
             </w:r>
+            <w:proofErr w:type="spellEnd"/>
+            <w:proofErr w:type="gramEnd"/>
             <w:r>
               <w:rPr>
                 <w:rFonts w:ascii="Tahoma" w:hAnsi="Tahoma" w:cs="Tahoma"/>
@@ -1379,6 +1648,8 @@
               </w:rPr>
               <w:t>{{</w:t>
             </w:r>
+            <w:proofErr w:type="spellStart"/>
+            <w:proofErr w:type="gramStart"/>
             <w:r>
               <w:rPr>
                 <w:rFonts w:ascii="Tahoma" w:hAnsi="Tahoma" w:cs="Tahoma"/>
@@ -1389,7 +1660,15 @@
               <w:rPr>
                 <w:rFonts w:ascii="Tahoma" w:hAnsi="Tahoma" w:cs="Tahoma"/>
               </w:rPr>
-              <w:t>.unidad}}</w:t>
+              <w:t>.unidad</w:t>
+            </w:r>
+            <w:proofErr w:type="spellEnd"/>
+            <w:proofErr w:type="gramEnd"/>
+            <w:r>
+              <w:rPr>
+                <w:rFonts w:ascii="Tahoma" w:hAnsi="Tahoma" w:cs="Tahoma"/>
+              </w:rPr>
+              <w:t>}}</w:t>
             </w:r>
           </w:p>
         </w:tc>
@@ -1416,6 +1695,8 @@
               </w:rPr>
               <w:t>{{</w:t>
             </w:r>
+            <w:proofErr w:type="spellStart"/>
+            <w:proofErr w:type="gramStart"/>
             <w:r>
               <w:rPr>
                 <w:rFonts w:ascii="Tahoma" w:hAnsi="Tahoma" w:cs="Tahoma"/>
@@ -1426,7 +1707,15 @@
               <w:rPr>
                 <w:rFonts w:ascii="Tahoma" w:hAnsi="Tahoma" w:cs="Tahoma"/>
               </w:rPr>
-              <w:t>.precio}}</w:t>
+              <w:t>.precio</w:t>
+            </w:r>
+            <w:proofErr w:type="spellEnd"/>
+            <w:proofErr w:type="gramEnd"/>
+            <w:r>
+              <w:rPr>
+                <w:rFonts w:ascii="Tahoma" w:hAnsi="Tahoma" w:cs="Tahoma"/>
+              </w:rPr>
+              <w:t>}}</w:t>
             </w:r>
           </w:p>
         </w:tc>
@@ -1454,6 +1743,8 @@
               </w:rPr>
               <w:t>{{</w:t>
             </w:r>
+            <w:proofErr w:type="spellStart"/>
+            <w:proofErr w:type="gramStart"/>
             <w:r>
               <w:rPr>
                 <w:rFonts w:ascii="Tahoma" w:hAnsi="Tahoma" w:cs="Tahoma"/>
@@ -1464,7 +1755,15 @@
               <w:rPr>
                 <w:rFonts w:ascii="Tahoma" w:hAnsi="Tahoma" w:cs="Tahoma"/>
               </w:rPr>
-              <w:t>.importe}}</w:t>
+              <w:t>.importe</w:t>
+            </w:r>
+            <w:proofErr w:type="spellEnd"/>
+            <w:proofErr w:type="gramEnd"/>
+            <w:r>
+              <w:rPr>
+                <w:rFonts w:ascii="Tahoma" w:hAnsi="Tahoma" w:cs="Tahoma"/>
+              </w:rPr>
+              <w:t>}}</w:t>
             </w:r>
           </w:p>
         </w:tc>
@@ -1585,7 +1884,43 @@
                 <w:i/>
                 <w:iCs/>
               </w:rPr>
-              <w:t>{%tr endfor %}</w:t>
+              <w:t>{%</w:t>
+            </w:r>
+            <w:proofErr w:type="spellStart"/>
+            <w:r>
+              <w:rPr>
+                <w:rFonts w:ascii="Tahoma" w:hAnsi="Tahoma" w:cs="Tahoma"/>
+                <w:i/>
+                <w:iCs/>
+              </w:rPr>
+              <w:t>tr</w:t>
+            </w:r>
+            <w:proofErr w:type="spellEnd"/>
+            <w:r>
+              <w:rPr>
+                <w:rFonts w:ascii="Tahoma" w:hAnsi="Tahoma" w:cs="Tahoma"/>
+                <w:i/>
+                <w:iCs/>
+              </w:rPr>
+              <w:t xml:space="preserve"> </w:t>
+            </w:r>
+            <w:proofErr w:type="spellStart"/>
+            <w:r>
+              <w:rPr>
+                <w:rFonts w:ascii="Tahoma" w:hAnsi="Tahoma" w:cs="Tahoma"/>
+                <w:i/>
+                <w:iCs/>
+              </w:rPr>
+              <w:t>endfor</w:t>
+            </w:r>
+            <w:proofErr w:type="spellEnd"/>
+            <w:r>
+              <w:rPr>
+                <w:rFonts w:ascii="Tahoma" w:hAnsi="Tahoma" w:cs="Tahoma"/>
+                <w:i/>
+                <w:iCs/>
+              </w:rPr>
+              <w:t xml:space="preserve"> %}</w:t>
             </w:r>
           </w:p>
           <w:p>
@@ -1666,7 +2001,7 @@
                 <w:szCs w:val="19"/>
               </w:rPr>
               <w:lastRenderedPageBreak/>
-              <w:t>Subtotal</w:t>
+              <w:t>IVA</w:t>
             </w:r>
           </w:p>
         </w:tc>
@@ -1693,7 +2028,21 @@
               <w:rPr>
                 <w:rFonts w:ascii="Tahoma" w:hAnsi="Tahoma" w:cs="Tahoma"/>
               </w:rPr>
-              <w:t>{{importe}}</w:t>
+              <w:t>{{</w:t>
+            </w:r>
+            <w:proofErr w:type="spellStart"/>
+            <w:r>
+              <w:rPr>
+                <w:rFonts w:ascii="Tahoma" w:hAnsi="Tahoma" w:cs="Tahoma"/>
+              </w:rPr>
+              <w:t>iva</w:t>
+            </w:r>
+            <w:proofErr w:type="spellEnd"/>
+            <w:r>
+              <w:rPr>
+                <w:rFonts w:ascii="Tahoma" w:hAnsi="Tahoma" w:cs="Tahoma"/>
+              </w:rPr>
+              <w:t>}}</w:t>
             </w:r>
           </w:p>
         </w:tc>
@@ -1705,6 +2054,9 @@
         <w:tc>
           <w:tcPr>
             <w:tcW w:w="1424" w:type="dxa"/>
+            <w:tcBorders>
+              <w:top w:val="single" w:sz="12" w:space="0" w:color="1394B1"/>
+            </w:tcBorders>
             <w:tcMar>
               <w:top w:w="70" w:type="dxa"/>
               <w:left w:w="0" w:type="dxa"/>
@@ -1724,16 +2076,21 @@
             <w:r>
               <w:rPr>
                 <w:rFonts w:ascii="Tahoma" w:hAnsi="Tahoma" w:cs="Tahoma"/>
-                <w:sz w:val="19"/>
-                <w:szCs w:val="19"/>
-              </w:rPr>
-              <w:t>IVA</w:t>
+                <w:b/>
+                <w:bCs/>
+                <w:sz w:val="22"/>
+                <w:szCs w:val="22"/>
+              </w:rPr>
+              <w:t>TOTAL</w:t>
             </w:r>
           </w:p>
         </w:tc>
         <w:tc>
           <w:tcPr>
             <w:tcW w:w="1576" w:type="dxa"/>
+            <w:tcBorders>
+              <w:top w:val="single" w:sz="12" w:space="0" w:color="1394B1"/>
+            </w:tcBorders>
             <w:tcMar>
               <w:top w:w="70" w:type="dxa"/>
               <w:left w:w="0" w:type="dxa"/>
@@ -1753,8 +2110,34 @@
             <w:r>
               <w:rPr>
                 <w:rFonts w:ascii="Tahoma" w:hAnsi="Tahoma" w:cs="Tahoma"/>
-              </w:rPr>
-              <w:t>{{iva}}</w:t>
+                <w:b/>
+                <w:bCs/>
+                <w:sz w:val="22"/>
+                <w:szCs w:val="22"/>
+              </w:rPr>
+              <w:t xml:space="preserve">        {{moneda</w:t>
+            </w:r>
+            <w:proofErr w:type="gramStart"/>
+            <w:r>
+              <w:rPr>
+                <w:rFonts w:ascii="Tahoma" w:hAnsi="Tahoma" w:cs="Tahoma"/>
+                <w:b/>
+                <w:bCs/>
+                <w:sz w:val="22"/>
+                <w:szCs w:val="22"/>
+              </w:rPr>
+              <w:t xml:space="preserve">}}   </w:t>
+            </w:r>
+            <w:proofErr w:type="gramEnd"/>
+            <w:r>
+              <w:rPr>
+                <w:rFonts w:ascii="Tahoma" w:hAnsi="Tahoma" w:cs="Tahoma"/>
+                <w:b/>
+                <w:bCs/>
+                <w:sz w:val="22"/>
+                <w:szCs w:val="22"/>
+              </w:rPr>
+              <w:t xml:space="preserve">                                                                                                                  {{total}}</w:t>
             </w:r>
           </w:p>
         </w:tc>
@@ -1785,16 +2168,6 @@
                 <w:rFonts w:ascii="Tahoma" w:hAnsi="Tahoma" w:cs="Tahoma"/>
               </w:rPr>
             </w:pPr>
-            <w:r>
-              <w:rPr>
-                <w:rFonts w:ascii="Tahoma" w:hAnsi="Tahoma" w:cs="Tahoma"/>
-                <w:b/>
-                <w:bCs/>
-                <w:sz w:val="22"/>
-                <w:szCs w:val="22"/>
-              </w:rPr>
-              <w:t>TOTAL</w:t>
-            </w:r>
           </w:p>
         </w:tc>
         <w:tc>
@@ -1819,16 +2192,6 @@
                 <w:rFonts w:ascii="Tahoma" w:hAnsi="Tahoma" w:cs="Tahoma"/>
               </w:rPr>
             </w:pPr>
-            <w:r>
-              <w:rPr>
-                <w:rFonts w:ascii="Tahoma" w:hAnsi="Tahoma" w:cs="Tahoma"/>
-                <w:b/>
-                <w:bCs/>
-                <w:sz w:val="22"/>
-                <w:szCs w:val="22"/>
-              </w:rPr>
-              <w:t xml:space="preserve">        {{moneda}}                                                                                                                     {{total}}</w:t>
-            </w:r>
           </w:p>
         </w:tc>
       </w:tr>
@@ -2068,7 +2431,21 @@
               <w:rPr>
                 <w:rFonts w:ascii="Tahoma" w:hAnsi="Tahoma" w:cs="Tahoma"/>
               </w:rPr>
-              <w:t>{{forma_de_pago}}</w:t>
+              <w:t>{{</w:t>
+            </w:r>
+            <w:proofErr w:type="spellStart"/>
+            <w:r>
+              <w:rPr>
+                <w:rFonts w:ascii="Tahoma" w:hAnsi="Tahoma" w:cs="Tahoma"/>
+              </w:rPr>
+              <w:t>forma_de_pago</w:t>
+            </w:r>
+            <w:proofErr w:type="spellEnd"/>
+            <w:r>
+              <w:rPr>
+                <w:rFonts w:ascii="Tahoma" w:hAnsi="Tahoma" w:cs="Tahoma"/>
+              </w:rPr>
+              <w:t>}}</w:t>
             </w:r>
           </w:p>
         </w:tc>
@@ -2110,7 +2487,21 @@
               <w:rPr>
                 <w:rFonts w:ascii="Tahoma" w:hAnsi="Tahoma" w:cs="Tahoma"/>
               </w:rPr>
-              <w:t>{{tiempo_entrega}}</w:t>
+              <w:t>{{</w:t>
+            </w:r>
+            <w:proofErr w:type="spellStart"/>
+            <w:r>
+              <w:rPr>
+                <w:rFonts w:ascii="Tahoma" w:hAnsi="Tahoma" w:cs="Tahoma"/>
+              </w:rPr>
+              <w:t>tiempo_entrega</w:t>
+            </w:r>
+            <w:proofErr w:type="spellEnd"/>
+            <w:r>
+              <w:rPr>
+                <w:rFonts w:ascii="Tahoma" w:hAnsi="Tahoma" w:cs="Tahoma"/>
+              </w:rPr>
+              <w:t>}}</w:t>
             </w:r>
             <w:r>
               <w:rPr>
@@ -2158,7 +2549,21 @@
               <w:rPr>
                 <w:rFonts w:ascii="Tahoma" w:hAnsi="Tahoma" w:cs="Tahoma"/>
               </w:rPr>
-              <w:t>{{lugar_entrega}}</w:t>
+              <w:t>{{</w:t>
+            </w:r>
+            <w:proofErr w:type="spellStart"/>
+            <w:r>
+              <w:rPr>
+                <w:rFonts w:ascii="Tahoma" w:hAnsi="Tahoma" w:cs="Tahoma"/>
+              </w:rPr>
+              <w:t>lugar_entrega</w:t>
+            </w:r>
+            <w:proofErr w:type="spellEnd"/>
+            <w:r>
+              <w:rPr>
+                <w:rFonts w:ascii="Tahoma" w:hAnsi="Tahoma" w:cs="Tahoma"/>
+              </w:rPr>
+              <w:t>}}</w:t>
             </w:r>
           </w:p>
         </w:tc>
@@ -2239,7 +2644,29 @@
           <w:sz w:val="19"/>
           <w:szCs w:val="19"/>
         </w:rPr>
-        <w:t>{%p if notas %}</w:t>
+        <w:t xml:space="preserve">{%p </w:t>
+      </w:r>
+      <w:proofErr w:type="spellStart"/>
+      <w:r>
+        <w:rPr>
+          <w:rFonts w:ascii="Tahoma" w:hAnsi="Tahoma" w:cs="Tahoma"/>
+          <w:b/>
+          <w:bCs/>
+          <w:sz w:val="19"/>
+          <w:szCs w:val="19"/>
+        </w:rPr>
+        <w:t>if</w:t>
+      </w:r>
+      <w:proofErr w:type="spellEnd"/>
+      <w:r>
+        <w:rPr>
+          <w:rFonts w:ascii="Tahoma" w:hAnsi="Tahoma" w:cs="Tahoma"/>
+          <w:b/>
+          <w:bCs/>
+          <w:sz w:val="19"/>
+          <w:szCs w:val="19"/>
+        </w:rPr>
+        <w:t xml:space="preserve"> notas %}</w:t>
       </w:r>
     </w:p>
     <w:p>
@@ -2301,7 +2728,29 @@
           <w:sz w:val="19"/>
           <w:szCs w:val="19"/>
         </w:rPr>
-        <w:t>{%p endif %}</w:t>
+        <w:t xml:space="preserve">{%p </w:t>
+      </w:r>
+      <w:proofErr w:type="spellStart"/>
+      <w:r>
+        <w:rPr>
+          <w:rFonts w:ascii="Tahoma" w:hAnsi="Tahoma" w:cs="Tahoma"/>
+          <w:b/>
+          <w:bCs/>
+          <w:sz w:val="19"/>
+          <w:szCs w:val="19"/>
+        </w:rPr>
+        <w:t>endif</w:t>
+      </w:r>
+      <w:proofErr w:type="spellEnd"/>
+      <w:r>
+        <w:rPr>
+          <w:rFonts w:ascii="Tahoma" w:hAnsi="Tahoma" w:cs="Tahoma"/>
+          <w:b/>
+          <w:bCs/>
+          <w:sz w:val="19"/>
+          <w:szCs w:val="19"/>
+        </w:rPr>
+        <w:t xml:space="preserve"> %}</w:t>
       </w:r>
     </w:p>
     <w:p>
@@ -2344,7 +2793,21 @@
         <w:rPr>
           <w:rFonts w:ascii="Tahoma" w:hAnsi="Tahoma" w:cs="Tahoma"/>
         </w:rPr>
-        <w:t>{{cargo}} – Proios S.A.</w:t>
+        <w:t xml:space="preserve">{{cargo}} – </w:t>
+      </w:r>
+      <w:proofErr w:type="spellStart"/>
+      <w:r>
+        <w:rPr>
+          <w:rFonts w:ascii="Tahoma" w:hAnsi="Tahoma" w:cs="Tahoma"/>
+        </w:rPr>
+        <w:t>Proios</w:t>
+      </w:r>
+      <w:proofErr w:type="spellEnd"/>
+      <w:r>
+        <w:rPr>
+          <w:rFonts w:ascii="Tahoma" w:hAnsi="Tahoma" w:cs="Tahoma"/>
+        </w:rPr>
+        <w:t xml:space="preserve"> S.A.</w:t>
       </w:r>
     </w:p>
     <w:p>
@@ -2357,7 +2820,21 @@
         <w:rPr>
           <w:rFonts w:ascii="Tahoma" w:hAnsi="Tahoma" w:cs="Tahoma"/>
         </w:rPr>
-        <w:t>{{firmante_email}}</w:t>
+        <w:t>{{</w:t>
+      </w:r>
+      <w:proofErr w:type="spellStart"/>
+      <w:r>
+        <w:rPr>
+          <w:rFonts w:ascii="Tahoma" w:hAnsi="Tahoma" w:cs="Tahoma"/>
+        </w:rPr>
+        <w:t>firmante_email</w:t>
+      </w:r>
+      <w:proofErr w:type="spellEnd"/>
+      <w:r>
+        <w:rPr>
+          <w:rFonts w:ascii="Tahoma" w:hAnsi="Tahoma" w:cs="Tahoma"/>
+        </w:rPr>
+        <w:t>}}</w:t>
       </w:r>
     </w:p>
     <w:sectPr>
@@ -2402,12 +2879,53 @@
         <w:tab w:val="right" w:pos="9360"/>
       </w:tabs>
     </w:pPr>
+    <w:proofErr w:type="spellStart"/>
     <w:r>
       <w:rPr>
         <w:sz w:val="14"/>
         <w:szCs w:val="14"/>
       </w:rPr>
-      <w:t>Proios S.A. · Comodoro Pedro Zanni 351, 5.º Piso – 503 LN, Buenos Aires (C1104AAH)  ·  info@proios.com  ·  www.proios.com</w:t>
+      <w:t>Proios</w:t>
+    </w:r>
+    <w:proofErr w:type="spellEnd"/>
+    <w:r>
+      <w:rPr>
+        <w:sz w:val="14"/>
+        <w:szCs w:val="14"/>
+      </w:rPr>
+      <w:t xml:space="preserve"> S.A. · Comodoro Pedro </w:t>
+    </w:r>
+    <w:proofErr w:type="spellStart"/>
+    <w:r>
+      <w:rPr>
+        <w:sz w:val="14"/>
+        <w:szCs w:val="14"/>
+      </w:rPr>
+      <w:t>Zanni</w:t>
+    </w:r>
+    <w:proofErr w:type="spellEnd"/>
+    <w:r>
+      <w:rPr>
+        <w:sz w:val="14"/>
+        <w:szCs w:val="14"/>
+      </w:rPr>
+      <w:t xml:space="preserve"> 351, 5.º Piso – 503 LN, Buenos Aires (C1104</w:t>
+    </w:r>
+    <w:proofErr w:type="gramStart"/>
+    <w:r>
+      <w:rPr>
+        <w:sz w:val="14"/>
+        <w:szCs w:val="14"/>
+      </w:rPr>
+      <w:t>AAH)  ·</w:t>
+    </w:r>
+    <w:proofErr w:type="gramEnd"/>
+    <w:r>
+      <w:rPr>
+        <w:sz w:val="14"/>
+        <w:szCs w:val="14"/>
+      </w:rPr>
+      <w:t xml:space="preserve">  info@proios.com  ·  www.proios.com</w:t>
     </w:r>
     <w:r>
       <w:rPr>

--- a/backend/apps/operaciones/templates/Proios_Cotizacion_Productos_TEMPLATE_ES.docx
+++ b/backend/apps/operaciones/templates/Proios_Cotizacion_Productos_TEMPLATE_ES.docx
@@ -1,6 +1,6 @@
 
 <file path=word/document.xml><?xml version="1.0" encoding="utf-8"?>
-<w:document xmlns:wpc="http://schemas.microsoft.com/office/word/2010/wordprocessingCanvas" xmlns:cx="http://schemas.microsoft.com/office/drawing/2014/chartex" xmlns:cx1="http://schemas.microsoft.com/office/drawing/2015/9/8/chartex" xmlns:cx2="http://schemas.microsoft.com/office/drawing/2015/10/21/chartex" xmlns:cx3="http://schemas.microsoft.com/office/drawing/2016/5/9/chartex" xmlns:cx4="http://schemas.microsoft.com/office/drawing/2016/5/10/chartex" xmlns:cx5="http://schemas.microsoft.com/office/drawing/2016/5/11/chartex" xmlns:cx6="http://schemas.microsoft.com/office/drawing/2016/5/12/chartex" xmlns:cx7="http://schemas.microsoft.com/office/drawing/2016/5/13/chartex" xmlns:cx8="http://schemas.microsoft.com/office/drawing/2016/5/14/chartex" xmlns:mc="http://schemas.openxmlformats.org/markup-compatibility/2006" xmlns:aink="http://schemas.microsoft.com/office/drawing/2016/ink" xmlns:am3d="http://schemas.microsoft.com/office/drawing/2017/model3d" xmlns:o="urn:schemas-microsoft-com:office:office" xmlns:r="http://schemas.openxmlformats.org/officeDocument/2006/relationships" xmlns:m="http://schemas.openxmlformats.org/officeDocument/2006/math" xmlns:v="urn:schemas-microsoft-com:vml" xmlns:wp14="http://schemas.microsoft.com/office/word/2010/wordprocessingDrawing" xmlns:wp="http://schemas.openxmlformats.org/drawingml/2006/wordprocessingDrawing" xmlns:w10="urn:schemas-microsoft-com:office:word" xmlns:w="http://schemas.openxmlformats.org/wordprocessingml/2006/main" xmlns:w14="http://schemas.microsoft.com/office/word/2010/wordml" xmlns:w15="http://schemas.microsoft.com/office/word/2012/wordml" xmlns:w16cex="http://schemas.microsoft.com/office/word/2018/wordml/cex" xmlns:w16cid="http://schemas.microsoft.com/office/word/2016/wordml/cid" xmlns:w16="http://schemas.microsoft.com/office/word/2018/wordml" xmlns:w16sdtdh="http://schemas.microsoft.com/office/word/2020/wordml/sdtdatahash" xmlns:w16se="http://schemas.microsoft.com/office/word/2015/wordml/symex" xmlns:wpg="http://schemas.microsoft.com/office/word/2010/wordprocessingGroup" xmlns:wpi="http://schemas.microsoft.com/office/word/2010/wordprocessingInk" xmlns:wne="http://schemas.microsoft.com/office/word/2006/wordml" xmlns:wps="http://schemas.microsoft.com/office/word/2010/wordprocessingShape" mc:Ignorable="w14 w15 w16se w16cid w16 w16cex w16sdtdh wp14">
+<w:document xmlns:wpc="http://schemas.microsoft.com/office/word/2010/wordprocessingCanvas" xmlns:cx="http://schemas.microsoft.com/office/drawing/2014/chartex" xmlns:cx1="http://schemas.microsoft.com/office/drawing/2015/9/8/chartex" xmlns:cx2="http://schemas.microsoft.com/office/drawing/2015/10/21/chartex" xmlns:cx3="http://schemas.microsoft.com/office/drawing/2016/5/9/chartex" xmlns:cx4="http://schemas.microsoft.com/office/drawing/2016/5/10/chartex" xmlns:cx5="http://schemas.microsoft.com/office/drawing/2016/5/11/chartex" xmlns:cx6="http://schemas.microsoft.com/office/drawing/2016/5/12/chartex" xmlns:cx7="http://schemas.microsoft.com/office/drawing/2016/5/13/chartex" xmlns:cx8="http://schemas.microsoft.com/office/drawing/2016/5/14/chartex" xmlns:mc="http://schemas.openxmlformats.org/markup-compatibility/2006" xmlns:aink="http://schemas.microsoft.com/office/drawing/2016/ink" xmlns:am3d="http://schemas.microsoft.com/office/drawing/2017/model3d" xmlns:o="urn:schemas-microsoft-com:office:office" xmlns:oel="http://schemas.microsoft.com/office/2019/extlst" xmlns:r="http://schemas.openxmlformats.org/officeDocument/2006/relationships" xmlns:m="http://schemas.openxmlformats.org/officeDocument/2006/math" xmlns:v="urn:schemas-microsoft-com:vml" xmlns:wp14="http://schemas.microsoft.com/office/word/2010/wordprocessingDrawing" xmlns:wp="http://schemas.openxmlformats.org/drawingml/2006/wordprocessingDrawing" xmlns:w10="urn:schemas-microsoft-com:office:word" xmlns:w="http://schemas.openxmlformats.org/wordprocessingml/2006/main" xmlns:w14="http://schemas.microsoft.com/office/word/2010/wordml" xmlns:w15="http://schemas.microsoft.com/office/word/2012/wordml" xmlns:w16cex="http://schemas.microsoft.com/office/word/2018/wordml/cex" xmlns:w16cid="http://schemas.microsoft.com/office/word/2016/wordml/cid" xmlns:w16="http://schemas.microsoft.com/office/word/2018/wordml" xmlns:w16du="http://schemas.microsoft.com/office/word/2023/wordml/word16du" xmlns:w16sdtdh="http://schemas.microsoft.com/office/word/2020/wordml/sdtdatahash" xmlns:w16sdtfl="http://schemas.microsoft.com/office/word/2024/wordml/sdtformatlock" xmlns:w16se="http://schemas.microsoft.com/office/word/2015/wordml/symex" xmlns:wpg="http://schemas.microsoft.com/office/word/2010/wordprocessingGroup" xmlns:wpi="http://schemas.microsoft.com/office/word/2010/wordprocessingInk" xmlns:wne="http://schemas.microsoft.com/office/word/2006/wordml" xmlns:wps="http://schemas.microsoft.com/office/word/2010/wordprocessingShape" mc:Ignorable="w14 w15 w16se w16cid w16 w16cex w16sdtdh w16sdtfl w16du wp14">
   <w:body>
     <w:p>
       <w:pPr>
@@ -79,19 +79,11 @@
                 <w:rFonts w:ascii="Tahoma" w:hAnsi="Tahoma" w:cs="Tahoma"/>
               </w:rPr>
             </w:pPr>
-            <w:proofErr w:type="spellStart"/>
-            <w:r>
-              <w:rPr>
-                <w:rFonts w:ascii="Tahoma" w:hAnsi="Tahoma" w:cs="Tahoma"/>
-              </w:rPr>
-              <w:t>Proios</w:t>
-            </w:r>
-            <w:proofErr w:type="spellEnd"/>
-            <w:r>
-              <w:rPr>
-                <w:rFonts w:ascii="Tahoma" w:hAnsi="Tahoma" w:cs="Tahoma"/>
-              </w:rPr>
-              <w:t xml:space="preserve"> S.A.</w:t>
+            <w:r>
+              <w:rPr>
+                <w:rFonts w:ascii="Tahoma" w:hAnsi="Tahoma" w:cs="Tahoma"/>
+              </w:rPr>
+              <w:t>Proios S.A.</w:t>
             </w:r>
           </w:p>
           <w:p>
@@ -113,27 +105,15 @@
               <w:spacing w:after="20"/>
               <w:rPr>
                 <w:rFonts w:ascii="Tahoma" w:hAnsi="Tahoma" w:cs="Tahoma"/>
-              </w:rPr>
-            </w:pPr>
-            <w:r>
-              <w:rPr>
-                <w:rFonts w:ascii="Tahoma" w:hAnsi="Tahoma" w:cs="Tahoma"/>
-              </w:rPr>
-              <w:t xml:space="preserve">Comodoro Pedro </w:t>
-            </w:r>
-            <w:proofErr w:type="spellStart"/>
-            <w:r>
-              <w:rPr>
-                <w:rFonts w:ascii="Tahoma" w:hAnsi="Tahoma" w:cs="Tahoma"/>
-              </w:rPr>
-              <w:t>Zanni</w:t>
-            </w:r>
-            <w:proofErr w:type="spellEnd"/>
-            <w:r>
-              <w:rPr>
-                <w:rFonts w:ascii="Tahoma" w:hAnsi="Tahoma" w:cs="Tahoma"/>
-              </w:rPr>
-              <w:t xml:space="preserve"> 351, 5.º Piso – 503 LN (C1104AAH)</w:t>
+                <w:lang w:val="it-IT"/>
+              </w:rPr>
+            </w:pPr>
+            <w:r>
+              <w:rPr>
+                <w:rFonts w:ascii="Tahoma" w:hAnsi="Tahoma" w:cs="Tahoma"/>
+                <w:lang w:val="it-IT"/>
+              </w:rPr>
+              <w:t>Comodoro Pedro Zanni 351, 5.º Piso – 503 LN (C1104AAH)</w:t>
             </w:r>
           </w:p>
           <w:p>
@@ -207,21 +187,7 @@
               <w:rPr>
                 <w:rFonts w:ascii="Tahoma" w:hAnsi="Tahoma" w:cs="Tahoma"/>
               </w:rPr>
-              <w:t>At.: {{</w:t>
-            </w:r>
-            <w:proofErr w:type="spellStart"/>
-            <w:r>
-              <w:rPr>
-                <w:rFonts w:ascii="Tahoma" w:hAnsi="Tahoma" w:cs="Tahoma"/>
-              </w:rPr>
-              <w:t>atencion</w:t>
-            </w:r>
-            <w:proofErr w:type="spellEnd"/>
-            <w:r>
-              <w:rPr>
-                <w:rFonts w:ascii="Tahoma" w:hAnsi="Tahoma" w:cs="Tahoma"/>
-              </w:rPr>
-              <w:t>}}</w:t>
+              <w:t>At.: {{atencion}}</w:t>
             </w:r>
           </w:p>
         </w:tc>
@@ -261,189 +227,105 @@
                 <w:rFonts w:ascii="Tahoma" w:hAnsi="Tahoma" w:cs="Tahoma"/>
               </w:rPr>
             </w:pPr>
-            <w:proofErr w:type="spellStart"/>
-            <w:proofErr w:type="gramStart"/>
-            <w:r>
-              <w:rPr>
-                <w:rFonts w:ascii="Tahoma" w:hAnsi="Tahoma" w:cs="Tahoma"/>
-              </w:rPr>
-              <w:t>N.°</w:t>
-            </w:r>
-            <w:proofErr w:type="spellEnd"/>
-            <w:r>
-              <w:rPr>
-                <w:rFonts w:ascii="Tahoma" w:hAnsi="Tahoma" w:cs="Tahoma"/>
-              </w:rPr>
-              <w:t xml:space="preserve">  </w:t>
+            <w:r>
+              <w:rPr>
+                <w:rFonts w:ascii="Tahoma" w:hAnsi="Tahoma" w:cs="Tahoma"/>
+              </w:rPr>
+              <w:t xml:space="preserve">N.°  </w:t>
             </w:r>
             <w:r>
               <w:rPr>
                 <w:rFonts w:ascii="Tahoma" w:eastAsia="Consolas" w:hAnsi="Tahoma" w:cs="Tahoma"/>
               </w:rPr>
-              <w:t>{</w:t>
-            </w:r>
-            <w:proofErr w:type="gramEnd"/>
+              <w:t>{{ref}}</w:t>
+            </w:r>
+          </w:p>
+          <w:p>
+            <w:pPr>
+              <w:spacing w:after="20"/>
+              <w:rPr>
+                <w:rFonts w:ascii="Tahoma" w:hAnsi="Tahoma" w:cs="Tahoma"/>
+              </w:rPr>
+            </w:pPr>
+            <w:r>
+              <w:rPr>
+                <w:rFonts w:ascii="Tahoma" w:hAnsi="Tahoma" w:cs="Tahoma"/>
+              </w:rPr>
+              <w:t>Fecha  {{fecha}}</w:t>
+            </w:r>
+          </w:p>
+          <w:p>
+            <w:pPr>
+              <w:spacing w:after="20"/>
+              <w:rPr>
+                <w:rFonts w:ascii="Tahoma" w:hAnsi="Tahoma" w:cs="Tahoma"/>
+              </w:rPr>
+            </w:pPr>
+            <w:r>
+              <w:rPr>
+                <w:rFonts w:ascii="Tahoma" w:hAnsi="Tahoma" w:cs="Tahoma"/>
+              </w:rPr>
+              <w:t>Validez  {{validez}}</w:t>
+            </w:r>
+          </w:p>
+          <w:p>
+            <w:pPr>
+              <w:spacing w:after="20"/>
+              <w:rPr>
+                <w:rFonts w:ascii="Tahoma" w:hAnsi="Tahoma" w:cs="Tahoma"/>
+              </w:rPr>
+            </w:pPr>
+            <w:r>
+              <w:rPr>
+                <w:rFonts w:ascii="Tahoma" w:hAnsi="Tahoma" w:cs="Tahoma"/>
+              </w:rPr>
+              <w:t xml:space="preserve">Buque  </w:t>
+            </w:r>
             <w:r>
               <w:rPr>
                 <w:rFonts w:ascii="Tahoma" w:eastAsia="Consolas" w:hAnsi="Tahoma" w:cs="Tahoma"/>
               </w:rPr>
-              <w:t>{</w:t>
-            </w:r>
-            <w:proofErr w:type="spellStart"/>
+              <w:t>{{buque}}</w:t>
+            </w:r>
+          </w:p>
+          <w:p>
+            <w:pPr>
+              <w:spacing w:after="20"/>
+              <w:rPr>
+                <w:rFonts w:ascii="Tahoma" w:hAnsi="Tahoma" w:cs="Tahoma"/>
+              </w:rPr>
+            </w:pPr>
+            <w:r>
+              <w:rPr>
+                <w:rFonts w:ascii="Tahoma" w:hAnsi="Tahoma" w:cs="Tahoma"/>
+              </w:rPr>
+              <w:t xml:space="preserve">Ubicación  </w:t>
+            </w:r>
             <w:r>
               <w:rPr>
                 <w:rFonts w:ascii="Tahoma" w:eastAsia="Consolas" w:hAnsi="Tahoma" w:cs="Tahoma"/>
               </w:rPr>
-              <w:t>ref</w:t>
-            </w:r>
-            <w:proofErr w:type="spellEnd"/>
+              <w:t>{{ubicacion}}</w:t>
+            </w:r>
+          </w:p>
+          <w:p>
+            <w:pPr>
+              <w:spacing w:after="20"/>
+              <w:rPr>
+                <w:rFonts w:ascii="Tahoma" w:hAnsi="Tahoma" w:cs="Tahoma"/>
+              </w:rPr>
+            </w:pPr>
+            <w:r>
+              <w:rPr>
+                <w:rFonts w:ascii="Tahoma" w:hAnsi="Tahoma" w:cs="Tahoma"/>
+              </w:rPr>
+              <w:t xml:space="preserve">ETA  </w:t>
+            </w:r>
             <w:r>
               <w:rPr>
                 <w:rFonts w:ascii="Tahoma" w:eastAsia="Consolas" w:hAnsi="Tahoma" w:cs="Tahoma"/>
               </w:rPr>
-              <w:t>}}</w:t>
-            </w:r>
-          </w:p>
-          <w:p>
-            <w:pPr>
-              <w:spacing w:after="20"/>
-              <w:rPr>
-                <w:rFonts w:ascii="Tahoma" w:hAnsi="Tahoma" w:cs="Tahoma"/>
-              </w:rPr>
-            </w:pPr>
-            <w:proofErr w:type="gramStart"/>
-            <w:r>
-              <w:rPr>
-                <w:rFonts w:ascii="Tahoma" w:hAnsi="Tahoma" w:cs="Tahoma"/>
-              </w:rPr>
-              <w:t>Fecha  {</w:t>
-            </w:r>
-            <w:proofErr w:type="gramEnd"/>
-            <w:r>
-              <w:rPr>
-                <w:rFonts w:ascii="Tahoma" w:hAnsi="Tahoma" w:cs="Tahoma"/>
-              </w:rPr>
-              <w:t>{fecha}}</w:t>
-            </w:r>
-          </w:p>
-          <w:p>
-            <w:pPr>
-              <w:spacing w:after="20"/>
-              <w:rPr>
-                <w:rFonts w:ascii="Tahoma" w:hAnsi="Tahoma" w:cs="Tahoma"/>
-              </w:rPr>
-            </w:pPr>
-            <w:proofErr w:type="gramStart"/>
-            <w:r>
-              <w:rPr>
-                <w:rFonts w:ascii="Tahoma" w:hAnsi="Tahoma" w:cs="Tahoma"/>
-              </w:rPr>
-              <w:t>Validez  {</w:t>
-            </w:r>
-            <w:proofErr w:type="gramEnd"/>
-            <w:r>
-              <w:rPr>
-                <w:rFonts w:ascii="Tahoma" w:hAnsi="Tahoma" w:cs="Tahoma"/>
-              </w:rPr>
-              <w:t>{validez}}</w:t>
-            </w:r>
-          </w:p>
-          <w:p>
-            <w:pPr>
-              <w:spacing w:after="20"/>
-              <w:rPr>
-                <w:rFonts w:ascii="Tahoma" w:hAnsi="Tahoma" w:cs="Tahoma"/>
-              </w:rPr>
-            </w:pPr>
-            <w:proofErr w:type="gramStart"/>
-            <w:r>
-              <w:rPr>
-                <w:rFonts w:ascii="Tahoma" w:hAnsi="Tahoma" w:cs="Tahoma"/>
-              </w:rPr>
-              <w:t xml:space="preserve">Buque  </w:t>
-            </w:r>
-            <w:r>
-              <w:rPr>
-                <w:rFonts w:ascii="Tahoma" w:eastAsia="Consolas" w:hAnsi="Tahoma" w:cs="Tahoma"/>
-              </w:rPr>
-              <w:t>{</w:t>
-            </w:r>
-            <w:proofErr w:type="gramEnd"/>
-            <w:r>
-              <w:rPr>
-                <w:rFonts w:ascii="Tahoma" w:eastAsia="Consolas" w:hAnsi="Tahoma" w:cs="Tahoma"/>
-              </w:rPr>
-              <w:t>{buque}}</w:t>
-            </w:r>
-          </w:p>
-          <w:p>
-            <w:pPr>
-              <w:spacing w:after="20"/>
-              <w:rPr>
-                <w:rFonts w:ascii="Tahoma" w:hAnsi="Tahoma" w:cs="Tahoma"/>
-              </w:rPr>
-            </w:pPr>
-            <w:proofErr w:type="gramStart"/>
-            <w:r>
-              <w:rPr>
-                <w:rFonts w:ascii="Tahoma" w:hAnsi="Tahoma" w:cs="Tahoma"/>
-              </w:rPr>
-              <w:t xml:space="preserve">Ubicación  </w:t>
-            </w:r>
-            <w:r>
-              <w:rPr>
-                <w:rFonts w:ascii="Tahoma" w:eastAsia="Consolas" w:hAnsi="Tahoma" w:cs="Tahoma"/>
-              </w:rPr>
-              <w:t>{</w:t>
-            </w:r>
-            <w:proofErr w:type="gramEnd"/>
-            <w:r>
-              <w:rPr>
-                <w:rFonts w:ascii="Tahoma" w:eastAsia="Consolas" w:hAnsi="Tahoma" w:cs="Tahoma"/>
-              </w:rPr>
-              <w:t>{</w:t>
-            </w:r>
-            <w:proofErr w:type="spellStart"/>
-            <w:r>
-              <w:rPr>
-                <w:rFonts w:ascii="Tahoma" w:eastAsia="Consolas" w:hAnsi="Tahoma" w:cs="Tahoma"/>
-              </w:rPr>
-              <w:t>ubicacion</w:t>
-            </w:r>
-            <w:proofErr w:type="spellEnd"/>
-            <w:r>
-              <w:rPr>
-                <w:rFonts w:ascii="Tahoma" w:eastAsia="Consolas" w:hAnsi="Tahoma" w:cs="Tahoma"/>
-              </w:rPr>
-              <w:t>}}</w:t>
-            </w:r>
-          </w:p>
-          <w:p>
-            <w:pPr>
-              <w:spacing w:after="20"/>
-              <w:rPr>
-                <w:rFonts w:ascii="Tahoma" w:hAnsi="Tahoma" w:cs="Tahoma"/>
-              </w:rPr>
-            </w:pPr>
-            <w:proofErr w:type="gramStart"/>
-            <w:r>
-              <w:rPr>
-                <w:rFonts w:ascii="Tahoma" w:hAnsi="Tahoma" w:cs="Tahoma"/>
-              </w:rPr>
-              <w:t xml:space="preserve">ETA  </w:t>
-            </w:r>
-            <w:r>
-              <w:rPr>
-                <w:rFonts w:ascii="Tahoma" w:eastAsia="Consolas" w:hAnsi="Tahoma" w:cs="Tahoma"/>
-              </w:rPr>
-              <w:t>{</w:t>
-            </w:r>
-            <w:proofErr w:type="gramEnd"/>
-            <w:r>
-              <w:rPr>
-                <w:rFonts w:ascii="Tahoma" w:eastAsia="Consolas" w:hAnsi="Tahoma" w:cs="Tahoma"/>
-              </w:rPr>
-              <w:t>{eta}}</w:t>
+              <w:t>{{eta}}</w:t>
             </w:r>
           </w:p>
         </w:tc>
@@ -540,7 +422,6 @@
                 <w:rFonts w:ascii="Tahoma" w:hAnsi="Tahoma" w:cs="Tahoma"/>
               </w:rPr>
             </w:pPr>
-            <w:proofErr w:type="spellStart"/>
             <w:r>
               <w:rPr>
                 <w:rFonts w:ascii="Tahoma" w:hAnsi="Tahoma" w:cs="Tahoma"/>
@@ -561,7 +442,6 @@
               </w:rPr>
               <w:t>oción</w:t>
             </w:r>
-            <w:proofErr w:type="spellEnd"/>
           </w:p>
         </w:tc>
         <w:tc>
@@ -656,9 +536,30 @@
                 <w:sz w:val="17"/>
                 <w:szCs w:val="17"/>
               </w:rPr>
-              <w:t xml:space="preserve">Precio </w:t>
-            </w:r>
-            <w:proofErr w:type="spellStart"/>
+              <w:t>Precio Unit</w:t>
+            </w:r>
+          </w:p>
+        </w:tc>
+        <w:tc>
+          <w:tcPr>
+            <w:tcW w:w="1843" w:type="dxa"/>
+            <w:tcBorders>
+              <w:bottom w:val="single" w:sz="10" w:space="0" w:color="1394B1"/>
+            </w:tcBorders>
+            <w:tcMar>
+              <w:top w:w="70" w:type="dxa"/>
+              <w:left w:w="0" w:type="dxa"/>
+              <w:bottom w:w="70" w:type="dxa"/>
+              <w:right w:w="140" w:type="dxa"/>
+            </w:tcMar>
+          </w:tcPr>
+          <w:p>
+            <w:pPr>
+              <w:jc w:val="right"/>
+              <w:rPr>
+                <w:rFonts w:ascii="Tahoma" w:hAnsi="Tahoma" w:cs="Tahoma"/>
+              </w:rPr>
+            </w:pPr>
             <w:r>
               <w:rPr>
                 <w:rFonts w:ascii="Tahoma" w:hAnsi="Tahoma" w:cs="Tahoma"/>
@@ -667,39 +568,6 @@
                 <w:sz w:val="17"/>
                 <w:szCs w:val="17"/>
               </w:rPr>
-              <w:t>Unit</w:t>
-            </w:r>
-            <w:proofErr w:type="spellEnd"/>
-          </w:p>
-        </w:tc>
-        <w:tc>
-          <w:tcPr>
-            <w:tcW w:w="1843" w:type="dxa"/>
-            <w:tcBorders>
-              <w:bottom w:val="single" w:sz="10" w:space="0" w:color="1394B1"/>
-            </w:tcBorders>
-            <w:tcMar>
-              <w:top w:w="70" w:type="dxa"/>
-              <w:left w:w="0" w:type="dxa"/>
-              <w:bottom w:w="70" w:type="dxa"/>
-              <w:right w:w="140" w:type="dxa"/>
-            </w:tcMar>
-          </w:tcPr>
-          <w:p>
-            <w:pPr>
-              <w:jc w:val="right"/>
-              <w:rPr>
-                <w:rFonts w:ascii="Tahoma" w:hAnsi="Tahoma" w:cs="Tahoma"/>
-              </w:rPr>
-            </w:pPr>
-            <w:r>
-              <w:rPr>
-                <w:rFonts w:ascii="Tahoma" w:hAnsi="Tahoma" w:cs="Tahoma"/>
-                <w:b/>
-                <w:bCs/>
-                <w:sz w:val="17"/>
-                <w:szCs w:val="17"/>
-              </w:rPr>
               <w:t>Total</w:t>
             </w:r>
           </w:p>
@@ -838,25 +706,7 @@
                 <w:rFonts w:ascii="Tahoma" w:hAnsi="Tahoma" w:cs="Tahoma"/>
                 <w:lang w:val="en-GB"/>
               </w:rPr>
-              <w:t>{{</w:t>
-            </w:r>
-            <w:proofErr w:type="spellStart"/>
-            <w:proofErr w:type="gramStart"/>
-            <w:r>
-              <w:rPr>
-                <w:rFonts w:ascii="Tahoma" w:hAnsi="Tahoma" w:cs="Tahoma"/>
-                <w:lang w:val="en-GB"/>
-              </w:rPr>
-              <w:t>item.descripcion</w:t>
-            </w:r>
-            <w:proofErr w:type="spellEnd"/>
-            <w:proofErr w:type="gramEnd"/>
-            <w:r>
-              <w:rPr>
-                <w:rFonts w:ascii="Tahoma" w:hAnsi="Tahoma" w:cs="Tahoma"/>
-                <w:lang w:val="en-GB"/>
-              </w:rPr>
-              <w:t>}}</w:t>
+              <w:t>{{item.descripcion}}</w:t>
             </w:r>
           </w:p>
         </w:tc>
@@ -881,23 +731,7 @@
               <w:rPr>
                 <w:rFonts w:ascii="Tahoma" w:hAnsi="Tahoma" w:cs="Tahoma"/>
               </w:rPr>
-              <w:t>{{</w:t>
-            </w:r>
-            <w:proofErr w:type="spellStart"/>
-            <w:proofErr w:type="gramStart"/>
-            <w:r>
-              <w:rPr>
-                <w:rFonts w:ascii="Tahoma" w:hAnsi="Tahoma" w:cs="Tahoma"/>
-              </w:rPr>
-              <w:t>item.cantidad</w:t>
-            </w:r>
-            <w:proofErr w:type="spellEnd"/>
-            <w:proofErr w:type="gramEnd"/>
-            <w:r>
-              <w:rPr>
-                <w:rFonts w:ascii="Tahoma" w:hAnsi="Tahoma" w:cs="Tahoma"/>
-              </w:rPr>
-              <w:t>}}</w:t>
+              <w:t>{{item.cantidad}}</w:t>
             </w:r>
           </w:p>
         </w:tc>
@@ -922,23 +756,7 @@
               <w:rPr>
                 <w:rFonts w:ascii="Tahoma" w:hAnsi="Tahoma" w:cs="Tahoma"/>
               </w:rPr>
-              <w:t>{{</w:t>
-            </w:r>
-            <w:proofErr w:type="spellStart"/>
-            <w:proofErr w:type="gramStart"/>
-            <w:r>
-              <w:rPr>
-                <w:rFonts w:ascii="Tahoma" w:hAnsi="Tahoma" w:cs="Tahoma"/>
-              </w:rPr>
-              <w:t>item.unidad</w:t>
-            </w:r>
-            <w:proofErr w:type="spellEnd"/>
-            <w:proofErr w:type="gramEnd"/>
-            <w:r>
-              <w:rPr>
-                <w:rFonts w:ascii="Tahoma" w:hAnsi="Tahoma" w:cs="Tahoma"/>
-              </w:rPr>
-              <w:t>}}</w:t>
+              <w:t>{{item.unidad}}</w:t>
             </w:r>
           </w:p>
         </w:tc>
@@ -963,23 +781,7 @@
               <w:rPr>
                 <w:rFonts w:ascii="Tahoma" w:hAnsi="Tahoma" w:cs="Tahoma"/>
               </w:rPr>
-              <w:t>{{</w:t>
-            </w:r>
-            <w:proofErr w:type="spellStart"/>
-            <w:proofErr w:type="gramStart"/>
-            <w:r>
-              <w:rPr>
-                <w:rFonts w:ascii="Tahoma" w:hAnsi="Tahoma" w:cs="Tahoma"/>
-              </w:rPr>
-              <w:t>item.precio</w:t>
-            </w:r>
-            <w:proofErr w:type="spellEnd"/>
-            <w:proofErr w:type="gramEnd"/>
-            <w:r>
-              <w:rPr>
-                <w:rFonts w:ascii="Tahoma" w:hAnsi="Tahoma" w:cs="Tahoma"/>
-              </w:rPr>
-              <w:t>}}</w:t>
+              <w:t>{{item.precio}}</w:t>
             </w:r>
           </w:p>
         </w:tc>
@@ -1005,23 +807,7 @@
               <w:rPr>
                 <w:rFonts w:ascii="Tahoma" w:hAnsi="Tahoma" w:cs="Tahoma"/>
               </w:rPr>
-              <w:t>{{</w:t>
-            </w:r>
-            <w:proofErr w:type="spellStart"/>
-            <w:proofErr w:type="gramStart"/>
-            <w:r>
-              <w:rPr>
-                <w:rFonts w:ascii="Tahoma" w:hAnsi="Tahoma" w:cs="Tahoma"/>
-              </w:rPr>
-              <w:t>item.importe</w:t>
-            </w:r>
-            <w:proofErr w:type="spellEnd"/>
-            <w:proofErr w:type="gramEnd"/>
-            <w:r>
-              <w:rPr>
-                <w:rFonts w:ascii="Tahoma" w:hAnsi="Tahoma" w:cs="Tahoma"/>
-              </w:rPr>
-              <w:t>}}</w:t>
+              <w:t>{{item.importe}}</w:t>
             </w:r>
           </w:p>
         </w:tc>
@@ -1142,43 +928,7 @@
                 <w:i/>
                 <w:iCs/>
               </w:rPr>
-              <w:t>{%</w:t>
-            </w:r>
-            <w:proofErr w:type="spellStart"/>
-            <w:r>
-              <w:rPr>
-                <w:rFonts w:ascii="Tahoma" w:hAnsi="Tahoma" w:cs="Tahoma"/>
-                <w:i/>
-                <w:iCs/>
-              </w:rPr>
-              <w:t>tr</w:t>
-            </w:r>
-            <w:proofErr w:type="spellEnd"/>
-            <w:r>
-              <w:rPr>
-                <w:rFonts w:ascii="Tahoma" w:hAnsi="Tahoma" w:cs="Tahoma"/>
-                <w:i/>
-                <w:iCs/>
-              </w:rPr>
-              <w:t xml:space="preserve"> </w:t>
-            </w:r>
-            <w:proofErr w:type="spellStart"/>
-            <w:r>
-              <w:rPr>
-                <w:rFonts w:ascii="Tahoma" w:hAnsi="Tahoma" w:cs="Tahoma"/>
-                <w:i/>
-                <w:iCs/>
-              </w:rPr>
-              <w:t>endfor</w:t>
-            </w:r>
-            <w:proofErr w:type="spellEnd"/>
-            <w:r>
-              <w:rPr>
-                <w:rFonts w:ascii="Tahoma" w:hAnsi="Tahoma" w:cs="Tahoma"/>
-                <w:i/>
-                <w:iCs/>
-              </w:rPr>
-              <w:t xml:space="preserve"> %}</w:t>
+              <w:t>{%tr endfor %}</w:t>
             </w:r>
           </w:p>
           <w:p>
@@ -1416,7 +1166,6 @@
               </w:rPr>
               <w:t xml:space="preserve"> in </w:t>
             </w:r>
-            <w:proofErr w:type="spellStart"/>
             <w:r>
               <w:rPr>
                 <w:rFonts w:ascii="Tahoma" w:hAnsi="Tahoma" w:cs="Tahoma"/>
@@ -1426,7 +1175,6 @@
               </w:rPr>
               <w:t>expensas</w:t>
             </w:r>
-            <w:proofErr w:type="spellEnd"/>
             <w:r>
               <w:rPr>
                 <w:rFonts w:ascii="Tahoma" w:hAnsi="Tahoma" w:cs="Tahoma"/>
@@ -1544,8 +1292,6 @@
               </w:rPr>
               <w:t>{{</w:t>
             </w:r>
-            <w:proofErr w:type="spellStart"/>
-            <w:proofErr w:type="gramStart"/>
             <w:r>
               <w:rPr>
                 <w:rFonts w:ascii="Tahoma" w:hAnsi="Tahoma" w:cs="Tahoma"/>
@@ -1558,14 +1304,55 @@
                 <w:rFonts w:ascii="Tahoma" w:hAnsi="Tahoma" w:cs="Tahoma"/>
                 <w:lang w:val="en-GB"/>
               </w:rPr>
-              <w:t>.descripcion</w:t>
-            </w:r>
-            <w:proofErr w:type="spellEnd"/>
-            <w:proofErr w:type="gramEnd"/>
-            <w:r>
-              <w:rPr>
-                <w:rFonts w:ascii="Tahoma" w:hAnsi="Tahoma" w:cs="Tahoma"/>
-                <w:lang w:val="en-GB"/>
+              <w:t>.descripcion}}</w:t>
+            </w:r>
+          </w:p>
+        </w:tc>
+        <w:tc>
+          <w:tcPr>
+            <w:tcW w:w="850" w:type="dxa"/>
+            <w:tcMar>
+              <w:top w:w="70" w:type="dxa"/>
+              <w:left w:w="0" w:type="dxa"/>
+              <w:bottom w:w="70" w:type="dxa"/>
+              <w:right w:w="140" w:type="dxa"/>
+            </w:tcMar>
+          </w:tcPr>
+          <w:p>
+            <w:pPr>
+              <w:jc w:val="center"/>
+              <w:rPr>
+                <w:rFonts w:ascii="Tahoma" w:hAnsi="Tahoma" w:cs="Tahoma"/>
+                <w:u w:val="single"/>
+              </w:rPr>
+            </w:pPr>
+            <w:r>
+              <w:rPr>
+                <w:rFonts w:ascii="Tahoma" w:hAnsi="Tahoma" w:cs="Tahoma"/>
+              </w:rPr>
+              <w:t>{{</w:t>
+            </w:r>
+            <w:r>
+              <w:rPr>
+                <w:rFonts w:ascii="Tahoma" w:hAnsi="Tahoma" w:cs="Tahoma"/>
+              </w:rPr>
+              <w:t>exp</w:t>
+            </w:r>
+            <w:r>
+              <w:rPr>
+                <w:rFonts w:ascii="Tahoma" w:hAnsi="Tahoma" w:cs="Tahoma"/>
+              </w:rPr>
+              <w:t>.</w:t>
+            </w:r>
+            <w:r>
+              <w:rPr>
+                <w:rFonts w:ascii="Tahoma" w:hAnsi="Tahoma" w:cs="Tahoma"/>
+              </w:rPr>
+              <w:t>cantidad</w:t>
+            </w:r>
+            <w:r>
+              <w:rPr>
+                <w:rFonts w:ascii="Tahoma" w:hAnsi="Tahoma" w:cs="Tahoma"/>
               </w:rPr>
               <w:t>}}</w:t>
             </w:r>
@@ -1573,7 +1360,7 @@
         </w:tc>
         <w:tc>
           <w:tcPr>
-            <w:tcW w:w="850" w:type="dxa"/>
+            <w:tcW w:w="1276" w:type="dxa"/>
             <w:tcMar>
               <w:top w:w="70" w:type="dxa"/>
               <w:left w:w="0" w:type="dxa"/>
@@ -1586,6 +1373,80 @@
               <w:jc w:val="center"/>
               <w:rPr>
                 <w:rFonts w:ascii="Tahoma" w:hAnsi="Tahoma" w:cs="Tahoma"/>
+              </w:rPr>
+            </w:pPr>
+            <w:r>
+              <w:rPr>
+                <w:rFonts w:ascii="Tahoma" w:hAnsi="Tahoma" w:cs="Tahoma"/>
+              </w:rPr>
+              <w:t>{{</w:t>
+            </w:r>
+            <w:r>
+              <w:rPr>
+                <w:rFonts w:ascii="Tahoma" w:hAnsi="Tahoma" w:cs="Tahoma"/>
+              </w:rPr>
+              <w:t>exp</w:t>
+            </w:r>
+            <w:r>
+              <w:rPr>
+                <w:rFonts w:ascii="Tahoma" w:hAnsi="Tahoma" w:cs="Tahoma"/>
+              </w:rPr>
+              <w:t>.unidad}}</w:t>
+            </w:r>
+          </w:p>
+        </w:tc>
+        <w:tc>
+          <w:tcPr>
+            <w:tcW w:w="1701" w:type="dxa"/>
+            <w:tcMar>
+              <w:top w:w="70" w:type="dxa"/>
+              <w:left w:w="0" w:type="dxa"/>
+              <w:bottom w:w="70" w:type="dxa"/>
+              <w:right w:w="140" w:type="dxa"/>
+            </w:tcMar>
+          </w:tcPr>
+          <w:p>
+            <w:pPr>
+              <w:jc w:val="right"/>
+              <w:rPr>
+                <w:rFonts w:ascii="Tahoma" w:hAnsi="Tahoma" w:cs="Tahoma"/>
+              </w:rPr>
+            </w:pPr>
+            <w:r>
+              <w:rPr>
+                <w:rFonts w:ascii="Tahoma" w:hAnsi="Tahoma" w:cs="Tahoma"/>
+              </w:rPr>
+              <w:t>{{</w:t>
+            </w:r>
+            <w:r>
+              <w:rPr>
+                <w:rFonts w:ascii="Tahoma" w:hAnsi="Tahoma" w:cs="Tahoma"/>
+              </w:rPr>
+              <w:t>exp</w:t>
+            </w:r>
+            <w:r>
+              <w:rPr>
+                <w:rFonts w:ascii="Tahoma" w:hAnsi="Tahoma" w:cs="Tahoma"/>
+              </w:rPr>
+              <w:t>.precio}}</w:t>
+            </w:r>
+          </w:p>
+        </w:tc>
+        <w:tc>
+          <w:tcPr>
+            <w:tcW w:w="1843" w:type="dxa"/>
+            <w:tcMar>
+              <w:top w:w="70" w:type="dxa"/>
+              <w:left w:w="0" w:type="dxa"/>
+              <w:bottom w:w="70" w:type="dxa"/>
+              <w:right w:w="140" w:type="dxa"/>
+            </w:tcMar>
+          </w:tcPr>
+          <w:p>
+            <w:pPr>
+              <w:jc w:val="right"/>
+              <w:rPr>
+                <w:rFonts w:ascii="Tahoma" w:hAnsi="Tahoma" w:cs="Tahoma"/>
                 <w:u w:val="single"/>
               </w:rPr>
             </w:pPr>
@@ -1595,8 +1456,6 @@
               </w:rPr>
               <w:t>{{</w:t>
             </w:r>
-            <w:proofErr w:type="spellStart"/>
-            <w:proofErr w:type="gramStart"/>
             <w:r>
               <w:rPr>
                 <w:rFonts w:ascii="Tahoma" w:hAnsi="Tahoma" w:cs="Tahoma"/>
@@ -1607,163 +1466,7 @@
               <w:rPr>
                 <w:rFonts w:ascii="Tahoma" w:hAnsi="Tahoma" w:cs="Tahoma"/>
               </w:rPr>
-              <w:t>.</w:t>
-            </w:r>
-            <w:r>
-              <w:rPr>
-                <w:rFonts w:ascii="Tahoma" w:hAnsi="Tahoma" w:cs="Tahoma"/>
-              </w:rPr>
-              <w:t>cantidad</w:t>
-            </w:r>
-            <w:proofErr w:type="spellEnd"/>
-            <w:proofErr w:type="gramEnd"/>
-            <w:r>
-              <w:rPr>
-                <w:rFonts w:ascii="Tahoma" w:hAnsi="Tahoma" w:cs="Tahoma"/>
-              </w:rPr>
-              <w:t>}}</w:t>
-            </w:r>
-          </w:p>
-        </w:tc>
-        <w:tc>
-          <w:tcPr>
-            <w:tcW w:w="1276" w:type="dxa"/>
-            <w:tcMar>
-              <w:top w:w="70" w:type="dxa"/>
-              <w:left w:w="0" w:type="dxa"/>
-              <w:bottom w:w="70" w:type="dxa"/>
-              <w:right w:w="140" w:type="dxa"/>
-            </w:tcMar>
-          </w:tcPr>
-          <w:p>
-            <w:pPr>
-              <w:jc w:val="center"/>
-              <w:rPr>
-                <w:rFonts w:ascii="Tahoma" w:hAnsi="Tahoma" w:cs="Tahoma"/>
-              </w:rPr>
-            </w:pPr>
-            <w:r>
-              <w:rPr>
-                <w:rFonts w:ascii="Tahoma" w:hAnsi="Tahoma" w:cs="Tahoma"/>
-              </w:rPr>
-              <w:t>{{</w:t>
-            </w:r>
-            <w:proofErr w:type="spellStart"/>
-            <w:proofErr w:type="gramStart"/>
-            <w:r>
-              <w:rPr>
-                <w:rFonts w:ascii="Tahoma" w:hAnsi="Tahoma" w:cs="Tahoma"/>
-              </w:rPr>
-              <w:t>exp</w:t>
-            </w:r>
-            <w:r>
-              <w:rPr>
-                <w:rFonts w:ascii="Tahoma" w:hAnsi="Tahoma" w:cs="Tahoma"/>
-              </w:rPr>
-              <w:t>.unidad</w:t>
-            </w:r>
-            <w:proofErr w:type="spellEnd"/>
-            <w:proofErr w:type="gramEnd"/>
-            <w:r>
-              <w:rPr>
-                <w:rFonts w:ascii="Tahoma" w:hAnsi="Tahoma" w:cs="Tahoma"/>
-              </w:rPr>
-              <w:t>}}</w:t>
-            </w:r>
-          </w:p>
-        </w:tc>
-        <w:tc>
-          <w:tcPr>
-            <w:tcW w:w="1701" w:type="dxa"/>
-            <w:tcMar>
-              <w:top w:w="70" w:type="dxa"/>
-              <w:left w:w="0" w:type="dxa"/>
-              <w:bottom w:w="70" w:type="dxa"/>
-              <w:right w:w="140" w:type="dxa"/>
-            </w:tcMar>
-          </w:tcPr>
-          <w:p>
-            <w:pPr>
-              <w:jc w:val="right"/>
-              <w:rPr>
-                <w:rFonts w:ascii="Tahoma" w:hAnsi="Tahoma" w:cs="Tahoma"/>
-              </w:rPr>
-            </w:pPr>
-            <w:r>
-              <w:rPr>
-                <w:rFonts w:ascii="Tahoma" w:hAnsi="Tahoma" w:cs="Tahoma"/>
-              </w:rPr>
-              <w:t>{{</w:t>
-            </w:r>
-            <w:proofErr w:type="spellStart"/>
-            <w:proofErr w:type="gramStart"/>
-            <w:r>
-              <w:rPr>
-                <w:rFonts w:ascii="Tahoma" w:hAnsi="Tahoma" w:cs="Tahoma"/>
-              </w:rPr>
-              <w:t>exp</w:t>
-            </w:r>
-            <w:r>
-              <w:rPr>
-                <w:rFonts w:ascii="Tahoma" w:hAnsi="Tahoma" w:cs="Tahoma"/>
-              </w:rPr>
-              <w:t>.precio</w:t>
-            </w:r>
-            <w:proofErr w:type="spellEnd"/>
-            <w:proofErr w:type="gramEnd"/>
-            <w:r>
-              <w:rPr>
-                <w:rFonts w:ascii="Tahoma" w:hAnsi="Tahoma" w:cs="Tahoma"/>
-              </w:rPr>
-              <w:t>}}</w:t>
-            </w:r>
-          </w:p>
-        </w:tc>
-        <w:tc>
-          <w:tcPr>
-            <w:tcW w:w="1843" w:type="dxa"/>
-            <w:tcMar>
-              <w:top w:w="70" w:type="dxa"/>
-              <w:left w:w="0" w:type="dxa"/>
-              <w:bottom w:w="70" w:type="dxa"/>
-              <w:right w:w="140" w:type="dxa"/>
-            </w:tcMar>
-          </w:tcPr>
-          <w:p>
-            <w:pPr>
-              <w:jc w:val="right"/>
-              <w:rPr>
-                <w:rFonts w:ascii="Tahoma" w:hAnsi="Tahoma" w:cs="Tahoma"/>
-                <w:u w:val="single"/>
-              </w:rPr>
-            </w:pPr>
-            <w:r>
-              <w:rPr>
-                <w:rFonts w:ascii="Tahoma" w:hAnsi="Tahoma" w:cs="Tahoma"/>
-              </w:rPr>
-              <w:t>{{</w:t>
-            </w:r>
-            <w:proofErr w:type="spellStart"/>
-            <w:proofErr w:type="gramStart"/>
-            <w:r>
-              <w:rPr>
-                <w:rFonts w:ascii="Tahoma" w:hAnsi="Tahoma" w:cs="Tahoma"/>
-              </w:rPr>
-              <w:t>exp</w:t>
-            </w:r>
-            <w:r>
-              <w:rPr>
-                <w:rFonts w:ascii="Tahoma" w:hAnsi="Tahoma" w:cs="Tahoma"/>
-              </w:rPr>
-              <w:t>.importe</w:t>
-            </w:r>
-            <w:proofErr w:type="spellEnd"/>
-            <w:proofErr w:type="gramEnd"/>
-            <w:r>
-              <w:rPr>
-                <w:rFonts w:ascii="Tahoma" w:hAnsi="Tahoma" w:cs="Tahoma"/>
-              </w:rPr>
-              <w:t>}}</w:t>
+              <w:t>.importe}}</w:t>
             </w:r>
           </w:p>
         </w:tc>
@@ -1884,43 +1587,7 @@
                 <w:i/>
                 <w:iCs/>
               </w:rPr>
-              <w:t>{%</w:t>
-            </w:r>
-            <w:proofErr w:type="spellStart"/>
-            <w:r>
-              <w:rPr>
-                <w:rFonts w:ascii="Tahoma" w:hAnsi="Tahoma" w:cs="Tahoma"/>
-                <w:i/>
-                <w:iCs/>
-              </w:rPr>
-              <w:t>tr</w:t>
-            </w:r>
-            <w:proofErr w:type="spellEnd"/>
-            <w:r>
-              <w:rPr>
-                <w:rFonts w:ascii="Tahoma" w:hAnsi="Tahoma" w:cs="Tahoma"/>
-                <w:i/>
-                <w:iCs/>
-              </w:rPr>
-              <w:t xml:space="preserve"> </w:t>
-            </w:r>
-            <w:proofErr w:type="spellStart"/>
-            <w:r>
-              <w:rPr>
-                <w:rFonts w:ascii="Tahoma" w:hAnsi="Tahoma" w:cs="Tahoma"/>
-                <w:i/>
-                <w:iCs/>
-              </w:rPr>
-              <w:t>endfor</w:t>
-            </w:r>
-            <w:proofErr w:type="spellEnd"/>
-            <w:r>
-              <w:rPr>
-                <w:rFonts w:ascii="Tahoma" w:hAnsi="Tahoma" w:cs="Tahoma"/>
-                <w:i/>
-                <w:iCs/>
-              </w:rPr>
-              <w:t xml:space="preserve"> %}</w:t>
+              <w:t>{%tr endfor %}</w:t>
             </w:r>
           </w:p>
           <w:p>
@@ -2028,21 +1695,7 @@
               <w:rPr>
                 <w:rFonts w:ascii="Tahoma" w:hAnsi="Tahoma" w:cs="Tahoma"/>
               </w:rPr>
-              <w:t>{{</w:t>
-            </w:r>
-            <w:proofErr w:type="spellStart"/>
-            <w:r>
-              <w:rPr>
-                <w:rFonts w:ascii="Tahoma" w:hAnsi="Tahoma" w:cs="Tahoma"/>
-              </w:rPr>
-              <w:t>iva</w:t>
-            </w:r>
-            <w:proofErr w:type="spellEnd"/>
-            <w:r>
-              <w:rPr>
-                <w:rFonts w:ascii="Tahoma" w:hAnsi="Tahoma" w:cs="Tahoma"/>
-              </w:rPr>
-              <w:t>}}</w:t>
+              <w:t>{{iva}}</w:t>
             </w:r>
           </w:p>
         </w:tc>
@@ -2115,29 +1768,7 @@
                 <w:sz w:val="22"/>
                 <w:szCs w:val="22"/>
               </w:rPr>
-              <w:t xml:space="preserve">        {{moneda</w:t>
-            </w:r>
-            <w:proofErr w:type="gramStart"/>
-            <w:r>
-              <w:rPr>
-                <w:rFonts w:ascii="Tahoma" w:hAnsi="Tahoma" w:cs="Tahoma"/>
-                <w:b/>
-                <w:bCs/>
-                <w:sz w:val="22"/>
-                <w:szCs w:val="22"/>
-              </w:rPr>
-              <w:t xml:space="preserve">}}   </w:t>
-            </w:r>
-            <w:proofErr w:type="gramEnd"/>
-            <w:r>
-              <w:rPr>
-                <w:rFonts w:ascii="Tahoma" w:hAnsi="Tahoma" w:cs="Tahoma"/>
-                <w:b/>
-                <w:bCs/>
-                <w:sz w:val="22"/>
-                <w:szCs w:val="22"/>
-              </w:rPr>
-              <w:t xml:space="preserve">                                                                                                                  {{total}}</w:t>
+              <w:t xml:space="preserve">        {{moneda}}                                                                                                                     {{total}}</w:t>
             </w:r>
           </w:p>
         </w:tc>
@@ -2291,18 +1922,387 @@
           <w:szCs w:val="16"/>
         </w:rPr>
       </w:pPr>
-    </w:p>
-    <w:p>
-      <w:pPr>
-        <w:spacing w:before="240" w:after="90"/>
-        <w:rPr>
-          <w:rFonts w:ascii="Tahoma" w:hAnsi="Tahoma" w:cs="Tahoma"/>
-          <w:b/>
-          <w:bCs/>
-          <w:sz w:val="16"/>
-          <w:szCs w:val="16"/>
-        </w:rPr>
-      </w:pPr>
+      <w:r>
+        <w:rPr>
+          <w:rFonts w:ascii="Tahoma" w:hAnsi="Tahoma" w:cs="Tahoma"/>
+          <w:b/>
+          <w:bCs/>
+          <w:sz w:val="16"/>
+          <w:szCs w:val="16"/>
+        </w:rPr>
+        <w:br/>
+      </w:r>
+      <w:r>
+        <w:rPr>
+          <w:rFonts w:ascii="Tahoma" w:hAnsi="Tahoma" w:cs="Tahoma"/>
+          <w:b/>
+          <w:bCs/>
+          <w:sz w:val="16"/>
+          <w:szCs w:val="16"/>
+        </w:rPr>
+        <w:br/>
+      </w:r>
+      <w:r>
+        <w:rPr>
+          <w:rFonts w:ascii="Tahoma" w:hAnsi="Tahoma" w:cs="Tahoma"/>
+          <w:b/>
+          <w:bCs/>
+          <w:sz w:val="16"/>
+          <w:szCs w:val="16"/>
+        </w:rPr>
+        <w:br/>
+      </w:r>
+      <w:r>
+        <w:rPr>
+          <w:rFonts w:ascii="Tahoma" w:hAnsi="Tahoma" w:cs="Tahoma"/>
+          <w:b/>
+          <w:bCs/>
+          <w:sz w:val="16"/>
+          <w:szCs w:val="16"/>
+        </w:rPr>
+        <w:br/>
+      </w:r>
+      <w:r>
+        <w:rPr>
+          <w:rFonts w:ascii="Tahoma" w:hAnsi="Tahoma" w:cs="Tahoma"/>
+          <w:b/>
+          <w:bCs/>
+          <w:sz w:val="16"/>
+          <w:szCs w:val="16"/>
+        </w:rPr>
+        <w:br/>
+      </w:r>
+      <w:r>
+        <w:rPr>
+          <w:rFonts w:ascii="Tahoma" w:hAnsi="Tahoma" w:cs="Tahoma"/>
+          <w:b/>
+          <w:bCs/>
+          <w:sz w:val="16"/>
+          <w:szCs w:val="16"/>
+        </w:rPr>
+        <w:br/>
+      </w:r>
+      <w:r>
+        <w:rPr>
+          <w:rFonts w:ascii="Tahoma" w:hAnsi="Tahoma" w:cs="Tahoma"/>
+          <w:b/>
+          <w:bCs/>
+          <w:sz w:val="16"/>
+          <w:szCs w:val="16"/>
+        </w:rPr>
+        <w:br/>
+      </w:r>
+      <w:r>
+        <w:rPr>
+          <w:rFonts w:ascii="Tahoma" w:hAnsi="Tahoma" w:cs="Tahoma"/>
+          <w:b/>
+          <w:bCs/>
+          <w:sz w:val="16"/>
+          <w:szCs w:val="16"/>
+        </w:rPr>
+        <w:br/>
+      </w:r>
+      <w:r>
+        <w:rPr>
+          <w:rFonts w:ascii="Tahoma" w:hAnsi="Tahoma" w:cs="Tahoma"/>
+          <w:b/>
+          <w:bCs/>
+          <w:sz w:val="16"/>
+          <w:szCs w:val="16"/>
+        </w:rPr>
+        <w:br/>
+      </w:r>
+      <w:r>
+        <w:rPr>
+          <w:rFonts w:ascii="Tahoma" w:hAnsi="Tahoma" w:cs="Tahoma"/>
+          <w:b/>
+          <w:bCs/>
+          <w:sz w:val="16"/>
+          <w:szCs w:val="16"/>
+        </w:rPr>
+        <w:br/>
+      </w:r>
+      <w:r>
+        <w:rPr>
+          <w:rFonts w:ascii="Tahoma" w:hAnsi="Tahoma" w:cs="Tahoma"/>
+          <w:b/>
+          <w:bCs/>
+          <w:sz w:val="16"/>
+          <w:szCs w:val="16"/>
+        </w:rPr>
+        <w:br/>
+      </w:r>
+      <w:r>
+        <w:rPr>
+          <w:rFonts w:ascii="Tahoma" w:hAnsi="Tahoma" w:cs="Tahoma"/>
+          <w:b/>
+          <w:bCs/>
+          <w:sz w:val="16"/>
+          <w:szCs w:val="16"/>
+        </w:rPr>
+        <w:br/>
+      </w:r>
+      <w:r>
+        <w:rPr>
+          <w:rFonts w:ascii="Tahoma" w:hAnsi="Tahoma" w:cs="Tahoma"/>
+          <w:b/>
+          <w:bCs/>
+          <w:sz w:val="16"/>
+          <w:szCs w:val="16"/>
+        </w:rPr>
+        <w:br/>
+      </w:r>
+      <w:r>
+        <w:rPr>
+          <w:rFonts w:ascii="Tahoma" w:hAnsi="Tahoma" w:cs="Tahoma"/>
+          <w:b/>
+          <w:bCs/>
+          <w:sz w:val="16"/>
+          <w:szCs w:val="16"/>
+        </w:rPr>
+        <w:br/>
+      </w:r>
+      <w:r>
+        <w:rPr>
+          <w:rFonts w:ascii="Tahoma" w:hAnsi="Tahoma" w:cs="Tahoma"/>
+          <w:b/>
+          <w:bCs/>
+          <w:sz w:val="16"/>
+          <w:szCs w:val="16"/>
+        </w:rPr>
+        <w:br/>
+      </w:r>
+      <w:r>
+        <w:rPr>
+          <w:rFonts w:ascii="Tahoma" w:hAnsi="Tahoma" w:cs="Tahoma"/>
+          <w:b/>
+          <w:bCs/>
+          <w:sz w:val="16"/>
+          <w:szCs w:val="16"/>
+        </w:rPr>
+        <w:br/>
+      </w:r>
+      <w:r>
+        <w:rPr>
+          <w:rFonts w:ascii="Tahoma" w:hAnsi="Tahoma" w:cs="Tahoma"/>
+          <w:b/>
+          <w:bCs/>
+          <w:sz w:val="16"/>
+          <w:szCs w:val="16"/>
+        </w:rPr>
+        <w:br/>
+      </w:r>
+      <w:r>
+        <w:rPr>
+          <w:rFonts w:ascii="Tahoma" w:hAnsi="Tahoma" w:cs="Tahoma"/>
+          <w:b/>
+          <w:bCs/>
+          <w:sz w:val="16"/>
+          <w:szCs w:val="16"/>
+        </w:rPr>
+        <w:br/>
+      </w:r>
+      <w:r>
+        <w:rPr>
+          <w:rFonts w:ascii="Tahoma" w:hAnsi="Tahoma" w:cs="Tahoma"/>
+          <w:b/>
+          <w:bCs/>
+          <w:sz w:val="16"/>
+          <w:szCs w:val="16"/>
+        </w:rPr>
+        <w:br/>
+      </w:r>
+      <w:r>
+        <w:rPr>
+          <w:rFonts w:ascii="Tahoma" w:hAnsi="Tahoma" w:cs="Tahoma"/>
+          <w:b/>
+          <w:bCs/>
+          <w:sz w:val="16"/>
+          <w:szCs w:val="16"/>
+        </w:rPr>
+        <w:br/>
+      </w:r>
+      <w:r>
+        <w:rPr>
+          <w:rFonts w:ascii="Tahoma" w:hAnsi="Tahoma" w:cs="Tahoma"/>
+          <w:b/>
+          <w:bCs/>
+          <w:sz w:val="16"/>
+          <w:szCs w:val="16"/>
+        </w:rPr>
+        <w:br/>
+      </w:r>
+      <w:r>
+        <w:rPr>
+          <w:rFonts w:ascii="Tahoma" w:hAnsi="Tahoma" w:cs="Tahoma"/>
+          <w:b/>
+          <w:bCs/>
+          <w:sz w:val="16"/>
+          <w:szCs w:val="16"/>
+        </w:rPr>
+        <w:br/>
+      </w:r>
+      <w:r>
+        <w:rPr>
+          <w:rFonts w:ascii="Tahoma" w:hAnsi="Tahoma" w:cs="Tahoma"/>
+          <w:b/>
+          <w:bCs/>
+          <w:sz w:val="16"/>
+          <w:szCs w:val="16"/>
+        </w:rPr>
+        <w:br/>
+      </w:r>
+      <w:r>
+        <w:rPr>
+          <w:rFonts w:ascii="Tahoma" w:hAnsi="Tahoma" w:cs="Tahoma"/>
+          <w:b/>
+          <w:bCs/>
+          <w:sz w:val="16"/>
+          <w:szCs w:val="16"/>
+        </w:rPr>
+        <w:br/>
+      </w:r>
+      <w:r>
+        <w:rPr>
+          <w:rFonts w:ascii="Tahoma" w:hAnsi="Tahoma" w:cs="Tahoma"/>
+          <w:b/>
+          <w:bCs/>
+          <w:sz w:val="16"/>
+          <w:szCs w:val="16"/>
+        </w:rPr>
+        <w:br/>
+      </w:r>
+      <w:r>
+        <w:rPr>
+          <w:rFonts w:ascii="Tahoma" w:hAnsi="Tahoma" w:cs="Tahoma"/>
+          <w:b/>
+          <w:bCs/>
+          <w:sz w:val="16"/>
+          <w:szCs w:val="16"/>
+        </w:rPr>
+        <w:br/>
+      </w:r>
+      <w:r>
+        <w:rPr>
+          <w:rFonts w:ascii="Tahoma" w:hAnsi="Tahoma" w:cs="Tahoma"/>
+          <w:b/>
+          <w:bCs/>
+          <w:sz w:val="16"/>
+          <w:szCs w:val="16"/>
+        </w:rPr>
+        <w:br/>
+      </w:r>
+      <w:r>
+        <w:rPr>
+          <w:rFonts w:ascii="Tahoma" w:hAnsi="Tahoma" w:cs="Tahoma"/>
+          <w:b/>
+          <w:bCs/>
+          <w:sz w:val="16"/>
+          <w:szCs w:val="16"/>
+        </w:rPr>
+        <w:br/>
+      </w:r>
+      <w:r>
+        <w:rPr>
+          <w:rFonts w:ascii="Tahoma" w:hAnsi="Tahoma" w:cs="Tahoma"/>
+          <w:b/>
+          <w:bCs/>
+          <w:sz w:val="16"/>
+          <w:szCs w:val="16"/>
+        </w:rPr>
+        <w:br/>
+      </w:r>
+      <w:r>
+        <w:rPr>
+          <w:rFonts w:ascii="Tahoma" w:hAnsi="Tahoma" w:cs="Tahoma"/>
+          <w:b/>
+          <w:bCs/>
+          <w:sz w:val="16"/>
+          <w:szCs w:val="16"/>
+        </w:rPr>
+        <w:br/>
+      </w:r>
+      <w:r>
+        <w:rPr>
+          <w:rFonts w:ascii="Tahoma" w:hAnsi="Tahoma" w:cs="Tahoma"/>
+          <w:b/>
+          <w:bCs/>
+          <w:sz w:val="16"/>
+          <w:szCs w:val="16"/>
+        </w:rPr>
+        <w:br/>
+      </w:r>
+      <w:r>
+        <w:rPr>
+          <w:rFonts w:ascii="Tahoma" w:hAnsi="Tahoma" w:cs="Tahoma"/>
+          <w:b/>
+          <w:bCs/>
+          <w:sz w:val="16"/>
+          <w:szCs w:val="16"/>
+        </w:rPr>
+        <w:br/>
+      </w:r>
+      <w:r>
+        <w:rPr>
+          <w:rFonts w:ascii="Tahoma" w:hAnsi="Tahoma" w:cs="Tahoma"/>
+          <w:b/>
+          <w:bCs/>
+          <w:sz w:val="16"/>
+          <w:szCs w:val="16"/>
+        </w:rPr>
+        <w:br/>
+      </w:r>
+      <w:r>
+        <w:rPr>
+          <w:rFonts w:ascii="Tahoma" w:hAnsi="Tahoma" w:cs="Tahoma"/>
+          <w:b/>
+          <w:bCs/>
+          <w:sz w:val="16"/>
+          <w:szCs w:val="16"/>
+        </w:rPr>
+        <w:br/>
+      </w:r>
+      <w:r>
+        <w:rPr>
+          <w:rFonts w:ascii="Tahoma" w:hAnsi="Tahoma" w:cs="Tahoma"/>
+          <w:b/>
+          <w:bCs/>
+          <w:sz w:val="16"/>
+          <w:szCs w:val="16"/>
+        </w:rPr>
+        <w:br/>
+      </w:r>
+      <w:r>
+        <w:rPr>
+          <w:rFonts w:ascii="Tahoma" w:hAnsi="Tahoma" w:cs="Tahoma"/>
+          <w:b/>
+          <w:bCs/>
+          <w:sz w:val="16"/>
+          <w:szCs w:val="16"/>
+        </w:rPr>
+        <w:br/>
+      </w:r>
+      <w:r>
+        <w:rPr>
+          <w:rFonts w:ascii="Tahoma" w:hAnsi="Tahoma" w:cs="Tahoma"/>
+          <w:b/>
+          <w:bCs/>
+          <w:sz w:val="16"/>
+          <w:szCs w:val="16"/>
+        </w:rPr>
+        <w:br/>
+      </w:r>
+      <w:r>
+        <w:rPr>
+          <w:rFonts w:ascii="Tahoma" w:hAnsi="Tahoma" w:cs="Tahoma"/>
+          <w:b/>
+          <w:bCs/>
+          <w:sz w:val="16"/>
+          <w:szCs w:val="16"/>
+        </w:rPr>
+        <w:lastRenderedPageBreak/>
+        <w:br/>
+      </w:r>
     </w:p>
     <w:p>
       <w:pPr>
@@ -2431,21 +2431,7 @@
               <w:rPr>
                 <w:rFonts w:ascii="Tahoma" w:hAnsi="Tahoma" w:cs="Tahoma"/>
               </w:rPr>
-              <w:t>{{</w:t>
-            </w:r>
-            <w:proofErr w:type="spellStart"/>
-            <w:r>
-              <w:rPr>
-                <w:rFonts w:ascii="Tahoma" w:hAnsi="Tahoma" w:cs="Tahoma"/>
-              </w:rPr>
-              <w:t>forma_de_pago</w:t>
-            </w:r>
-            <w:proofErr w:type="spellEnd"/>
-            <w:r>
-              <w:rPr>
-                <w:rFonts w:ascii="Tahoma" w:hAnsi="Tahoma" w:cs="Tahoma"/>
-              </w:rPr>
-              <w:t>}}</w:t>
+              <w:t>{{forma_de_pago}}</w:t>
             </w:r>
           </w:p>
         </w:tc>
@@ -2487,21 +2473,7 @@
               <w:rPr>
                 <w:rFonts w:ascii="Tahoma" w:hAnsi="Tahoma" w:cs="Tahoma"/>
               </w:rPr>
-              <w:t>{{</w:t>
-            </w:r>
-            <w:proofErr w:type="spellStart"/>
-            <w:r>
-              <w:rPr>
-                <w:rFonts w:ascii="Tahoma" w:hAnsi="Tahoma" w:cs="Tahoma"/>
-              </w:rPr>
-              <w:t>tiempo_entrega</w:t>
-            </w:r>
-            <w:proofErr w:type="spellEnd"/>
-            <w:r>
-              <w:rPr>
-                <w:rFonts w:ascii="Tahoma" w:hAnsi="Tahoma" w:cs="Tahoma"/>
-              </w:rPr>
-              <w:t>}}</w:t>
+              <w:t>{{tiempo_entrega}}</w:t>
             </w:r>
             <w:r>
               <w:rPr>
@@ -2551,19 +2523,17 @@
               </w:rPr>
               <w:t>{{</w:t>
             </w:r>
-            <w:proofErr w:type="spellStart"/>
-            <w:r>
-              <w:rPr>
-                <w:rFonts w:ascii="Tahoma" w:hAnsi="Tahoma" w:cs="Tahoma"/>
-              </w:rPr>
-              <w:t>lugar_entrega</w:t>
-            </w:r>
-            <w:proofErr w:type="spellEnd"/>
-            <w:r>
-              <w:rPr>
-                <w:rFonts w:ascii="Tahoma" w:hAnsi="Tahoma" w:cs="Tahoma"/>
-              </w:rPr>
-              <w:t>}}</w:t>
+            <w:r>
+              <w:rPr>
+                <w:rFonts w:ascii="Tahoma" w:hAnsi="Tahoma" w:cs="Tahoma"/>
+              </w:rPr>
+              <w:t>ubicación}</w:t>
+            </w:r>
+            <w:r>
+              <w:rPr>
+                <w:rFonts w:ascii="Tahoma" w:hAnsi="Tahoma" w:cs="Tahoma"/>
+              </w:rPr>
+              <w:t>}</w:t>
             </w:r>
           </w:p>
         </w:tc>
@@ -2594,7 +2564,17 @@
                 <w:sz w:val="19"/>
                 <w:szCs w:val="19"/>
               </w:rPr>
-              <w:t>Otros gastos</w:t>
+              <w:t>Otr</w:t>
+            </w:r>
+            <w:r>
+              <w:rPr>
+                <w:rFonts w:ascii="Tahoma" w:hAnsi="Tahoma" w:cs="Tahoma"/>
+                <w:b/>
+                <w:bCs/>
+                <w:sz w:val="19"/>
+                <w:szCs w:val="19"/>
+              </w:rPr>
+              <w:t>as expensas</w:t>
             </w:r>
           </w:p>
         </w:tc>
@@ -2612,7 +2592,19 @@
               <w:rPr>
                 <w:rFonts w:ascii="Tahoma" w:hAnsi="Tahoma" w:cs="Tahoma"/>
               </w:rPr>
-              <w:t>{{exp2}}</w:t>
+              <w:t xml:space="preserve">Otras expensas </w:t>
+            </w:r>
+            <w:r>
+              <w:rPr>
+                <w:rFonts w:ascii="Tahoma" w:hAnsi="Tahoma" w:cs="Tahoma"/>
+              </w:rPr>
+              <w:t>vía</w:t>
+            </w:r>
+            <w:r>
+              <w:rPr>
+                <w:rFonts w:ascii="Tahoma" w:hAnsi="Tahoma" w:cs="Tahoma"/>
+              </w:rPr>
+              <w:t xml:space="preserve"> agecia</w:t>
             </w:r>
           </w:p>
           <w:p>
@@ -2644,29 +2636,7 @@
           <w:sz w:val="19"/>
           <w:szCs w:val="19"/>
         </w:rPr>
-        <w:t xml:space="preserve">{%p </w:t>
-      </w:r>
-      <w:proofErr w:type="spellStart"/>
-      <w:r>
-        <w:rPr>
-          <w:rFonts w:ascii="Tahoma" w:hAnsi="Tahoma" w:cs="Tahoma"/>
-          <w:b/>
-          <w:bCs/>
-          <w:sz w:val="19"/>
-          <w:szCs w:val="19"/>
-        </w:rPr>
-        <w:t>if</w:t>
-      </w:r>
-      <w:proofErr w:type="spellEnd"/>
-      <w:r>
-        <w:rPr>
-          <w:rFonts w:ascii="Tahoma" w:hAnsi="Tahoma" w:cs="Tahoma"/>
-          <w:b/>
-          <w:bCs/>
-          <w:sz w:val="19"/>
-          <w:szCs w:val="19"/>
-        </w:rPr>
-        <w:t xml:space="preserve"> notas %}</w:t>
+        <w:t>{%p if notas %}</w:t>
       </w:r>
     </w:p>
     <w:p>
@@ -2728,29 +2698,7 @@
           <w:sz w:val="19"/>
           <w:szCs w:val="19"/>
         </w:rPr>
-        <w:t xml:space="preserve">{%p </w:t>
-      </w:r>
-      <w:proofErr w:type="spellStart"/>
-      <w:r>
-        <w:rPr>
-          <w:rFonts w:ascii="Tahoma" w:hAnsi="Tahoma" w:cs="Tahoma"/>
-          <w:b/>
-          <w:bCs/>
-          <w:sz w:val="19"/>
-          <w:szCs w:val="19"/>
-        </w:rPr>
-        <w:t>endif</w:t>
-      </w:r>
-      <w:proofErr w:type="spellEnd"/>
-      <w:r>
-        <w:rPr>
-          <w:rFonts w:ascii="Tahoma" w:hAnsi="Tahoma" w:cs="Tahoma"/>
-          <w:b/>
-          <w:bCs/>
-          <w:sz w:val="19"/>
-          <w:szCs w:val="19"/>
-        </w:rPr>
-        <w:t xml:space="preserve"> %}</w:t>
+        <w:t>{%p endif %}</w:t>
       </w:r>
     </w:p>
     <w:p>
@@ -2793,21 +2741,7 @@
         <w:rPr>
           <w:rFonts w:ascii="Tahoma" w:hAnsi="Tahoma" w:cs="Tahoma"/>
         </w:rPr>
-        <w:t xml:space="preserve">{{cargo}} – </w:t>
-      </w:r>
-      <w:proofErr w:type="spellStart"/>
-      <w:r>
-        <w:rPr>
-          <w:rFonts w:ascii="Tahoma" w:hAnsi="Tahoma" w:cs="Tahoma"/>
-        </w:rPr>
-        <w:t>Proios</w:t>
-      </w:r>
-      <w:proofErr w:type="spellEnd"/>
-      <w:r>
-        <w:rPr>
-          <w:rFonts w:ascii="Tahoma" w:hAnsi="Tahoma" w:cs="Tahoma"/>
-        </w:rPr>
-        <w:t xml:space="preserve"> S.A.</w:t>
+        <w:t>{{cargo}} – Proios S.A.</w:t>
       </w:r>
     </w:p>
     <w:p>
@@ -2820,21 +2754,7 @@
         <w:rPr>
           <w:rFonts w:ascii="Tahoma" w:hAnsi="Tahoma" w:cs="Tahoma"/>
         </w:rPr>
-        <w:t>{{</w:t>
-      </w:r>
-      <w:proofErr w:type="spellStart"/>
-      <w:r>
-        <w:rPr>
-          <w:rFonts w:ascii="Tahoma" w:hAnsi="Tahoma" w:cs="Tahoma"/>
-        </w:rPr>
-        <w:t>firmante_email</w:t>
-      </w:r>
-      <w:proofErr w:type="spellEnd"/>
-      <w:r>
-        <w:rPr>
-          <w:rFonts w:ascii="Tahoma" w:hAnsi="Tahoma" w:cs="Tahoma"/>
-        </w:rPr>
-        <w:t>}}</w:t>
+        <w:t>{{firmante_email}}</w:t>
       </w:r>
     </w:p>
     <w:sectPr>
@@ -2850,7 +2770,7 @@
 </file>
 
 <file path=word/endnotes.xml><?xml version="1.0" encoding="utf-8"?>
-<w:endnotes xmlns:wpc="http://schemas.microsoft.com/office/word/2010/wordprocessingCanvas" xmlns:cx="http://schemas.microsoft.com/office/drawing/2014/chartex" xmlns:cx1="http://schemas.microsoft.com/office/drawing/2015/9/8/chartex" xmlns:cx2="http://schemas.microsoft.com/office/drawing/2015/10/21/chartex" xmlns:cx3="http://schemas.microsoft.com/office/drawing/2016/5/9/chartex" xmlns:cx4="http://schemas.microsoft.com/office/drawing/2016/5/10/chartex" xmlns:cx5="http://schemas.microsoft.com/office/drawing/2016/5/11/chartex" xmlns:cx6="http://schemas.microsoft.com/office/drawing/2016/5/12/chartex" xmlns:cx7="http://schemas.microsoft.com/office/drawing/2016/5/13/chartex" xmlns:cx8="http://schemas.microsoft.com/office/drawing/2016/5/14/chartex" xmlns:mc="http://schemas.openxmlformats.org/markup-compatibility/2006" xmlns:aink="http://schemas.microsoft.com/office/drawing/2016/ink" xmlns:am3d="http://schemas.microsoft.com/office/drawing/2017/model3d" xmlns:o="urn:schemas-microsoft-com:office:office" xmlns:r="http://schemas.openxmlformats.org/officeDocument/2006/relationships" xmlns:m="http://schemas.openxmlformats.org/officeDocument/2006/math" xmlns:v="urn:schemas-microsoft-com:vml" xmlns:wp14="http://schemas.microsoft.com/office/word/2010/wordprocessingDrawing" xmlns:wp="http://schemas.openxmlformats.org/drawingml/2006/wordprocessingDrawing" xmlns:w10="urn:schemas-microsoft-com:office:word" xmlns:w="http://schemas.openxmlformats.org/wordprocessingml/2006/main" xmlns:w14="http://schemas.microsoft.com/office/word/2010/wordml" xmlns:w15="http://schemas.microsoft.com/office/word/2012/wordml" xmlns:w16cex="http://schemas.microsoft.com/office/word/2018/wordml/cex" xmlns:w16cid="http://schemas.microsoft.com/office/word/2016/wordml/cid" xmlns:w16="http://schemas.microsoft.com/office/word/2018/wordml" xmlns:w16sdtdh="http://schemas.microsoft.com/office/word/2020/wordml/sdtdatahash" xmlns:w16se="http://schemas.microsoft.com/office/word/2015/wordml/symex" xmlns:wpg="http://schemas.microsoft.com/office/word/2010/wordprocessingGroup" xmlns:wpi="http://schemas.microsoft.com/office/word/2010/wordprocessingInk" xmlns:wne="http://schemas.microsoft.com/office/word/2006/wordml" xmlns:wps="http://schemas.microsoft.com/office/word/2010/wordprocessingShape" mc:Ignorable="w14 w15 w16se w16cid w16 w16cex w16sdtdh wp14">
+<w:endnotes xmlns:wpc="http://schemas.microsoft.com/office/word/2010/wordprocessingCanvas" xmlns:cx="http://schemas.microsoft.com/office/drawing/2014/chartex" xmlns:cx1="http://schemas.microsoft.com/office/drawing/2015/9/8/chartex" xmlns:cx2="http://schemas.microsoft.com/office/drawing/2015/10/21/chartex" xmlns:cx3="http://schemas.microsoft.com/office/drawing/2016/5/9/chartex" xmlns:cx4="http://schemas.microsoft.com/office/drawing/2016/5/10/chartex" xmlns:cx5="http://schemas.microsoft.com/office/drawing/2016/5/11/chartex" xmlns:cx6="http://schemas.microsoft.com/office/drawing/2016/5/12/chartex" xmlns:cx7="http://schemas.microsoft.com/office/drawing/2016/5/13/chartex" xmlns:cx8="http://schemas.microsoft.com/office/drawing/2016/5/14/chartex" xmlns:mc="http://schemas.openxmlformats.org/markup-compatibility/2006" xmlns:aink="http://schemas.microsoft.com/office/drawing/2016/ink" xmlns:am3d="http://schemas.microsoft.com/office/drawing/2017/model3d" xmlns:o="urn:schemas-microsoft-com:office:office" xmlns:oel="http://schemas.microsoft.com/office/2019/extlst" xmlns:r="http://schemas.openxmlformats.org/officeDocument/2006/relationships" xmlns:m="http://schemas.openxmlformats.org/officeDocument/2006/math" xmlns:v="urn:schemas-microsoft-com:vml" xmlns:wp14="http://schemas.microsoft.com/office/word/2010/wordprocessingDrawing" xmlns:wp="http://schemas.openxmlformats.org/drawingml/2006/wordprocessingDrawing" xmlns:w10="urn:schemas-microsoft-com:office:word" xmlns:w="http://schemas.openxmlformats.org/wordprocessingml/2006/main" xmlns:w14="http://schemas.microsoft.com/office/word/2010/wordml" xmlns:w15="http://schemas.microsoft.com/office/word/2012/wordml" xmlns:w16cex="http://schemas.microsoft.com/office/word/2018/wordml/cex" xmlns:w16cid="http://schemas.microsoft.com/office/word/2016/wordml/cid" xmlns:w16="http://schemas.microsoft.com/office/word/2018/wordml" xmlns:w16du="http://schemas.microsoft.com/office/word/2023/wordml/word16du" xmlns:w16sdtdh="http://schemas.microsoft.com/office/word/2020/wordml/sdtdatahash" xmlns:w16sdtfl="http://schemas.microsoft.com/office/word/2024/wordml/sdtformatlock" xmlns:w16se="http://schemas.microsoft.com/office/word/2015/wordml/symex" xmlns:wpg="http://schemas.microsoft.com/office/word/2010/wordprocessingGroup" xmlns:wpi="http://schemas.microsoft.com/office/word/2010/wordprocessingInk" xmlns:wne="http://schemas.microsoft.com/office/word/2006/wordml" xmlns:wps="http://schemas.microsoft.com/office/word/2010/wordprocessingShape" mc:Ignorable="w14 w15 w16se w16cid w16 w16cex w16sdtdh w16sdtfl w16du wp14">
   <w:endnote w:type="separator" w:id="-1">
     <w:p>
       <w:r>
@@ -2869,7 +2789,7 @@
 </file>
 
 <file path=word/footer1.xml><?xml version="1.0" encoding="utf-8"?>
-<w:ftr xmlns:wpc="http://schemas.microsoft.com/office/word/2010/wordprocessingCanvas" xmlns:cx="http://schemas.microsoft.com/office/drawing/2014/chartex" xmlns:cx1="http://schemas.microsoft.com/office/drawing/2015/9/8/chartex" xmlns:cx2="http://schemas.microsoft.com/office/drawing/2015/10/21/chartex" xmlns:cx3="http://schemas.microsoft.com/office/drawing/2016/5/9/chartex" xmlns:cx4="http://schemas.microsoft.com/office/drawing/2016/5/10/chartex" xmlns:cx5="http://schemas.microsoft.com/office/drawing/2016/5/11/chartex" xmlns:cx6="http://schemas.microsoft.com/office/drawing/2016/5/12/chartex" xmlns:cx7="http://schemas.microsoft.com/office/drawing/2016/5/13/chartex" xmlns:cx8="http://schemas.microsoft.com/office/drawing/2016/5/14/chartex" xmlns:mc="http://schemas.openxmlformats.org/markup-compatibility/2006" xmlns:aink="http://schemas.microsoft.com/office/drawing/2016/ink" xmlns:am3d="http://schemas.microsoft.com/office/drawing/2017/model3d" xmlns:o="urn:schemas-microsoft-com:office:office" xmlns:r="http://schemas.openxmlformats.org/officeDocument/2006/relationships" xmlns:m="http://schemas.openxmlformats.org/officeDocument/2006/math" xmlns:v="urn:schemas-microsoft-com:vml" xmlns:wp14="http://schemas.microsoft.com/office/word/2010/wordprocessingDrawing" xmlns:wp="http://schemas.openxmlformats.org/drawingml/2006/wordprocessingDrawing" xmlns:w10="urn:schemas-microsoft-com:office:word" xmlns:w="http://schemas.openxmlformats.org/wordprocessingml/2006/main" xmlns:w14="http://schemas.microsoft.com/office/word/2010/wordml" xmlns:w15="http://schemas.microsoft.com/office/word/2012/wordml" xmlns:w16cex="http://schemas.microsoft.com/office/word/2018/wordml/cex" xmlns:w16cid="http://schemas.microsoft.com/office/word/2016/wordml/cid" xmlns:w16="http://schemas.microsoft.com/office/word/2018/wordml" xmlns:w16sdtdh="http://schemas.microsoft.com/office/word/2020/wordml/sdtdatahash" xmlns:w16se="http://schemas.microsoft.com/office/word/2015/wordml/symex" xmlns:wpg="http://schemas.microsoft.com/office/word/2010/wordprocessingGroup" xmlns:wpi="http://schemas.microsoft.com/office/word/2010/wordprocessingInk" xmlns:wne="http://schemas.microsoft.com/office/word/2006/wordml" xmlns:wps="http://schemas.microsoft.com/office/word/2010/wordprocessingShape" mc:Ignorable="w14 w15 w16se w16cid w16 w16cex w16sdtdh wp14">
+<w:ftr xmlns:wpc="http://schemas.microsoft.com/office/word/2010/wordprocessingCanvas" xmlns:cx="http://schemas.microsoft.com/office/drawing/2014/chartex" xmlns:cx1="http://schemas.microsoft.com/office/drawing/2015/9/8/chartex" xmlns:cx2="http://schemas.microsoft.com/office/drawing/2015/10/21/chartex" xmlns:cx3="http://schemas.microsoft.com/office/drawing/2016/5/9/chartex" xmlns:cx4="http://schemas.microsoft.com/office/drawing/2016/5/10/chartex" xmlns:cx5="http://schemas.microsoft.com/office/drawing/2016/5/11/chartex" xmlns:cx6="http://schemas.microsoft.com/office/drawing/2016/5/12/chartex" xmlns:cx7="http://schemas.microsoft.com/office/drawing/2016/5/13/chartex" xmlns:cx8="http://schemas.microsoft.com/office/drawing/2016/5/14/chartex" xmlns:mc="http://schemas.openxmlformats.org/markup-compatibility/2006" xmlns:aink="http://schemas.microsoft.com/office/drawing/2016/ink" xmlns:am3d="http://schemas.microsoft.com/office/drawing/2017/model3d" xmlns:o="urn:schemas-microsoft-com:office:office" xmlns:oel="http://schemas.microsoft.com/office/2019/extlst" xmlns:r="http://schemas.openxmlformats.org/officeDocument/2006/relationships" xmlns:m="http://schemas.openxmlformats.org/officeDocument/2006/math" xmlns:v="urn:schemas-microsoft-com:vml" xmlns:wp14="http://schemas.microsoft.com/office/word/2010/wordprocessingDrawing" xmlns:wp="http://schemas.openxmlformats.org/drawingml/2006/wordprocessingDrawing" xmlns:w10="urn:schemas-microsoft-com:office:word" xmlns:w="http://schemas.openxmlformats.org/wordprocessingml/2006/main" xmlns:w14="http://schemas.microsoft.com/office/word/2010/wordml" xmlns:w15="http://schemas.microsoft.com/office/word/2012/wordml" xmlns:w16cex="http://schemas.microsoft.com/office/word/2018/wordml/cex" xmlns:w16cid="http://schemas.microsoft.com/office/word/2016/wordml/cid" xmlns:w16="http://schemas.microsoft.com/office/word/2018/wordml" xmlns:w16du="http://schemas.microsoft.com/office/word/2023/wordml/word16du" xmlns:w16sdtdh="http://schemas.microsoft.com/office/word/2020/wordml/sdtdatahash" xmlns:w16sdtfl="http://schemas.microsoft.com/office/word/2024/wordml/sdtformatlock" xmlns:w16se="http://schemas.microsoft.com/office/word/2015/wordml/symex" xmlns:wpg="http://schemas.microsoft.com/office/word/2010/wordprocessingGroup" xmlns:wpi="http://schemas.microsoft.com/office/word/2010/wordprocessingInk" xmlns:wne="http://schemas.microsoft.com/office/word/2006/wordml" xmlns:wps="http://schemas.microsoft.com/office/word/2010/wordprocessingShape" mc:Ignorable="w14 w15 w16se w16cid w16 w16cex w16sdtdh w16sdtfl w16du wp14">
   <w:p>
     <w:pPr>
       <w:pBdr>
@@ -2879,53 +2799,12 @@
         <w:tab w:val="right" w:pos="9360"/>
       </w:tabs>
     </w:pPr>
-    <w:proofErr w:type="spellStart"/>
     <w:r>
       <w:rPr>
         <w:sz w:val="14"/>
         <w:szCs w:val="14"/>
       </w:rPr>
-      <w:t>Proios</w:t>
-    </w:r>
-    <w:proofErr w:type="spellEnd"/>
-    <w:r>
-      <w:rPr>
-        <w:sz w:val="14"/>
-        <w:szCs w:val="14"/>
-      </w:rPr>
-      <w:t xml:space="preserve"> S.A. · Comodoro Pedro </w:t>
-    </w:r>
-    <w:proofErr w:type="spellStart"/>
-    <w:r>
-      <w:rPr>
-        <w:sz w:val="14"/>
-        <w:szCs w:val="14"/>
-      </w:rPr>
-      <w:t>Zanni</w:t>
-    </w:r>
-    <w:proofErr w:type="spellEnd"/>
-    <w:r>
-      <w:rPr>
-        <w:sz w:val="14"/>
-        <w:szCs w:val="14"/>
-      </w:rPr>
-      <w:t xml:space="preserve"> 351, 5.º Piso – 503 LN, Buenos Aires (C1104</w:t>
-    </w:r>
-    <w:proofErr w:type="gramStart"/>
-    <w:r>
-      <w:rPr>
-        <w:sz w:val="14"/>
-        <w:szCs w:val="14"/>
-      </w:rPr>
-      <w:t>AAH)  ·</w:t>
-    </w:r>
-    <w:proofErr w:type="gramEnd"/>
-    <w:r>
-      <w:rPr>
-        <w:sz w:val="14"/>
-        <w:szCs w:val="14"/>
-      </w:rPr>
-      <w:t xml:space="preserve">  info@proios.com  ·  www.proios.com</w:t>
+      <w:t>Proios S.A. · Comodoro Pedro Zanni 351, 5.º Piso – 503 LN, Buenos Aires (C1104AAH)  ·  info@proios.com  ·  www.proios.com</w:t>
     </w:r>
     <w:r>
       <w:rPr>
@@ -2976,7 +2855,7 @@
 </file>
 
 <file path=word/footnotes.xml><?xml version="1.0" encoding="utf-8"?>
-<w:footnotes xmlns:wpc="http://schemas.microsoft.com/office/word/2010/wordprocessingCanvas" xmlns:cx="http://schemas.microsoft.com/office/drawing/2014/chartex" xmlns:cx1="http://schemas.microsoft.com/office/drawing/2015/9/8/chartex" xmlns:cx2="http://schemas.microsoft.com/office/drawing/2015/10/21/chartex" xmlns:cx3="http://schemas.microsoft.com/office/drawing/2016/5/9/chartex" xmlns:cx4="http://schemas.microsoft.com/office/drawing/2016/5/10/chartex" xmlns:cx5="http://schemas.microsoft.com/office/drawing/2016/5/11/chartex" xmlns:cx6="http://schemas.microsoft.com/office/drawing/2016/5/12/chartex" xmlns:cx7="http://schemas.microsoft.com/office/drawing/2016/5/13/chartex" xmlns:cx8="http://schemas.microsoft.com/office/drawing/2016/5/14/chartex" xmlns:mc="http://schemas.openxmlformats.org/markup-compatibility/2006" xmlns:aink="http://schemas.microsoft.com/office/drawing/2016/ink" xmlns:am3d="http://schemas.microsoft.com/office/drawing/2017/model3d" xmlns:o="urn:schemas-microsoft-com:office:office" xmlns:r="http://schemas.openxmlformats.org/officeDocument/2006/relationships" xmlns:m="http://schemas.openxmlformats.org/officeDocument/2006/math" xmlns:v="urn:schemas-microsoft-com:vml" xmlns:wp14="http://schemas.microsoft.com/office/word/2010/wordprocessingDrawing" xmlns:wp="http://schemas.openxmlformats.org/drawingml/2006/wordprocessingDrawing" xmlns:w10="urn:schemas-microsoft-com:office:word" xmlns:w="http://schemas.openxmlformats.org/wordprocessingml/2006/main" xmlns:w14="http://schemas.microsoft.com/office/word/2010/wordml" xmlns:w15="http://schemas.microsoft.com/office/word/2012/wordml" xmlns:w16cex="http://schemas.microsoft.com/office/word/2018/wordml/cex" xmlns:w16cid="http://schemas.microsoft.com/office/word/2016/wordml/cid" xmlns:w16="http://schemas.microsoft.com/office/word/2018/wordml" xmlns:w16sdtdh="http://schemas.microsoft.com/office/word/2020/wordml/sdtdatahash" xmlns:w16se="http://schemas.microsoft.com/office/word/2015/wordml/symex" xmlns:wpg="http://schemas.microsoft.com/office/word/2010/wordprocessingGroup" xmlns:wpi="http://schemas.microsoft.com/office/word/2010/wordprocessingInk" xmlns:wne="http://schemas.microsoft.com/office/word/2006/wordml" xmlns:wps="http://schemas.microsoft.com/office/word/2010/wordprocessingShape" mc:Ignorable="w14 w15 w16se w16cid w16 w16cex w16sdtdh wp14">
+<w:footnotes xmlns:wpc="http://schemas.microsoft.com/office/word/2010/wordprocessingCanvas" xmlns:cx="http://schemas.microsoft.com/office/drawing/2014/chartex" xmlns:cx1="http://schemas.microsoft.com/office/drawing/2015/9/8/chartex" xmlns:cx2="http://schemas.microsoft.com/office/drawing/2015/10/21/chartex" xmlns:cx3="http://schemas.microsoft.com/office/drawing/2016/5/9/chartex" xmlns:cx4="http://schemas.microsoft.com/office/drawing/2016/5/10/chartex" xmlns:cx5="http://schemas.microsoft.com/office/drawing/2016/5/11/chartex" xmlns:cx6="http://schemas.microsoft.com/office/drawing/2016/5/12/chartex" xmlns:cx7="http://schemas.microsoft.com/office/drawing/2016/5/13/chartex" xmlns:cx8="http://schemas.microsoft.com/office/drawing/2016/5/14/chartex" xmlns:mc="http://schemas.openxmlformats.org/markup-compatibility/2006" xmlns:aink="http://schemas.microsoft.com/office/drawing/2016/ink" xmlns:am3d="http://schemas.microsoft.com/office/drawing/2017/model3d" xmlns:o="urn:schemas-microsoft-com:office:office" xmlns:oel="http://schemas.microsoft.com/office/2019/extlst" xmlns:r="http://schemas.openxmlformats.org/officeDocument/2006/relationships" xmlns:m="http://schemas.openxmlformats.org/officeDocument/2006/math" xmlns:v="urn:schemas-microsoft-com:vml" xmlns:wp14="http://schemas.microsoft.com/office/word/2010/wordprocessingDrawing" xmlns:wp="http://schemas.openxmlformats.org/drawingml/2006/wordprocessingDrawing" xmlns:w10="urn:schemas-microsoft-com:office:word" xmlns:w="http://schemas.openxmlformats.org/wordprocessingml/2006/main" xmlns:w14="http://schemas.microsoft.com/office/word/2010/wordml" xmlns:w15="http://schemas.microsoft.com/office/word/2012/wordml" xmlns:w16cex="http://schemas.microsoft.com/office/word/2018/wordml/cex" xmlns:w16cid="http://schemas.microsoft.com/office/word/2016/wordml/cid" xmlns:w16="http://schemas.microsoft.com/office/word/2018/wordml" xmlns:w16du="http://schemas.microsoft.com/office/word/2023/wordml/word16du" xmlns:w16sdtdh="http://schemas.microsoft.com/office/word/2020/wordml/sdtdatahash" xmlns:w16sdtfl="http://schemas.microsoft.com/office/word/2024/wordml/sdtformatlock" xmlns:w16se="http://schemas.microsoft.com/office/word/2015/wordml/symex" xmlns:wpg="http://schemas.microsoft.com/office/word/2010/wordprocessingGroup" xmlns:wpi="http://schemas.microsoft.com/office/word/2010/wordprocessingInk" xmlns:wne="http://schemas.microsoft.com/office/word/2006/wordml" xmlns:wps="http://schemas.microsoft.com/office/word/2010/wordprocessingShape" mc:Ignorable="w14 w15 w16se w16cid w16 w16cex w16sdtdh w16sdtfl w16du wp14">
   <w:footnote w:type="separator" w:id="-1">
     <w:p>
       <w:r>
@@ -2995,7 +2874,7 @@
 </file>
 
 <file path=word/header1.xml><?xml version="1.0" encoding="utf-8"?>
-<w:hdr xmlns:wpc="http://schemas.microsoft.com/office/word/2010/wordprocessingCanvas" xmlns:cx="http://schemas.microsoft.com/office/drawing/2014/chartex" xmlns:cx1="http://schemas.microsoft.com/office/drawing/2015/9/8/chartex" xmlns:cx2="http://schemas.microsoft.com/office/drawing/2015/10/21/chartex" xmlns:cx3="http://schemas.microsoft.com/office/drawing/2016/5/9/chartex" xmlns:cx4="http://schemas.microsoft.com/office/drawing/2016/5/10/chartex" xmlns:cx5="http://schemas.microsoft.com/office/drawing/2016/5/11/chartex" xmlns:cx6="http://schemas.microsoft.com/office/drawing/2016/5/12/chartex" xmlns:cx7="http://schemas.microsoft.com/office/drawing/2016/5/13/chartex" xmlns:cx8="http://schemas.microsoft.com/office/drawing/2016/5/14/chartex" xmlns:mc="http://schemas.openxmlformats.org/markup-compatibility/2006" xmlns:aink="http://schemas.microsoft.com/office/drawing/2016/ink" xmlns:am3d="http://schemas.microsoft.com/office/drawing/2017/model3d" xmlns:o="urn:schemas-microsoft-com:office:office" xmlns:r="http://schemas.openxmlformats.org/officeDocument/2006/relationships" xmlns:m="http://schemas.openxmlformats.org/officeDocument/2006/math" xmlns:v="urn:schemas-microsoft-com:vml" xmlns:wp14="http://schemas.microsoft.com/office/word/2010/wordprocessingDrawing" xmlns:wp="http://schemas.openxmlformats.org/drawingml/2006/wordprocessingDrawing" xmlns:w10="urn:schemas-microsoft-com:office:word" xmlns:w="http://schemas.openxmlformats.org/wordprocessingml/2006/main" xmlns:w14="http://schemas.microsoft.com/office/word/2010/wordml" xmlns:w15="http://schemas.microsoft.com/office/word/2012/wordml" xmlns:w16cex="http://schemas.microsoft.com/office/word/2018/wordml/cex" xmlns:w16cid="http://schemas.microsoft.com/office/word/2016/wordml/cid" xmlns:w16="http://schemas.microsoft.com/office/word/2018/wordml" xmlns:w16sdtdh="http://schemas.microsoft.com/office/word/2020/wordml/sdtdatahash" xmlns:w16se="http://schemas.microsoft.com/office/word/2015/wordml/symex" xmlns:wpg="http://schemas.microsoft.com/office/word/2010/wordprocessingGroup" xmlns:wpi="http://schemas.microsoft.com/office/word/2010/wordprocessingInk" xmlns:wne="http://schemas.microsoft.com/office/word/2006/wordml" xmlns:wps="http://schemas.microsoft.com/office/word/2010/wordprocessingShape" mc:Ignorable="w14 w15 w16se w16cid w16 w16cex w16sdtdh wp14">
+<w:hdr xmlns:wpc="http://schemas.microsoft.com/office/word/2010/wordprocessingCanvas" xmlns:cx="http://schemas.microsoft.com/office/drawing/2014/chartex" xmlns:cx1="http://schemas.microsoft.com/office/drawing/2015/9/8/chartex" xmlns:cx2="http://schemas.microsoft.com/office/drawing/2015/10/21/chartex" xmlns:cx3="http://schemas.microsoft.com/office/drawing/2016/5/9/chartex" xmlns:cx4="http://schemas.microsoft.com/office/drawing/2016/5/10/chartex" xmlns:cx5="http://schemas.microsoft.com/office/drawing/2016/5/11/chartex" xmlns:cx6="http://schemas.microsoft.com/office/drawing/2016/5/12/chartex" xmlns:cx7="http://schemas.microsoft.com/office/drawing/2016/5/13/chartex" xmlns:cx8="http://schemas.microsoft.com/office/drawing/2016/5/14/chartex" xmlns:mc="http://schemas.openxmlformats.org/markup-compatibility/2006" xmlns:aink="http://schemas.microsoft.com/office/drawing/2016/ink" xmlns:am3d="http://schemas.microsoft.com/office/drawing/2017/model3d" xmlns:o="urn:schemas-microsoft-com:office:office" xmlns:oel="http://schemas.microsoft.com/office/2019/extlst" xmlns:r="http://schemas.openxmlformats.org/officeDocument/2006/relationships" xmlns:m="http://schemas.openxmlformats.org/officeDocument/2006/math" xmlns:v="urn:schemas-microsoft-com:vml" xmlns:wp14="http://schemas.microsoft.com/office/word/2010/wordprocessingDrawing" xmlns:wp="http://schemas.openxmlformats.org/drawingml/2006/wordprocessingDrawing" xmlns:w10="urn:schemas-microsoft-com:office:word" xmlns:w="http://schemas.openxmlformats.org/wordprocessingml/2006/main" xmlns:w14="http://schemas.microsoft.com/office/word/2010/wordml" xmlns:w15="http://schemas.microsoft.com/office/word/2012/wordml" xmlns:w16cex="http://schemas.microsoft.com/office/word/2018/wordml/cex" xmlns:w16cid="http://schemas.microsoft.com/office/word/2016/wordml/cid" xmlns:w16="http://schemas.microsoft.com/office/word/2018/wordml" xmlns:w16du="http://schemas.microsoft.com/office/word/2023/wordml/word16du" xmlns:w16sdtdh="http://schemas.microsoft.com/office/word/2020/wordml/sdtdatahash" xmlns:w16sdtfl="http://schemas.microsoft.com/office/word/2024/wordml/sdtformatlock" xmlns:w16se="http://schemas.microsoft.com/office/word/2015/wordml/symex" xmlns:wpg="http://schemas.microsoft.com/office/word/2010/wordprocessingGroup" xmlns:wpi="http://schemas.microsoft.com/office/word/2010/wordprocessingInk" xmlns:wne="http://schemas.microsoft.com/office/word/2006/wordml" xmlns:wps="http://schemas.microsoft.com/office/word/2010/wordprocessingShape" mc:Ignorable="w14 w15 w16se w16cid w16 w16cex w16sdtdh w16sdtfl w16du wp14">
   <w:tbl>
     <w:tblPr>
       <w:tblW w:w="9360" w:type="dxa"/>
@@ -3097,7 +2976,7 @@
 </file>
 
 <file path=word/numbering.xml><?xml version="1.0" encoding="utf-8"?>
-<w:numbering xmlns:wpc="http://schemas.microsoft.com/office/word/2010/wordprocessingCanvas" xmlns:cx="http://schemas.microsoft.com/office/drawing/2014/chartex" xmlns:cx1="http://schemas.microsoft.com/office/drawing/2015/9/8/chartex" xmlns:cx2="http://schemas.microsoft.com/office/drawing/2015/10/21/chartex" xmlns:cx3="http://schemas.microsoft.com/office/drawing/2016/5/9/chartex" xmlns:cx4="http://schemas.microsoft.com/office/drawing/2016/5/10/chartex" xmlns:cx5="http://schemas.microsoft.com/office/drawing/2016/5/11/chartex" xmlns:cx6="http://schemas.microsoft.com/office/drawing/2016/5/12/chartex" xmlns:cx7="http://schemas.microsoft.com/office/drawing/2016/5/13/chartex" xmlns:cx8="http://schemas.microsoft.com/office/drawing/2016/5/14/chartex" xmlns:mc="http://schemas.openxmlformats.org/markup-compatibility/2006" xmlns:aink="http://schemas.microsoft.com/office/drawing/2016/ink" xmlns:am3d="http://schemas.microsoft.com/office/drawing/2017/model3d" xmlns:o="urn:schemas-microsoft-com:office:office" xmlns:r="http://schemas.openxmlformats.org/officeDocument/2006/relationships" xmlns:m="http://schemas.openxmlformats.org/officeDocument/2006/math" xmlns:v="urn:schemas-microsoft-com:vml" xmlns:wp14="http://schemas.microsoft.com/office/word/2010/wordprocessingDrawing" xmlns:wp="http://schemas.openxmlformats.org/drawingml/2006/wordprocessingDrawing" xmlns:w10="urn:schemas-microsoft-com:office:word" xmlns:w="http://schemas.openxmlformats.org/wordprocessingml/2006/main" xmlns:w14="http://schemas.microsoft.com/office/word/2010/wordml" xmlns:w15="http://schemas.microsoft.com/office/word/2012/wordml" xmlns:w16cex="http://schemas.microsoft.com/office/word/2018/wordml/cex" xmlns:w16cid="http://schemas.microsoft.com/office/word/2016/wordml/cid" xmlns:w16="http://schemas.microsoft.com/office/word/2018/wordml" xmlns:w16sdtdh="http://schemas.microsoft.com/office/word/2020/wordml/sdtdatahash" xmlns:w16se="http://schemas.microsoft.com/office/word/2015/wordml/symex" xmlns:wpg="http://schemas.microsoft.com/office/word/2010/wordprocessingGroup" xmlns:wpi="http://schemas.microsoft.com/office/word/2010/wordprocessingInk" xmlns:wne="http://schemas.microsoft.com/office/word/2006/wordml" xmlns:wps="http://schemas.microsoft.com/office/word/2010/wordprocessingShape" mc:Ignorable="w14 w15 w16se w16cid w16 w16cex w16sdtdh wp14">
+<w:numbering xmlns:wpc="http://schemas.microsoft.com/office/word/2010/wordprocessingCanvas" xmlns:cx="http://schemas.microsoft.com/office/drawing/2014/chartex" xmlns:cx1="http://schemas.microsoft.com/office/drawing/2015/9/8/chartex" xmlns:cx2="http://schemas.microsoft.com/office/drawing/2015/10/21/chartex" xmlns:cx3="http://schemas.microsoft.com/office/drawing/2016/5/9/chartex" xmlns:cx4="http://schemas.microsoft.com/office/drawing/2016/5/10/chartex" xmlns:cx5="http://schemas.microsoft.com/office/drawing/2016/5/11/chartex" xmlns:cx6="http://schemas.microsoft.com/office/drawing/2016/5/12/chartex" xmlns:cx7="http://schemas.microsoft.com/office/drawing/2016/5/13/chartex" xmlns:cx8="http://schemas.microsoft.com/office/drawing/2016/5/14/chartex" xmlns:mc="http://schemas.openxmlformats.org/markup-compatibility/2006" xmlns:aink="http://schemas.microsoft.com/office/drawing/2016/ink" xmlns:am3d="http://schemas.microsoft.com/office/drawing/2017/model3d" xmlns:o="urn:schemas-microsoft-com:office:office" xmlns:oel="http://schemas.microsoft.com/office/2019/extlst" xmlns:r="http://schemas.openxmlformats.org/officeDocument/2006/relationships" xmlns:m="http://schemas.openxmlformats.org/officeDocument/2006/math" xmlns:v="urn:schemas-microsoft-com:vml" xmlns:wp14="http://schemas.microsoft.com/office/word/2010/wordprocessingDrawing" xmlns:wp="http://schemas.openxmlformats.org/drawingml/2006/wordprocessingDrawing" xmlns:w10="urn:schemas-microsoft-com:office:word" xmlns:w="http://schemas.openxmlformats.org/wordprocessingml/2006/main" xmlns:w14="http://schemas.microsoft.com/office/word/2010/wordml" xmlns:w15="http://schemas.microsoft.com/office/word/2012/wordml" xmlns:w16cex="http://schemas.microsoft.com/office/word/2018/wordml/cex" xmlns:w16cid="http://schemas.microsoft.com/office/word/2016/wordml/cid" xmlns:w16="http://schemas.microsoft.com/office/word/2018/wordml" xmlns:w16du="http://schemas.microsoft.com/office/word/2023/wordml/word16du" xmlns:w16sdtdh="http://schemas.microsoft.com/office/word/2020/wordml/sdtdatahash" xmlns:w16sdtfl="http://schemas.microsoft.com/office/word/2024/wordml/sdtformatlock" xmlns:w16se="http://schemas.microsoft.com/office/word/2015/wordml/symex" xmlns:wpg="http://schemas.microsoft.com/office/word/2010/wordprocessingGroup" xmlns:wpi="http://schemas.microsoft.com/office/word/2010/wordprocessingInk" xmlns:wne="http://schemas.microsoft.com/office/word/2006/wordml" xmlns:wps="http://schemas.microsoft.com/office/word/2010/wordprocessingShape" mc:Ignorable="w14 w15 w16se w16cid w16 w16cex w16sdtdh w16sdtfl w16du wp14">
   <w:abstractNum w:abstractNumId="0" w15:restartNumberingAfterBreak="0">
     <w:nsid w:val="090B0C57"/>
     <w:multiLevelType w:val="hybridMultilevel"/>
@@ -3238,13 +3117,13 @@
       <w:lvlJc w:val="left"/>
     </w:lvl>
   </w:abstractNum>
-  <w:num w:numId="1">
+  <w:num w:numId="1" w16cid:durableId="114836868">
     <w:abstractNumId w:val="0"/>
     <w:lvlOverride w:ilvl="0">
       <w:startOverride w:val="1"/>
     </w:lvlOverride>
   </w:num>
-  <w:num w:numId="2">
+  <w:num w:numId="2" w16cid:durableId="279265274">
     <w:abstractNumId w:val="1"/>
     <w:lvlOverride w:ilvl="0">
       <w:startOverride w:val="1"/>
@@ -3254,7 +3133,7 @@
 </file>
 
 <file path=word/styles.xml><?xml version="1.0" encoding="utf-8"?>
-<w:styles xmlns:mc="http://schemas.openxmlformats.org/markup-compatibility/2006" xmlns:r="http://schemas.openxmlformats.org/officeDocument/2006/relationships" xmlns:w="http://schemas.openxmlformats.org/wordprocessingml/2006/main" xmlns:w14="http://schemas.microsoft.com/office/word/2010/wordml" xmlns:w15="http://schemas.microsoft.com/office/word/2012/wordml" xmlns:w16cex="http://schemas.microsoft.com/office/word/2018/wordml/cex" xmlns:w16cid="http://schemas.microsoft.com/office/word/2016/wordml/cid" xmlns:w16="http://schemas.microsoft.com/office/word/2018/wordml" xmlns:w16sdtdh="http://schemas.microsoft.com/office/word/2020/wordml/sdtdatahash" xmlns:w16se="http://schemas.microsoft.com/office/word/2015/wordml/symex" mc:Ignorable="w14 w15 w16se w16cid w16 w16cex w16sdtdh">
+<w:styles xmlns:mc="http://schemas.openxmlformats.org/markup-compatibility/2006" xmlns:r="http://schemas.openxmlformats.org/officeDocument/2006/relationships" xmlns:w="http://schemas.openxmlformats.org/wordprocessingml/2006/main" xmlns:w14="http://schemas.microsoft.com/office/word/2010/wordml" xmlns:w15="http://schemas.microsoft.com/office/word/2012/wordml" xmlns:w16cex="http://schemas.microsoft.com/office/word/2018/wordml/cex" xmlns:w16cid="http://schemas.microsoft.com/office/word/2016/wordml/cid" xmlns:w16="http://schemas.microsoft.com/office/word/2018/wordml" xmlns:w16du="http://schemas.microsoft.com/office/word/2023/wordml/word16du" xmlns:w16sdtdh="http://schemas.microsoft.com/office/word/2020/wordml/sdtdatahash" xmlns:w16sdtfl="http://schemas.microsoft.com/office/word/2024/wordml/sdtformatlock" xmlns:w16se="http://schemas.microsoft.com/office/word/2015/wordml/symex" mc:Ignorable="w14 w15 w16se w16cid w16 w16cex w16sdtdh w16sdtfl w16du">
   <w:docDefaults>
     <w:rPrDefault>
       <w:rPr>

--- a/backend/apps/operaciones/templates/Proios_Cotizacion_Productos_TEMPLATE_ES.docx
+++ b/backend/apps/operaciones/templates/Proios_Cotizacion_Productos_TEMPLATE_ES.docx
@@ -187,7 +187,21 @@
               <w:rPr>
                 <w:rFonts w:ascii="Tahoma" w:hAnsi="Tahoma" w:cs="Tahoma"/>
               </w:rPr>
-              <w:t>At.: {{atencion}}</w:t>
+              <w:t>At.: {{</w:t>
+            </w:r>
+            <w:proofErr w:type="spellStart"/>
+            <w:r>
+              <w:rPr>
+                <w:rFonts w:ascii="Tahoma" w:hAnsi="Tahoma" w:cs="Tahoma"/>
+              </w:rPr>
+              <w:t>atencion</w:t>
+            </w:r>
+            <w:proofErr w:type="spellEnd"/>
+            <w:r>
+              <w:rPr>
+                <w:rFonts w:ascii="Tahoma" w:hAnsi="Tahoma" w:cs="Tahoma"/>
+              </w:rPr>
+              <w:t>}}</w:t>
             </w:r>
           </w:p>
         </w:tc>
@@ -227,17 +241,39 @@
                 <w:rFonts w:ascii="Tahoma" w:hAnsi="Tahoma" w:cs="Tahoma"/>
               </w:rPr>
             </w:pPr>
-            <w:r>
-              <w:rPr>
-                <w:rFonts w:ascii="Tahoma" w:hAnsi="Tahoma" w:cs="Tahoma"/>
-              </w:rPr>
-              <w:t xml:space="preserve">N.°  </w:t>
+            <w:proofErr w:type="spellStart"/>
+            <w:r>
+              <w:rPr>
+                <w:rFonts w:ascii="Tahoma" w:hAnsi="Tahoma" w:cs="Tahoma"/>
+              </w:rPr>
+              <w:t>N.°</w:t>
+            </w:r>
+            <w:proofErr w:type="spellEnd"/>
+            <w:r>
+              <w:rPr>
+                <w:rFonts w:ascii="Tahoma" w:hAnsi="Tahoma" w:cs="Tahoma"/>
+              </w:rPr>
+              <w:t xml:space="preserve">  </w:t>
             </w:r>
             <w:r>
               <w:rPr>
                 <w:rFonts w:ascii="Tahoma" w:eastAsia="Consolas" w:hAnsi="Tahoma" w:cs="Tahoma"/>
               </w:rPr>
-              <w:t>{{ref}}</w:t>
+              <w:t>{{</w:t>
+            </w:r>
+            <w:proofErr w:type="spellStart"/>
+            <w:r>
+              <w:rPr>
+                <w:rFonts w:ascii="Tahoma" w:eastAsia="Consolas" w:hAnsi="Tahoma" w:cs="Tahoma"/>
+              </w:rPr>
+              <w:t>ref</w:t>
+            </w:r>
+            <w:proofErr w:type="spellEnd"/>
+            <w:r>
+              <w:rPr>
+                <w:rFonts w:ascii="Tahoma" w:eastAsia="Consolas" w:hAnsi="Tahoma" w:cs="Tahoma"/>
+              </w:rPr>
+              <w:t>}}</w:t>
             </w:r>
           </w:p>
           <w:p>
@@ -305,7 +341,21 @@
               <w:rPr>
                 <w:rFonts w:ascii="Tahoma" w:eastAsia="Consolas" w:hAnsi="Tahoma" w:cs="Tahoma"/>
               </w:rPr>
-              <w:t>{{ubicacion}}</w:t>
+              <w:t>{{</w:t>
+            </w:r>
+            <w:proofErr w:type="spellStart"/>
+            <w:r>
+              <w:rPr>
+                <w:rFonts w:ascii="Tahoma" w:eastAsia="Consolas" w:hAnsi="Tahoma" w:cs="Tahoma"/>
+              </w:rPr>
+              <w:t>ubicacion</w:t>
+            </w:r>
+            <w:proofErr w:type="spellEnd"/>
+            <w:r>
+              <w:rPr>
+                <w:rFonts w:ascii="Tahoma" w:eastAsia="Consolas" w:hAnsi="Tahoma" w:cs="Tahoma"/>
+              </w:rPr>
+              <w:t>}}</w:t>
             </w:r>
           </w:p>
           <w:p>
@@ -422,6 +472,7 @@
                 <w:rFonts w:ascii="Tahoma" w:hAnsi="Tahoma" w:cs="Tahoma"/>
               </w:rPr>
             </w:pPr>
+            <w:proofErr w:type="spellStart"/>
             <w:r>
               <w:rPr>
                 <w:rFonts w:ascii="Tahoma" w:hAnsi="Tahoma" w:cs="Tahoma"/>
@@ -442,6 +493,7 @@
               </w:rPr>
               <w:t>oción</w:t>
             </w:r>
+            <w:proofErr w:type="spellEnd"/>
           </w:p>
         </w:tc>
         <w:tc>
@@ -536,8 +588,20 @@
                 <w:sz w:val="17"/>
                 <w:szCs w:val="17"/>
               </w:rPr>
-              <w:t>Precio Unit</w:t>
-            </w:r>
+              <w:t xml:space="preserve">Precio </w:t>
+            </w:r>
+            <w:proofErr w:type="spellStart"/>
+            <w:r>
+              <w:rPr>
+                <w:rFonts w:ascii="Tahoma" w:hAnsi="Tahoma" w:cs="Tahoma"/>
+                <w:b/>
+                <w:bCs/>
+                <w:sz w:val="17"/>
+                <w:szCs w:val="17"/>
+              </w:rPr>
+              <w:t>Unit</w:t>
+            </w:r>
+            <w:proofErr w:type="spellEnd"/>
           </w:p>
         </w:tc>
         <w:tc>
@@ -706,7 +770,23 @@
                 <w:rFonts w:ascii="Tahoma" w:hAnsi="Tahoma" w:cs="Tahoma"/>
                 <w:lang w:val="en-GB"/>
               </w:rPr>
-              <w:t>{{item.descripcion}}</w:t>
+              <w:t>{{</w:t>
+            </w:r>
+            <w:proofErr w:type="spellStart"/>
+            <w:r>
+              <w:rPr>
+                <w:rFonts w:ascii="Tahoma" w:hAnsi="Tahoma" w:cs="Tahoma"/>
+                <w:lang w:val="en-GB"/>
+              </w:rPr>
+              <w:t>item.descripcion</w:t>
+            </w:r>
+            <w:proofErr w:type="spellEnd"/>
+            <w:r>
+              <w:rPr>
+                <w:rFonts w:ascii="Tahoma" w:hAnsi="Tahoma" w:cs="Tahoma"/>
+                <w:lang w:val="en-GB"/>
+              </w:rPr>
+              <w:t>}}</w:t>
             </w:r>
           </w:p>
         </w:tc>
@@ -731,7 +811,21 @@
               <w:rPr>
                 <w:rFonts w:ascii="Tahoma" w:hAnsi="Tahoma" w:cs="Tahoma"/>
               </w:rPr>
-              <w:t>{{item.cantidad}}</w:t>
+              <w:t>{{</w:t>
+            </w:r>
+            <w:proofErr w:type="spellStart"/>
+            <w:r>
+              <w:rPr>
+                <w:rFonts w:ascii="Tahoma" w:hAnsi="Tahoma" w:cs="Tahoma"/>
+              </w:rPr>
+              <w:t>item.cantidad</w:t>
+            </w:r>
+            <w:proofErr w:type="spellEnd"/>
+            <w:r>
+              <w:rPr>
+                <w:rFonts w:ascii="Tahoma" w:hAnsi="Tahoma" w:cs="Tahoma"/>
+              </w:rPr>
+              <w:t>}}</w:t>
             </w:r>
           </w:p>
         </w:tc>
@@ -756,7 +850,21 @@
               <w:rPr>
                 <w:rFonts w:ascii="Tahoma" w:hAnsi="Tahoma" w:cs="Tahoma"/>
               </w:rPr>
-              <w:t>{{item.unidad}}</w:t>
+              <w:t>{{</w:t>
+            </w:r>
+            <w:proofErr w:type="spellStart"/>
+            <w:r>
+              <w:rPr>
+                <w:rFonts w:ascii="Tahoma" w:hAnsi="Tahoma" w:cs="Tahoma"/>
+              </w:rPr>
+              <w:t>item.unidad</w:t>
+            </w:r>
+            <w:proofErr w:type="spellEnd"/>
+            <w:r>
+              <w:rPr>
+                <w:rFonts w:ascii="Tahoma" w:hAnsi="Tahoma" w:cs="Tahoma"/>
+              </w:rPr>
+              <w:t>}}</w:t>
             </w:r>
           </w:p>
         </w:tc>
@@ -781,7 +889,21 @@
               <w:rPr>
                 <w:rFonts w:ascii="Tahoma" w:hAnsi="Tahoma" w:cs="Tahoma"/>
               </w:rPr>
-              <w:t>{{item.precio}}</w:t>
+              <w:t>{{</w:t>
+            </w:r>
+            <w:proofErr w:type="spellStart"/>
+            <w:r>
+              <w:rPr>
+                <w:rFonts w:ascii="Tahoma" w:hAnsi="Tahoma" w:cs="Tahoma"/>
+              </w:rPr>
+              <w:t>item.precio</w:t>
+            </w:r>
+            <w:proofErr w:type="spellEnd"/>
+            <w:r>
+              <w:rPr>
+                <w:rFonts w:ascii="Tahoma" w:hAnsi="Tahoma" w:cs="Tahoma"/>
+              </w:rPr>
+              <w:t>}}</w:t>
             </w:r>
           </w:p>
         </w:tc>
@@ -807,7 +929,21 @@
               <w:rPr>
                 <w:rFonts w:ascii="Tahoma" w:hAnsi="Tahoma" w:cs="Tahoma"/>
               </w:rPr>
-              <w:t>{{item.importe}}</w:t>
+              <w:t>{{</w:t>
+            </w:r>
+            <w:proofErr w:type="spellStart"/>
+            <w:r>
+              <w:rPr>
+                <w:rFonts w:ascii="Tahoma" w:hAnsi="Tahoma" w:cs="Tahoma"/>
+              </w:rPr>
+              <w:t>item.importe</w:t>
+            </w:r>
+            <w:proofErr w:type="spellEnd"/>
+            <w:r>
+              <w:rPr>
+                <w:rFonts w:ascii="Tahoma" w:hAnsi="Tahoma" w:cs="Tahoma"/>
+              </w:rPr>
+              <w:t>}}</w:t>
             </w:r>
           </w:p>
         </w:tc>
@@ -928,7 +1064,43 @@
                 <w:i/>
                 <w:iCs/>
               </w:rPr>
-              <w:t>{%tr endfor %}</w:t>
+              <w:t>{%</w:t>
+            </w:r>
+            <w:proofErr w:type="spellStart"/>
+            <w:r>
+              <w:rPr>
+                <w:rFonts w:ascii="Tahoma" w:hAnsi="Tahoma" w:cs="Tahoma"/>
+                <w:i/>
+                <w:iCs/>
+              </w:rPr>
+              <w:t>tr</w:t>
+            </w:r>
+            <w:proofErr w:type="spellEnd"/>
+            <w:r>
+              <w:rPr>
+                <w:rFonts w:ascii="Tahoma" w:hAnsi="Tahoma" w:cs="Tahoma"/>
+                <w:i/>
+                <w:iCs/>
+              </w:rPr>
+              <w:t xml:space="preserve"> </w:t>
+            </w:r>
+            <w:proofErr w:type="spellStart"/>
+            <w:r>
+              <w:rPr>
+                <w:rFonts w:ascii="Tahoma" w:hAnsi="Tahoma" w:cs="Tahoma"/>
+                <w:i/>
+                <w:iCs/>
+              </w:rPr>
+              <w:t>endfor</w:t>
+            </w:r>
+            <w:proofErr w:type="spellEnd"/>
+            <w:r>
+              <w:rPr>
+                <w:rFonts w:ascii="Tahoma" w:hAnsi="Tahoma" w:cs="Tahoma"/>
+                <w:i/>
+                <w:iCs/>
+              </w:rPr>
+              <w:t xml:space="preserve"> %}</w:t>
             </w:r>
           </w:p>
           <w:p>
@@ -1166,6 +1338,7 @@
               </w:rPr>
               <w:t xml:space="preserve"> in </w:t>
             </w:r>
+            <w:proofErr w:type="spellStart"/>
             <w:r>
               <w:rPr>
                 <w:rFonts w:ascii="Tahoma" w:hAnsi="Tahoma" w:cs="Tahoma"/>
@@ -1175,6 +1348,7 @@
               </w:rPr>
               <w:t>expensas</w:t>
             </w:r>
+            <w:proofErr w:type="spellEnd"/>
             <w:r>
               <w:rPr>
                 <w:rFonts w:ascii="Tahoma" w:hAnsi="Tahoma" w:cs="Tahoma"/>
@@ -1292,6 +1466,7 @@
               </w:rPr>
               <w:t>{{</w:t>
             </w:r>
+            <w:proofErr w:type="spellStart"/>
             <w:r>
               <w:rPr>
                 <w:rFonts w:ascii="Tahoma" w:hAnsi="Tahoma" w:cs="Tahoma"/>
@@ -1304,7 +1479,15 @@
                 <w:rFonts w:ascii="Tahoma" w:hAnsi="Tahoma" w:cs="Tahoma"/>
                 <w:lang w:val="en-GB"/>
               </w:rPr>
-              <w:t>.descripcion}}</w:t>
+              <w:t>.descripcion</w:t>
+            </w:r>
+            <w:proofErr w:type="spellEnd"/>
+            <w:r>
+              <w:rPr>
+                <w:rFonts w:ascii="Tahoma" w:hAnsi="Tahoma" w:cs="Tahoma"/>
+                <w:lang w:val="en-GB"/>
+              </w:rPr>
+              <w:t>}}</w:t>
             </w:r>
           </w:p>
         </w:tc>
@@ -1332,6 +1515,7 @@
               </w:rPr>
               <w:t>{{</w:t>
             </w:r>
+            <w:proofErr w:type="spellStart"/>
             <w:r>
               <w:rPr>
                 <w:rFonts w:ascii="Tahoma" w:hAnsi="Tahoma" w:cs="Tahoma"/>
@@ -1350,6 +1534,7 @@
               </w:rPr>
               <w:t>cantidad</w:t>
             </w:r>
+            <w:proofErr w:type="spellEnd"/>
             <w:r>
               <w:rPr>
                 <w:rFonts w:ascii="Tahoma" w:hAnsi="Tahoma" w:cs="Tahoma"/>
@@ -1381,6 +1566,7 @@
               </w:rPr>
               <w:t>{{</w:t>
             </w:r>
+            <w:proofErr w:type="spellStart"/>
             <w:r>
               <w:rPr>
                 <w:rFonts w:ascii="Tahoma" w:hAnsi="Tahoma" w:cs="Tahoma"/>
@@ -1391,7 +1577,14 @@
               <w:rPr>
                 <w:rFonts w:ascii="Tahoma" w:hAnsi="Tahoma" w:cs="Tahoma"/>
               </w:rPr>
-              <w:t>.unidad}}</w:t>
+              <w:t>.unidad</w:t>
+            </w:r>
+            <w:proofErr w:type="spellEnd"/>
+            <w:r>
+              <w:rPr>
+                <w:rFonts w:ascii="Tahoma" w:hAnsi="Tahoma" w:cs="Tahoma"/>
+              </w:rPr>
+              <w:t>}}</w:t>
             </w:r>
           </w:p>
         </w:tc>
@@ -1418,6 +1611,7 @@
               </w:rPr>
               <w:t>{{</w:t>
             </w:r>
+            <w:proofErr w:type="spellStart"/>
             <w:r>
               <w:rPr>
                 <w:rFonts w:ascii="Tahoma" w:hAnsi="Tahoma" w:cs="Tahoma"/>
@@ -1428,7 +1622,14 @@
               <w:rPr>
                 <w:rFonts w:ascii="Tahoma" w:hAnsi="Tahoma" w:cs="Tahoma"/>
               </w:rPr>
-              <w:t>.precio}}</w:t>
+              <w:t>.precio</w:t>
+            </w:r>
+            <w:proofErr w:type="spellEnd"/>
+            <w:r>
+              <w:rPr>
+                <w:rFonts w:ascii="Tahoma" w:hAnsi="Tahoma" w:cs="Tahoma"/>
+              </w:rPr>
+              <w:t>}}</w:t>
             </w:r>
           </w:p>
         </w:tc>
@@ -1456,6 +1657,7 @@
               </w:rPr>
               <w:t>{{</w:t>
             </w:r>
+            <w:proofErr w:type="spellStart"/>
             <w:r>
               <w:rPr>
                 <w:rFonts w:ascii="Tahoma" w:hAnsi="Tahoma" w:cs="Tahoma"/>
@@ -1466,7 +1668,14 @@
               <w:rPr>
                 <w:rFonts w:ascii="Tahoma" w:hAnsi="Tahoma" w:cs="Tahoma"/>
               </w:rPr>
-              <w:t>.importe}}</w:t>
+              <w:t>.importe</w:t>
+            </w:r>
+            <w:proofErr w:type="spellEnd"/>
+            <w:r>
+              <w:rPr>
+                <w:rFonts w:ascii="Tahoma" w:hAnsi="Tahoma" w:cs="Tahoma"/>
+              </w:rPr>
+              <w:t>}}</w:t>
             </w:r>
           </w:p>
         </w:tc>
@@ -1587,7 +1796,43 @@
                 <w:i/>
                 <w:iCs/>
               </w:rPr>
-              <w:t>{%tr endfor %}</w:t>
+              <w:t>{%</w:t>
+            </w:r>
+            <w:proofErr w:type="spellStart"/>
+            <w:r>
+              <w:rPr>
+                <w:rFonts w:ascii="Tahoma" w:hAnsi="Tahoma" w:cs="Tahoma"/>
+                <w:i/>
+                <w:iCs/>
+              </w:rPr>
+              <w:t>tr</w:t>
+            </w:r>
+            <w:proofErr w:type="spellEnd"/>
+            <w:r>
+              <w:rPr>
+                <w:rFonts w:ascii="Tahoma" w:hAnsi="Tahoma" w:cs="Tahoma"/>
+                <w:i/>
+                <w:iCs/>
+              </w:rPr>
+              <w:t xml:space="preserve"> </w:t>
+            </w:r>
+            <w:proofErr w:type="spellStart"/>
+            <w:r>
+              <w:rPr>
+                <w:rFonts w:ascii="Tahoma" w:hAnsi="Tahoma" w:cs="Tahoma"/>
+                <w:i/>
+                <w:iCs/>
+              </w:rPr>
+              <w:t>endfor</w:t>
+            </w:r>
+            <w:proofErr w:type="spellEnd"/>
+            <w:r>
+              <w:rPr>
+                <w:rFonts w:ascii="Tahoma" w:hAnsi="Tahoma" w:cs="Tahoma"/>
+                <w:i/>
+                <w:iCs/>
+              </w:rPr>
+              <w:t xml:space="preserve"> %}</w:t>
             </w:r>
           </w:p>
           <w:p>
@@ -1695,7 +1940,21 @@
               <w:rPr>
                 <w:rFonts w:ascii="Tahoma" w:hAnsi="Tahoma" w:cs="Tahoma"/>
               </w:rPr>
-              <w:t>{{iva}}</w:t>
+              <w:t>{{</w:t>
+            </w:r>
+            <w:proofErr w:type="spellStart"/>
+            <w:r>
+              <w:rPr>
+                <w:rFonts w:ascii="Tahoma" w:hAnsi="Tahoma" w:cs="Tahoma"/>
+              </w:rPr>
+              <w:t>iva</w:t>
+            </w:r>
+            <w:proofErr w:type="spellEnd"/>
+            <w:r>
+              <w:rPr>
+                <w:rFonts w:ascii="Tahoma" w:hAnsi="Tahoma" w:cs="Tahoma"/>
+              </w:rPr>
+              <w:t>}}</w:t>
             </w:r>
           </w:p>
         </w:tc>
@@ -1901,6 +2160,7 @@
     </w:p>
     <w:p>
       <w:pPr>
+        <w:pageBreakBefore/>
         <w:spacing w:before="240" w:after="90"/>
         <w:rPr>
           <w:rFonts w:ascii="Tahoma" w:hAnsi="Tahoma" w:cs="Tahoma"/>
@@ -1910,10 +2170,7 @@
           <w:szCs w:val="16"/>
         </w:rPr>
       </w:pPr>
-    </w:p>
-    <w:p>
-      <w:pPr>
-        <w:spacing w:before="240" w:after="90"/>
+      <w:r>
         <w:rPr>
           <w:rFonts w:ascii="Tahoma" w:hAnsi="Tahoma" w:cs="Tahoma"/>
           <w:b/>
@@ -1921,7 +2178,9 @@
           <w:sz w:val="16"/>
           <w:szCs w:val="16"/>
         </w:rPr>
-      </w:pPr>
+        <w:lastRenderedPageBreak/>
+        <w:br/>
+      </w:r>
       <w:r>
         <w:rPr>
           <w:rFonts w:ascii="Tahoma" w:hAnsi="Tahoma" w:cs="Tahoma"/>
@@ -2000,307 +2259,6 @@
           <w:sz w:val="16"/>
           <w:szCs w:val="16"/>
         </w:rPr>
-        <w:br/>
-      </w:r>
-      <w:r>
-        <w:rPr>
-          <w:rFonts w:ascii="Tahoma" w:hAnsi="Tahoma" w:cs="Tahoma"/>
-          <w:b/>
-          <w:bCs/>
-          <w:sz w:val="16"/>
-          <w:szCs w:val="16"/>
-        </w:rPr>
-        <w:br/>
-      </w:r>
-      <w:r>
-        <w:rPr>
-          <w:rFonts w:ascii="Tahoma" w:hAnsi="Tahoma" w:cs="Tahoma"/>
-          <w:b/>
-          <w:bCs/>
-          <w:sz w:val="16"/>
-          <w:szCs w:val="16"/>
-        </w:rPr>
-        <w:br/>
-      </w:r>
-      <w:r>
-        <w:rPr>
-          <w:rFonts w:ascii="Tahoma" w:hAnsi="Tahoma" w:cs="Tahoma"/>
-          <w:b/>
-          <w:bCs/>
-          <w:sz w:val="16"/>
-          <w:szCs w:val="16"/>
-        </w:rPr>
-        <w:br/>
-      </w:r>
-      <w:r>
-        <w:rPr>
-          <w:rFonts w:ascii="Tahoma" w:hAnsi="Tahoma" w:cs="Tahoma"/>
-          <w:b/>
-          <w:bCs/>
-          <w:sz w:val="16"/>
-          <w:szCs w:val="16"/>
-        </w:rPr>
-        <w:br/>
-      </w:r>
-      <w:r>
-        <w:rPr>
-          <w:rFonts w:ascii="Tahoma" w:hAnsi="Tahoma" w:cs="Tahoma"/>
-          <w:b/>
-          <w:bCs/>
-          <w:sz w:val="16"/>
-          <w:szCs w:val="16"/>
-        </w:rPr>
-        <w:br/>
-      </w:r>
-      <w:r>
-        <w:rPr>
-          <w:rFonts w:ascii="Tahoma" w:hAnsi="Tahoma" w:cs="Tahoma"/>
-          <w:b/>
-          <w:bCs/>
-          <w:sz w:val="16"/>
-          <w:szCs w:val="16"/>
-        </w:rPr>
-        <w:br/>
-      </w:r>
-      <w:r>
-        <w:rPr>
-          <w:rFonts w:ascii="Tahoma" w:hAnsi="Tahoma" w:cs="Tahoma"/>
-          <w:b/>
-          <w:bCs/>
-          <w:sz w:val="16"/>
-          <w:szCs w:val="16"/>
-        </w:rPr>
-        <w:br/>
-      </w:r>
-      <w:r>
-        <w:rPr>
-          <w:rFonts w:ascii="Tahoma" w:hAnsi="Tahoma" w:cs="Tahoma"/>
-          <w:b/>
-          <w:bCs/>
-          <w:sz w:val="16"/>
-          <w:szCs w:val="16"/>
-        </w:rPr>
-        <w:br/>
-      </w:r>
-      <w:r>
-        <w:rPr>
-          <w:rFonts w:ascii="Tahoma" w:hAnsi="Tahoma" w:cs="Tahoma"/>
-          <w:b/>
-          <w:bCs/>
-          <w:sz w:val="16"/>
-          <w:szCs w:val="16"/>
-        </w:rPr>
-        <w:br/>
-      </w:r>
-      <w:r>
-        <w:rPr>
-          <w:rFonts w:ascii="Tahoma" w:hAnsi="Tahoma" w:cs="Tahoma"/>
-          <w:b/>
-          <w:bCs/>
-          <w:sz w:val="16"/>
-          <w:szCs w:val="16"/>
-        </w:rPr>
-        <w:br/>
-      </w:r>
-      <w:r>
-        <w:rPr>
-          <w:rFonts w:ascii="Tahoma" w:hAnsi="Tahoma" w:cs="Tahoma"/>
-          <w:b/>
-          <w:bCs/>
-          <w:sz w:val="16"/>
-          <w:szCs w:val="16"/>
-        </w:rPr>
-        <w:br/>
-      </w:r>
-      <w:r>
-        <w:rPr>
-          <w:rFonts w:ascii="Tahoma" w:hAnsi="Tahoma" w:cs="Tahoma"/>
-          <w:b/>
-          <w:bCs/>
-          <w:sz w:val="16"/>
-          <w:szCs w:val="16"/>
-        </w:rPr>
-        <w:br/>
-      </w:r>
-      <w:r>
-        <w:rPr>
-          <w:rFonts w:ascii="Tahoma" w:hAnsi="Tahoma" w:cs="Tahoma"/>
-          <w:b/>
-          <w:bCs/>
-          <w:sz w:val="16"/>
-          <w:szCs w:val="16"/>
-        </w:rPr>
-        <w:br/>
-      </w:r>
-      <w:r>
-        <w:rPr>
-          <w:rFonts w:ascii="Tahoma" w:hAnsi="Tahoma" w:cs="Tahoma"/>
-          <w:b/>
-          <w:bCs/>
-          <w:sz w:val="16"/>
-          <w:szCs w:val="16"/>
-        </w:rPr>
-        <w:br/>
-      </w:r>
-      <w:r>
-        <w:rPr>
-          <w:rFonts w:ascii="Tahoma" w:hAnsi="Tahoma" w:cs="Tahoma"/>
-          <w:b/>
-          <w:bCs/>
-          <w:sz w:val="16"/>
-          <w:szCs w:val="16"/>
-        </w:rPr>
-        <w:br/>
-      </w:r>
-      <w:r>
-        <w:rPr>
-          <w:rFonts w:ascii="Tahoma" w:hAnsi="Tahoma" w:cs="Tahoma"/>
-          <w:b/>
-          <w:bCs/>
-          <w:sz w:val="16"/>
-          <w:szCs w:val="16"/>
-        </w:rPr>
-        <w:br/>
-      </w:r>
-      <w:r>
-        <w:rPr>
-          <w:rFonts w:ascii="Tahoma" w:hAnsi="Tahoma" w:cs="Tahoma"/>
-          <w:b/>
-          <w:bCs/>
-          <w:sz w:val="16"/>
-          <w:szCs w:val="16"/>
-        </w:rPr>
-        <w:br/>
-      </w:r>
-      <w:r>
-        <w:rPr>
-          <w:rFonts w:ascii="Tahoma" w:hAnsi="Tahoma" w:cs="Tahoma"/>
-          <w:b/>
-          <w:bCs/>
-          <w:sz w:val="16"/>
-          <w:szCs w:val="16"/>
-        </w:rPr>
-        <w:br/>
-      </w:r>
-      <w:r>
-        <w:rPr>
-          <w:rFonts w:ascii="Tahoma" w:hAnsi="Tahoma" w:cs="Tahoma"/>
-          <w:b/>
-          <w:bCs/>
-          <w:sz w:val="16"/>
-          <w:szCs w:val="16"/>
-        </w:rPr>
-        <w:br/>
-      </w:r>
-      <w:r>
-        <w:rPr>
-          <w:rFonts w:ascii="Tahoma" w:hAnsi="Tahoma" w:cs="Tahoma"/>
-          <w:b/>
-          <w:bCs/>
-          <w:sz w:val="16"/>
-          <w:szCs w:val="16"/>
-        </w:rPr>
-        <w:br/>
-      </w:r>
-      <w:r>
-        <w:rPr>
-          <w:rFonts w:ascii="Tahoma" w:hAnsi="Tahoma" w:cs="Tahoma"/>
-          <w:b/>
-          <w:bCs/>
-          <w:sz w:val="16"/>
-          <w:szCs w:val="16"/>
-        </w:rPr>
-        <w:br/>
-      </w:r>
-      <w:r>
-        <w:rPr>
-          <w:rFonts w:ascii="Tahoma" w:hAnsi="Tahoma" w:cs="Tahoma"/>
-          <w:b/>
-          <w:bCs/>
-          <w:sz w:val="16"/>
-          <w:szCs w:val="16"/>
-        </w:rPr>
-        <w:br/>
-      </w:r>
-      <w:r>
-        <w:rPr>
-          <w:rFonts w:ascii="Tahoma" w:hAnsi="Tahoma" w:cs="Tahoma"/>
-          <w:b/>
-          <w:bCs/>
-          <w:sz w:val="16"/>
-          <w:szCs w:val="16"/>
-        </w:rPr>
-        <w:br/>
-      </w:r>
-      <w:r>
-        <w:rPr>
-          <w:rFonts w:ascii="Tahoma" w:hAnsi="Tahoma" w:cs="Tahoma"/>
-          <w:b/>
-          <w:bCs/>
-          <w:sz w:val="16"/>
-          <w:szCs w:val="16"/>
-        </w:rPr>
-        <w:br/>
-      </w:r>
-      <w:r>
-        <w:rPr>
-          <w:rFonts w:ascii="Tahoma" w:hAnsi="Tahoma" w:cs="Tahoma"/>
-          <w:b/>
-          <w:bCs/>
-          <w:sz w:val="16"/>
-          <w:szCs w:val="16"/>
-        </w:rPr>
-        <w:br/>
-      </w:r>
-      <w:r>
-        <w:rPr>
-          <w:rFonts w:ascii="Tahoma" w:hAnsi="Tahoma" w:cs="Tahoma"/>
-          <w:b/>
-          <w:bCs/>
-          <w:sz w:val="16"/>
-          <w:szCs w:val="16"/>
-        </w:rPr>
-        <w:br/>
-      </w:r>
-      <w:r>
-        <w:rPr>
-          <w:rFonts w:ascii="Tahoma" w:hAnsi="Tahoma" w:cs="Tahoma"/>
-          <w:b/>
-          <w:bCs/>
-          <w:sz w:val="16"/>
-          <w:szCs w:val="16"/>
-        </w:rPr>
-        <w:br/>
-      </w:r>
-      <w:r>
-        <w:rPr>
-          <w:rFonts w:ascii="Tahoma" w:hAnsi="Tahoma" w:cs="Tahoma"/>
-          <w:b/>
-          <w:bCs/>
-          <w:sz w:val="16"/>
-          <w:szCs w:val="16"/>
-        </w:rPr>
-        <w:br/>
-      </w:r>
-      <w:r>
-        <w:rPr>
-          <w:rFonts w:ascii="Tahoma" w:hAnsi="Tahoma" w:cs="Tahoma"/>
-          <w:b/>
-          <w:bCs/>
-          <w:sz w:val="16"/>
-          <w:szCs w:val="16"/>
-        </w:rPr>
-        <w:br/>
-      </w:r>
-      <w:r>
-        <w:rPr>
-          <w:rFonts w:ascii="Tahoma" w:hAnsi="Tahoma" w:cs="Tahoma"/>
-          <w:b/>
-          <w:bCs/>
-          <w:sz w:val="16"/>
-          <w:szCs w:val="16"/>
-        </w:rPr>
-        <w:lastRenderedPageBreak/>
         <w:br/>
       </w:r>
     </w:p>
@@ -2431,7 +2389,21 @@
               <w:rPr>
                 <w:rFonts w:ascii="Tahoma" w:hAnsi="Tahoma" w:cs="Tahoma"/>
               </w:rPr>
-              <w:t>{{forma_de_pago}}</w:t>
+              <w:t>{{</w:t>
+            </w:r>
+            <w:proofErr w:type="spellStart"/>
+            <w:r>
+              <w:rPr>
+                <w:rFonts w:ascii="Tahoma" w:hAnsi="Tahoma" w:cs="Tahoma"/>
+              </w:rPr>
+              <w:t>forma_de_pago</w:t>
+            </w:r>
+            <w:proofErr w:type="spellEnd"/>
+            <w:r>
+              <w:rPr>
+                <w:rFonts w:ascii="Tahoma" w:hAnsi="Tahoma" w:cs="Tahoma"/>
+              </w:rPr>
+              <w:t>}}</w:t>
             </w:r>
           </w:p>
         </w:tc>
@@ -2473,7 +2445,21 @@
               <w:rPr>
                 <w:rFonts w:ascii="Tahoma" w:hAnsi="Tahoma" w:cs="Tahoma"/>
               </w:rPr>
-              <w:t>{{tiempo_entrega}}</w:t>
+              <w:t>{{</w:t>
+            </w:r>
+            <w:proofErr w:type="spellStart"/>
+            <w:r>
+              <w:rPr>
+                <w:rFonts w:ascii="Tahoma" w:hAnsi="Tahoma" w:cs="Tahoma"/>
+              </w:rPr>
+              <w:t>tiempo_entrega</w:t>
+            </w:r>
+            <w:proofErr w:type="spellEnd"/>
+            <w:r>
+              <w:rPr>
+                <w:rFonts w:ascii="Tahoma" w:hAnsi="Tahoma" w:cs="Tahoma"/>
+              </w:rPr>
+              <w:t>}}</w:t>
             </w:r>
             <w:r>
               <w:rPr>
@@ -2503,7 +2489,17 @@
                 <w:sz w:val="19"/>
                 <w:szCs w:val="19"/>
               </w:rPr>
-              <w:t>Lugar de entrega</w:t>
+              <w:t>Otr</w:t>
+            </w:r>
+            <w:r>
+              <w:rPr>
+                <w:rFonts w:ascii="Tahoma" w:hAnsi="Tahoma" w:cs="Tahoma"/>
+                <w:b/>
+                <w:bCs/>
+                <w:sz w:val="19"/>
+                <w:szCs w:val="19"/>
+              </w:rPr>
+              <w:t>as expensas</w:t>
             </w:r>
           </w:p>
         </w:tc>
@@ -2521,20 +2517,15 @@
               <w:rPr>
                 <w:rFonts w:ascii="Tahoma" w:hAnsi="Tahoma" w:cs="Tahoma"/>
               </w:rPr>
-              <w:t>{{</w:t>
-            </w:r>
-            <w:r>
-              <w:rPr>
-                <w:rFonts w:ascii="Tahoma" w:hAnsi="Tahoma" w:cs="Tahoma"/>
-              </w:rPr>
-              <w:t>ubicación}</w:t>
-            </w:r>
-            <w:r>
-              <w:rPr>
-                <w:rFonts w:ascii="Tahoma" w:hAnsi="Tahoma" w:cs="Tahoma"/>
-              </w:rPr>
-              <w:t>}</w:t>
-            </w:r>
+              <w:t>Otras expensas vía agencia</w:t>
+            </w:r>
+          </w:p>
+          <w:p>
+            <w:pPr>
+              <w:rPr>
+                <w:rFonts w:ascii="Tahoma" w:hAnsi="Tahoma" w:cs="Tahoma"/>
+              </w:rPr>
+            </w:pPr>
           </w:p>
         </w:tc>
       </w:tr>
@@ -2556,57 +2547,12 @@
                 <w:szCs w:val="19"/>
               </w:rPr>
             </w:pPr>
-            <w:r>
-              <w:rPr>
-                <w:rFonts w:ascii="Tahoma" w:hAnsi="Tahoma" w:cs="Tahoma"/>
-                <w:b/>
-                <w:bCs/>
-                <w:sz w:val="19"/>
-                <w:szCs w:val="19"/>
-              </w:rPr>
-              <w:t>Otr</w:t>
-            </w:r>
-            <w:r>
-              <w:rPr>
-                <w:rFonts w:ascii="Tahoma" w:hAnsi="Tahoma" w:cs="Tahoma"/>
-                <w:b/>
-                <w:bCs/>
-                <w:sz w:val="19"/>
-                <w:szCs w:val="19"/>
-              </w:rPr>
-              <w:t>as expensas</w:t>
-            </w:r>
           </w:p>
         </w:tc>
         <w:tc>
           <w:tcPr>
             <w:tcW w:w="6560" w:type="dxa"/>
           </w:tcPr>
-          <w:p>
-            <w:pPr>
-              <w:rPr>
-                <w:rFonts w:ascii="Tahoma" w:hAnsi="Tahoma" w:cs="Tahoma"/>
-              </w:rPr>
-            </w:pPr>
-            <w:r>
-              <w:rPr>
-                <w:rFonts w:ascii="Tahoma" w:hAnsi="Tahoma" w:cs="Tahoma"/>
-              </w:rPr>
-              <w:t xml:space="preserve">Otras expensas </w:t>
-            </w:r>
-            <w:r>
-              <w:rPr>
-                <w:rFonts w:ascii="Tahoma" w:hAnsi="Tahoma" w:cs="Tahoma"/>
-              </w:rPr>
-              <w:t>vía</w:t>
-            </w:r>
-            <w:r>
-              <w:rPr>
-                <w:rFonts w:ascii="Tahoma" w:hAnsi="Tahoma" w:cs="Tahoma"/>
-              </w:rPr>
-              <w:t xml:space="preserve"> agecia</w:t>
-            </w:r>
-          </w:p>
           <w:p>
             <w:pPr>
               <w:rPr>
@@ -2636,7 +2582,29 @@
           <w:sz w:val="19"/>
           <w:szCs w:val="19"/>
         </w:rPr>
-        <w:t>{%p if notas %}</w:t>
+        <w:t xml:space="preserve">{%p </w:t>
+      </w:r>
+      <w:proofErr w:type="spellStart"/>
+      <w:r>
+        <w:rPr>
+          <w:rFonts w:ascii="Tahoma" w:hAnsi="Tahoma" w:cs="Tahoma"/>
+          <w:b/>
+          <w:bCs/>
+          <w:sz w:val="19"/>
+          <w:szCs w:val="19"/>
+        </w:rPr>
+        <w:t>if</w:t>
+      </w:r>
+      <w:proofErr w:type="spellEnd"/>
+      <w:r>
+        <w:rPr>
+          <w:rFonts w:ascii="Tahoma" w:hAnsi="Tahoma" w:cs="Tahoma"/>
+          <w:b/>
+          <w:bCs/>
+          <w:sz w:val="19"/>
+          <w:szCs w:val="19"/>
+        </w:rPr>
+        <w:t xml:space="preserve"> notas %}</w:t>
       </w:r>
     </w:p>
     <w:p>
@@ -2698,7 +2666,29 @@
           <w:sz w:val="19"/>
           <w:szCs w:val="19"/>
         </w:rPr>
-        <w:t>{%p endif %}</w:t>
+        <w:t xml:space="preserve">{%p </w:t>
+      </w:r>
+      <w:proofErr w:type="spellStart"/>
+      <w:r>
+        <w:rPr>
+          <w:rFonts w:ascii="Tahoma" w:hAnsi="Tahoma" w:cs="Tahoma"/>
+          <w:b/>
+          <w:bCs/>
+          <w:sz w:val="19"/>
+          <w:szCs w:val="19"/>
+        </w:rPr>
+        <w:t>endif</w:t>
+      </w:r>
+      <w:proofErr w:type="spellEnd"/>
+      <w:r>
+        <w:rPr>
+          <w:rFonts w:ascii="Tahoma" w:hAnsi="Tahoma" w:cs="Tahoma"/>
+          <w:b/>
+          <w:bCs/>
+          <w:sz w:val="19"/>
+          <w:szCs w:val="19"/>
+        </w:rPr>
+        <w:t xml:space="preserve"> %}</w:t>
       </w:r>
     </w:p>
     <w:p>
@@ -2754,7 +2744,21 @@
         <w:rPr>
           <w:rFonts w:ascii="Tahoma" w:hAnsi="Tahoma" w:cs="Tahoma"/>
         </w:rPr>
-        <w:t>{{firmante_email}}</w:t>
+        <w:t>{{</w:t>
+      </w:r>
+      <w:proofErr w:type="spellStart"/>
+      <w:r>
+        <w:rPr>
+          <w:rFonts w:ascii="Tahoma" w:hAnsi="Tahoma" w:cs="Tahoma"/>
+        </w:rPr>
+        <w:t>firmante_email</w:t>
+      </w:r>
+      <w:proofErr w:type="spellEnd"/>
+      <w:r>
+        <w:rPr>
+          <w:rFonts w:ascii="Tahoma" w:hAnsi="Tahoma" w:cs="Tahoma"/>
+        </w:rPr>
+        <w:t>}}</w:t>
       </w:r>
     </w:p>
     <w:sectPr>

--- a/backend/apps/operaciones/templates/Proios_Cotizacion_Productos_TEMPLATE_ES.docx
+++ b/backend/apps/operaciones/templates/Proios_Cotizacion_Productos_TEMPLATE_ES.docx
@@ -1,6 +1,6 @@
 
 <file path=word/document.xml><?xml version="1.0" encoding="utf-8"?>
-<w:document xmlns:wpc="http://schemas.microsoft.com/office/word/2010/wordprocessingCanvas" xmlns:cx="http://schemas.microsoft.com/office/drawing/2014/chartex" xmlns:cx1="http://schemas.microsoft.com/office/drawing/2015/9/8/chartex" xmlns:cx2="http://schemas.microsoft.com/office/drawing/2015/10/21/chartex" xmlns:cx3="http://schemas.microsoft.com/office/drawing/2016/5/9/chartex" xmlns:cx4="http://schemas.microsoft.com/office/drawing/2016/5/10/chartex" xmlns:cx5="http://schemas.microsoft.com/office/drawing/2016/5/11/chartex" xmlns:cx6="http://schemas.microsoft.com/office/drawing/2016/5/12/chartex" xmlns:cx7="http://schemas.microsoft.com/office/drawing/2016/5/13/chartex" xmlns:cx8="http://schemas.microsoft.com/office/drawing/2016/5/14/chartex" xmlns:mc="http://schemas.openxmlformats.org/markup-compatibility/2006" xmlns:aink="http://schemas.microsoft.com/office/drawing/2016/ink" xmlns:am3d="http://schemas.microsoft.com/office/drawing/2017/model3d" xmlns:o="urn:schemas-microsoft-com:office:office" xmlns:oel="http://schemas.microsoft.com/office/2019/extlst" xmlns:r="http://schemas.openxmlformats.org/officeDocument/2006/relationships" xmlns:m="http://schemas.openxmlformats.org/officeDocument/2006/math" xmlns:v="urn:schemas-microsoft-com:vml" xmlns:wp14="http://schemas.microsoft.com/office/word/2010/wordprocessingDrawing" xmlns:wp="http://schemas.openxmlformats.org/drawingml/2006/wordprocessingDrawing" xmlns:w10="urn:schemas-microsoft-com:office:word" xmlns:w="http://schemas.openxmlformats.org/wordprocessingml/2006/main" xmlns:w14="http://schemas.microsoft.com/office/word/2010/wordml" xmlns:w15="http://schemas.microsoft.com/office/word/2012/wordml" xmlns:w16cex="http://schemas.microsoft.com/office/word/2018/wordml/cex" xmlns:w16cid="http://schemas.microsoft.com/office/word/2016/wordml/cid" xmlns:w16="http://schemas.microsoft.com/office/word/2018/wordml" xmlns:w16du="http://schemas.microsoft.com/office/word/2023/wordml/word16du" xmlns:w16sdtdh="http://schemas.microsoft.com/office/word/2020/wordml/sdtdatahash" xmlns:w16sdtfl="http://schemas.microsoft.com/office/word/2024/wordml/sdtformatlock" xmlns:w16se="http://schemas.microsoft.com/office/word/2015/wordml/symex" xmlns:wpg="http://schemas.microsoft.com/office/word/2010/wordprocessingGroup" xmlns:wpi="http://schemas.microsoft.com/office/word/2010/wordprocessingInk" xmlns:wne="http://schemas.microsoft.com/office/word/2006/wordml" xmlns:wps="http://schemas.microsoft.com/office/word/2010/wordprocessingShape" mc:Ignorable="w14 w15 w16se w16cid w16 w16cex w16sdtdh w16sdtfl w16du wp14">
+<w:document xmlns:wpc="http://schemas.microsoft.com/office/word/2010/wordprocessingCanvas" xmlns:cx="http://schemas.microsoft.com/office/drawing/2014/chartex" xmlns:cx1="http://schemas.microsoft.com/office/drawing/2015/9/8/chartex" xmlns:cx2="http://schemas.microsoft.com/office/drawing/2015/10/21/chartex" xmlns:cx3="http://schemas.microsoft.com/office/drawing/2016/5/9/chartex" xmlns:cx4="http://schemas.microsoft.com/office/drawing/2016/5/10/chartex" xmlns:cx5="http://schemas.microsoft.com/office/drawing/2016/5/11/chartex" xmlns:cx6="http://schemas.microsoft.com/office/drawing/2016/5/12/chartex" xmlns:cx7="http://schemas.microsoft.com/office/drawing/2016/5/13/chartex" xmlns:cx8="http://schemas.microsoft.com/office/drawing/2016/5/14/chartex" xmlns:mc="http://schemas.openxmlformats.org/markup-compatibility/2006" xmlns:aink="http://schemas.microsoft.com/office/drawing/2016/ink" xmlns:am3d="http://schemas.microsoft.com/office/drawing/2017/model3d" xmlns:o="urn:schemas-microsoft-com:office:office" xmlns:r="http://schemas.openxmlformats.org/officeDocument/2006/relationships" xmlns:m="http://schemas.openxmlformats.org/officeDocument/2006/math" xmlns:v="urn:schemas-microsoft-com:vml" xmlns:wp14="http://schemas.microsoft.com/office/word/2010/wordprocessingDrawing" xmlns:wp="http://schemas.openxmlformats.org/drawingml/2006/wordprocessingDrawing" xmlns:w10="urn:schemas-microsoft-com:office:word" xmlns:w="http://schemas.openxmlformats.org/wordprocessingml/2006/main" xmlns:w14="http://schemas.microsoft.com/office/word/2010/wordml" xmlns:w15="http://schemas.microsoft.com/office/word/2012/wordml" xmlns:w16cex="http://schemas.microsoft.com/office/word/2018/wordml/cex" xmlns:w16cid="http://schemas.microsoft.com/office/word/2016/wordml/cid" xmlns:w16="http://schemas.microsoft.com/office/word/2018/wordml" xmlns:w16sdtdh="http://schemas.microsoft.com/office/word/2020/wordml/sdtdatahash" xmlns:w16se="http://schemas.microsoft.com/office/word/2015/wordml/symex" xmlns:wpg="http://schemas.microsoft.com/office/word/2010/wordprocessingGroup" xmlns:wpi="http://schemas.microsoft.com/office/word/2010/wordprocessingInk" xmlns:wne="http://schemas.microsoft.com/office/word/2006/wordml" xmlns:wps="http://schemas.microsoft.com/office/word/2010/wordprocessingShape" mc:Ignorable="w14 w15 w16se w16cid w16 w16cex w16sdtdh wp14">
   <w:body>
     <w:p>
       <w:pPr>
@@ -79,11 +79,19 @@
                 <w:rFonts w:ascii="Tahoma" w:hAnsi="Tahoma" w:cs="Tahoma"/>
               </w:rPr>
             </w:pPr>
-            <w:r>
-              <w:rPr>
-                <w:rFonts w:ascii="Tahoma" w:hAnsi="Tahoma" w:cs="Tahoma"/>
-              </w:rPr>
-              <w:t>Proios S.A.</w:t>
+            <w:proofErr w:type="spellStart"/>
+            <w:r>
+              <w:rPr>
+                <w:rFonts w:ascii="Tahoma" w:hAnsi="Tahoma" w:cs="Tahoma"/>
+              </w:rPr>
+              <w:t>Proios</w:t>
+            </w:r>
+            <w:proofErr w:type="spellEnd"/>
+            <w:r>
+              <w:rPr>
+                <w:rFonts w:ascii="Tahoma" w:hAnsi="Tahoma" w:cs="Tahoma"/>
+              </w:rPr>
+              <w:t xml:space="preserve"> S.A.</w:t>
             </w:r>
           </w:p>
           <w:p>
@@ -242,6 +250,7 @@
               </w:rPr>
             </w:pPr>
             <w:proofErr w:type="spellStart"/>
+            <w:proofErr w:type="gramStart"/>
             <w:r>
               <w:rPr>
                 <w:rFonts w:ascii="Tahoma" w:hAnsi="Tahoma" w:cs="Tahoma"/>
@@ -259,7 +268,14 @@
               <w:rPr>
                 <w:rFonts w:ascii="Tahoma" w:eastAsia="Consolas" w:hAnsi="Tahoma" w:cs="Tahoma"/>
               </w:rPr>
-              <w:t>{{</w:t>
+              <w:t>{</w:t>
+            </w:r>
+            <w:proofErr w:type="gramEnd"/>
+            <w:r>
+              <w:rPr>
+                <w:rFonts w:ascii="Tahoma" w:eastAsia="Consolas" w:hAnsi="Tahoma" w:cs="Tahoma"/>
+              </w:rPr>
+              <w:t>{</w:t>
             </w:r>
             <w:proofErr w:type="spellStart"/>
             <w:r>
@@ -283,11 +299,19 @@
                 <w:rFonts w:ascii="Tahoma" w:hAnsi="Tahoma" w:cs="Tahoma"/>
               </w:rPr>
             </w:pPr>
-            <w:r>
-              <w:rPr>
-                <w:rFonts w:ascii="Tahoma" w:hAnsi="Tahoma" w:cs="Tahoma"/>
-              </w:rPr>
-              <w:t>Fecha  {{fecha}}</w:t>
+            <w:proofErr w:type="gramStart"/>
+            <w:r>
+              <w:rPr>
+                <w:rFonts w:ascii="Tahoma" w:hAnsi="Tahoma" w:cs="Tahoma"/>
+              </w:rPr>
+              <w:t>Fecha  {</w:t>
+            </w:r>
+            <w:proofErr w:type="gramEnd"/>
+            <w:r>
+              <w:rPr>
+                <w:rFonts w:ascii="Tahoma" w:hAnsi="Tahoma" w:cs="Tahoma"/>
+              </w:rPr>
+              <w:t>{fecha}}</w:t>
             </w:r>
           </w:p>
           <w:p>
@@ -297,11 +321,19 @@
                 <w:rFonts w:ascii="Tahoma" w:hAnsi="Tahoma" w:cs="Tahoma"/>
               </w:rPr>
             </w:pPr>
-            <w:r>
-              <w:rPr>
-                <w:rFonts w:ascii="Tahoma" w:hAnsi="Tahoma" w:cs="Tahoma"/>
-              </w:rPr>
-              <w:t>Validez  {{validez}}</w:t>
+            <w:proofErr w:type="gramStart"/>
+            <w:r>
+              <w:rPr>
+                <w:rFonts w:ascii="Tahoma" w:hAnsi="Tahoma" w:cs="Tahoma"/>
+              </w:rPr>
+              <w:t>Validez  {</w:t>
+            </w:r>
+            <w:proofErr w:type="gramEnd"/>
+            <w:r>
+              <w:rPr>
+                <w:rFonts w:ascii="Tahoma" w:hAnsi="Tahoma" w:cs="Tahoma"/>
+              </w:rPr>
+              <w:t>{validez}}</w:t>
             </w:r>
           </w:p>
           <w:p>
@@ -311,6 +343,7 @@
                 <w:rFonts w:ascii="Tahoma" w:hAnsi="Tahoma" w:cs="Tahoma"/>
               </w:rPr>
             </w:pPr>
+            <w:proofErr w:type="gramStart"/>
             <w:r>
               <w:rPr>
                 <w:rFonts w:ascii="Tahoma" w:hAnsi="Tahoma" w:cs="Tahoma"/>
@@ -321,7 +354,14 @@
               <w:rPr>
                 <w:rFonts w:ascii="Tahoma" w:eastAsia="Consolas" w:hAnsi="Tahoma" w:cs="Tahoma"/>
               </w:rPr>
-              <w:t>{{buque}}</w:t>
+              <w:t>{</w:t>
+            </w:r>
+            <w:proofErr w:type="gramEnd"/>
+            <w:r>
+              <w:rPr>
+                <w:rFonts w:ascii="Tahoma" w:eastAsia="Consolas" w:hAnsi="Tahoma" w:cs="Tahoma"/>
+              </w:rPr>
+              <w:t>{buque}}</w:t>
             </w:r>
           </w:p>
           <w:p>
@@ -331,6 +371,7 @@
                 <w:rFonts w:ascii="Tahoma" w:hAnsi="Tahoma" w:cs="Tahoma"/>
               </w:rPr>
             </w:pPr>
+            <w:proofErr w:type="gramStart"/>
             <w:r>
               <w:rPr>
                 <w:rFonts w:ascii="Tahoma" w:hAnsi="Tahoma" w:cs="Tahoma"/>
@@ -341,7 +382,14 @@
               <w:rPr>
                 <w:rFonts w:ascii="Tahoma" w:eastAsia="Consolas" w:hAnsi="Tahoma" w:cs="Tahoma"/>
               </w:rPr>
-              <w:t>{{</w:t>
+              <w:t>{</w:t>
+            </w:r>
+            <w:proofErr w:type="gramEnd"/>
+            <w:r>
+              <w:rPr>
+                <w:rFonts w:ascii="Tahoma" w:eastAsia="Consolas" w:hAnsi="Tahoma" w:cs="Tahoma"/>
+              </w:rPr>
+              <w:t>{</w:t>
             </w:r>
             <w:proofErr w:type="spellStart"/>
             <w:r>
@@ -365,6 +413,7 @@
                 <w:rFonts w:ascii="Tahoma" w:hAnsi="Tahoma" w:cs="Tahoma"/>
               </w:rPr>
             </w:pPr>
+            <w:proofErr w:type="gramStart"/>
             <w:r>
               <w:rPr>
                 <w:rFonts w:ascii="Tahoma" w:hAnsi="Tahoma" w:cs="Tahoma"/>
@@ -375,7 +424,14 @@
               <w:rPr>
                 <w:rFonts w:ascii="Tahoma" w:eastAsia="Consolas" w:hAnsi="Tahoma" w:cs="Tahoma"/>
               </w:rPr>
-              <w:t>{{eta}}</w:t>
+              <w:t>{</w:t>
+            </w:r>
+            <w:proofErr w:type="gramEnd"/>
+            <w:r>
+              <w:rPr>
+                <w:rFonts w:ascii="Tahoma" w:eastAsia="Consolas" w:hAnsi="Tahoma" w:cs="Tahoma"/>
+              </w:rPr>
+              <w:t>{eta}}</w:t>
             </w:r>
           </w:p>
         </w:tc>
@@ -773,6 +829,7 @@
               <w:t>{{</w:t>
             </w:r>
             <w:proofErr w:type="spellStart"/>
+            <w:proofErr w:type="gramStart"/>
             <w:r>
               <w:rPr>
                 <w:rFonts w:ascii="Tahoma" w:hAnsi="Tahoma" w:cs="Tahoma"/>
@@ -781,6 +838,7 @@
               <w:t>item.descripcion</w:t>
             </w:r>
             <w:proofErr w:type="spellEnd"/>
+            <w:proofErr w:type="gramEnd"/>
             <w:r>
               <w:rPr>
                 <w:rFonts w:ascii="Tahoma" w:hAnsi="Tahoma" w:cs="Tahoma"/>
@@ -814,6 +872,7 @@
               <w:t>{{</w:t>
             </w:r>
             <w:proofErr w:type="spellStart"/>
+            <w:proofErr w:type="gramStart"/>
             <w:r>
               <w:rPr>
                 <w:rFonts w:ascii="Tahoma" w:hAnsi="Tahoma" w:cs="Tahoma"/>
@@ -821,6 +880,7 @@
               <w:t>item.cantidad</w:t>
             </w:r>
             <w:proofErr w:type="spellEnd"/>
+            <w:proofErr w:type="gramEnd"/>
             <w:r>
               <w:rPr>
                 <w:rFonts w:ascii="Tahoma" w:hAnsi="Tahoma" w:cs="Tahoma"/>
@@ -853,6 +913,7 @@
               <w:t>{{</w:t>
             </w:r>
             <w:proofErr w:type="spellStart"/>
+            <w:proofErr w:type="gramStart"/>
             <w:r>
               <w:rPr>
                 <w:rFonts w:ascii="Tahoma" w:hAnsi="Tahoma" w:cs="Tahoma"/>
@@ -860,6 +921,7 @@
               <w:t>item.unidad</w:t>
             </w:r>
             <w:proofErr w:type="spellEnd"/>
+            <w:proofErr w:type="gramEnd"/>
             <w:r>
               <w:rPr>
                 <w:rFonts w:ascii="Tahoma" w:hAnsi="Tahoma" w:cs="Tahoma"/>
@@ -892,6 +954,7 @@
               <w:t>{{</w:t>
             </w:r>
             <w:proofErr w:type="spellStart"/>
+            <w:proofErr w:type="gramStart"/>
             <w:r>
               <w:rPr>
                 <w:rFonts w:ascii="Tahoma" w:hAnsi="Tahoma" w:cs="Tahoma"/>
@@ -899,6 +962,7 @@
               <w:t>item.precio</w:t>
             </w:r>
             <w:proofErr w:type="spellEnd"/>
+            <w:proofErr w:type="gramEnd"/>
             <w:r>
               <w:rPr>
                 <w:rFonts w:ascii="Tahoma" w:hAnsi="Tahoma" w:cs="Tahoma"/>
@@ -932,6 +996,7 @@
               <w:t>{{</w:t>
             </w:r>
             <w:proofErr w:type="spellStart"/>
+            <w:proofErr w:type="gramStart"/>
             <w:r>
               <w:rPr>
                 <w:rFonts w:ascii="Tahoma" w:hAnsi="Tahoma" w:cs="Tahoma"/>
@@ -939,6 +1004,7 @@
               <w:t>item.importe</w:t>
             </w:r>
             <w:proofErr w:type="spellEnd"/>
+            <w:proofErr w:type="gramEnd"/>
             <w:r>
               <w:rPr>
                 <w:rFonts w:ascii="Tahoma" w:hAnsi="Tahoma" w:cs="Tahoma"/>
@@ -1134,6 +1200,19 @@
           <w:rFonts w:ascii="Tahoma" w:hAnsi="Tahoma" w:cs="Tahoma"/>
         </w:rPr>
       </w:pPr>
+    </w:p>
+    <w:p>
+      <w:r>
+        <w:t xml:space="preserve">{%p </w:t>
+      </w:r>
+      <w:proofErr w:type="spellStart"/>
+      <w:r>
+        <w:t>if</w:t>
+      </w:r>
+      <w:proofErr w:type="spellEnd"/>
+      <w:r>
+        <w:t xml:space="preserve"> expensas %}</w:t>
+      </w:r>
     </w:p>
     <w:tbl>
       <w:tblPr>
@@ -1174,6 +1253,7 @@
                 <w:bCs/>
                 <w:sz w:val="17"/>
                 <w:szCs w:val="17"/>
+                <w:lang w:val="en-GB"/>
               </w:rPr>
             </w:pPr>
             <w:r>
@@ -1183,8 +1263,31 @@
                 <w:bCs/>
                 <w:sz w:val="16"/>
                 <w:szCs w:val="16"/>
-              </w:rPr>
-              <w:t>EXPENSAS</w:t>
+                <w:lang w:val="en-GB"/>
+              </w:rPr>
+              <w:t>EXPENS</w:t>
+            </w:r>
+            <w:r>
+              <w:rPr>
+                <w:rFonts w:ascii="Tahoma" w:hAnsi="Tahoma" w:cs="Tahoma"/>
+                <w:b/>
+                <w:bCs/>
+                <w:sz w:val="16"/>
+                <w:szCs w:val="16"/>
+                <w:lang w:val="en-GB"/>
+              </w:rPr>
+              <w:t>A</w:t>
+            </w:r>
+            <w:r>
+              <w:rPr>
+                <w:rFonts w:ascii="Tahoma" w:hAnsi="Tahoma" w:cs="Tahoma"/>
+                <w:b/>
+                <w:bCs/>
+                <w:sz w:val="16"/>
+                <w:szCs w:val="16"/>
+                <w:lang w:val="en-GB"/>
+              </w:rPr>
+              <w:t>S</w:t>
             </w:r>
           </w:p>
         </w:tc>
@@ -1210,6 +1313,7 @@
                 <w:bCs/>
                 <w:sz w:val="17"/>
                 <w:szCs w:val="17"/>
+                <w:lang w:val="en-GB"/>
               </w:rPr>
             </w:pPr>
           </w:p>
@@ -1236,6 +1340,7 @@
                 <w:bCs/>
                 <w:sz w:val="17"/>
                 <w:szCs w:val="17"/>
+                <w:lang w:val="en-GB"/>
               </w:rPr>
             </w:pPr>
           </w:p>
@@ -1262,6 +1367,7 @@
                 <w:bCs/>
                 <w:sz w:val="17"/>
                 <w:szCs w:val="17"/>
+                <w:lang w:val="en-GB"/>
               </w:rPr>
             </w:pPr>
           </w:p>
@@ -1288,6 +1394,7 @@
                 <w:bCs/>
                 <w:sz w:val="17"/>
                 <w:szCs w:val="17"/>
+                <w:lang w:val="en-GB"/>
               </w:rPr>
             </w:pPr>
           </w:p>
@@ -1467,6 +1574,7 @@
               <w:t>{{</w:t>
             </w:r>
             <w:proofErr w:type="spellStart"/>
+            <w:proofErr w:type="gramStart"/>
             <w:r>
               <w:rPr>
                 <w:rFonts w:ascii="Tahoma" w:hAnsi="Tahoma" w:cs="Tahoma"/>
@@ -1482,6 +1590,7 @@
               <w:t>.descripcion</w:t>
             </w:r>
             <w:proofErr w:type="spellEnd"/>
+            <w:proofErr w:type="gramEnd"/>
             <w:r>
               <w:rPr>
                 <w:rFonts w:ascii="Tahoma" w:hAnsi="Tahoma" w:cs="Tahoma"/>
@@ -1516,6 +1625,7 @@
               <w:t>{{</w:t>
             </w:r>
             <w:proofErr w:type="spellStart"/>
+            <w:proofErr w:type="gramStart"/>
             <w:r>
               <w:rPr>
                 <w:rFonts w:ascii="Tahoma" w:hAnsi="Tahoma" w:cs="Tahoma"/>
@@ -1535,6 +1645,7 @@
               <w:t>cantidad</w:t>
             </w:r>
             <w:proofErr w:type="spellEnd"/>
+            <w:proofErr w:type="gramEnd"/>
             <w:r>
               <w:rPr>
                 <w:rFonts w:ascii="Tahoma" w:hAnsi="Tahoma" w:cs="Tahoma"/>
@@ -1567,6 +1678,7 @@
               <w:t>{{</w:t>
             </w:r>
             <w:proofErr w:type="spellStart"/>
+            <w:proofErr w:type="gramStart"/>
             <w:r>
               <w:rPr>
                 <w:rFonts w:ascii="Tahoma" w:hAnsi="Tahoma" w:cs="Tahoma"/>
@@ -1580,6 +1692,7 @@
               <w:t>.unidad</w:t>
             </w:r>
             <w:proofErr w:type="spellEnd"/>
+            <w:proofErr w:type="gramEnd"/>
             <w:r>
               <w:rPr>
                 <w:rFonts w:ascii="Tahoma" w:hAnsi="Tahoma" w:cs="Tahoma"/>
@@ -1612,6 +1725,7 @@
               <w:t>{{</w:t>
             </w:r>
             <w:proofErr w:type="spellStart"/>
+            <w:proofErr w:type="gramStart"/>
             <w:r>
               <w:rPr>
                 <w:rFonts w:ascii="Tahoma" w:hAnsi="Tahoma" w:cs="Tahoma"/>
@@ -1625,6 +1739,7 @@
               <w:t>.precio</w:t>
             </w:r>
             <w:proofErr w:type="spellEnd"/>
+            <w:proofErr w:type="gramEnd"/>
             <w:r>
               <w:rPr>
                 <w:rFonts w:ascii="Tahoma" w:hAnsi="Tahoma" w:cs="Tahoma"/>
@@ -1658,6 +1773,7 @@
               <w:t>{{</w:t>
             </w:r>
             <w:proofErr w:type="spellStart"/>
+            <w:proofErr w:type="gramStart"/>
             <w:r>
               <w:rPr>
                 <w:rFonts w:ascii="Tahoma" w:hAnsi="Tahoma" w:cs="Tahoma"/>
@@ -1671,6 +1787,7 @@
               <w:t>.importe</w:t>
             </w:r>
             <w:proofErr w:type="spellEnd"/>
+            <w:proofErr w:type="gramEnd"/>
             <w:r>
               <w:rPr>
                 <w:rFonts w:ascii="Tahoma" w:hAnsi="Tahoma" w:cs="Tahoma"/>
@@ -1858,6 +1975,29 @@
     </w:tbl>
     <w:p>
       <w:pPr>
+        <w:spacing w:before="240" w:after="90"/>
+      </w:pPr>
+      <w:r>
+        <w:t xml:space="preserve">{%p </w:t>
+      </w:r>
+      <w:proofErr w:type="spellStart"/>
+      <w:r>
+        <w:t>endif</w:t>
+      </w:r>
+      <w:proofErr w:type="spellEnd"/>
+      <w:r>
+        <w:t xml:space="preserve"> %}</w:t>
+      </w:r>
+    </w:p>
+    <w:p>
+      <w:pPr>
+        <w:spacing w:before="240" w:after="90"/>
+      </w:pPr>
+    </w:p>
+    <w:p>
+      <w:pPr>
+        <w:keepNext/>
+        <w:keepLines/>
         <w:spacing w:before="240" w:after="90"/>
         <w:rPr>
           <w:rFonts w:ascii="Tahoma" w:hAnsi="Tahoma" w:cs="Tahoma"/>
@@ -1912,8 +2052,7 @@
                 <w:sz w:val="19"/>
                 <w:szCs w:val="19"/>
               </w:rPr>
-              <w:lastRenderedPageBreak/>
-              <w:t>IVA</w:t>
+              <w:t>VAT</w:t>
             </w:r>
           </w:p>
         </w:tc>
@@ -2027,7 +2166,29 @@
                 <w:sz w:val="22"/>
                 <w:szCs w:val="22"/>
               </w:rPr>
-              <w:t xml:space="preserve">        {{moneda}}                                                                                                                     {{total}}</w:t>
+              <w:t xml:space="preserve">        {{moneda</w:t>
+            </w:r>
+            <w:proofErr w:type="gramStart"/>
+            <w:r>
+              <w:rPr>
+                <w:rFonts w:ascii="Tahoma" w:hAnsi="Tahoma" w:cs="Tahoma"/>
+                <w:b/>
+                <w:bCs/>
+                <w:sz w:val="22"/>
+                <w:szCs w:val="22"/>
+              </w:rPr>
+              <w:t xml:space="preserve">}}   </w:t>
+            </w:r>
+            <w:proofErr w:type="gramEnd"/>
+            <w:r>
+              <w:rPr>
+                <w:rFonts w:ascii="Tahoma" w:hAnsi="Tahoma" w:cs="Tahoma"/>
+                <w:b/>
+                <w:bCs/>
+                <w:sz w:val="22"/>
+                <w:szCs w:val="22"/>
+              </w:rPr>
+              <w:t xml:space="preserve">                                                                                                                  {{total}}</w:t>
             </w:r>
           </w:p>
         </w:tc>
@@ -2088,6 +2249,8 @@
     </w:tbl>
     <w:p>
       <w:pPr>
+        <w:keepNext/>
+        <w:keepLines/>
         <w:spacing w:before="240" w:after="90"/>
         <w:rPr>
           <w:rFonts w:ascii="Tahoma" w:hAnsi="Tahoma" w:cs="Tahoma"/>
@@ -2100,6 +2263,8 @@
     </w:p>
     <w:p>
       <w:pPr>
+        <w:keepNext/>
+        <w:keepLines/>
         <w:spacing w:before="240" w:after="90"/>
         <w:rPr>
           <w:rFonts w:ascii="Tahoma" w:hAnsi="Tahoma" w:cs="Tahoma"/>
@@ -2112,6 +2277,8 @@
     </w:p>
     <w:p>
       <w:pPr>
+        <w:keepNext/>
+        <w:keepLines/>
         <w:spacing w:before="240" w:after="90"/>
         <w:rPr>
           <w:rFonts w:ascii="Tahoma" w:hAnsi="Tahoma" w:cs="Tahoma"/>
@@ -2124,6 +2291,8 @@
     </w:p>
     <w:p>
       <w:pPr>
+        <w:keepNext/>
+        <w:keepLines/>
         <w:spacing w:before="240" w:after="90"/>
         <w:rPr>
           <w:rFonts w:ascii="Tahoma" w:hAnsi="Tahoma" w:cs="Tahoma"/>
@@ -2136,6 +2305,8 @@
     </w:p>
     <w:p>
       <w:pPr>
+        <w:keepNext/>
+        <w:keepLines/>
         <w:spacing w:before="240" w:after="90"/>
         <w:rPr>
           <w:rFonts w:ascii="Tahoma" w:hAnsi="Tahoma" w:cs="Tahoma"/>
@@ -2148,122 +2319,22 @@
     </w:p>
     <w:p>
       <w:pPr>
+        <w:keepNext/>
+        <w:keepLines/>
         <w:spacing w:before="240" w:after="90"/>
         <w:rPr>
           <w:rFonts w:ascii="Tahoma" w:hAnsi="Tahoma" w:cs="Tahoma"/>
           <w:b/>
           <w:bCs/>
-          <w:sz w:val="16"/>
-          <w:szCs w:val="16"/>
+          <w:sz w:val="19"/>
+          <w:szCs w:val="19"/>
         </w:rPr>
       </w:pPr>
     </w:p>
     <w:p>
       <w:pPr>
-        <w:pageBreakBefore/>
-        <w:spacing w:before="240" w:after="90"/>
-        <w:rPr>
-          <w:rFonts w:ascii="Tahoma" w:hAnsi="Tahoma" w:cs="Tahoma"/>
-          <w:b/>
-          <w:bCs/>
-          <w:sz w:val="16"/>
-          <w:szCs w:val="16"/>
-        </w:rPr>
-      </w:pPr>
-      <w:r>
-        <w:rPr>
-          <w:rFonts w:ascii="Tahoma" w:hAnsi="Tahoma" w:cs="Tahoma"/>
-          <w:b/>
-          <w:bCs/>
-          <w:sz w:val="16"/>
-          <w:szCs w:val="16"/>
-        </w:rPr>
-        <w:lastRenderedPageBreak/>
-        <w:br/>
-      </w:r>
-      <w:r>
-        <w:rPr>
-          <w:rFonts w:ascii="Tahoma" w:hAnsi="Tahoma" w:cs="Tahoma"/>
-          <w:b/>
-          <w:bCs/>
-          <w:sz w:val="16"/>
-          <w:szCs w:val="16"/>
-        </w:rPr>
-        <w:br/>
-      </w:r>
-      <w:r>
-        <w:rPr>
-          <w:rFonts w:ascii="Tahoma" w:hAnsi="Tahoma" w:cs="Tahoma"/>
-          <w:b/>
-          <w:bCs/>
-          <w:sz w:val="16"/>
-          <w:szCs w:val="16"/>
-        </w:rPr>
-        <w:br/>
-      </w:r>
-      <w:r>
-        <w:rPr>
-          <w:rFonts w:ascii="Tahoma" w:hAnsi="Tahoma" w:cs="Tahoma"/>
-          <w:b/>
-          <w:bCs/>
-          <w:sz w:val="16"/>
-          <w:szCs w:val="16"/>
-        </w:rPr>
-        <w:br/>
-      </w:r>
-      <w:r>
-        <w:rPr>
-          <w:rFonts w:ascii="Tahoma" w:hAnsi="Tahoma" w:cs="Tahoma"/>
-          <w:b/>
-          <w:bCs/>
-          <w:sz w:val="16"/>
-          <w:szCs w:val="16"/>
-        </w:rPr>
-        <w:br/>
-      </w:r>
-      <w:r>
-        <w:rPr>
-          <w:rFonts w:ascii="Tahoma" w:hAnsi="Tahoma" w:cs="Tahoma"/>
-          <w:b/>
-          <w:bCs/>
-          <w:sz w:val="16"/>
-          <w:szCs w:val="16"/>
-        </w:rPr>
-        <w:br/>
-      </w:r>
-      <w:r>
-        <w:rPr>
-          <w:rFonts w:ascii="Tahoma" w:hAnsi="Tahoma" w:cs="Tahoma"/>
-          <w:b/>
-          <w:bCs/>
-          <w:sz w:val="16"/>
-          <w:szCs w:val="16"/>
-        </w:rPr>
-        <w:br/>
-      </w:r>
-      <w:r>
-        <w:rPr>
-          <w:rFonts w:ascii="Tahoma" w:hAnsi="Tahoma" w:cs="Tahoma"/>
-          <w:b/>
-          <w:bCs/>
-          <w:sz w:val="16"/>
-          <w:szCs w:val="16"/>
-        </w:rPr>
-        <w:br/>
-      </w:r>
-      <w:r>
-        <w:rPr>
-          <w:rFonts w:ascii="Tahoma" w:hAnsi="Tahoma" w:cs="Tahoma"/>
-          <w:b/>
-          <w:bCs/>
-          <w:sz w:val="16"/>
-          <w:szCs w:val="16"/>
-        </w:rPr>
-        <w:br/>
-      </w:r>
-    </w:p>
-    <w:p>
-      <w:pPr>
+        <w:keepNext/>
+        <w:keepLines/>
         <w:spacing w:before="240" w:after="90"/>
         <w:rPr>
           <w:rFonts w:ascii="Tahoma" w:hAnsi="Tahoma" w:cs="Tahoma"/>
@@ -2317,6 +2388,8 @@
           </w:tcPr>
           <w:p>
             <w:pPr>
+              <w:keepNext/>
+              <w:keepLines/>
               <w:rPr>
                 <w:rFonts w:ascii="Tahoma" w:hAnsi="Tahoma" w:cs="Tahoma"/>
               </w:rPr>
@@ -2339,6 +2412,8 @@
           </w:tcPr>
           <w:p>
             <w:pPr>
+              <w:keepNext/>
+              <w:keepLines/>
               <w:rPr>
                 <w:rFonts w:ascii="Tahoma" w:hAnsi="Tahoma" w:cs="Tahoma"/>
               </w:rPr>
@@ -2359,6 +2434,8 @@
           </w:tcPr>
           <w:p>
             <w:pPr>
+              <w:keepNext/>
+              <w:keepLines/>
               <w:rPr>
                 <w:rFonts w:ascii="Tahoma" w:hAnsi="Tahoma" w:cs="Tahoma"/>
               </w:rPr>
@@ -2381,6 +2458,8 @@
           </w:tcPr>
           <w:p>
             <w:pPr>
+              <w:keepNext/>
+              <w:keepLines/>
               <w:rPr>
                 <w:rFonts w:ascii="Tahoma" w:hAnsi="Tahoma" w:cs="Tahoma"/>
               </w:rPr>
@@ -2415,6 +2494,8 @@
           </w:tcPr>
           <w:p>
             <w:pPr>
+              <w:keepNext/>
+              <w:keepLines/>
               <w:rPr>
                 <w:rFonts w:ascii="Tahoma" w:hAnsi="Tahoma" w:cs="Tahoma"/>
               </w:rPr>
@@ -2437,6 +2518,8 @@
           </w:tcPr>
           <w:p>
             <w:pPr>
+              <w:keepNext/>
+              <w:keepLines/>
               <w:rPr>
                 <w:rFonts w:ascii="Tahoma" w:hAnsi="Tahoma" w:cs="Tahoma"/>
               </w:rPr>
@@ -2477,6 +2560,8 @@
           </w:tcPr>
           <w:p>
             <w:pPr>
+              <w:keepNext/>
+              <w:keepLines/>
               <w:rPr>
                 <w:rFonts w:ascii="Tahoma" w:hAnsi="Tahoma" w:cs="Tahoma"/>
               </w:rPr>
@@ -2509,6 +2594,8 @@
           </w:tcPr>
           <w:p>
             <w:pPr>
+              <w:keepNext/>
+              <w:keepLines/>
               <w:rPr>
                 <w:rFonts w:ascii="Tahoma" w:hAnsi="Tahoma" w:cs="Tahoma"/>
               </w:rPr>
@@ -2522,6 +2609,8 @@
           </w:p>
           <w:p>
             <w:pPr>
+              <w:keepNext/>
+              <w:keepLines/>
               <w:rPr>
                 <w:rFonts w:ascii="Tahoma" w:hAnsi="Tahoma" w:cs="Tahoma"/>
               </w:rPr>
@@ -2539,6 +2628,8 @@
           </w:tcPr>
           <w:p>
             <w:pPr>
+              <w:keepNext/>
+              <w:keepLines/>
               <w:rPr>
                 <w:rFonts w:ascii="Tahoma" w:hAnsi="Tahoma" w:cs="Tahoma"/>
                 <w:b/>
@@ -2555,6 +2646,8 @@
           </w:tcPr>
           <w:p>
             <w:pPr>
+              <w:keepNext/>
+              <w:keepLines/>
               <w:rPr>
                 <w:rFonts w:ascii="Tahoma" w:hAnsi="Tahoma" w:cs="Tahoma"/>
               </w:rPr>
@@ -2693,6 +2786,8 @@
     </w:p>
     <w:p>
       <w:pPr>
+        <w:keepNext/>
+        <w:keepLines/>
         <w:spacing w:before="360"/>
         <w:rPr>
           <w:rFonts w:ascii="Tahoma" w:hAnsi="Tahoma" w:cs="Tahoma"/>
@@ -2707,6 +2802,8 @@
     </w:p>
     <w:p>
       <w:pPr>
+        <w:keepNext/>
+        <w:keepLines/>
         <w:spacing w:before="300"/>
         <w:rPr>
           <w:rFonts w:ascii="Tahoma" w:hAnsi="Tahoma" w:cs="Tahoma"/>
@@ -2723,6 +2820,8 @@
     </w:p>
     <w:p>
       <w:pPr>
+        <w:keepNext/>
+        <w:keepLines/>
         <w:rPr>
           <w:rFonts w:ascii="Tahoma" w:hAnsi="Tahoma" w:cs="Tahoma"/>
         </w:rPr>
@@ -2731,11 +2830,27 @@
         <w:rPr>
           <w:rFonts w:ascii="Tahoma" w:hAnsi="Tahoma" w:cs="Tahoma"/>
         </w:rPr>
-        <w:t>{{cargo}} – Proios S.A.</w:t>
+        <w:t xml:space="preserve">{{cargo}} – </w:t>
+      </w:r>
+      <w:proofErr w:type="spellStart"/>
+      <w:r>
+        <w:rPr>
+          <w:rFonts w:ascii="Tahoma" w:hAnsi="Tahoma" w:cs="Tahoma"/>
+        </w:rPr>
+        <w:t>Proios</w:t>
+      </w:r>
+      <w:proofErr w:type="spellEnd"/>
+      <w:r>
+        <w:rPr>
+          <w:rFonts w:ascii="Tahoma" w:hAnsi="Tahoma" w:cs="Tahoma"/>
+        </w:rPr>
+        <w:t xml:space="preserve"> S.A.</w:t>
       </w:r>
     </w:p>
     <w:p>
       <w:pPr>
+        <w:keepNext/>
+        <w:keepLines/>
         <w:rPr>
           <w:rFonts w:ascii="Tahoma" w:hAnsi="Tahoma" w:cs="Tahoma"/>
         </w:rPr>
@@ -2774,7 +2889,7 @@
 </file>
 
 <file path=word/endnotes.xml><?xml version="1.0" encoding="utf-8"?>
-<w:endnotes xmlns:wpc="http://schemas.microsoft.com/office/word/2010/wordprocessingCanvas" xmlns:cx="http://schemas.microsoft.com/office/drawing/2014/chartex" xmlns:cx1="http://schemas.microsoft.com/office/drawing/2015/9/8/chartex" xmlns:cx2="http://schemas.microsoft.com/office/drawing/2015/10/21/chartex" xmlns:cx3="http://schemas.microsoft.com/office/drawing/2016/5/9/chartex" xmlns:cx4="http://schemas.microsoft.com/office/drawing/2016/5/10/chartex" xmlns:cx5="http://schemas.microsoft.com/office/drawing/2016/5/11/chartex" xmlns:cx6="http://schemas.microsoft.com/office/drawing/2016/5/12/chartex" xmlns:cx7="http://schemas.microsoft.com/office/drawing/2016/5/13/chartex" xmlns:cx8="http://schemas.microsoft.com/office/drawing/2016/5/14/chartex" xmlns:mc="http://schemas.openxmlformats.org/markup-compatibility/2006" xmlns:aink="http://schemas.microsoft.com/office/drawing/2016/ink" xmlns:am3d="http://schemas.microsoft.com/office/drawing/2017/model3d" xmlns:o="urn:schemas-microsoft-com:office:office" xmlns:oel="http://schemas.microsoft.com/office/2019/extlst" xmlns:r="http://schemas.openxmlformats.org/officeDocument/2006/relationships" xmlns:m="http://schemas.openxmlformats.org/officeDocument/2006/math" xmlns:v="urn:schemas-microsoft-com:vml" xmlns:wp14="http://schemas.microsoft.com/office/word/2010/wordprocessingDrawing" xmlns:wp="http://schemas.openxmlformats.org/drawingml/2006/wordprocessingDrawing" xmlns:w10="urn:schemas-microsoft-com:office:word" xmlns:w="http://schemas.openxmlformats.org/wordprocessingml/2006/main" xmlns:w14="http://schemas.microsoft.com/office/word/2010/wordml" xmlns:w15="http://schemas.microsoft.com/office/word/2012/wordml" xmlns:w16cex="http://schemas.microsoft.com/office/word/2018/wordml/cex" xmlns:w16cid="http://schemas.microsoft.com/office/word/2016/wordml/cid" xmlns:w16="http://schemas.microsoft.com/office/word/2018/wordml" xmlns:w16du="http://schemas.microsoft.com/office/word/2023/wordml/word16du" xmlns:w16sdtdh="http://schemas.microsoft.com/office/word/2020/wordml/sdtdatahash" xmlns:w16sdtfl="http://schemas.microsoft.com/office/word/2024/wordml/sdtformatlock" xmlns:w16se="http://schemas.microsoft.com/office/word/2015/wordml/symex" xmlns:wpg="http://schemas.microsoft.com/office/word/2010/wordprocessingGroup" xmlns:wpi="http://schemas.microsoft.com/office/word/2010/wordprocessingInk" xmlns:wne="http://schemas.microsoft.com/office/word/2006/wordml" xmlns:wps="http://schemas.microsoft.com/office/word/2010/wordprocessingShape" mc:Ignorable="w14 w15 w16se w16cid w16 w16cex w16sdtdh w16sdtfl w16du wp14">
+<w:endnotes xmlns:wpc="http://schemas.microsoft.com/office/word/2010/wordprocessingCanvas" xmlns:cx="http://schemas.microsoft.com/office/drawing/2014/chartex" xmlns:cx1="http://schemas.microsoft.com/office/drawing/2015/9/8/chartex" xmlns:cx2="http://schemas.microsoft.com/office/drawing/2015/10/21/chartex" xmlns:cx3="http://schemas.microsoft.com/office/drawing/2016/5/9/chartex" xmlns:cx4="http://schemas.microsoft.com/office/drawing/2016/5/10/chartex" xmlns:cx5="http://schemas.microsoft.com/office/drawing/2016/5/11/chartex" xmlns:cx6="http://schemas.microsoft.com/office/drawing/2016/5/12/chartex" xmlns:cx7="http://schemas.microsoft.com/office/drawing/2016/5/13/chartex" xmlns:cx8="http://schemas.microsoft.com/office/drawing/2016/5/14/chartex" xmlns:mc="http://schemas.openxmlformats.org/markup-compatibility/2006" xmlns:aink="http://schemas.microsoft.com/office/drawing/2016/ink" xmlns:am3d="http://schemas.microsoft.com/office/drawing/2017/model3d" xmlns:o="urn:schemas-microsoft-com:office:office" xmlns:r="http://schemas.openxmlformats.org/officeDocument/2006/relationships" xmlns:m="http://schemas.openxmlformats.org/officeDocument/2006/math" xmlns:v="urn:schemas-microsoft-com:vml" xmlns:wp14="http://schemas.microsoft.com/office/word/2010/wordprocessingDrawing" xmlns:wp="http://schemas.openxmlformats.org/drawingml/2006/wordprocessingDrawing" xmlns:w10="urn:schemas-microsoft-com:office:word" xmlns:w="http://schemas.openxmlformats.org/wordprocessingml/2006/main" xmlns:w14="http://schemas.microsoft.com/office/word/2010/wordml" xmlns:w15="http://schemas.microsoft.com/office/word/2012/wordml" xmlns:w16cex="http://schemas.microsoft.com/office/word/2018/wordml/cex" xmlns:w16cid="http://schemas.microsoft.com/office/word/2016/wordml/cid" xmlns:w16="http://schemas.microsoft.com/office/word/2018/wordml" xmlns:w16sdtdh="http://schemas.microsoft.com/office/word/2020/wordml/sdtdatahash" xmlns:w16se="http://schemas.microsoft.com/office/word/2015/wordml/symex" xmlns:wpg="http://schemas.microsoft.com/office/word/2010/wordprocessingGroup" xmlns:wpi="http://schemas.microsoft.com/office/word/2010/wordprocessingInk" xmlns:wne="http://schemas.microsoft.com/office/word/2006/wordml" xmlns:wps="http://schemas.microsoft.com/office/word/2010/wordprocessingShape" mc:Ignorable="w14 w15 w16se w16cid w16 w16cex w16sdtdh wp14">
   <w:endnote w:type="separator" w:id="-1">
     <w:p>
       <w:r>
@@ -2793,7 +2908,7 @@
 </file>
 
 <file path=word/footer1.xml><?xml version="1.0" encoding="utf-8"?>
-<w:ftr xmlns:wpc="http://schemas.microsoft.com/office/word/2010/wordprocessingCanvas" xmlns:cx="http://schemas.microsoft.com/office/drawing/2014/chartex" xmlns:cx1="http://schemas.microsoft.com/office/drawing/2015/9/8/chartex" xmlns:cx2="http://schemas.microsoft.com/office/drawing/2015/10/21/chartex" xmlns:cx3="http://schemas.microsoft.com/office/drawing/2016/5/9/chartex" xmlns:cx4="http://schemas.microsoft.com/office/drawing/2016/5/10/chartex" xmlns:cx5="http://schemas.microsoft.com/office/drawing/2016/5/11/chartex" xmlns:cx6="http://schemas.microsoft.com/office/drawing/2016/5/12/chartex" xmlns:cx7="http://schemas.microsoft.com/office/drawing/2016/5/13/chartex" xmlns:cx8="http://schemas.microsoft.com/office/drawing/2016/5/14/chartex" xmlns:mc="http://schemas.openxmlformats.org/markup-compatibility/2006" xmlns:aink="http://schemas.microsoft.com/office/drawing/2016/ink" xmlns:am3d="http://schemas.microsoft.com/office/drawing/2017/model3d" xmlns:o="urn:schemas-microsoft-com:office:office" xmlns:oel="http://schemas.microsoft.com/office/2019/extlst" xmlns:r="http://schemas.openxmlformats.org/officeDocument/2006/relationships" xmlns:m="http://schemas.openxmlformats.org/officeDocument/2006/math" xmlns:v="urn:schemas-microsoft-com:vml" xmlns:wp14="http://schemas.microsoft.com/office/word/2010/wordprocessingDrawing" xmlns:wp="http://schemas.openxmlformats.org/drawingml/2006/wordprocessingDrawing" xmlns:w10="urn:schemas-microsoft-com:office:word" xmlns:w="http://schemas.openxmlformats.org/wordprocessingml/2006/main" xmlns:w14="http://schemas.microsoft.com/office/word/2010/wordml" xmlns:w15="http://schemas.microsoft.com/office/word/2012/wordml" xmlns:w16cex="http://schemas.microsoft.com/office/word/2018/wordml/cex" xmlns:w16cid="http://schemas.microsoft.com/office/word/2016/wordml/cid" xmlns:w16="http://schemas.microsoft.com/office/word/2018/wordml" xmlns:w16du="http://schemas.microsoft.com/office/word/2023/wordml/word16du" xmlns:w16sdtdh="http://schemas.microsoft.com/office/word/2020/wordml/sdtdatahash" xmlns:w16sdtfl="http://schemas.microsoft.com/office/word/2024/wordml/sdtformatlock" xmlns:w16se="http://schemas.microsoft.com/office/word/2015/wordml/symex" xmlns:wpg="http://schemas.microsoft.com/office/word/2010/wordprocessingGroup" xmlns:wpi="http://schemas.microsoft.com/office/word/2010/wordprocessingInk" xmlns:wne="http://schemas.microsoft.com/office/word/2006/wordml" xmlns:wps="http://schemas.microsoft.com/office/word/2010/wordprocessingShape" mc:Ignorable="w14 w15 w16se w16cid w16 w16cex w16sdtdh w16sdtfl w16du wp14">
+<w:ftr xmlns:wpc="http://schemas.microsoft.com/office/word/2010/wordprocessingCanvas" xmlns:cx="http://schemas.microsoft.com/office/drawing/2014/chartex" xmlns:cx1="http://schemas.microsoft.com/office/drawing/2015/9/8/chartex" xmlns:cx2="http://schemas.microsoft.com/office/drawing/2015/10/21/chartex" xmlns:cx3="http://schemas.microsoft.com/office/drawing/2016/5/9/chartex" xmlns:cx4="http://schemas.microsoft.com/office/drawing/2016/5/10/chartex" xmlns:cx5="http://schemas.microsoft.com/office/drawing/2016/5/11/chartex" xmlns:cx6="http://schemas.microsoft.com/office/drawing/2016/5/12/chartex" xmlns:cx7="http://schemas.microsoft.com/office/drawing/2016/5/13/chartex" xmlns:cx8="http://schemas.microsoft.com/office/drawing/2016/5/14/chartex" xmlns:mc="http://schemas.openxmlformats.org/markup-compatibility/2006" xmlns:aink="http://schemas.microsoft.com/office/drawing/2016/ink" xmlns:am3d="http://schemas.microsoft.com/office/drawing/2017/model3d" xmlns:o="urn:schemas-microsoft-com:office:office" xmlns:r="http://schemas.openxmlformats.org/officeDocument/2006/relationships" xmlns:m="http://schemas.openxmlformats.org/officeDocument/2006/math" xmlns:v="urn:schemas-microsoft-com:vml" xmlns:wp14="http://schemas.microsoft.com/office/word/2010/wordprocessingDrawing" xmlns:wp="http://schemas.openxmlformats.org/drawingml/2006/wordprocessingDrawing" xmlns:w10="urn:schemas-microsoft-com:office:word" xmlns:w="http://schemas.openxmlformats.org/wordprocessingml/2006/main" xmlns:w14="http://schemas.microsoft.com/office/word/2010/wordml" xmlns:w15="http://schemas.microsoft.com/office/word/2012/wordml" xmlns:w16cex="http://schemas.microsoft.com/office/word/2018/wordml/cex" xmlns:w16cid="http://schemas.microsoft.com/office/word/2016/wordml/cid" xmlns:w16="http://schemas.microsoft.com/office/word/2018/wordml" xmlns:w16sdtdh="http://schemas.microsoft.com/office/word/2020/wordml/sdtdatahash" xmlns:w16se="http://schemas.microsoft.com/office/word/2015/wordml/symex" xmlns:wpg="http://schemas.microsoft.com/office/word/2010/wordprocessingGroup" xmlns:wpi="http://schemas.microsoft.com/office/word/2010/wordprocessingInk" xmlns:wne="http://schemas.microsoft.com/office/word/2006/wordml" xmlns:wps="http://schemas.microsoft.com/office/word/2010/wordprocessingShape" mc:Ignorable="w14 w15 w16se w16cid w16 w16cex w16sdtdh wp14">
   <w:p>
     <w:pPr>
       <w:pBdr>
@@ -2803,12 +2918,53 @@
         <w:tab w:val="right" w:pos="9360"/>
       </w:tabs>
     </w:pPr>
+    <w:proofErr w:type="spellStart"/>
     <w:r>
       <w:rPr>
         <w:sz w:val="14"/>
         <w:szCs w:val="14"/>
       </w:rPr>
-      <w:t>Proios S.A. · Comodoro Pedro Zanni 351, 5.º Piso – 503 LN, Buenos Aires (C1104AAH)  ·  info@proios.com  ·  www.proios.com</w:t>
+      <w:t>Proios</w:t>
+    </w:r>
+    <w:proofErr w:type="spellEnd"/>
+    <w:r>
+      <w:rPr>
+        <w:sz w:val="14"/>
+        <w:szCs w:val="14"/>
+      </w:rPr>
+      <w:t xml:space="preserve"> S.A. · Comodoro Pedro </w:t>
+    </w:r>
+    <w:proofErr w:type="spellStart"/>
+    <w:r>
+      <w:rPr>
+        <w:sz w:val="14"/>
+        <w:szCs w:val="14"/>
+      </w:rPr>
+      <w:t>Zanni</w:t>
+    </w:r>
+    <w:proofErr w:type="spellEnd"/>
+    <w:r>
+      <w:rPr>
+        <w:sz w:val="14"/>
+        <w:szCs w:val="14"/>
+      </w:rPr>
+      <w:t xml:space="preserve"> 351, 5.º Piso – 503 LN, Buenos Aires (C1104</w:t>
+    </w:r>
+    <w:proofErr w:type="gramStart"/>
+    <w:r>
+      <w:rPr>
+        <w:sz w:val="14"/>
+        <w:szCs w:val="14"/>
+      </w:rPr>
+      <w:t>AAH)  ·</w:t>
+    </w:r>
+    <w:proofErr w:type="gramEnd"/>
+    <w:r>
+      <w:rPr>
+        <w:sz w:val="14"/>
+        <w:szCs w:val="14"/>
+      </w:rPr>
+      <w:t xml:space="preserve">  info@proios.com  ·  www.proios.com</w:t>
     </w:r>
     <w:r>
       <w:rPr>
@@ -2859,7 +3015,7 @@
 </file>
 
 <file path=word/footnotes.xml><?xml version="1.0" encoding="utf-8"?>
-<w:footnotes xmlns:wpc="http://schemas.microsoft.com/office/word/2010/wordprocessingCanvas" xmlns:cx="http://schemas.microsoft.com/office/drawing/2014/chartex" xmlns:cx1="http://schemas.microsoft.com/office/drawing/2015/9/8/chartex" xmlns:cx2="http://schemas.microsoft.com/office/drawing/2015/10/21/chartex" xmlns:cx3="http://schemas.microsoft.com/office/drawing/2016/5/9/chartex" xmlns:cx4="http://schemas.microsoft.com/office/drawing/2016/5/10/chartex" xmlns:cx5="http://schemas.microsoft.com/office/drawing/2016/5/11/chartex" xmlns:cx6="http://schemas.microsoft.com/office/drawing/2016/5/12/chartex" xmlns:cx7="http://schemas.microsoft.com/office/drawing/2016/5/13/chartex" xmlns:cx8="http://schemas.microsoft.com/office/drawing/2016/5/14/chartex" xmlns:mc="http://schemas.openxmlformats.org/markup-compatibility/2006" xmlns:aink="http://schemas.microsoft.com/office/drawing/2016/ink" xmlns:am3d="http://schemas.microsoft.com/office/drawing/2017/model3d" xmlns:o="urn:schemas-microsoft-com:office:office" xmlns:oel="http://schemas.microsoft.com/office/2019/extlst" xmlns:r="http://schemas.openxmlformats.org/officeDocument/2006/relationships" xmlns:m="http://schemas.openxmlformats.org/officeDocument/2006/math" xmlns:v="urn:schemas-microsoft-com:vml" xmlns:wp14="http://schemas.microsoft.com/office/word/2010/wordprocessingDrawing" xmlns:wp="http://schemas.openxmlformats.org/drawingml/2006/wordprocessingDrawing" xmlns:w10="urn:schemas-microsoft-com:office:word" xmlns:w="http://schemas.openxmlformats.org/wordprocessingml/2006/main" xmlns:w14="http://schemas.microsoft.com/office/word/2010/wordml" xmlns:w15="http://schemas.microsoft.com/office/word/2012/wordml" xmlns:w16cex="http://schemas.microsoft.com/office/word/2018/wordml/cex" xmlns:w16cid="http://schemas.microsoft.com/office/word/2016/wordml/cid" xmlns:w16="http://schemas.microsoft.com/office/word/2018/wordml" xmlns:w16du="http://schemas.microsoft.com/office/word/2023/wordml/word16du" xmlns:w16sdtdh="http://schemas.microsoft.com/office/word/2020/wordml/sdtdatahash" xmlns:w16sdtfl="http://schemas.microsoft.com/office/word/2024/wordml/sdtformatlock" xmlns:w16se="http://schemas.microsoft.com/office/word/2015/wordml/symex" xmlns:wpg="http://schemas.microsoft.com/office/word/2010/wordprocessingGroup" xmlns:wpi="http://schemas.microsoft.com/office/word/2010/wordprocessingInk" xmlns:wne="http://schemas.microsoft.com/office/word/2006/wordml" xmlns:wps="http://schemas.microsoft.com/office/word/2010/wordprocessingShape" mc:Ignorable="w14 w15 w16se w16cid w16 w16cex w16sdtdh w16sdtfl w16du wp14">
+<w:footnotes xmlns:wpc="http://schemas.microsoft.com/office/word/2010/wordprocessingCanvas" xmlns:cx="http://schemas.microsoft.com/office/drawing/2014/chartex" xmlns:cx1="http://schemas.microsoft.com/office/drawing/2015/9/8/chartex" xmlns:cx2="http://schemas.microsoft.com/office/drawing/2015/10/21/chartex" xmlns:cx3="http://schemas.microsoft.com/office/drawing/2016/5/9/chartex" xmlns:cx4="http://schemas.microsoft.com/office/drawing/2016/5/10/chartex" xmlns:cx5="http://schemas.microsoft.com/office/drawing/2016/5/11/chartex" xmlns:cx6="http://schemas.microsoft.com/office/drawing/2016/5/12/chartex" xmlns:cx7="http://schemas.microsoft.com/office/drawing/2016/5/13/chartex" xmlns:cx8="http://schemas.microsoft.com/office/drawing/2016/5/14/chartex" xmlns:mc="http://schemas.openxmlformats.org/markup-compatibility/2006" xmlns:aink="http://schemas.microsoft.com/office/drawing/2016/ink" xmlns:am3d="http://schemas.microsoft.com/office/drawing/2017/model3d" xmlns:o="urn:schemas-microsoft-com:office:office" xmlns:r="http://schemas.openxmlformats.org/officeDocument/2006/relationships" xmlns:m="http://schemas.openxmlformats.org/officeDocument/2006/math" xmlns:v="urn:schemas-microsoft-com:vml" xmlns:wp14="http://schemas.microsoft.com/office/word/2010/wordprocessingDrawing" xmlns:wp="http://schemas.openxmlformats.org/drawingml/2006/wordprocessingDrawing" xmlns:w10="urn:schemas-microsoft-com:office:word" xmlns:w="http://schemas.openxmlformats.org/wordprocessingml/2006/main" xmlns:w14="http://schemas.microsoft.com/office/word/2010/wordml" xmlns:w15="http://schemas.microsoft.com/office/word/2012/wordml" xmlns:w16cex="http://schemas.microsoft.com/office/word/2018/wordml/cex" xmlns:w16cid="http://schemas.microsoft.com/office/word/2016/wordml/cid" xmlns:w16="http://schemas.microsoft.com/office/word/2018/wordml" xmlns:w16sdtdh="http://schemas.microsoft.com/office/word/2020/wordml/sdtdatahash" xmlns:w16se="http://schemas.microsoft.com/office/word/2015/wordml/symex" xmlns:wpg="http://schemas.microsoft.com/office/word/2010/wordprocessingGroup" xmlns:wpi="http://schemas.microsoft.com/office/word/2010/wordprocessingInk" xmlns:wne="http://schemas.microsoft.com/office/word/2006/wordml" xmlns:wps="http://schemas.microsoft.com/office/word/2010/wordprocessingShape" mc:Ignorable="w14 w15 w16se w16cid w16 w16cex w16sdtdh wp14">
   <w:footnote w:type="separator" w:id="-1">
     <w:p>
       <w:r>
@@ -2878,7 +3034,7 @@
 </file>
 
 <file path=word/header1.xml><?xml version="1.0" encoding="utf-8"?>
-<w:hdr xmlns:wpc="http://schemas.microsoft.com/office/word/2010/wordprocessingCanvas" xmlns:cx="http://schemas.microsoft.com/office/drawing/2014/chartex" xmlns:cx1="http://schemas.microsoft.com/office/drawing/2015/9/8/chartex" xmlns:cx2="http://schemas.microsoft.com/office/drawing/2015/10/21/chartex" xmlns:cx3="http://schemas.microsoft.com/office/drawing/2016/5/9/chartex" xmlns:cx4="http://schemas.microsoft.com/office/drawing/2016/5/10/chartex" xmlns:cx5="http://schemas.microsoft.com/office/drawing/2016/5/11/chartex" xmlns:cx6="http://schemas.microsoft.com/office/drawing/2016/5/12/chartex" xmlns:cx7="http://schemas.microsoft.com/office/drawing/2016/5/13/chartex" xmlns:cx8="http://schemas.microsoft.com/office/drawing/2016/5/14/chartex" xmlns:mc="http://schemas.openxmlformats.org/markup-compatibility/2006" xmlns:aink="http://schemas.microsoft.com/office/drawing/2016/ink" xmlns:am3d="http://schemas.microsoft.com/office/drawing/2017/model3d" xmlns:o="urn:schemas-microsoft-com:office:office" xmlns:oel="http://schemas.microsoft.com/office/2019/extlst" xmlns:r="http://schemas.openxmlformats.org/officeDocument/2006/relationships" xmlns:m="http://schemas.openxmlformats.org/officeDocument/2006/math" xmlns:v="urn:schemas-microsoft-com:vml" xmlns:wp14="http://schemas.microsoft.com/office/word/2010/wordprocessingDrawing" xmlns:wp="http://schemas.openxmlformats.org/drawingml/2006/wordprocessingDrawing" xmlns:w10="urn:schemas-microsoft-com:office:word" xmlns:w="http://schemas.openxmlformats.org/wordprocessingml/2006/main" xmlns:w14="http://schemas.microsoft.com/office/word/2010/wordml" xmlns:w15="http://schemas.microsoft.com/office/word/2012/wordml" xmlns:w16cex="http://schemas.microsoft.com/office/word/2018/wordml/cex" xmlns:w16cid="http://schemas.microsoft.com/office/word/2016/wordml/cid" xmlns:w16="http://schemas.microsoft.com/office/word/2018/wordml" xmlns:w16du="http://schemas.microsoft.com/office/word/2023/wordml/word16du" xmlns:w16sdtdh="http://schemas.microsoft.com/office/word/2020/wordml/sdtdatahash" xmlns:w16sdtfl="http://schemas.microsoft.com/office/word/2024/wordml/sdtformatlock" xmlns:w16se="http://schemas.microsoft.com/office/word/2015/wordml/symex" xmlns:wpg="http://schemas.microsoft.com/office/word/2010/wordprocessingGroup" xmlns:wpi="http://schemas.microsoft.com/office/word/2010/wordprocessingInk" xmlns:wne="http://schemas.microsoft.com/office/word/2006/wordml" xmlns:wps="http://schemas.microsoft.com/office/word/2010/wordprocessingShape" mc:Ignorable="w14 w15 w16se w16cid w16 w16cex w16sdtdh w16sdtfl w16du wp14">
+<w:hdr xmlns:wpc="http://schemas.microsoft.com/office/word/2010/wordprocessingCanvas" xmlns:cx="http://schemas.microsoft.com/office/drawing/2014/chartex" xmlns:cx1="http://schemas.microsoft.com/office/drawing/2015/9/8/chartex" xmlns:cx2="http://schemas.microsoft.com/office/drawing/2015/10/21/chartex" xmlns:cx3="http://schemas.microsoft.com/office/drawing/2016/5/9/chartex" xmlns:cx4="http://schemas.microsoft.com/office/drawing/2016/5/10/chartex" xmlns:cx5="http://schemas.microsoft.com/office/drawing/2016/5/11/chartex" xmlns:cx6="http://schemas.microsoft.com/office/drawing/2016/5/12/chartex" xmlns:cx7="http://schemas.microsoft.com/office/drawing/2016/5/13/chartex" xmlns:cx8="http://schemas.microsoft.com/office/drawing/2016/5/14/chartex" xmlns:mc="http://schemas.openxmlformats.org/markup-compatibility/2006" xmlns:aink="http://schemas.microsoft.com/office/drawing/2016/ink" xmlns:am3d="http://schemas.microsoft.com/office/drawing/2017/model3d" xmlns:o="urn:schemas-microsoft-com:office:office" xmlns:r="http://schemas.openxmlformats.org/officeDocument/2006/relationships" xmlns:m="http://schemas.openxmlformats.org/officeDocument/2006/math" xmlns:v="urn:schemas-microsoft-com:vml" xmlns:wp14="http://schemas.microsoft.com/office/word/2010/wordprocessingDrawing" xmlns:wp="http://schemas.openxmlformats.org/drawingml/2006/wordprocessingDrawing" xmlns:w10="urn:schemas-microsoft-com:office:word" xmlns:w="http://schemas.openxmlformats.org/wordprocessingml/2006/main" xmlns:w14="http://schemas.microsoft.com/office/word/2010/wordml" xmlns:w15="http://schemas.microsoft.com/office/word/2012/wordml" xmlns:w16cex="http://schemas.microsoft.com/office/word/2018/wordml/cex" xmlns:w16cid="http://schemas.microsoft.com/office/word/2016/wordml/cid" xmlns:w16="http://schemas.microsoft.com/office/word/2018/wordml" xmlns:w16sdtdh="http://schemas.microsoft.com/office/word/2020/wordml/sdtdatahash" xmlns:w16se="http://schemas.microsoft.com/office/word/2015/wordml/symex" xmlns:wpg="http://schemas.microsoft.com/office/word/2010/wordprocessingGroup" xmlns:wpi="http://schemas.microsoft.com/office/word/2010/wordprocessingInk" xmlns:wne="http://schemas.microsoft.com/office/word/2006/wordml" xmlns:wps="http://schemas.microsoft.com/office/word/2010/wordprocessingShape" mc:Ignorable="w14 w15 w16se w16cid w16 w16cex w16sdtdh wp14">
   <w:tbl>
     <w:tblPr>
       <w:tblW w:w="9360" w:type="dxa"/>
@@ -2893,6 +3049,11 @@
       <w:gridCol w:w="3140"/>
     </w:tblGrid>
     <w:tr>
+      <w:trPr>
+        <w:cantSplit/>
+        <w:trHeight w:hRule="exact" w:val="2410"/>
+        <w:tblHeader/>
+      </w:trPr>
       <w:tc>
         <w:tcPr>
           <w:tcW w:w="8060" w:type="dxa"/>
@@ -2980,7 +3141,7 @@
 </file>
 
 <file path=word/numbering.xml><?xml version="1.0" encoding="utf-8"?>
-<w:numbering xmlns:wpc="http://schemas.microsoft.com/office/word/2010/wordprocessingCanvas" xmlns:cx="http://schemas.microsoft.com/office/drawing/2014/chartex" xmlns:cx1="http://schemas.microsoft.com/office/drawing/2015/9/8/chartex" xmlns:cx2="http://schemas.microsoft.com/office/drawing/2015/10/21/chartex" xmlns:cx3="http://schemas.microsoft.com/office/drawing/2016/5/9/chartex" xmlns:cx4="http://schemas.microsoft.com/office/drawing/2016/5/10/chartex" xmlns:cx5="http://schemas.microsoft.com/office/drawing/2016/5/11/chartex" xmlns:cx6="http://schemas.microsoft.com/office/drawing/2016/5/12/chartex" xmlns:cx7="http://schemas.microsoft.com/office/drawing/2016/5/13/chartex" xmlns:cx8="http://schemas.microsoft.com/office/drawing/2016/5/14/chartex" xmlns:mc="http://schemas.openxmlformats.org/markup-compatibility/2006" xmlns:aink="http://schemas.microsoft.com/office/drawing/2016/ink" xmlns:am3d="http://schemas.microsoft.com/office/drawing/2017/model3d" xmlns:o="urn:schemas-microsoft-com:office:office" xmlns:oel="http://schemas.microsoft.com/office/2019/extlst" xmlns:r="http://schemas.openxmlformats.org/officeDocument/2006/relationships" xmlns:m="http://schemas.openxmlformats.org/officeDocument/2006/math" xmlns:v="urn:schemas-microsoft-com:vml" xmlns:wp14="http://schemas.microsoft.com/office/word/2010/wordprocessingDrawing" xmlns:wp="http://schemas.openxmlformats.org/drawingml/2006/wordprocessingDrawing" xmlns:w10="urn:schemas-microsoft-com:office:word" xmlns:w="http://schemas.openxmlformats.org/wordprocessingml/2006/main" xmlns:w14="http://schemas.microsoft.com/office/word/2010/wordml" xmlns:w15="http://schemas.microsoft.com/office/word/2012/wordml" xmlns:w16cex="http://schemas.microsoft.com/office/word/2018/wordml/cex" xmlns:w16cid="http://schemas.microsoft.com/office/word/2016/wordml/cid" xmlns:w16="http://schemas.microsoft.com/office/word/2018/wordml" xmlns:w16du="http://schemas.microsoft.com/office/word/2023/wordml/word16du" xmlns:w16sdtdh="http://schemas.microsoft.com/office/word/2020/wordml/sdtdatahash" xmlns:w16sdtfl="http://schemas.microsoft.com/office/word/2024/wordml/sdtformatlock" xmlns:w16se="http://schemas.microsoft.com/office/word/2015/wordml/symex" xmlns:wpg="http://schemas.microsoft.com/office/word/2010/wordprocessingGroup" xmlns:wpi="http://schemas.microsoft.com/office/word/2010/wordprocessingInk" xmlns:wne="http://schemas.microsoft.com/office/word/2006/wordml" xmlns:wps="http://schemas.microsoft.com/office/word/2010/wordprocessingShape" mc:Ignorable="w14 w15 w16se w16cid w16 w16cex w16sdtdh w16sdtfl w16du wp14">
+<w:numbering xmlns:wpc="http://schemas.microsoft.com/office/word/2010/wordprocessingCanvas" xmlns:cx="http://schemas.microsoft.com/office/drawing/2014/chartex" xmlns:cx1="http://schemas.microsoft.com/office/drawing/2015/9/8/chartex" xmlns:cx2="http://schemas.microsoft.com/office/drawing/2015/10/21/chartex" xmlns:cx3="http://schemas.microsoft.com/office/drawing/2016/5/9/chartex" xmlns:cx4="http://schemas.microsoft.com/office/drawing/2016/5/10/chartex" xmlns:cx5="http://schemas.microsoft.com/office/drawing/2016/5/11/chartex" xmlns:cx6="http://schemas.microsoft.com/office/drawing/2016/5/12/chartex" xmlns:cx7="http://schemas.microsoft.com/office/drawing/2016/5/13/chartex" xmlns:cx8="http://schemas.microsoft.com/office/drawing/2016/5/14/chartex" xmlns:mc="http://schemas.openxmlformats.org/markup-compatibility/2006" xmlns:aink="http://schemas.microsoft.com/office/drawing/2016/ink" xmlns:am3d="http://schemas.microsoft.com/office/drawing/2017/model3d" xmlns:o="urn:schemas-microsoft-com:office:office" xmlns:r="http://schemas.openxmlformats.org/officeDocument/2006/relationships" xmlns:m="http://schemas.openxmlformats.org/officeDocument/2006/math" xmlns:v="urn:schemas-microsoft-com:vml" xmlns:wp14="http://schemas.microsoft.com/office/word/2010/wordprocessingDrawing" xmlns:wp="http://schemas.openxmlformats.org/drawingml/2006/wordprocessingDrawing" xmlns:w10="urn:schemas-microsoft-com:office:word" xmlns:w="http://schemas.openxmlformats.org/wordprocessingml/2006/main" xmlns:w14="http://schemas.microsoft.com/office/word/2010/wordml" xmlns:w15="http://schemas.microsoft.com/office/word/2012/wordml" xmlns:w16cex="http://schemas.microsoft.com/office/word/2018/wordml/cex" xmlns:w16cid="http://schemas.microsoft.com/office/word/2016/wordml/cid" xmlns:w16="http://schemas.microsoft.com/office/word/2018/wordml" xmlns:w16sdtdh="http://schemas.microsoft.com/office/word/2020/wordml/sdtdatahash" xmlns:w16se="http://schemas.microsoft.com/office/word/2015/wordml/symex" xmlns:wpg="http://schemas.microsoft.com/office/word/2010/wordprocessingGroup" xmlns:wpi="http://schemas.microsoft.com/office/word/2010/wordprocessingInk" xmlns:wne="http://schemas.microsoft.com/office/word/2006/wordml" xmlns:wps="http://schemas.microsoft.com/office/word/2010/wordprocessingShape" mc:Ignorable="w14 w15 w16se w16cid w16 w16cex w16sdtdh wp14">
   <w:abstractNum w:abstractNumId="0" w15:restartNumberingAfterBreak="0">
     <w:nsid w:val="090B0C57"/>
     <w:multiLevelType w:val="hybridMultilevel"/>
@@ -3121,13 +3282,13 @@
       <w:lvlJc w:val="left"/>
     </w:lvl>
   </w:abstractNum>
-  <w:num w:numId="1" w16cid:durableId="114836868">
+  <w:num w:numId="1">
     <w:abstractNumId w:val="0"/>
     <w:lvlOverride w:ilvl="0">
       <w:startOverride w:val="1"/>
     </w:lvlOverride>
   </w:num>
-  <w:num w:numId="2" w16cid:durableId="279265274">
+  <w:num w:numId="2">
     <w:abstractNumId w:val="1"/>
     <w:lvlOverride w:ilvl="0">
       <w:startOverride w:val="1"/>
@@ -3137,7 +3298,7 @@
 </file>
 
 <file path=word/styles.xml><?xml version="1.0" encoding="utf-8"?>
-<w:styles xmlns:mc="http://schemas.openxmlformats.org/markup-compatibility/2006" xmlns:r="http://schemas.openxmlformats.org/officeDocument/2006/relationships" xmlns:w="http://schemas.openxmlformats.org/wordprocessingml/2006/main" xmlns:w14="http://schemas.microsoft.com/office/word/2010/wordml" xmlns:w15="http://schemas.microsoft.com/office/word/2012/wordml" xmlns:w16cex="http://schemas.microsoft.com/office/word/2018/wordml/cex" xmlns:w16cid="http://schemas.microsoft.com/office/word/2016/wordml/cid" xmlns:w16="http://schemas.microsoft.com/office/word/2018/wordml" xmlns:w16du="http://schemas.microsoft.com/office/word/2023/wordml/word16du" xmlns:w16sdtdh="http://schemas.microsoft.com/office/word/2020/wordml/sdtdatahash" xmlns:w16sdtfl="http://schemas.microsoft.com/office/word/2024/wordml/sdtformatlock" xmlns:w16se="http://schemas.microsoft.com/office/word/2015/wordml/symex" mc:Ignorable="w14 w15 w16se w16cid w16 w16cex w16sdtdh w16sdtfl w16du">
+<w:styles xmlns:mc="http://schemas.openxmlformats.org/markup-compatibility/2006" xmlns:r="http://schemas.openxmlformats.org/officeDocument/2006/relationships" xmlns:w="http://schemas.openxmlformats.org/wordprocessingml/2006/main" xmlns:w14="http://schemas.microsoft.com/office/word/2010/wordml" xmlns:w15="http://schemas.microsoft.com/office/word/2012/wordml" xmlns:w16cex="http://schemas.microsoft.com/office/word/2018/wordml/cex" xmlns:w16cid="http://schemas.microsoft.com/office/word/2016/wordml/cid" xmlns:w16="http://schemas.microsoft.com/office/word/2018/wordml" xmlns:w16sdtdh="http://schemas.microsoft.com/office/word/2020/wordml/sdtdatahash" xmlns:w16se="http://schemas.microsoft.com/office/word/2015/wordml/symex" mc:Ignorable="w14 w15 w16se w16cid w16 w16cex w16sdtdh">
   <w:docDefaults>
     <w:rPrDefault>
       <w:rPr>
